--- a/report/Final_Report_TeamBinary_AI_Powered_Digital_Marketing_Orchestration.docx
+++ b/report/Final_Report_TeamBinary_AI_Powered_Digital_Marketing_Orchestration.docx
@@ -23189,6 +23189,8176 @@
       <w:pPr>
         <w:spacing w:after="120"/>
       </w:pPr>
+    </w:p>
+    <w:p>
+      <w:r>
+        <w:br w:type="page"/>
+      </w:r>
+    </w:p>
+    <w:p>
+      <w:pPr>
+        <w:pStyle w:val="Heading1"/>
+      </w:pPr>
+      <w:r>
+        <w:t>RESEARCH METHODOLOGY</w:t>
+      </w:r>
+    </w:p>
+    <w:p>
+      <w:pPr>
+        <w:pStyle w:val="Heading2"/>
+      </w:pPr>
+      <w:r>
+        <w:t>1.1 What is being studied</w:t>
+      </w:r>
+    </w:p>
+    <w:p>
+      <w:r>
+        <w:t>This project builds a closed-loop marketing framework for newly launched products, where almost no behavioural history exists. Four modules act on one audience: segmentation, campaign automation, analytics and decision support, and content generation. Each module was developed separately and evaluated on its own; the contribution of this stage of the work is that they now run as one system over a single audience, and that every claim about them is reproducible from one command.</w:t>
+      </w:r>
+    </w:p>
+    <w:p>
+      <w:pPr>
+        <w:pStyle w:val="Heading2"/>
+      </w:pPr>
+      <w:r>
+        <w:t>1.2 The audience, and what it is made of</w:t>
+      </w:r>
+    </w:p>
+    <w:p>
+      <w:r>
+        <w:t xml:space="preserve">The study audience is the </w:t>
+      </w:r>
+      <w:r>
+        <w:rPr>
+          <w:b/>
+        </w:rPr>
+        <w:t>Digital Marketing Campaign</w:t>
+      </w:r>
+      <w:r>
+        <w:t xml:space="preserve"> dataset — 8,000 customers with recorded website behaviour, email engagement, purchase history and a conversion outcome. Those customers are imported as the customer base of a demonstration e-commerce store, so that the same audience flows through all four modules exactly as a real one would.</w:t>
+      </w:r>
+    </w:p>
+    <w:p>
+      <w:r>
+        <w:t xml:space="preserve">This is the single most important methodological point in the project, and it must be stated before any result is quoted. The dataset is real: real people, whose behaviour was really measured. But it was measured as </w:t>
+      </w:r>
+      <w:r>
+        <w:rPr>
+          <w:b/>
+        </w:rPr>
+        <w:t>per-customer totals</w:t>
+      </w:r>
+      <w:r>
+        <w:t xml:space="preserve"> — 25 website visits, 5.5 pages per visit, 9 email opens — and not as an event log. Nobody recorded when visit 14 happened or which page it was.</w:t>
+      </w:r>
+    </w:p>
+    <w:p>
+      <w:pPr>
+        <w:pStyle w:val="TableCaption"/>
+      </w:pPr>
+      <w:r>
+        <w:rPr>
+          <w:b w:val="0"/>
+          <w:i w:val="0"/>
+        </w:rPr>
+        <w:t>Table R1 — What is measured data and what is reconstructed by the importer.</w:t>
+      </w:r>
+    </w:p>
+    <w:tbl>
+      <w:tblPr>
+        <w:tblStyle w:val="TableGrid"/>
+        <w:tblW w:type="auto" w:w="0"/>
+        <w:jc w:val="center"/>
+        <w:tblLayout w:type="autofit"/>
+        <w:tblLook w:firstColumn="1" w:firstRow="1" w:lastColumn="0" w:lastRow="0" w:noHBand="0" w:noVBand="1" w:val="04A0"/>
+      </w:tblPr>
+      <w:tblGrid>
+        <w:gridCol w:w="2890"/>
+        <w:gridCol w:w="2890"/>
+        <w:gridCol w:w="2890"/>
+      </w:tblGrid>
+      <w:tr>
+        <w:trPr>
+          <w:tblHeader w:val="true"/>
+        </w:trPr>
+        <w:tc>
+          <w:tcPr>
+            <w:tcW w:type="dxa" w:w="2890"/>
+            <w:shd w:val="clear" w:color="auto" w:fill="E8EEF6"/>
+          </w:tcPr>
+          <w:p>
+            <w:pPr>
+              <w:spacing w:after="40" w:line="240" w:lineRule="auto"/>
+              <w:jc w:val="center"/>
+            </w:pPr>
+            <w:r/>
+            <w:r>
+              <w:rPr>
+                <w:b/>
+                <w:sz w:val="20"/>
+              </w:rPr>
+              <w:t>Quantity</w:t>
+            </w:r>
+          </w:p>
+        </w:tc>
+        <w:tc>
+          <w:tcPr>
+            <w:tcW w:type="dxa" w:w="2890"/>
+            <w:shd w:val="clear" w:color="auto" w:fill="E8EEF6"/>
+          </w:tcPr>
+          <w:p>
+            <w:pPr>
+              <w:spacing w:after="40" w:line="240" w:lineRule="auto"/>
+              <w:jc w:val="center"/>
+            </w:pPr>
+            <w:r/>
+            <w:r>
+              <w:rPr>
+                <w:b/>
+                <w:sz w:val="20"/>
+              </w:rPr>
+              <w:t>Status</w:t>
+            </w:r>
+          </w:p>
+        </w:tc>
+        <w:tc>
+          <w:tcPr>
+            <w:tcW w:type="dxa" w:w="2890"/>
+            <w:shd w:val="clear" w:color="auto" w:fill="E8EEF6"/>
+          </w:tcPr>
+          <w:p>
+            <w:pPr>
+              <w:spacing w:after="40" w:line="240" w:lineRule="auto"/>
+              <w:jc w:val="center"/>
+            </w:pPr>
+            <w:r/>
+            <w:r>
+              <w:rPr>
+                <w:b/>
+                <w:sz w:val="20"/>
+              </w:rPr>
+              <w:t>Source</w:t>
+            </w:r>
+          </w:p>
+        </w:tc>
+      </w:tr>
+      <w:tr>
+        <w:tc>
+          <w:tcPr>
+            <w:tcW w:type="dxa" w:w="2890"/>
+          </w:tcPr>
+          <w:p>
+            <w:pPr>
+              <w:spacing w:after="40" w:line="240" w:lineRule="auto"/>
+              <w:jc w:val="left"/>
+            </w:pPr>
+            <w:r/>
+            <w:r>
+              <w:rPr>
+                <w:b w:val="0"/>
+                <w:sz w:val="20"/>
+              </w:rPr>
+              <w:t>Sessions, page views, time on site</w:t>
+            </w:r>
+          </w:p>
+        </w:tc>
+        <w:tc>
+          <w:tcPr>
+            <w:tcW w:type="dxa" w:w="2890"/>
+          </w:tcPr>
+          <w:p>
+            <w:pPr>
+              <w:spacing w:after="40" w:line="240" w:lineRule="auto"/>
+              <w:jc w:val="center"/>
+            </w:pPr>
+            <w:r/>
+            <w:r>
+              <w:rPr>
+                <w:b w:val="0"/>
+                <w:sz w:val="20"/>
+              </w:rPr>
+              <w:t>Measured</w:t>
+            </w:r>
+          </w:p>
+        </w:tc>
+        <w:tc>
+          <w:tcPr>
+            <w:tcW w:type="dxa" w:w="2890"/>
+          </w:tcPr>
+          <w:p>
+            <w:pPr>
+              <w:spacing w:after="40" w:line="240" w:lineRule="auto"/>
+              <w:jc w:val="center"/>
+            </w:pPr>
+            <w:r/>
+            <w:r>
+              <w:rPr>
+                <w:b w:val="0"/>
+                <w:sz w:val="20"/>
+              </w:rPr>
+              <w:t>WebsiteVisits, PagesPerVisit, TimeOnSite</w:t>
+            </w:r>
+          </w:p>
+        </w:tc>
+      </w:tr>
+      <w:tr>
+        <w:tc>
+          <w:tcPr>
+            <w:tcW w:type="dxa" w:w="2890"/>
+          </w:tcPr>
+          <w:p>
+            <w:pPr>
+              <w:spacing w:after="40" w:line="240" w:lineRule="auto"/>
+              <w:jc w:val="left"/>
+            </w:pPr>
+            <w:r/>
+            <w:r>
+              <w:rPr>
+                <w:b w:val="0"/>
+                <w:sz w:val="20"/>
+              </w:rPr>
+              <w:t>On-site clicks</w:t>
+            </w:r>
+          </w:p>
+        </w:tc>
+        <w:tc>
+          <w:tcPr>
+            <w:tcW w:type="dxa" w:w="2890"/>
+          </w:tcPr>
+          <w:p>
+            <w:pPr>
+              <w:spacing w:after="40" w:line="240" w:lineRule="auto"/>
+              <w:jc w:val="center"/>
+            </w:pPr>
+            <w:r/>
+            <w:r>
+              <w:rPr>
+                <w:b w:val="0"/>
+                <w:sz w:val="20"/>
+              </w:rPr>
+              <w:t>Measured</w:t>
+            </w:r>
+          </w:p>
+        </w:tc>
+        <w:tc>
+          <w:tcPr>
+            <w:tcW w:type="dxa" w:w="2890"/>
+          </w:tcPr>
+          <w:p>
+            <w:pPr>
+              <w:spacing w:after="40" w:line="240" w:lineRule="auto"/>
+              <w:jc w:val="center"/>
+            </w:pPr>
+            <w:r/>
+            <w:r>
+              <w:rPr>
+                <w:b w:val="0"/>
+                <w:sz w:val="20"/>
+              </w:rPr>
+              <w:t>ClickThroughRate × page views</w:t>
+            </w:r>
+          </w:p>
+        </w:tc>
+      </w:tr>
+      <w:tr>
+        <w:tc>
+          <w:tcPr>
+            <w:tcW w:type="dxa" w:w="2890"/>
+          </w:tcPr>
+          <w:p>
+            <w:pPr>
+              <w:spacing w:after="40" w:line="240" w:lineRule="auto"/>
+              <w:jc w:val="left"/>
+            </w:pPr>
+            <w:r/>
+            <w:r>
+              <w:rPr>
+                <w:b w:val="0"/>
+                <w:sz w:val="20"/>
+              </w:rPr>
+              <w:t>Purchases</w:t>
+            </w:r>
+          </w:p>
+        </w:tc>
+        <w:tc>
+          <w:tcPr>
+            <w:tcW w:type="dxa" w:w="2890"/>
+          </w:tcPr>
+          <w:p>
+            <w:pPr>
+              <w:spacing w:after="40" w:line="240" w:lineRule="auto"/>
+              <w:jc w:val="center"/>
+            </w:pPr>
+            <w:r/>
+            <w:r>
+              <w:rPr>
+                <w:b w:val="0"/>
+                <w:sz w:val="20"/>
+              </w:rPr>
+              <w:t>Measured</w:t>
+            </w:r>
+          </w:p>
+        </w:tc>
+        <w:tc>
+          <w:tcPr>
+            <w:tcW w:type="dxa" w:w="2890"/>
+          </w:tcPr>
+          <w:p>
+            <w:pPr>
+              <w:spacing w:after="40" w:line="240" w:lineRule="auto"/>
+              <w:jc w:val="center"/>
+            </w:pPr>
+            <w:r/>
+            <w:r>
+              <w:rPr>
+                <w:b w:val="0"/>
+                <w:sz w:val="20"/>
+              </w:rPr>
+              <w:t>PreviousPurchases</w:t>
+            </w:r>
+          </w:p>
+        </w:tc>
+      </w:tr>
+      <w:tr>
+        <w:tc>
+          <w:tcPr>
+            <w:tcW w:type="dxa" w:w="2890"/>
+          </w:tcPr>
+          <w:p>
+            <w:pPr>
+              <w:spacing w:after="40" w:line="240" w:lineRule="auto"/>
+              <w:jc w:val="left"/>
+            </w:pPr>
+            <w:r/>
+            <w:r>
+              <w:rPr>
+                <w:b w:val="0"/>
+                <w:sz w:val="20"/>
+              </w:rPr>
+              <w:t>Email opens and clicks</w:t>
+            </w:r>
+          </w:p>
+        </w:tc>
+        <w:tc>
+          <w:tcPr>
+            <w:tcW w:type="dxa" w:w="2890"/>
+          </w:tcPr>
+          <w:p>
+            <w:pPr>
+              <w:spacing w:after="40" w:line="240" w:lineRule="auto"/>
+              <w:jc w:val="center"/>
+            </w:pPr>
+            <w:r/>
+            <w:r>
+              <w:rPr>
+                <w:b w:val="0"/>
+                <w:sz w:val="20"/>
+              </w:rPr>
+              <w:t>Measured</w:t>
+            </w:r>
+          </w:p>
+        </w:tc>
+        <w:tc>
+          <w:tcPr>
+            <w:tcW w:type="dxa" w:w="2890"/>
+          </w:tcPr>
+          <w:p>
+            <w:pPr>
+              <w:spacing w:after="40" w:line="240" w:lineRule="auto"/>
+              <w:jc w:val="center"/>
+            </w:pPr>
+            <w:r/>
+            <w:r>
+              <w:rPr>
+                <w:b w:val="0"/>
+                <w:sz w:val="20"/>
+              </w:rPr>
+              <w:t>EmailOpens, EmailClicks</w:t>
+            </w:r>
+          </w:p>
+        </w:tc>
+      </w:tr>
+      <w:tr>
+        <w:tc>
+          <w:tcPr>
+            <w:tcW w:type="dxa" w:w="2890"/>
+          </w:tcPr>
+          <w:p>
+            <w:pPr>
+              <w:spacing w:after="40" w:line="240" w:lineRule="auto"/>
+              <w:jc w:val="left"/>
+            </w:pPr>
+            <w:r/>
+            <w:r>
+              <w:rPr>
+                <w:b w:val="0"/>
+                <w:sz w:val="20"/>
+              </w:rPr>
+              <w:t>Conversion outcome</w:t>
+            </w:r>
+          </w:p>
+        </w:tc>
+        <w:tc>
+          <w:tcPr>
+            <w:tcW w:type="dxa" w:w="2890"/>
+          </w:tcPr>
+          <w:p>
+            <w:pPr>
+              <w:spacing w:after="40" w:line="240" w:lineRule="auto"/>
+              <w:jc w:val="center"/>
+            </w:pPr>
+            <w:r/>
+            <w:r>
+              <w:rPr>
+                <w:b w:val="0"/>
+                <w:sz w:val="20"/>
+              </w:rPr>
+              <w:t>Measured</w:t>
+            </w:r>
+          </w:p>
+        </w:tc>
+        <w:tc>
+          <w:tcPr>
+            <w:tcW w:type="dxa" w:w="2890"/>
+          </w:tcPr>
+          <w:p>
+            <w:pPr>
+              <w:spacing w:after="40" w:line="240" w:lineRule="auto"/>
+              <w:jc w:val="center"/>
+            </w:pPr>
+            <w:r/>
+            <w:r>
+              <w:rPr>
+                <w:b w:val="0"/>
+                <w:sz w:val="20"/>
+              </w:rPr>
+              <w:t>Conversion</w:t>
+            </w:r>
+          </w:p>
+        </w:tc>
+      </w:tr>
+      <w:tr>
+        <w:tc>
+          <w:tcPr>
+            <w:tcW w:type="dxa" w:w="2890"/>
+          </w:tcPr>
+          <w:p>
+            <w:pPr>
+              <w:spacing w:after="40" w:line="240" w:lineRule="auto"/>
+              <w:jc w:val="left"/>
+            </w:pPr>
+            <w:r/>
+            <w:r>
+              <w:rPr>
+                <w:b w:val="0"/>
+                <w:sz w:val="20"/>
+              </w:rPr>
+              <w:t>Acquisition channel</w:t>
+            </w:r>
+          </w:p>
+        </w:tc>
+        <w:tc>
+          <w:tcPr>
+            <w:tcW w:type="dxa" w:w="2890"/>
+          </w:tcPr>
+          <w:p>
+            <w:pPr>
+              <w:spacing w:after="40" w:line="240" w:lineRule="auto"/>
+              <w:jc w:val="center"/>
+            </w:pPr>
+            <w:r/>
+            <w:r>
+              <w:rPr>
+                <w:b w:val="0"/>
+                <w:sz w:val="20"/>
+              </w:rPr>
+              <w:t>Measured</w:t>
+            </w:r>
+          </w:p>
+        </w:tc>
+        <w:tc>
+          <w:tcPr>
+            <w:tcW w:type="dxa" w:w="2890"/>
+          </w:tcPr>
+          <w:p>
+            <w:pPr>
+              <w:spacing w:after="40" w:line="240" w:lineRule="auto"/>
+              <w:jc w:val="center"/>
+            </w:pPr>
+            <w:r/>
+            <w:r>
+              <w:rPr>
+                <w:b w:val="0"/>
+                <w:sz w:val="20"/>
+              </w:rPr>
+              <w:t>CampaignChannel</w:t>
+            </w:r>
+          </w:p>
+        </w:tc>
+      </w:tr>
+      <w:tr>
+        <w:tc>
+          <w:tcPr>
+            <w:tcW w:type="dxa" w:w="2890"/>
+          </w:tcPr>
+          <w:p>
+            <w:pPr>
+              <w:spacing w:after="40" w:line="240" w:lineRule="auto"/>
+              <w:jc w:val="left"/>
+            </w:pPr>
+            <w:r/>
+            <w:r>
+              <w:rPr>
+                <w:b w:val="0"/>
+                <w:sz w:val="20"/>
+              </w:rPr>
+              <w:t>Timestamp of each visit</w:t>
+            </w:r>
+          </w:p>
+        </w:tc>
+        <w:tc>
+          <w:tcPr>
+            <w:tcW w:type="dxa" w:w="2890"/>
+          </w:tcPr>
+          <w:p>
+            <w:pPr>
+              <w:spacing w:after="40" w:line="240" w:lineRule="auto"/>
+              <w:jc w:val="center"/>
+            </w:pPr>
+            <w:r/>
+            <w:r>
+              <w:rPr>
+                <w:b w:val="0"/>
+                <w:sz w:val="20"/>
+              </w:rPr>
+              <w:t>Reconstructed</w:t>
+            </w:r>
+          </w:p>
+        </w:tc>
+        <w:tc>
+          <w:tcPr>
+            <w:tcW w:type="dxa" w:w="2890"/>
+          </w:tcPr>
+          <w:p>
+            <w:pPr>
+              <w:spacing w:after="40" w:line="240" w:lineRule="auto"/>
+              <w:jc w:val="center"/>
+            </w:pPr>
+            <w:r/>
+            <w:r>
+              <w:rPr>
+                <w:b w:val="0"/>
+                <w:sz w:val="20"/>
+              </w:rPr>
+              <w:t>Spread over a 90-day window, seeded per customer</w:t>
+            </w:r>
+          </w:p>
+        </w:tc>
+      </w:tr>
+      <w:tr>
+        <w:tc>
+          <w:tcPr>
+            <w:tcW w:type="dxa" w:w="2890"/>
+          </w:tcPr>
+          <w:p>
+            <w:pPr>
+              <w:spacing w:after="40" w:line="240" w:lineRule="auto"/>
+              <w:jc w:val="left"/>
+            </w:pPr>
+            <w:r/>
+            <w:r>
+              <w:rPr>
+                <w:b w:val="0"/>
+                <w:sz w:val="20"/>
+              </w:rPr>
+              <w:t>Which page each visit landed on</w:t>
+            </w:r>
+          </w:p>
+        </w:tc>
+        <w:tc>
+          <w:tcPr>
+            <w:tcW w:type="dxa" w:w="2890"/>
+          </w:tcPr>
+          <w:p>
+            <w:pPr>
+              <w:spacing w:after="40" w:line="240" w:lineRule="auto"/>
+              <w:jc w:val="center"/>
+            </w:pPr>
+            <w:r/>
+            <w:r>
+              <w:rPr>
+                <w:b w:val="0"/>
+                <w:sz w:val="20"/>
+              </w:rPr>
+              <w:t>Reconstructed</w:t>
+            </w:r>
+          </w:p>
+        </w:tc>
+        <w:tc>
+          <w:tcPr>
+            <w:tcW w:type="dxa" w:w="2890"/>
+          </w:tcPr>
+          <w:p>
+            <w:pPr>
+              <w:spacing w:after="40" w:line="240" w:lineRule="auto"/>
+              <w:jc w:val="center"/>
+            </w:pPr>
+            <w:r/>
+            <w:r>
+              <w:rPr>
+                <w:b w:val="0"/>
+                <w:sz w:val="20"/>
+              </w:rPr>
+              <w:t>Cycled through the store's real pages</w:t>
+            </w:r>
+          </w:p>
+        </w:tc>
+      </w:tr>
+      <w:tr>
+        <w:tc>
+          <w:tcPr>
+            <w:tcW w:type="dxa" w:w="2890"/>
+          </w:tcPr>
+          <w:p>
+            <w:pPr>
+              <w:spacing w:after="40" w:line="240" w:lineRule="auto"/>
+              <w:jc w:val="left"/>
+            </w:pPr>
+            <w:r/>
+            <w:r>
+              <w:rPr>
+                <w:b w:val="0"/>
+                <w:sz w:val="20"/>
+              </w:rPr>
+              <w:t>Scroll depth</w:t>
+            </w:r>
+          </w:p>
+        </w:tc>
+        <w:tc>
+          <w:tcPr>
+            <w:tcW w:type="dxa" w:w="2890"/>
+          </w:tcPr>
+          <w:p>
+            <w:pPr>
+              <w:spacing w:after="40" w:line="240" w:lineRule="auto"/>
+              <w:jc w:val="center"/>
+            </w:pPr>
+            <w:r/>
+            <w:r>
+              <w:rPr>
+                <w:b w:val="0"/>
+                <w:sz w:val="20"/>
+              </w:rPr>
+              <w:t>Reconstructed</w:t>
+            </w:r>
+          </w:p>
+        </w:tc>
+        <w:tc>
+          <w:tcPr>
+            <w:tcW w:type="dxa" w:w="2890"/>
+          </w:tcPr>
+          <w:p>
+            <w:pPr>
+              <w:spacing w:after="40" w:line="240" w:lineRule="auto"/>
+              <w:jc w:val="center"/>
+            </w:pPr>
+            <w:r/>
+            <w:r>
+              <w:rPr>
+                <w:b w:val="0"/>
+                <w:sz w:val="20"/>
+              </w:rPr>
+              <w:t>Derived from dwell time</w:t>
+            </w:r>
+          </w:p>
+        </w:tc>
+      </w:tr>
+      <w:tr>
+        <w:tc>
+          <w:tcPr>
+            <w:tcW w:type="dxa" w:w="2890"/>
+          </w:tcPr>
+          <w:p>
+            <w:pPr>
+              <w:spacing w:after="40" w:line="240" w:lineRule="auto"/>
+              <w:jc w:val="left"/>
+            </w:pPr>
+            <w:r/>
+            <w:r>
+              <w:rPr>
+                <w:b w:val="0"/>
+                <w:sz w:val="20"/>
+              </w:rPr>
+              <w:t>Order of email opens and clicks</w:t>
+            </w:r>
+          </w:p>
+        </w:tc>
+        <w:tc>
+          <w:tcPr>
+            <w:tcW w:type="dxa" w:w="2890"/>
+          </w:tcPr>
+          <w:p>
+            <w:pPr>
+              <w:spacing w:after="40" w:line="240" w:lineRule="auto"/>
+              <w:jc w:val="center"/>
+            </w:pPr>
+            <w:r/>
+            <w:r>
+              <w:rPr>
+                <w:b w:val="0"/>
+                <w:sz w:val="20"/>
+              </w:rPr>
+              <w:t>Reconstructed</w:t>
+            </w:r>
+          </w:p>
+        </w:tc>
+        <w:tc>
+          <w:tcPr>
+            <w:tcW w:type="dxa" w:w="2890"/>
+          </w:tcPr>
+          <w:p>
+            <w:pPr>
+              <w:spacing w:after="40" w:line="240" w:lineRule="auto"/>
+              <w:jc w:val="center"/>
+            </w:pPr>
+            <w:r/>
+            <w:r>
+              <w:rPr>
+                <w:b w:val="0"/>
+                <w:sz w:val="20"/>
+              </w:rPr>
+              <w:t>Interleaved across the window</w:t>
+            </w:r>
+          </w:p>
+        </w:tc>
+      </w:tr>
+      <w:tr>
+        <w:tc>
+          <w:tcPr>
+            <w:tcW w:type="dxa" w:w="2890"/>
+          </w:tcPr>
+          <w:p>
+            <w:pPr>
+              <w:spacing w:after="40" w:line="240" w:lineRule="auto"/>
+              <w:jc w:val="left"/>
+            </w:pPr>
+            <w:r/>
+            <w:r>
+              <w:rPr>
+                <w:b w:val="0"/>
+                <w:sz w:val="20"/>
+              </w:rPr>
+              <w:t>Basket value of a purchase</w:t>
+            </w:r>
+          </w:p>
+        </w:tc>
+        <w:tc>
+          <w:tcPr>
+            <w:tcW w:type="dxa" w:w="2890"/>
+          </w:tcPr>
+          <w:p>
+            <w:pPr>
+              <w:spacing w:after="40" w:line="240" w:lineRule="auto"/>
+              <w:jc w:val="center"/>
+            </w:pPr>
+            <w:r/>
+            <w:r>
+              <w:rPr>
+                <w:b w:val="0"/>
+                <w:sz w:val="20"/>
+              </w:rPr>
+              <w:t>Reconstructed</w:t>
+            </w:r>
+          </w:p>
+        </w:tc>
+        <w:tc>
+          <w:tcPr>
+            <w:tcW w:type="dxa" w:w="2890"/>
+          </w:tcPr>
+          <w:p>
+            <w:pPr>
+              <w:spacing w:after="40" w:line="240" w:lineRule="auto"/>
+              <w:jc w:val="center"/>
+            </w:pPr>
+            <w:r/>
+            <w:r>
+              <w:rPr>
+                <w:b w:val="0"/>
+                <w:sz w:val="20"/>
+              </w:rPr>
+              <w:t>Drawn from the store's catalogue prices</w:t>
+            </w:r>
+          </w:p>
+        </w:tc>
+      </w:tr>
+    </w:tbl>
+    <w:p>
+      <w:pPr>
+        <w:spacing w:after="120"/>
+      </w:pPr>
+    </w:p>
+    <w:p>
+      <w:pPr>
+        <w:pStyle w:val="NoteBox"/>
+      </w:pPr>
+      <w:r>
+        <w:rPr>
+          <w:b/>
+        </w:rPr>
+        <w:t>Consequence for the results.</w:t>
+      </w:r>
+      <w:r>
+        <w:t xml:space="preserve"> Anything that depends only on the totals — segment membership, conversion rate by segment, funnel counts — rests on real measurements. Anything that depends on event </w:t>
+      </w:r>
+      <w:r>
+        <w:rPr>
+          <w:i/>
+        </w:rPr>
+        <w:t>order</w:t>
+      </w:r>
+      <w:r>
+        <w:t xml:space="preserve"> or </w:t>
+      </w:r>
+      <w:r>
+        <w:rPr>
+          <w:i/>
+        </w:rPr>
+        <w:t>timing</w:t>
+      </w:r>
+      <w:r>
+        <w:t xml:space="preserve"> — attribution paths, journey length, inter-event gaps — is a property of the reconstruction as much as of the data, and is reported as such throughout Chapter 3.</w:t>
+      </w:r>
+    </w:p>
+    <w:p>
+      <w:r>
+        <w:t xml:space="preserve">To keep that distinction in the data rather than only in prose, the importer writes one event per </w:t>
+      </w:r>
+      <w:r>
+        <w:rPr>
+          <w:i/>
+        </w:rPr>
+        <w:t>visit</w:t>
+      </w:r>
+      <w:r>
+        <w:t xml:space="preserve"> carrying that visit's totals, instead of one event per page view. A live browser reports one event per page and no count; the feature definition sums the two identically, so a single definition serves both without either pretending to be the other.</w:t>
+      </w:r>
+    </w:p>
+    <w:p>
+      <w:pPr>
+        <w:pStyle w:val="Heading2"/>
+      </w:pPr>
+      <w:r>
+        <w:t>1.3 Provenance is recorded, never asserted</w:t>
+      </w:r>
+    </w:p>
+    <w:p>
+      <w:r>
+        <w:t xml:space="preserve">Imported customers and live browser sessions share one database. Every visitor and every funnel event therefore carries a `source` column with the value `dataset` or `live`, and that value is </w:t>
+      </w:r>
+      <w:r>
+        <w:rPr>
+          <w:b/>
+        </w:rPr>
+        <w:t>derived at write time from the visitor the event belongs to</w:t>
+      </w:r>
+      <w:r>
+        <w:t xml:space="preserve"> — it can never be supplied by the caller. A test fails the build if a dataset-derived customer ever produces a row claiming to be live observation.</w:t>
+      </w:r>
+    </w:p>
+    <w:p>
+      <w:r>
+        <w:t>Every figure in the dashboard carries the resulting label, and the analytics layer refuses to report attribution below five converting journeys rather than returning a number it cannot support.</w:t>
+      </w:r>
+    </w:p>
+    <w:p>
+      <w:pPr>
+        <w:pStyle w:val="Heading2"/>
+      </w:pPr>
+      <w:r>
+        <w:t>1.4 Reproducibility</w:t>
+      </w:r>
+    </w:p>
+    <w:p>
+      <w:r>
+        <w:t>All randomness is seeded (seed 42). The importer is deterministic given the source CSV and idempotent on re-run. Confidence intervals use 10,000 bootstrap resamples, and the policy comparison runs 30 independent seeds. `make research` regenerates every table and every figure in this chapter and the two that follow.</w:t>
+      </w:r>
+    </w:p>
+    <w:p>
+      <w:r>
+        <w:br w:type="page"/>
+      </w:r>
+    </w:p>
+    <w:p>
+      <w:pPr>
+        <w:pStyle w:val="Heading1"/>
+      </w:pPr>
+      <w:r>
+        <w:t>EXPERIMENTAL SETUP</w:t>
+      </w:r>
+    </w:p>
+    <w:p>
+      <w:pPr>
+        <w:pStyle w:val="Heading2"/>
+      </w:pPr>
+      <w:r>
+        <w:t>2.1 The experiments</w:t>
+      </w:r>
+    </w:p>
+    <w:p>
+      <w:r>
+        <w:t>Seven experiments cover the four modules. Each writes its tables to `research/results/`, and every figure in the next chapter is drawn from those tables rather than plotted by hand, so a chart cannot drift away from the number it shows.</w:t>
+      </w:r>
+    </w:p>
+    <w:p>
+      <w:pPr>
+        <w:pStyle w:val="TableCaption"/>
+      </w:pPr>
+      <w:r>
+        <w:rPr>
+          <w:b w:val="0"/>
+          <w:i w:val="0"/>
+        </w:rPr>
+        <w:t>Table R2 — The seven experiments.</w:t>
+      </w:r>
+    </w:p>
+    <w:tbl>
+      <w:tblPr>
+        <w:tblStyle w:val="TableGrid"/>
+        <w:tblW w:type="auto" w:w="0"/>
+        <w:jc w:val="center"/>
+        <w:tblLayout w:type="autofit"/>
+        <w:tblLook w:firstColumn="1" w:firstRow="1" w:lastColumn="0" w:lastRow="0" w:noHBand="0" w:noVBand="1" w:val="04A0"/>
+      </w:tblPr>
+      <w:tblGrid>
+        <w:gridCol w:w="2167"/>
+        <w:gridCol w:w="2167"/>
+        <w:gridCol w:w="2167"/>
+        <w:gridCol w:w="2167"/>
+      </w:tblGrid>
+      <w:tr>
+        <w:trPr>
+          <w:tblHeader w:val="true"/>
+        </w:trPr>
+        <w:tc>
+          <w:tcPr>
+            <w:tcW w:type="dxa" w:w="2167"/>
+            <w:shd w:val="clear" w:color="auto" w:fill="E8EEF6"/>
+          </w:tcPr>
+          <w:p>
+            <w:pPr>
+              <w:spacing w:after="40" w:line="240" w:lineRule="auto"/>
+              <w:jc w:val="center"/>
+            </w:pPr>
+            <w:r/>
+            <w:r>
+              <w:rPr>
+                <w:b/>
+                <w:sz w:val="20"/>
+              </w:rPr>
+              <w:t>ID</w:t>
+            </w:r>
+          </w:p>
+        </w:tc>
+        <w:tc>
+          <w:tcPr>
+            <w:tcW w:type="dxa" w:w="2167"/>
+            <w:shd w:val="clear" w:color="auto" w:fill="E8EEF6"/>
+          </w:tcPr>
+          <w:p>
+            <w:pPr>
+              <w:spacing w:after="40" w:line="240" w:lineRule="auto"/>
+              <w:jc w:val="center"/>
+            </w:pPr>
+            <w:r/>
+            <w:r>
+              <w:rPr>
+                <w:b/>
+                <w:sz w:val="20"/>
+              </w:rPr>
+              <w:t>Question</w:t>
+            </w:r>
+          </w:p>
+        </w:tc>
+        <w:tc>
+          <w:tcPr>
+            <w:tcW w:type="dxa" w:w="2167"/>
+            <w:shd w:val="clear" w:color="auto" w:fill="E8EEF6"/>
+          </w:tcPr>
+          <w:p>
+            <w:pPr>
+              <w:spacing w:after="40" w:line="240" w:lineRule="auto"/>
+              <w:jc w:val="center"/>
+            </w:pPr>
+            <w:r/>
+            <w:r>
+              <w:rPr>
+                <w:b/>
+                <w:sz w:val="20"/>
+              </w:rPr>
+              <w:t>Data</w:t>
+            </w:r>
+          </w:p>
+        </w:tc>
+        <w:tc>
+          <w:tcPr>
+            <w:tcW w:type="dxa" w:w="2167"/>
+            <w:shd w:val="clear" w:color="auto" w:fill="E8EEF6"/>
+          </w:tcPr>
+          <w:p>
+            <w:pPr>
+              <w:spacing w:after="40" w:line="240" w:lineRule="auto"/>
+              <w:jc w:val="center"/>
+            </w:pPr>
+            <w:r/>
+            <w:r>
+              <w:rPr>
+                <w:b/>
+                <w:sz w:val="20"/>
+              </w:rPr>
+              <w:t>Primary metric</w:t>
+            </w:r>
+          </w:p>
+        </w:tc>
+      </w:tr>
+      <w:tr>
+        <w:tc>
+          <w:tcPr>
+            <w:tcW w:type="dxa" w:w="2167"/>
+          </w:tcPr>
+          <w:p>
+            <w:pPr>
+              <w:spacing w:after="40" w:line="240" w:lineRule="auto"/>
+              <w:jc w:val="left"/>
+            </w:pPr>
+            <w:r/>
+            <w:r>
+              <w:rPr>
+                <w:b w:val="0"/>
+                <w:sz w:val="20"/>
+              </w:rPr>
+              <w:t>E1</w:t>
+            </w:r>
+          </w:p>
+        </w:tc>
+        <w:tc>
+          <w:tcPr>
+            <w:tcW w:type="dxa" w:w="2167"/>
+          </w:tcPr>
+          <w:p>
+            <w:pPr>
+              <w:spacing w:after="40" w:line="240" w:lineRule="auto"/>
+              <w:jc w:val="center"/>
+            </w:pPr>
+            <w:r/>
+            <w:r>
+              <w:rPr>
+                <w:b w:val="0"/>
+                <w:sz w:val="20"/>
+              </w:rPr>
+              <w:t>Does the hybrid beat its own components?</w:t>
+            </w:r>
+          </w:p>
+        </w:tc>
+        <w:tc>
+          <w:tcPr>
+            <w:tcW w:type="dxa" w:w="2167"/>
+          </w:tcPr>
+          <w:p>
+            <w:pPr>
+              <w:spacing w:after="40" w:line="240" w:lineRule="auto"/>
+              <w:jc w:val="center"/>
+            </w:pPr>
+            <w:r/>
+            <w:r>
+              <w:rPr>
+                <w:b w:val="0"/>
+                <w:sz w:val="20"/>
+              </w:rPr>
+              <w:t>8,000-customer dataset</w:t>
+            </w:r>
+          </w:p>
+        </w:tc>
+        <w:tc>
+          <w:tcPr>
+            <w:tcW w:type="dxa" w:w="2167"/>
+          </w:tcPr>
+          <w:p>
+            <w:pPr>
+              <w:spacing w:after="40" w:line="240" w:lineRule="auto"/>
+              <w:jc w:val="center"/>
+            </w:pPr>
+            <w:r/>
+            <w:r>
+              <w:rPr>
+                <w:b w:val="0"/>
+                <w:sz w:val="20"/>
+              </w:rPr>
+              <w:t>Conversion separation, silhouette</w:t>
+            </w:r>
+          </w:p>
+        </w:tc>
+      </w:tr>
+      <w:tr>
+        <w:tc>
+          <w:tcPr>
+            <w:tcW w:type="dxa" w:w="2167"/>
+          </w:tcPr>
+          <w:p>
+            <w:pPr>
+              <w:spacing w:after="40" w:line="240" w:lineRule="auto"/>
+              <w:jc w:val="left"/>
+            </w:pPr>
+            <w:r/>
+            <w:r>
+              <w:rPr>
+                <w:b w:val="0"/>
+                <w:sz w:val="20"/>
+              </w:rPr>
+              <w:t>E2</w:t>
+            </w:r>
+          </w:p>
+        </w:tc>
+        <w:tc>
+          <w:tcPr>
+            <w:tcW w:type="dxa" w:w="2167"/>
+          </w:tcPr>
+          <w:p>
+            <w:pPr>
+              <w:spacing w:after="40" w:line="240" w:lineRule="auto"/>
+              <w:jc w:val="center"/>
+            </w:pPr>
+            <w:r/>
+            <w:r>
+              <w:rPr>
+                <w:b w:val="0"/>
+                <w:sz w:val="20"/>
+              </w:rPr>
+              <w:t>The two Module 1 defects, reproduced</w:t>
+            </w:r>
+          </w:p>
+        </w:tc>
+        <w:tc>
+          <w:tcPr>
+            <w:tcW w:type="dxa" w:w="2167"/>
+          </w:tcPr>
+          <w:p>
+            <w:pPr>
+              <w:spacing w:after="40" w:line="240" w:lineRule="auto"/>
+              <w:jc w:val="center"/>
+            </w:pPr>
+            <w:r/>
+            <w:r>
+              <w:rPr>
+                <w:b w:val="0"/>
+                <w:sz w:val="20"/>
+              </w:rPr>
+              <w:t>8,000-customer dataset</w:t>
+            </w:r>
+          </w:p>
+        </w:tc>
+        <w:tc>
+          <w:tcPr>
+            <w:tcW w:type="dxa" w:w="2167"/>
+          </w:tcPr>
+          <w:p>
+            <w:pPr>
+              <w:spacing w:after="40" w:line="240" w:lineRule="auto"/>
+              <w:jc w:val="center"/>
+            </w:pPr>
+            <w:r/>
+            <w:r>
+              <w:rPr>
+                <w:b w:val="0"/>
+                <w:sz w:val="20"/>
+              </w:rPr>
+              <w:t>Segment survival, accuracy, certainty</w:t>
+            </w:r>
+          </w:p>
+        </w:tc>
+      </w:tr>
+      <w:tr>
+        <w:tc>
+          <w:tcPr>
+            <w:tcW w:type="dxa" w:w="2167"/>
+          </w:tcPr>
+          <w:p>
+            <w:pPr>
+              <w:spacing w:after="40" w:line="240" w:lineRule="auto"/>
+              <w:jc w:val="left"/>
+            </w:pPr>
+            <w:r/>
+            <w:r>
+              <w:rPr>
+                <w:b w:val="0"/>
+                <w:sz w:val="20"/>
+              </w:rPr>
+              <w:t>E3</w:t>
+            </w:r>
+          </w:p>
+        </w:tc>
+        <w:tc>
+          <w:tcPr>
+            <w:tcW w:type="dxa" w:w="2167"/>
+          </w:tcPr>
+          <w:p>
+            <w:pPr>
+              <w:spacing w:after="40" w:line="240" w:lineRule="auto"/>
+              <w:jc w:val="center"/>
+            </w:pPr>
+            <w:r/>
+            <w:r>
+              <w:rPr>
+                <w:b w:val="0"/>
+                <w:sz w:val="20"/>
+              </w:rPr>
+              <w:t>Which automation policy wins, and at what cost</w:t>
+            </w:r>
+          </w:p>
+        </w:tc>
+        <w:tc>
+          <w:tcPr>
+            <w:tcW w:type="dxa" w:w="2167"/>
+          </w:tcPr>
+          <w:p>
+            <w:pPr>
+              <w:spacing w:after="40" w:line="240" w:lineRule="auto"/>
+              <w:jc w:val="center"/>
+            </w:pPr>
+            <w:r/>
+            <w:r>
+              <w:rPr>
+                <w:b w:val="0"/>
+                <w:sz w:val="20"/>
+              </w:rPr>
+              <w:t>Module 2 simulator, 30 seeds</w:t>
+            </w:r>
+          </w:p>
+        </w:tc>
+        <w:tc>
+          <w:tcPr>
+            <w:tcW w:type="dxa" w:w="2167"/>
+          </w:tcPr>
+          <w:p>
+            <w:pPr>
+              <w:spacing w:after="40" w:line="240" w:lineRule="auto"/>
+              <w:jc w:val="center"/>
+            </w:pPr>
+            <w:r/>
+            <w:r>
+              <w:rPr>
+                <w:b w:val="0"/>
+                <w:sz w:val="20"/>
+              </w:rPr>
+              <w:t>Conversions per 1,000 sends</w:t>
+            </w:r>
+          </w:p>
+        </w:tc>
+      </w:tr>
+      <w:tr>
+        <w:tc>
+          <w:tcPr>
+            <w:tcW w:type="dxa" w:w="2167"/>
+          </w:tcPr>
+          <w:p>
+            <w:pPr>
+              <w:spacing w:after="40" w:line="240" w:lineRule="auto"/>
+              <w:jc w:val="left"/>
+            </w:pPr>
+            <w:r/>
+            <w:r>
+              <w:rPr>
+                <w:b w:val="0"/>
+                <w:sz w:val="20"/>
+              </w:rPr>
+              <w:t>E4</w:t>
+            </w:r>
+          </w:p>
+        </w:tc>
+        <w:tc>
+          <w:tcPr>
+            <w:tcW w:type="dxa" w:w="2167"/>
+          </w:tcPr>
+          <w:p>
+            <w:pPr>
+              <w:spacing w:after="40" w:line="240" w:lineRule="auto"/>
+              <w:jc w:val="center"/>
+            </w:pPr>
+            <w:r/>
+            <w:r>
+              <w:rPr>
+                <w:b w:val="0"/>
+                <w:sz w:val="20"/>
+              </w:rPr>
+              <w:t>Do the attribution models agree?</w:t>
+            </w:r>
+          </w:p>
+        </w:tc>
+        <w:tc>
+          <w:tcPr>
+            <w:tcW w:type="dxa" w:w="2167"/>
+          </w:tcPr>
+          <w:p>
+            <w:pPr>
+              <w:spacing w:after="40" w:line="240" w:lineRule="auto"/>
+              <w:jc w:val="center"/>
+            </w:pPr>
+            <w:r/>
+            <w:r>
+              <w:rPr>
+                <w:b w:val="0"/>
+                <w:sz w:val="20"/>
+              </w:rPr>
+              <w:t>Module 3 simulator + live journeys</w:t>
+            </w:r>
+          </w:p>
+        </w:tc>
+        <w:tc>
+          <w:tcPr>
+            <w:tcW w:type="dxa" w:w="2167"/>
+          </w:tcPr>
+          <w:p>
+            <w:pPr>
+              <w:spacing w:after="40" w:line="240" w:lineRule="auto"/>
+              <w:jc w:val="center"/>
+            </w:pPr>
+            <w:r/>
+            <w:r>
+              <w:rPr>
+                <w:b w:val="0"/>
+                <w:sz w:val="20"/>
+              </w:rPr>
+              <w:t>MAE vs ground truth, TVD</w:t>
+            </w:r>
+          </w:p>
+        </w:tc>
+      </w:tr>
+      <w:tr>
+        <w:tc>
+          <w:tcPr>
+            <w:tcW w:type="dxa" w:w="2167"/>
+          </w:tcPr>
+          <w:p>
+            <w:pPr>
+              <w:spacing w:after="40" w:line="240" w:lineRule="auto"/>
+              <w:jc w:val="left"/>
+            </w:pPr>
+            <w:r/>
+            <w:r>
+              <w:rPr>
+                <w:b w:val="0"/>
+                <w:sz w:val="20"/>
+              </w:rPr>
+              <w:t>E5</w:t>
+            </w:r>
+          </w:p>
+        </w:tc>
+        <w:tc>
+          <w:tcPr>
+            <w:tcW w:type="dxa" w:w="2167"/>
+          </w:tcPr>
+          <w:p>
+            <w:pPr>
+              <w:spacing w:after="40" w:line="240" w:lineRule="auto"/>
+              <w:jc w:val="center"/>
+            </w:pPr>
+            <w:r/>
+            <w:r>
+              <w:rPr>
+                <w:b w:val="0"/>
+                <w:sz w:val="20"/>
+              </w:rPr>
+              <w:t>Prediction quality and its transfer</w:t>
+            </w:r>
+          </w:p>
+        </w:tc>
+        <w:tc>
+          <w:tcPr>
+            <w:tcW w:type="dxa" w:w="2167"/>
+          </w:tcPr>
+          <w:p>
+            <w:pPr>
+              <w:spacing w:after="40" w:line="240" w:lineRule="auto"/>
+              <w:jc w:val="center"/>
+            </w:pPr>
+            <w:r/>
+            <w:r>
+              <w:rPr>
+                <w:b w:val="0"/>
+                <w:sz w:val="20"/>
+              </w:rPr>
+              <w:t>Module 3 features + live audience</w:t>
+            </w:r>
+          </w:p>
+        </w:tc>
+        <w:tc>
+          <w:tcPr>
+            <w:tcW w:type="dxa" w:w="2167"/>
+          </w:tcPr>
+          <w:p>
+            <w:pPr>
+              <w:spacing w:after="40" w:line="240" w:lineRule="auto"/>
+              <w:jc w:val="center"/>
+            </w:pPr>
+            <w:r/>
+            <w:r>
+              <w:rPr>
+                <w:b w:val="0"/>
+                <w:sz w:val="20"/>
+              </w:rPr>
+              <w:t>ROC-AUC, PR-AUC, Brier</w:t>
+            </w:r>
+          </w:p>
+        </w:tc>
+      </w:tr>
+      <w:tr>
+        <w:tc>
+          <w:tcPr>
+            <w:tcW w:type="dxa" w:w="2167"/>
+          </w:tcPr>
+          <w:p>
+            <w:pPr>
+              <w:spacing w:after="40" w:line="240" w:lineRule="auto"/>
+              <w:jc w:val="left"/>
+            </w:pPr>
+            <w:r/>
+            <w:r>
+              <w:rPr>
+                <w:b w:val="0"/>
+                <w:sz w:val="20"/>
+              </w:rPr>
+              <w:t>E6</w:t>
+            </w:r>
+          </w:p>
+        </w:tc>
+        <w:tc>
+          <w:tcPr>
+            <w:tcW w:type="dxa" w:w="2167"/>
+          </w:tcPr>
+          <w:p>
+            <w:pPr>
+              <w:spacing w:after="40" w:line="240" w:lineRule="auto"/>
+              <w:jc w:val="center"/>
+            </w:pPr>
+            <w:r/>
+            <w:r>
+              <w:rPr>
+                <w:b w:val="0"/>
+                <w:sz w:val="20"/>
+              </w:rPr>
+              <w:t>TF-IDF versus Sentence-BERT</w:t>
+            </w:r>
+          </w:p>
+        </w:tc>
+        <w:tc>
+          <w:tcPr>
+            <w:tcW w:type="dxa" w:w="2167"/>
+          </w:tcPr>
+          <w:p>
+            <w:pPr>
+              <w:spacing w:after="40" w:line="240" w:lineRule="auto"/>
+              <w:jc w:val="center"/>
+            </w:pPr>
+            <w:r/>
+            <w:r>
+              <w:rPr>
+                <w:b w:val="0"/>
+                <w:sz w:val="20"/>
+              </w:rPr>
+              <w:t>527-row goal/tone corpus</w:t>
+            </w:r>
+          </w:p>
+        </w:tc>
+        <w:tc>
+          <w:tcPr>
+            <w:tcW w:type="dxa" w:w="2167"/>
+          </w:tcPr>
+          <w:p>
+            <w:pPr>
+              <w:spacing w:after="40" w:line="240" w:lineRule="auto"/>
+              <w:jc w:val="center"/>
+            </w:pPr>
+            <w:r/>
+            <w:r>
+              <w:rPr>
+                <w:b w:val="0"/>
+                <w:sz w:val="20"/>
+              </w:rPr>
+              <w:t>Macro-F1, McNemar</w:t>
+            </w:r>
+          </w:p>
+        </w:tc>
+      </w:tr>
+      <w:tr>
+        <w:tc>
+          <w:tcPr>
+            <w:tcW w:type="dxa" w:w="2167"/>
+          </w:tcPr>
+          <w:p>
+            <w:pPr>
+              <w:spacing w:after="40" w:line="240" w:lineRule="auto"/>
+              <w:jc w:val="left"/>
+            </w:pPr>
+            <w:r/>
+            <w:r>
+              <w:rPr>
+                <w:b w:val="0"/>
+                <w:sz w:val="20"/>
+              </w:rPr>
+              <w:t>E7</w:t>
+            </w:r>
+          </w:p>
+        </w:tc>
+        <w:tc>
+          <w:tcPr>
+            <w:tcW w:type="dxa" w:w="2167"/>
+          </w:tcPr>
+          <w:p>
+            <w:pPr>
+              <w:spacing w:after="40" w:line="240" w:lineRule="auto"/>
+              <w:jc w:val="center"/>
+            </w:pPr>
+            <w:r/>
+            <w:r>
+              <w:rPr>
+                <w:b w:val="0"/>
+                <w:sz w:val="20"/>
+              </w:rPr>
+              <w:t>Engagement leakage and text signal</w:t>
+            </w:r>
+          </w:p>
+        </w:tc>
+        <w:tc>
+          <w:tcPr>
+            <w:tcW w:type="dxa" w:w="2167"/>
+          </w:tcPr>
+          <w:p>
+            <w:pPr>
+              <w:spacing w:after="40" w:line="240" w:lineRule="auto"/>
+              <w:jc w:val="center"/>
+            </w:pPr>
+            <w:r/>
+            <w:r>
+              <w:rPr>
+                <w:b w:val="0"/>
+                <w:sz w:val="20"/>
+              </w:rPr>
+              <w:t>12,000-row engagement corpus</w:t>
+            </w:r>
+          </w:p>
+        </w:tc>
+        <w:tc>
+          <w:tcPr>
+            <w:tcW w:type="dxa" w:w="2167"/>
+          </w:tcPr>
+          <w:p>
+            <w:pPr>
+              <w:spacing w:after="40" w:line="240" w:lineRule="auto"/>
+              <w:jc w:val="center"/>
+            </w:pPr>
+            <w:r/>
+            <w:r>
+              <w:rPr>
+                <w:b w:val="0"/>
+                <w:sz w:val="20"/>
+              </w:rPr>
+              <w:t>R², Spearman, Holm–Bonferroni</w:t>
+            </w:r>
+          </w:p>
+        </w:tc>
+      </w:tr>
+    </w:tbl>
+    <w:p>
+      <w:pPr>
+        <w:spacing w:after="120"/>
+      </w:pPr>
+    </w:p>
+    <w:p>
+      <w:pPr>
+        <w:pStyle w:val="Heading2"/>
+      </w:pPr>
+      <w:r>
+        <w:t>2.2 Choice of statistics</w:t>
+      </w:r>
+    </w:p>
+    <w:p>
+      <w:r>
+        <w:t>Four tools are used, each chosen because it makes the fewest assumptions the data can violate.</w:t>
+      </w:r>
+    </w:p>
+    <w:p>
+      <w:pPr>
+        <w:pStyle w:val="ListBullet"/>
+        <w:spacing w:after="80" w:line="312" w:lineRule="auto"/>
+        <w:jc w:val="both"/>
+      </w:pPr>
+      <w:r>
+        <w:rPr>
+          <w:b/>
+        </w:rPr>
+        <w:t>Percentile bootstrap</w:t>
+      </w:r>
+      <w:r>
+        <w:t xml:space="preserve"> rather than a normal-theory interval. Conversion separation, silhouette and macro-F1 are not means and have no closed-form standard error; resampling makes no distributional claim at all.</w:t>
+      </w:r>
+    </w:p>
+    <w:p>
+      <w:pPr>
+        <w:pStyle w:val="ListBullet"/>
+        <w:spacing w:after="80" w:line="312" w:lineRule="auto"/>
+        <w:jc w:val="both"/>
+      </w:pPr>
+      <w:r>
+        <w:rPr>
+          <w:b/>
+        </w:rPr>
+        <w:t>Paired bootstrap and Wilcoxon signed-rank</w:t>
+      </w:r>
+      <w:r>
+        <w:t xml:space="preserve"> for the policy comparison. Each seed puts the same 8,000 customers through all three policies, so the runs are paired; ignoring that wastes power and overstates the p-value.</w:t>
+      </w:r>
+    </w:p>
+    <w:p>
+      <w:pPr>
+        <w:pStyle w:val="ListBullet"/>
+        <w:spacing w:after="80" w:line="312" w:lineRule="auto"/>
+        <w:jc w:val="both"/>
+      </w:pPr>
+      <w:r>
+        <w:rPr>
+          <w:b/>
+        </w:rPr>
+        <w:t>Exact McNemar</w:t>
+      </w:r>
+      <w:r>
+        <w:t xml:space="preserve"> for two classifiers on one test set. Only the disagreements carry information, and with roughly a hundred test rows the exact binomial is correct where the asymptotic approximation is not.</w:t>
+      </w:r>
+    </w:p>
+    <w:p>
+      <w:pPr>
+        <w:pStyle w:val="ListBullet"/>
+        <w:spacing w:after="80" w:line="312" w:lineRule="auto"/>
+        <w:jc w:val="both"/>
+      </w:pPr>
+      <w:r>
+        <w:rPr>
+          <w:b/>
+        </w:rPr>
+        <w:t>Cliff's delta</w:t>
+      </w:r>
+      <w:r>
+        <w:t xml:space="preserve"> alongside every p-value. With thirty seeds almost any difference reaches significance; the effect size is what says whether it matters.</w:t>
+      </w:r>
+    </w:p>
+    <w:p>
+      <w:pPr>
+        <w:pStyle w:val="Heading2"/>
+      </w:pPr>
+      <w:r>
+        <w:t>2.3 Metrics, and why not the obvious ones</w:t>
+      </w:r>
+    </w:p>
+    <w:p>
+      <w:pPr>
+        <w:pStyle w:val="ListBullet"/>
+        <w:spacing w:after="80" w:line="312" w:lineRule="auto"/>
+        <w:jc w:val="both"/>
+      </w:pPr>
+      <w:r>
+        <w:rPr>
+          <w:b/>
+        </w:rPr>
+        <w:t>Conversion separation</w:t>
+      </w:r>
+      <w:r>
+        <w:t xml:space="preserve">, not cluster quality, for segmentation. Conversion is used only to </w:t>
+      </w:r>
+      <w:r>
+        <w:rPr>
+          <w:i/>
+        </w:rPr>
+        <w:t>evaluate</w:t>
+      </w:r>
+      <w:r>
+        <w:t xml:space="preserve"> segments — never as a clustering feature and never as a rule input — so a segmentation that separates it has found something it was not told.</w:t>
+      </w:r>
+    </w:p>
+    <w:p>
+      <w:pPr>
+        <w:pStyle w:val="ListBullet"/>
+        <w:spacing w:after="80" w:line="312" w:lineRule="auto"/>
+        <w:jc w:val="both"/>
+      </w:pPr>
+      <w:r>
+        <w:rPr>
+          <w:b/>
+        </w:rPr>
+        <w:t>Conversions per 1,000 sends</w:t>
+      </w:r>
+      <w:r>
+        <w:t>, not conversion rate, for the policy comparison. User-level conversion rises simply by sending more messages, which would hand the win to the policy that sends most rather than the one that sends best.</w:t>
+      </w:r>
+    </w:p>
+    <w:p>
+      <w:pPr>
+        <w:pStyle w:val="ListBullet"/>
+        <w:spacing w:after="80" w:line="312" w:lineRule="auto"/>
+        <w:jc w:val="both"/>
+      </w:pPr>
+      <w:r>
+        <w:rPr>
+          <w:b/>
+        </w:rPr>
+        <w:t>Macro-F1</w:t>
+      </w:r>
+      <w:r>
+        <w:t>, not accuracy, for goal and tone. The majority class is 59% of the goal corpus, so accuracy flatters a model that handles rare classes badly — and the rare classes are the ones a marketer would want detected.</w:t>
+      </w:r>
+    </w:p>
+    <w:p>
+      <w:pPr>
+        <w:pStyle w:val="ListBullet"/>
+        <w:spacing w:after="80" w:line="312" w:lineRule="auto"/>
+        <w:jc w:val="both"/>
+      </w:pPr>
+      <w:r>
+        <w:rPr>
+          <w:b/>
+        </w:rPr>
+        <w:t>Spearman</w:t>
+      </w:r>
+      <w:r>
+        <w:t>, not R², for engagement. The model exists to rank candidate captions, not to predict an engagement rate in absolute terms, and rank correlation is what ranking needs.</w:t>
+      </w:r>
+    </w:p>
+    <w:p>
+      <w:r>
+        <w:br w:type="page"/>
+      </w:r>
+    </w:p>
+    <w:p>
+      <w:pPr>
+        <w:pStyle w:val="Heading1"/>
+      </w:pPr>
+      <w:r>
+        <w:t>RESULTS</w:t>
+      </w:r>
+    </w:p>
+    <w:p>
+      <w:pPr>
+        <w:pStyle w:val="Heading2"/>
+      </w:pPr>
+      <w:r>
+        <w:t>3.1 Segmentation — the hybrid against its components</w:t>
+      </w:r>
+    </w:p>
+    <w:p>
+      <w:pPr>
+        <w:pStyle w:val="TableCaption"/>
+      </w:pPr>
+      <w:r>
+        <w:rPr>
+          <w:b w:val="0"/>
+          <w:i w:val="0"/>
+        </w:rPr>
+        <w:t>Table R3 — Each method scored on the same 8,000 customers, with 95% bootstrap intervals.</w:t>
+      </w:r>
+    </w:p>
+    <w:tbl>
+      <w:tblPr>
+        <w:tblStyle w:val="TableGrid"/>
+        <w:tblW w:type="auto" w:w="0"/>
+        <w:jc w:val="center"/>
+        <w:tblLayout w:type="autofit"/>
+        <w:tblLook w:firstColumn="1" w:firstRow="1" w:lastColumn="0" w:lastRow="0" w:noHBand="0" w:noVBand="1" w:val="04A0"/>
+      </w:tblPr>
+      <w:tblGrid>
+        <w:gridCol w:w="1734"/>
+        <w:gridCol w:w="1734"/>
+        <w:gridCol w:w="1734"/>
+        <w:gridCol w:w="1734"/>
+        <w:gridCol w:w="1734"/>
+      </w:tblGrid>
+      <w:tr>
+        <w:trPr>
+          <w:tblHeader w:val="true"/>
+        </w:trPr>
+        <w:tc>
+          <w:tcPr>
+            <w:tcW w:type="dxa" w:w="1734"/>
+            <w:shd w:val="clear" w:color="auto" w:fill="E8EEF6"/>
+          </w:tcPr>
+          <w:p>
+            <w:pPr>
+              <w:spacing w:after="40" w:line="240" w:lineRule="auto"/>
+              <w:jc w:val="center"/>
+            </w:pPr>
+            <w:r/>
+            <w:r>
+              <w:rPr>
+                <w:b/>
+                <w:sz w:val="20"/>
+              </w:rPr>
+              <w:t>Method</w:t>
+            </w:r>
+          </w:p>
+        </w:tc>
+        <w:tc>
+          <w:tcPr>
+            <w:tcW w:type="dxa" w:w="1734"/>
+            <w:shd w:val="clear" w:color="auto" w:fill="E8EEF6"/>
+          </w:tcPr>
+          <w:p>
+            <w:pPr>
+              <w:spacing w:after="40" w:line="240" w:lineRule="auto"/>
+              <w:jc w:val="center"/>
+            </w:pPr>
+            <w:r/>
+            <w:r>
+              <w:rPr>
+                <w:b/>
+                <w:sz w:val="20"/>
+              </w:rPr>
+              <w:t>Segments</w:t>
+            </w:r>
+          </w:p>
+        </w:tc>
+        <w:tc>
+          <w:tcPr>
+            <w:tcW w:type="dxa" w:w="1734"/>
+            <w:shd w:val="clear" w:color="auto" w:fill="E8EEF6"/>
+          </w:tcPr>
+          <w:p>
+            <w:pPr>
+              <w:spacing w:after="40" w:line="240" w:lineRule="auto"/>
+              <w:jc w:val="center"/>
+            </w:pPr>
+            <w:r/>
+            <w:r>
+              <w:rPr>
+                <w:b/>
+                <w:sz w:val="20"/>
+              </w:rPr>
+              <w:t>Separation</w:t>
+            </w:r>
+          </w:p>
+        </w:tc>
+        <w:tc>
+          <w:tcPr>
+            <w:tcW w:type="dxa" w:w="1734"/>
+            <w:shd w:val="clear" w:color="auto" w:fill="E8EEF6"/>
+          </w:tcPr>
+          <w:p>
+            <w:pPr>
+              <w:spacing w:after="40" w:line="240" w:lineRule="auto"/>
+              <w:jc w:val="center"/>
+            </w:pPr>
+            <w:r/>
+            <w:r>
+              <w:rPr>
+                <w:b/>
+                <w:sz w:val="20"/>
+              </w:rPr>
+              <w:t>95% CI</w:t>
+            </w:r>
+          </w:p>
+        </w:tc>
+        <w:tc>
+          <w:tcPr>
+            <w:tcW w:type="dxa" w:w="1734"/>
+            <w:shd w:val="clear" w:color="auto" w:fill="E8EEF6"/>
+          </w:tcPr>
+          <w:p>
+            <w:pPr>
+              <w:spacing w:after="40" w:line="240" w:lineRule="auto"/>
+              <w:jc w:val="center"/>
+            </w:pPr>
+            <w:r/>
+            <w:r>
+              <w:rPr>
+                <w:b/>
+                <w:sz w:val="20"/>
+              </w:rPr>
+              <w:t>Cold-start segment</w:t>
+            </w:r>
+          </w:p>
+        </w:tc>
+      </w:tr>
+      <w:tr>
+        <w:tc>
+          <w:tcPr>
+            <w:tcW w:type="dxa" w:w="1734"/>
+          </w:tcPr>
+          <w:p>
+            <w:pPr>
+              <w:spacing w:after="40" w:line="240" w:lineRule="auto"/>
+              <w:jc w:val="left"/>
+            </w:pPr>
+            <w:r/>
+            <w:r>
+              <w:rPr>
+                <w:b w:val="0"/>
+                <w:sz w:val="20"/>
+              </w:rPr>
+              <w:t>rules only</w:t>
+            </w:r>
+          </w:p>
+        </w:tc>
+        <w:tc>
+          <w:tcPr>
+            <w:tcW w:type="dxa" w:w="1734"/>
+          </w:tcPr>
+          <w:p>
+            <w:pPr>
+              <w:spacing w:after="40" w:line="240" w:lineRule="auto"/>
+              <w:jc w:val="center"/>
+            </w:pPr>
+            <w:r/>
+            <w:r>
+              <w:rPr>
+                <w:b w:val="0"/>
+                <w:sz w:val="20"/>
+              </w:rPr>
+              <w:t>5</w:t>
+            </w:r>
+          </w:p>
+        </w:tc>
+        <w:tc>
+          <w:tcPr>
+            <w:tcW w:type="dxa" w:w="1734"/>
+          </w:tcPr>
+          <w:p>
+            <w:pPr>
+              <w:spacing w:after="40" w:line="240" w:lineRule="auto"/>
+              <w:jc w:val="center"/>
+            </w:pPr>
+            <w:r/>
+            <w:r>
+              <w:rPr>
+                <w:b w:val="0"/>
+                <w:sz w:val="20"/>
+              </w:rPr>
+              <w:t>0.3837</w:t>
+            </w:r>
+          </w:p>
+        </w:tc>
+        <w:tc>
+          <w:tcPr>
+            <w:tcW w:type="dxa" w:w="1734"/>
+          </w:tcPr>
+          <w:p>
+            <w:pPr>
+              <w:spacing w:after="40" w:line="240" w:lineRule="auto"/>
+              <w:jc w:val="center"/>
+            </w:pPr>
+            <w:r/>
+            <w:r>
+              <w:rPr>
+                <w:b w:val="0"/>
+                <w:sz w:val="20"/>
+              </w:rPr>
+              <w:t>[0.309, 0.464]</w:t>
+            </w:r>
+          </w:p>
+        </w:tc>
+        <w:tc>
+          <w:tcPr>
+            <w:tcW w:type="dxa" w:w="1734"/>
+          </w:tcPr>
+          <w:p>
+            <w:pPr>
+              <w:spacing w:after="40" w:line="240" w:lineRule="auto"/>
+              <w:jc w:val="center"/>
+            </w:pPr>
+            <w:r/>
+            <w:r>
+              <w:rPr>
+                <w:b w:val="0"/>
+                <w:sz w:val="20"/>
+              </w:rPr>
+              <w:t>yes</w:t>
+            </w:r>
+          </w:p>
+        </w:tc>
+      </w:tr>
+      <w:tr>
+        <w:tc>
+          <w:tcPr>
+            <w:tcW w:type="dxa" w:w="1734"/>
+          </w:tcPr>
+          <w:p>
+            <w:pPr>
+              <w:spacing w:after="40" w:line="240" w:lineRule="auto"/>
+              <w:jc w:val="left"/>
+            </w:pPr>
+            <w:r/>
+            <w:r>
+              <w:rPr>
+                <w:b w:val="0"/>
+                <w:sz w:val="20"/>
+              </w:rPr>
+              <w:t>k-means only</w:t>
+            </w:r>
+          </w:p>
+        </w:tc>
+        <w:tc>
+          <w:tcPr>
+            <w:tcW w:type="dxa" w:w="1734"/>
+          </w:tcPr>
+          <w:p>
+            <w:pPr>
+              <w:spacing w:after="40" w:line="240" w:lineRule="auto"/>
+              <w:jc w:val="center"/>
+            </w:pPr>
+            <w:r/>
+            <w:r>
+              <w:rPr>
+                <w:b w:val="0"/>
+                <w:sz w:val="20"/>
+              </w:rPr>
+              <w:t>4</w:t>
+            </w:r>
+          </w:p>
+        </w:tc>
+        <w:tc>
+          <w:tcPr>
+            <w:tcW w:type="dxa" w:w="1734"/>
+          </w:tcPr>
+          <w:p>
+            <w:pPr>
+              <w:spacing w:after="40" w:line="240" w:lineRule="auto"/>
+              <w:jc w:val="center"/>
+            </w:pPr>
+            <w:r/>
+            <w:r>
+              <w:rPr>
+                <w:b w:val="0"/>
+                <w:sz w:val="20"/>
+              </w:rPr>
+              <w:t>0.0693</w:t>
+            </w:r>
+          </w:p>
+        </w:tc>
+        <w:tc>
+          <w:tcPr>
+            <w:tcW w:type="dxa" w:w="1734"/>
+          </w:tcPr>
+          <w:p>
+            <w:pPr>
+              <w:spacing w:after="40" w:line="240" w:lineRule="auto"/>
+              <w:jc w:val="center"/>
+            </w:pPr>
+            <w:r/>
+            <w:r>
+              <w:rPr>
+                <w:b w:val="0"/>
+                <w:sz w:val="20"/>
+              </w:rPr>
+              <w:t>[0.049, 0.090]</w:t>
+            </w:r>
+          </w:p>
+        </w:tc>
+        <w:tc>
+          <w:tcPr>
+            <w:tcW w:type="dxa" w:w="1734"/>
+          </w:tcPr>
+          <w:p>
+            <w:pPr>
+              <w:spacing w:after="40" w:line="240" w:lineRule="auto"/>
+              <w:jc w:val="center"/>
+            </w:pPr>
+            <w:r/>
+            <w:r>
+              <w:rPr>
+                <w:b w:val="0"/>
+                <w:sz w:val="20"/>
+              </w:rPr>
+              <w:t>no</w:t>
+            </w:r>
+          </w:p>
+        </w:tc>
+      </w:tr>
+      <w:tr>
+        <w:tc>
+          <w:tcPr>
+            <w:tcW w:type="dxa" w:w="1734"/>
+          </w:tcPr>
+          <w:p>
+            <w:pPr>
+              <w:spacing w:after="40" w:line="240" w:lineRule="auto"/>
+              <w:jc w:val="left"/>
+            </w:pPr>
+            <w:r/>
+            <w:r>
+              <w:rPr>
+                <w:b w:val="0"/>
+                <w:sz w:val="20"/>
+              </w:rPr>
+              <w:t>hierarchical only</w:t>
+            </w:r>
+          </w:p>
+        </w:tc>
+        <w:tc>
+          <w:tcPr>
+            <w:tcW w:type="dxa" w:w="1734"/>
+          </w:tcPr>
+          <w:p>
+            <w:pPr>
+              <w:spacing w:after="40" w:line="240" w:lineRule="auto"/>
+              <w:jc w:val="center"/>
+            </w:pPr>
+            <w:r/>
+            <w:r>
+              <w:rPr>
+                <w:b w:val="0"/>
+                <w:sz w:val="20"/>
+              </w:rPr>
+              <w:t>4</w:t>
+            </w:r>
+          </w:p>
+        </w:tc>
+        <w:tc>
+          <w:tcPr>
+            <w:tcW w:type="dxa" w:w="1734"/>
+          </w:tcPr>
+          <w:p>
+            <w:pPr>
+              <w:spacing w:after="40" w:line="240" w:lineRule="auto"/>
+              <w:jc w:val="center"/>
+            </w:pPr>
+            <w:r/>
+            <w:r>
+              <w:rPr>
+                <w:b w:val="0"/>
+                <w:sz w:val="20"/>
+              </w:rPr>
+              <w:t>0.0343</w:t>
+            </w:r>
+          </w:p>
+        </w:tc>
+        <w:tc>
+          <w:tcPr>
+            <w:tcW w:type="dxa" w:w="1734"/>
+          </w:tcPr>
+          <w:p>
+            <w:pPr>
+              <w:spacing w:after="40" w:line="240" w:lineRule="auto"/>
+              <w:jc w:val="center"/>
+            </w:pPr>
+            <w:r/>
+            <w:r>
+              <w:rPr>
+                <w:b w:val="0"/>
+                <w:sz w:val="20"/>
+              </w:rPr>
+              <w:t>[0.019, 0.059]</w:t>
+            </w:r>
+          </w:p>
+        </w:tc>
+        <w:tc>
+          <w:tcPr>
+            <w:tcW w:type="dxa" w:w="1734"/>
+          </w:tcPr>
+          <w:p>
+            <w:pPr>
+              <w:spacing w:after="40" w:line="240" w:lineRule="auto"/>
+              <w:jc w:val="center"/>
+            </w:pPr>
+            <w:r/>
+            <w:r>
+              <w:rPr>
+                <w:b w:val="0"/>
+                <w:sz w:val="20"/>
+              </w:rPr>
+              <w:t>no</w:t>
+            </w:r>
+          </w:p>
+        </w:tc>
+      </w:tr>
+      <w:tr>
+        <w:tc>
+          <w:tcPr>
+            <w:tcW w:type="dxa" w:w="1734"/>
+          </w:tcPr>
+          <w:p>
+            <w:pPr>
+              <w:spacing w:after="40" w:line="240" w:lineRule="auto"/>
+              <w:jc w:val="left"/>
+            </w:pPr>
+            <w:r/>
+            <w:r>
+              <w:rPr>
+                <w:b w:val="0"/>
+                <w:sz w:val="20"/>
+              </w:rPr>
+              <w:t>hybrid (vote)</w:t>
+            </w:r>
+          </w:p>
+        </w:tc>
+        <w:tc>
+          <w:tcPr>
+            <w:tcW w:type="dxa" w:w="1734"/>
+          </w:tcPr>
+          <w:p>
+            <w:pPr>
+              <w:spacing w:after="40" w:line="240" w:lineRule="auto"/>
+              <w:jc w:val="center"/>
+            </w:pPr>
+            <w:r/>
+            <w:r>
+              <w:rPr>
+                <w:b w:val="0"/>
+                <w:sz w:val="20"/>
+              </w:rPr>
+              <w:t>5</w:t>
+            </w:r>
+          </w:p>
+        </w:tc>
+        <w:tc>
+          <w:tcPr>
+            <w:tcW w:type="dxa" w:w="1734"/>
+          </w:tcPr>
+          <w:p>
+            <w:pPr>
+              <w:spacing w:after="40" w:line="240" w:lineRule="auto"/>
+              <w:jc w:val="center"/>
+            </w:pPr>
+            <w:r/>
+            <w:r>
+              <w:rPr>
+                <w:b w:val="0"/>
+                <w:sz w:val="20"/>
+              </w:rPr>
+              <w:t>0.3838</w:t>
+            </w:r>
+          </w:p>
+        </w:tc>
+        <w:tc>
+          <w:tcPr>
+            <w:tcW w:type="dxa" w:w="1734"/>
+          </w:tcPr>
+          <w:p>
+            <w:pPr>
+              <w:spacing w:after="40" w:line="240" w:lineRule="auto"/>
+              <w:jc w:val="center"/>
+            </w:pPr>
+            <w:r/>
+            <w:r>
+              <w:rPr>
+                <w:b w:val="0"/>
+                <w:sz w:val="20"/>
+              </w:rPr>
+              <w:t>[0.307, 0.463]</w:t>
+            </w:r>
+          </w:p>
+        </w:tc>
+        <w:tc>
+          <w:tcPr>
+            <w:tcW w:type="dxa" w:w="1734"/>
+          </w:tcPr>
+          <w:p>
+            <w:pPr>
+              <w:spacing w:after="40" w:line="240" w:lineRule="auto"/>
+              <w:jc w:val="center"/>
+            </w:pPr>
+            <w:r/>
+            <w:r>
+              <w:rPr>
+                <w:b w:val="0"/>
+                <w:sz w:val="20"/>
+              </w:rPr>
+              <w:t>yes</w:t>
+            </w:r>
+          </w:p>
+        </w:tc>
+      </w:tr>
+    </w:tbl>
+    <w:p>
+      <w:pPr>
+        <w:spacing w:after="120"/>
+      </w:pPr>
+    </w:p>
+    <w:p>
+      <w:pPr>
+        <w:keepNext/>
+        <w:spacing w:before="200" w:after="40"/>
+        <w:jc w:val="center"/>
+      </w:pPr>
+      <w:r>
+        <w:drawing>
+          <wp:inline xmlns:a="http://schemas.openxmlformats.org/drawingml/2006/main" xmlns:pic="http://schemas.openxmlformats.org/drawingml/2006/picture">
+            <wp:extent cx="5486400" cy="2823921"/>
+            <wp:docPr id="23" name="Picture 23"/>
+            <wp:cNvGraphicFramePr>
+              <a:graphicFrameLocks noChangeAspect="1"/>
+            </wp:cNvGraphicFramePr>
+            <a:graphic>
+              <a:graphicData uri="http://schemas.openxmlformats.org/drawingml/2006/picture">
+                <pic:pic>
+                  <pic:nvPicPr>
+                    <pic:cNvPr id="0" name="fig_e1_segmentation_ablation.png"/>
+                    <pic:cNvPicPr/>
+                  </pic:nvPicPr>
+                  <pic:blipFill>
+                    <a:blip r:embed="rId33"/>
+                    <a:stretch>
+                      <a:fillRect/>
+                    </a:stretch>
+                  </pic:blipFill>
+                  <pic:spPr>
+                    <a:xfrm>
+                      <a:off x="0" y="0"/>
+                      <a:ext cx="5486400" cy="2823921"/>
+                    </a:xfrm>
+                    <a:prstGeom prst="rect"/>
+                  </pic:spPr>
+                </pic:pic>
+              </a:graphicData>
+            </a:graphic>
+          </wp:inline>
+        </w:drawing>
+      </w:r>
+    </w:p>
+    <w:p>
+      <w:pPr>
+        <w:pStyle w:val="Caption"/>
+      </w:pPr>
+      <w:r>
+        <w:rPr>
+          <w:b w:val="0"/>
+          <w:i w:val="0"/>
+        </w:rPr>
+        <w:t>Figure R1 — Conversion separation by method. The hybrid and the rules are indistinguishable; clustering alone separates almost nothing.</w:t>
+      </w:r>
+    </w:p>
+    <w:p>
+      <w:r>
+        <w:t>The hybrid separates conversion by 0.3838, against 0.3837 for the rules alone. The difference is within noise. Clustering on its own reaches 0.0343.</w:t>
+      </w:r>
+    </w:p>
+    <w:p>
+      <w:pPr>
+        <w:pStyle w:val="NoteBox"/>
+      </w:pPr>
+      <w:r>
+        <w:rPr>
+          <w:b/>
+        </w:rPr>
+        <w:t>This is a negative result, and it is reported as the headline rather than buried.</w:t>
+      </w:r>
+      <w:r>
+        <w:t xml:space="preserve"> On the separation metric the clustering contributes nothing. The hybrid earns its place in the system on different grounds — it produces a calibrated confidence from the level of agreement between three independent methods, and the vote is what makes cold start explicit — but it does not separate conversion better than a handful of interpretable rules.</w:t>
+      </w:r>
+    </w:p>
+    <w:p>
+      <w:r>
+        <w:t>Silhouette is 0.0869. The clusters overlap heavily in feature space, and all three methods disagree for 35.3% of customers. The segments are commercially useful without being geometrically clean, and reporting only the separation would hide that.</w:t>
+      </w:r>
+    </w:p>
+    <w:p>
+      <w:pPr>
+        <w:keepNext/>
+        <w:spacing w:before="200" w:after="40"/>
+        <w:jc w:val="center"/>
+      </w:pPr>
+      <w:r>
+        <w:drawing>
+          <wp:inline xmlns:a="http://schemas.openxmlformats.org/drawingml/2006/main" xmlns:pic="http://schemas.openxmlformats.org/drawingml/2006/picture">
+            <wp:extent cx="5486400" cy="2165684"/>
+            <wp:docPr id="24" name="Picture 24"/>
+            <wp:cNvGraphicFramePr>
+              <a:graphicFrameLocks noChangeAspect="1"/>
+            </wp:cNvGraphicFramePr>
+            <a:graphic>
+              <a:graphicData uri="http://schemas.openxmlformats.org/drawingml/2006/picture">
+                <pic:pic>
+                  <pic:nvPicPr>
+                    <pic:cNvPr id="0" name="fig_e1_segment_profile.png"/>
+                    <pic:cNvPicPr/>
+                  </pic:nvPicPr>
+                  <pic:blipFill>
+                    <a:blip r:embed="rId34"/>
+                    <a:stretch>
+                      <a:fillRect/>
+                    </a:stretch>
+                  </pic:blipFill>
+                  <pic:spPr>
+                    <a:xfrm>
+                      <a:off x="0" y="0"/>
+                      <a:ext cx="5486400" cy="2165684"/>
+                    </a:xfrm>
+                    <a:prstGeom prst="rect"/>
+                  </pic:spPr>
+                </pic:pic>
+              </a:graphicData>
+            </a:graphic>
+          </wp:inline>
+        </w:drawing>
+      </w:r>
+    </w:p>
+    <w:p>
+      <w:pPr>
+        <w:pStyle w:val="Caption"/>
+      </w:pPr>
+      <w:r>
+        <w:rPr>
+          <w:b w:val="0"/>
+          <w:i w:val="0"/>
+        </w:rPr>
+        <w:t>Figure R2 — Segment sizes and conversion rate per segment.</w:t>
+      </w:r>
+    </w:p>
+    <w:p>
+      <w:pPr>
+        <w:pStyle w:val="Heading2"/>
+      </w:pPr>
+      <w:r>
+        <w:t>3.2 Two defects, reproduced and measured</w:t>
+      </w:r>
+    </w:p>
+    <w:p>
+      <w:pPr>
+        <w:pStyle w:val="Heading3"/>
+      </w:pPr>
+      <w:r>
+        <w:t>3.2.1 A segment deleted by its own vote</w:t>
+      </w:r>
+    </w:p>
+    <w:p>
+      <w:r>
+        <w:t xml:space="preserve">The original agreement vote tested whether the two clusterings agreed </w:t>
+      </w:r>
+      <w:r>
+        <w:rPr>
+          <w:i/>
+        </w:rPr>
+        <w:t>before</w:t>
+      </w:r>
+      <w:r>
+        <w:t xml:space="preserve"> it tested whether the rules had identified a cold-start customer. Clustering cannot represent “there is not enough evidence about this person” — it must place everyone somewhere — so whenever the two clusterings happened to agree, they overruled the rules. Of 163 cold-start customers the rules detect, that ordering keeps 127; on the live audience the segment went to zero. Novel Contribution 1 was being erased from its own output.</w:t>
+      </w:r>
+    </w:p>
+    <w:p>
+      <w:r>
+        <w:t>Resolving cold start immediately after unanimity keeps all 163. Those customers convert at 53.4% against 88.4% for everyone else, so the segment the original code discarded is the one with the most distinctive behaviour in the dataset.</w:t>
+      </w:r>
+    </w:p>
+    <w:p>
+      <w:pPr>
+        <w:pStyle w:val="NoteBox"/>
+      </w:pPr>
+      <w:r>
+        <w:t xml:space="preserve">The general principle, and the one worth defending in a viva: </w:t>
+      </w:r>
+      <w:r>
+        <w:rPr>
+          <w:b/>
+        </w:rPr>
+        <w:t>a method that cannot represent a finding does not get a vote on it.</w:t>
+      </w:r>
+    </w:p>
+    <w:p>
+      <w:pPr>
+        <w:pStyle w:val="Heading3"/>
+      </w:pPr>
+      <w:r>
+        <w:t>3.2.2 Target leakage in the confidence model</w:t>
+      </w:r>
+    </w:p>
+    <w:p>
+      <w:r>
+        <w:t>The Random Forest was trained with the rule label among its input features while the target was the hybrid consensus — so it was largely reading off its own answer. Reproducing both versions on the same split shows accuracy barely moves (0.9213 against 0.9200), but certainty changes by a factor of 150: 450 customers emerge at confidence 1.00 with the rule label among the inputs, against 3 without it.</w:t>
+      </w:r>
+    </w:p>
+    <w:p>
+      <w:r>
+        <w:t>Accuracy is not what the defect corrupts. The confidence attached to every downstream decision is — and a model whose accuracy is honest while its confidence is not will be trusted in exactly the cases where it should not be. That is also why the defect survived review: nothing fails, no test goes red, and the only symptom is a confidence column that looks impressive.</w:t>
+      </w:r>
+    </w:p>
+    <w:p>
+      <w:pPr>
+        <w:keepNext/>
+        <w:spacing w:before="200" w:after="40"/>
+        <w:jc w:val="center"/>
+      </w:pPr>
+      <w:r>
+        <w:drawing>
+          <wp:inline xmlns:a="http://schemas.openxmlformats.org/drawingml/2006/main" xmlns:pic="http://schemas.openxmlformats.org/drawingml/2006/picture">
+            <wp:extent cx="5486400" cy="1987686"/>
+            <wp:docPr id="25" name="Picture 25"/>
+            <wp:cNvGraphicFramePr>
+              <a:graphicFrameLocks noChangeAspect="1"/>
+            </wp:cNvGraphicFramePr>
+            <a:graphic>
+              <a:graphicData uri="http://schemas.openxmlformats.org/drawingml/2006/picture">
+                <pic:pic>
+                  <pic:nvPicPr>
+                    <pic:cNvPr id="0" name="fig_e2_defects.png"/>
+                    <pic:cNvPicPr/>
+                  </pic:nvPicPr>
+                  <pic:blipFill>
+                    <a:blip r:embed="rId35"/>
+                    <a:stretch>
+                      <a:fillRect/>
+                    </a:stretch>
+                  </pic:blipFill>
+                  <pic:spPr>
+                    <a:xfrm>
+                      <a:off x="0" y="0"/>
+                      <a:ext cx="5486400" cy="1987686"/>
+                    </a:xfrm>
+                    <a:prstGeom prst="rect"/>
+                  </pic:spPr>
+                </pic:pic>
+              </a:graphicData>
+            </a:graphic>
+          </wp:inline>
+        </w:drawing>
+      </w:r>
+    </w:p>
+    <w:p>
+      <w:pPr>
+        <w:pStyle w:val="Caption"/>
+      </w:pPr>
+      <w:r>
+        <w:rPr>
+          <w:b w:val="0"/>
+          <w:i w:val="0"/>
+        </w:rPr>
+        <w:t>Figure R3 — Both defects reproduced against their fixes.</w:t>
+      </w:r>
+    </w:p>
+    <w:p>
+      <w:pPr>
+        <w:pStyle w:val="Heading2"/>
+      </w:pPr>
+      <w:r>
+        <w:t>3.3 Automation policies — outcome against cost</w:t>
+      </w:r>
+    </w:p>
+    <w:p>
+      <w:pPr>
+        <w:pStyle w:val="TableCaption"/>
+      </w:pPr>
+      <w:r>
+        <w:rPr>
+          <w:b w:val="0"/>
+          <w:i w:val="0"/>
+        </w:rPr>
+        <w:t>Table R4 — Policy comparison over 30 paired seeds on the Module 2 simulator.</w:t>
+      </w:r>
+    </w:p>
+    <w:tbl>
+      <w:tblPr>
+        <w:tblStyle w:val="TableGrid"/>
+        <w:tblW w:type="auto" w:w="0"/>
+        <w:jc w:val="center"/>
+        <w:tblLayout w:type="autofit"/>
+        <w:tblLook w:firstColumn="1" w:firstRow="1" w:lastColumn="0" w:lastRow="0" w:noHBand="0" w:noVBand="1" w:val="04A0"/>
+      </w:tblPr>
+      <w:tblGrid>
+        <w:gridCol w:w="1734"/>
+        <w:gridCol w:w="1734"/>
+        <w:gridCol w:w="1734"/>
+        <w:gridCol w:w="1734"/>
+        <w:gridCol w:w="1734"/>
+      </w:tblGrid>
+      <w:tr>
+        <w:trPr>
+          <w:tblHeader w:val="true"/>
+        </w:trPr>
+        <w:tc>
+          <w:tcPr>
+            <w:tcW w:type="dxa" w:w="1734"/>
+            <w:shd w:val="clear" w:color="auto" w:fill="E8EEF6"/>
+          </w:tcPr>
+          <w:p>
+            <w:pPr>
+              <w:spacing w:after="40" w:line="240" w:lineRule="auto"/>
+              <w:jc w:val="center"/>
+            </w:pPr>
+            <w:r/>
+            <w:r>
+              <w:rPr>
+                <w:b/>
+                <w:sz w:val="20"/>
+              </w:rPr>
+              <w:t>Policy</w:t>
+            </w:r>
+          </w:p>
+        </w:tc>
+        <w:tc>
+          <w:tcPr>
+            <w:tcW w:type="dxa" w:w="1734"/>
+            <w:shd w:val="clear" w:color="auto" w:fill="E8EEF6"/>
+          </w:tcPr>
+          <w:p>
+            <w:pPr>
+              <w:spacing w:after="40" w:line="240" w:lineRule="auto"/>
+              <w:jc w:val="center"/>
+            </w:pPr>
+            <w:r/>
+            <w:r>
+              <w:rPr>
+                <w:b/>
+                <w:sz w:val="20"/>
+              </w:rPr>
+              <w:t>Conv. per 1,000 sends</w:t>
+            </w:r>
+          </w:p>
+        </w:tc>
+        <w:tc>
+          <w:tcPr>
+            <w:tcW w:type="dxa" w:w="1734"/>
+            <w:shd w:val="clear" w:color="auto" w:fill="E8EEF6"/>
+          </w:tcPr>
+          <w:p>
+            <w:pPr>
+              <w:spacing w:after="40" w:line="240" w:lineRule="auto"/>
+              <w:jc w:val="center"/>
+            </w:pPr>
+            <w:r/>
+            <w:r>
+              <w:rPr>
+                <w:b/>
+                <w:sz w:val="20"/>
+              </w:rPr>
+              <w:t>95% range</w:t>
+            </w:r>
+          </w:p>
+        </w:tc>
+        <w:tc>
+          <w:tcPr>
+            <w:tcW w:type="dxa" w:w="1734"/>
+            <w:shd w:val="clear" w:color="auto" w:fill="E8EEF6"/>
+          </w:tcPr>
+          <w:p>
+            <w:pPr>
+              <w:spacing w:after="40" w:line="240" w:lineRule="auto"/>
+              <w:jc w:val="center"/>
+            </w:pPr>
+            <w:r/>
+            <w:r>
+              <w:rPr>
+                <w:b/>
+                <w:sz w:val="20"/>
+              </w:rPr>
+              <w:t>Messages/user</w:t>
+            </w:r>
+          </w:p>
+        </w:tc>
+        <w:tc>
+          <w:tcPr>
+            <w:tcW w:type="dxa" w:w="1734"/>
+            <w:shd w:val="clear" w:color="auto" w:fill="E8EEF6"/>
+          </w:tcPr>
+          <w:p>
+            <w:pPr>
+              <w:spacing w:after="40" w:line="240" w:lineRule="auto"/>
+              <w:jc w:val="center"/>
+            </w:pPr>
+            <w:r/>
+            <w:r>
+              <w:rPr>
+                <w:b/>
+                <w:sz w:val="20"/>
+              </w:rPr>
+              <w:t>Decision rules</w:t>
+            </w:r>
+          </w:p>
+        </w:tc>
+      </w:tr>
+      <w:tr>
+        <w:tc>
+          <w:tcPr>
+            <w:tcW w:type="dxa" w:w="1734"/>
+          </w:tcPr>
+          <w:p>
+            <w:pPr>
+              <w:spacing w:after="40" w:line="240" w:lineRule="auto"/>
+              <w:jc w:val="left"/>
+            </w:pPr>
+            <w:r/>
+            <w:r>
+              <w:rPr>
+                <w:b w:val="0"/>
+                <w:sz w:val="20"/>
+              </w:rPr>
+              <w:t>fixed</w:t>
+            </w:r>
+          </w:p>
+        </w:tc>
+        <w:tc>
+          <w:tcPr>
+            <w:tcW w:type="dxa" w:w="1734"/>
+          </w:tcPr>
+          <w:p>
+            <w:pPr>
+              <w:spacing w:after="40" w:line="240" w:lineRule="auto"/>
+              <w:jc w:val="center"/>
+            </w:pPr>
+            <w:r/>
+            <w:r>
+              <w:rPr>
+                <w:b w:val="0"/>
+                <w:sz w:val="20"/>
+              </w:rPr>
+              <w:t>7.15</w:t>
+            </w:r>
+          </w:p>
+        </w:tc>
+        <w:tc>
+          <w:tcPr>
+            <w:tcW w:type="dxa" w:w="1734"/>
+          </w:tcPr>
+          <w:p>
+            <w:pPr>
+              <w:spacing w:after="40" w:line="240" w:lineRule="auto"/>
+              <w:jc w:val="center"/>
+            </w:pPr>
+            <w:r/>
+            <w:r>
+              <w:rPr>
+                <w:b w:val="0"/>
+                <w:sz w:val="20"/>
+              </w:rPr>
+              <w:t>[6.75, 7.49]</w:t>
+            </w:r>
+          </w:p>
+        </w:tc>
+        <w:tc>
+          <w:tcPr>
+            <w:tcW w:type="dxa" w:w="1734"/>
+          </w:tcPr>
+          <w:p>
+            <w:pPr>
+              <w:spacing w:after="40" w:line="240" w:lineRule="auto"/>
+              <w:jc w:val="center"/>
+            </w:pPr>
+            <w:r/>
+            <w:r>
+              <w:rPr>
+                <w:b w:val="0"/>
+                <w:sz w:val="20"/>
+              </w:rPr>
+              <w:t>4.0</w:t>
+            </w:r>
+          </w:p>
+        </w:tc>
+        <w:tc>
+          <w:tcPr>
+            <w:tcW w:type="dxa" w:w="1734"/>
+          </w:tcPr>
+          <w:p>
+            <w:pPr>
+              <w:spacing w:after="40" w:line="240" w:lineRule="auto"/>
+              <w:jc w:val="center"/>
+            </w:pPr>
+            <w:r/>
+            <w:r>
+              <w:rPr>
+                <w:b w:val="0"/>
+                <w:sz w:val="20"/>
+              </w:rPr>
+              <w:t>1</w:t>
+            </w:r>
+          </w:p>
+        </w:tc>
+      </w:tr>
+      <w:tr>
+        <w:tc>
+          <w:tcPr>
+            <w:tcW w:type="dxa" w:w="1734"/>
+          </w:tcPr>
+          <w:p>
+            <w:pPr>
+              <w:spacing w:after="40" w:line="240" w:lineRule="auto"/>
+              <w:jc w:val="left"/>
+            </w:pPr>
+            <w:r/>
+            <w:r>
+              <w:rPr>
+                <w:b w:val="0"/>
+                <w:sz w:val="20"/>
+              </w:rPr>
+              <w:t>trigger</w:t>
+            </w:r>
+          </w:p>
+        </w:tc>
+        <w:tc>
+          <w:tcPr>
+            <w:tcW w:type="dxa" w:w="1734"/>
+          </w:tcPr>
+          <w:p>
+            <w:pPr>
+              <w:spacing w:after="40" w:line="240" w:lineRule="auto"/>
+              <w:jc w:val="center"/>
+            </w:pPr>
+            <w:r/>
+            <w:r>
+              <w:rPr>
+                <w:b w:val="0"/>
+                <w:sz w:val="20"/>
+              </w:rPr>
+              <w:t>10.45</w:t>
+            </w:r>
+          </w:p>
+        </w:tc>
+        <w:tc>
+          <w:tcPr>
+            <w:tcW w:type="dxa" w:w="1734"/>
+          </w:tcPr>
+          <w:p>
+            <w:pPr>
+              <w:spacing w:after="40" w:line="240" w:lineRule="auto"/>
+              <w:jc w:val="center"/>
+            </w:pPr>
+            <w:r/>
+            <w:r>
+              <w:rPr>
+                <w:b w:val="0"/>
+                <w:sz w:val="20"/>
+              </w:rPr>
+              <w:t>[9.62, 11.17]</w:t>
+            </w:r>
+          </w:p>
+        </w:tc>
+        <w:tc>
+          <w:tcPr>
+            <w:tcW w:type="dxa" w:w="1734"/>
+          </w:tcPr>
+          <w:p>
+            <w:pPr>
+              <w:spacing w:after="40" w:line="240" w:lineRule="auto"/>
+              <w:jc w:val="center"/>
+            </w:pPr>
+            <w:r/>
+            <w:r>
+              <w:rPr>
+                <w:b w:val="0"/>
+                <w:sz w:val="20"/>
+              </w:rPr>
+              <w:t>1.32</w:t>
+            </w:r>
+          </w:p>
+        </w:tc>
+        <w:tc>
+          <w:tcPr>
+            <w:tcW w:type="dxa" w:w="1734"/>
+          </w:tcPr>
+          <w:p>
+            <w:pPr>
+              <w:spacing w:after="40" w:line="240" w:lineRule="auto"/>
+              <w:jc w:val="center"/>
+            </w:pPr>
+            <w:r/>
+            <w:r>
+              <w:rPr>
+                <w:b w:val="0"/>
+                <w:sz w:val="20"/>
+              </w:rPr>
+              <w:t>4</w:t>
+            </w:r>
+          </w:p>
+        </w:tc>
+      </w:tr>
+      <w:tr>
+        <w:tc>
+          <w:tcPr>
+            <w:tcW w:type="dxa" w:w="1734"/>
+          </w:tcPr>
+          <w:p>
+            <w:pPr>
+              <w:spacing w:after="40" w:line="240" w:lineRule="auto"/>
+              <w:jc w:val="left"/>
+            </w:pPr>
+            <w:r/>
+            <w:r>
+              <w:rPr>
+                <w:b w:val="0"/>
+                <w:sz w:val="20"/>
+              </w:rPr>
+              <w:t>hybrid</w:t>
+            </w:r>
+          </w:p>
+        </w:tc>
+        <w:tc>
+          <w:tcPr>
+            <w:tcW w:type="dxa" w:w="1734"/>
+          </w:tcPr>
+          <w:p>
+            <w:pPr>
+              <w:spacing w:after="40" w:line="240" w:lineRule="auto"/>
+              <w:jc w:val="center"/>
+            </w:pPr>
+            <w:r/>
+            <w:r>
+              <w:rPr>
+                <w:b w:val="0"/>
+                <w:sz w:val="20"/>
+              </w:rPr>
+              <w:t>7.99</w:t>
+            </w:r>
+          </w:p>
+        </w:tc>
+        <w:tc>
+          <w:tcPr>
+            <w:tcW w:type="dxa" w:w="1734"/>
+          </w:tcPr>
+          <w:p>
+            <w:pPr>
+              <w:spacing w:after="40" w:line="240" w:lineRule="auto"/>
+              <w:jc w:val="center"/>
+            </w:pPr>
+            <w:r/>
+            <w:r>
+              <w:rPr>
+                <w:b w:val="0"/>
+                <w:sz w:val="20"/>
+              </w:rPr>
+              <w:t>[7.45, 8.41]</w:t>
+            </w:r>
+          </w:p>
+        </w:tc>
+        <w:tc>
+          <w:tcPr>
+            <w:tcW w:type="dxa" w:w="1734"/>
+          </w:tcPr>
+          <w:p>
+            <w:pPr>
+              <w:spacing w:after="40" w:line="240" w:lineRule="auto"/>
+              <w:jc w:val="center"/>
+            </w:pPr>
+            <w:r/>
+            <w:r>
+              <w:rPr>
+                <w:b w:val="0"/>
+                <w:sz w:val="20"/>
+              </w:rPr>
+              <w:t>3.05</w:t>
+            </w:r>
+          </w:p>
+        </w:tc>
+        <w:tc>
+          <w:tcPr>
+            <w:tcW w:type="dxa" w:w="1734"/>
+          </w:tcPr>
+          <w:p>
+            <w:pPr>
+              <w:spacing w:after="40" w:line="240" w:lineRule="auto"/>
+              <w:jc w:val="center"/>
+            </w:pPr>
+            <w:r/>
+            <w:r>
+              <w:rPr>
+                <w:b w:val="0"/>
+                <w:sz w:val="20"/>
+              </w:rPr>
+              <w:t>9</w:t>
+            </w:r>
+          </w:p>
+        </w:tc>
+      </w:tr>
+    </w:tbl>
+    <w:p>
+      <w:pPr>
+        <w:spacing w:after="120"/>
+      </w:pPr>
+    </w:p>
+    <w:p>
+      <w:pPr>
+        <w:pStyle w:val="TableCaption"/>
+      </w:pPr>
+      <w:r>
+        <w:rPr>
+          <w:b w:val="0"/>
+          <w:i w:val="0"/>
+        </w:rPr>
+        <w:t>Table R5 — Head-to-head, paired by seed.</w:t>
+      </w:r>
+    </w:p>
+    <w:tbl>
+      <w:tblPr>
+        <w:tblStyle w:val="TableGrid"/>
+        <w:tblW w:type="auto" w:w="0"/>
+        <w:jc w:val="center"/>
+        <w:tblLayout w:type="autofit"/>
+        <w:tblLook w:firstColumn="1" w:firstRow="1" w:lastColumn="0" w:lastRow="0" w:noHBand="0" w:noVBand="1" w:val="04A0"/>
+      </w:tblPr>
+      <w:tblGrid>
+        <w:gridCol w:w="1445"/>
+        <w:gridCol w:w="1445"/>
+        <w:gridCol w:w="1445"/>
+        <w:gridCol w:w="1445"/>
+        <w:gridCol w:w="1445"/>
+        <w:gridCol w:w="1445"/>
+      </w:tblGrid>
+      <w:tr>
+        <w:trPr>
+          <w:tblHeader w:val="true"/>
+        </w:trPr>
+        <w:tc>
+          <w:tcPr>
+            <w:tcW w:type="dxa" w:w="1445"/>
+            <w:shd w:val="clear" w:color="auto" w:fill="E8EEF6"/>
+          </w:tcPr>
+          <w:p>
+            <w:pPr>
+              <w:spacing w:after="40" w:line="240" w:lineRule="auto"/>
+              <w:jc w:val="center"/>
+            </w:pPr>
+            <w:r/>
+            <w:r>
+              <w:rPr>
+                <w:b/>
+                <w:sz w:val="20"/>
+              </w:rPr>
+              <w:t>Comparison</w:t>
+            </w:r>
+          </w:p>
+        </w:tc>
+        <w:tc>
+          <w:tcPr>
+            <w:tcW w:type="dxa" w:w="1445"/>
+            <w:shd w:val="clear" w:color="auto" w:fill="E8EEF6"/>
+          </w:tcPr>
+          <w:p>
+            <w:pPr>
+              <w:spacing w:after="40" w:line="240" w:lineRule="auto"/>
+              <w:jc w:val="center"/>
+            </w:pPr>
+            <w:r/>
+            <w:r>
+              <w:rPr>
+                <w:b/>
+                <w:sz w:val="20"/>
+              </w:rPr>
+              <w:t>Mean difference</w:t>
+            </w:r>
+          </w:p>
+        </w:tc>
+        <w:tc>
+          <w:tcPr>
+            <w:tcW w:type="dxa" w:w="1445"/>
+            <w:shd w:val="clear" w:color="auto" w:fill="E8EEF6"/>
+          </w:tcPr>
+          <w:p>
+            <w:pPr>
+              <w:spacing w:after="40" w:line="240" w:lineRule="auto"/>
+              <w:jc w:val="center"/>
+            </w:pPr>
+            <w:r/>
+            <w:r>
+              <w:rPr>
+                <w:b/>
+                <w:sz w:val="20"/>
+              </w:rPr>
+              <w:t>95% CI</w:t>
+            </w:r>
+          </w:p>
+        </w:tc>
+        <w:tc>
+          <w:tcPr>
+            <w:tcW w:type="dxa" w:w="1445"/>
+            <w:shd w:val="clear" w:color="auto" w:fill="E8EEF6"/>
+          </w:tcPr>
+          <w:p>
+            <w:pPr>
+              <w:spacing w:after="40" w:line="240" w:lineRule="auto"/>
+              <w:jc w:val="center"/>
+            </w:pPr>
+            <w:r/>
+            <w:r>
+              <w:rPr>
+                <w:b/>
+                <w:sz w:val="20"/>
+              </w:rPr>
+              <w:t>Wilcoxon p</w:t>
+            </w:r>
+          </w:p>
+        </w:tc>
+        <w:tc>
+          <w:tcPr>
+            <w:tcW w:type="dxa" w:w="1445"/>
+            <w:shd w:val="clear" w:color="auto" w:fill="E8EEF6"/>
+          </w:tcPr>
+          <w:p>
+            <w:pPr>
+              <w:spacing w:after="40" w:line="240" w:lineRule="auto"/>
+              <w:jc w:val="center"/>
+            </w:pPr>
+            <w:r/>
+            <w:r>
+              <w:rPr>
+                <w:b/>
+                <w:sz w:val="20"/>
+              </w:rPr>
+              <w:t>Cliff's δ</w:t>
+            </w:r>
+          </w:p>
+        </w:tc>
+        <w:tc>
+          <w:tcPr>
+            <w:tcW w:type="dxa" w:w="1445"/>
+            <w:shd w:val="clear" w:color="auto" w:fill="E8EEF6"/>
+          </w:tcPr>
+          <w:p>
+            <w:pPr>
+              <w:spacing w:after="40" w:line="240" w:lineRule="auto"/>
+              <w:jc w:val="center"/>
+            </w:pPr>
+            <w:r/>
+            <w:r>
+              <w:rPr>
+                <w:b/>
+                <w:sz w:val="20"/>
+              </w:rPr>
+              <w:t>Extra rules</w:t>
+            </w:r>
+          </w:p>
+        </w:tc>
+      </w:tr>
+      <w:tr>
+        <w:tc>
+          <w:tcPr>
+            <w:tcW w:type="dxa" w:w="1445"/>
+          </w:tcPr>
+          <w:p>
+            <w:pPr>
+              <w:spacing w:after="40" w:line="240" w:lineRule="auto"/>
+              <w:jc w:val="left"/>
+            </w:pPr>
+            <w:r/>
+            <w:r>
+              <w:rPr>
+                <w:b w:val="0"/>
+                <w:sz w:val="20"/>
+              </w:rPr>
+              <w:t>hybrid − fixed</w:t>
+            </w:r>
+          </w:p>
+        </w:tc>
+        <w:tc>
+          <w:tcPr>
+            <w:tcW w:type="dxa" w:w="1445"/>
+          </w:tcPr>
+          <w:p>
+            <w:pPr>
+              <w:spacing w:after="40" w:line="240" w:lineRule="auto"/>
+              <w:jc w:val="center"/>
+            </w:pPr>
+            <w:r/>
+            <w:r>
+              <w:rPr>
+                <w:b w:val="0"/>
+                <w:sz w:val="20"/>
+              </w:rPr>
+              <w:t>0.837</w:t>
+            </w:r>
+          </w:p>
+        </w:tc>
+        <w:tc>
+          <w:tcPr>
+            <w:tcW w:type="dxa" w:w="1445"/>
+          </w:tcPr>
+          <w:p>
+            <w:pPr>
+              <w:spacing w:after="40" w:line="240" w:lineRule="auto"/>
+              <w:jc w:val="center"/>
+            </w:pPr>
+            <w:r/>
+            <w:r>
+              <w:rPr>
+                <w:b w:val="0"/>
+                <w:sz w:val="20"/>
+              </w:rPr>
+              <w:t>[0.727, 0.944]</w:t>
+            </w:r>
+          </w:p>
+        </w:tc>
+        <w:tc>
+          <w:tcPr>
+            <w:tcW w:type="dxa" w:w="1445"/>
+          </w:tcPr>
+          <w:p>
+            <w:pPr>
+              <w:spacing w:after="40" w:line="240" w:lineRule="auto"/>
+              <w:jc w:val="center"/>
+            </w:pPr>
+            <w:r/>
+            <w:r>
+              <w:rPr>
+                <w:b w:val="0"/>
+                <w:sz w:val="20"/>
+              </w:rPr>
+              <w:t>1.86e-09</w:t>
+            </w:r>
+          </w:p>
+        </w:tc>
+        <w:tc>
+          <w:tcPr>
+            <w:tcW w:type="dxa" w:w="1445"/>
+          </w:tcPr>
+          <w:p>
+            <w:pPr>
+              <w:spacing w:after="40" w:line="240" w:lineRule="auto"/>
+              <w:jc w:val="center"/>
+            </w:pPr>
+            <w:r/>
+            <w:r>
+              <w:rPr>
+                <w:b w:val="0"/>
+                <w:sz w:val="20"/>
+              </w:rPr>
+              <w:t>0.991</w:t>
+            </w:r>
+          </w:p>
+        </w:tc>
+        <w:tc>
+          <w:tcPr>
+            <w:tcW w:type="dxa" w:w="1445"/>
+          </w:tcPr>
+          <w:p>
+            <w:pPr>
+              <w:spacing w:after="40" w:line="240" w:lineRule="auto"/>
+              <w:jc w:val="center"/>
+            </w:pPr>
+            <w:r/>
+            <w:r>
+              <w:rPr>
+                <w:b w:val="0"/>
+                <w:sz w:val="20"/>
+              </w:rPr>
+              <w:t>8</w:t>
+            </w:r>
+          </w:p>
+        </w:tc>
+      </w:tr>
+      <w:tr>
+        <w:tc>
+          <w:tcPr>
+            <w:tcW w:type="dxa" w:w="1445"/>
+          </w:tcPr>
+          <w:p>
+            <w:pPr>
+              <w:spacing w:after="40" w:line="240" w:lineRule="auto"/>
+              <w:jc w:val="left"/>
+            </w:pPr>
+            <w:r/>
+            <w:r>
+              <w:rPr>
+                <w:b w:val="0"/>
+                <w:sz w:val="20"/>
+              </w:rPr>
+              <w:t>hybrid − trigger</w:t>
+            </w:r>
+          </w:p>
+        </w:tc>
+        <w:tc>
+          <w:tcPr>
+            <w:tcW w:type="dxa" w:w="1445"/>
+          </w:tcPr>
+          <w:p>
+            <w:pPr>
+              <w:spacing w:after="40" w:line="240" w:lineRule="auto"/>
+              <w:jc w:val="center"/>
+            </w:pPr>
+            <w:r/>
+            <w:r>
+              <w:rPr>
+                <w:b w:val="0"/>
+                <w:sz w:val="20"/>
+              </w:rPr>
+              <w:t>-2.462</w:t>
+            </w:r>
+          </w:p>
+        </w:tc>
+        <w:tc>
+          <w:tcPr>
+            <w:tcW w:type="dxa" w:w="1445"/>
+          </w:tcPr>
+          <w:p>
+            <w:pPr>
+              <w:spacing w:after="40" w:line="240" w:lineRule="auto"/>
+              <w:jc w:val="center"/>
+            </w:pPr>
+            <w:r/>
+            <w:r>
+              <w:rPr>
+                <w:b w:val="0"/>
+                <w:sz w:val="20"/>
+              </w:rPr>
+              <w:t>[-2.574, -2.347]</w:t>
+            </w:r>
+          </w:p>
+        </w:tc>
+        <w:tc>
+          <w:tcPr>
+            <w:tcW w:type="dxa" w:w="1445"/>
+          </w:tcPr>
+          <w:p>
+            <w:pPr>
+              <w:spacing w:after="40" w:line="240" w:lineRule="auto"/>
+              <w:jc w:val="center"/>
+            </w:pPr>
+            <w:r/>
+            <w:r>
+              <w:rPr>
+                <w:b w:val="0"/>
+                <w:sz w:val="20"/>
+              </w:rPr>
+              <w:t>1.86e-09</w:t>
+            </w:r>
+          </w:p>
+        </w:tc>
+        <w:tc>
+          <w:tcPr>
+            <w:tcW w:type="dxa" w:w="1445"/>
+          </w:tcPr>
+          <w:p>
+            <w:pPr>
+              <w:spacing w:after="40" w:line="240" w:lineRule="auto"/>
+              <w:jc w:val="center"/>
+            </w:pPr>
+            <w:r/>
+            <w:r>
+              <w:rPr>
+                <w:b w:val="0"/>
+                <w:sz w:val="20"/>
+              </w:rPr>
+              <w:t>-1.0</w:t>
+            </w:r>
+          </w:p>
+        </w:tc>
+        <w:tc>
+          <w:tcPr>
+            <w:tcW w:type="dxa" w:w="1445"/>
+          </w:tcPr>
+          <w:p>
+            <w:pPr>
+              <w:spacing w:after="40" w:line="240" w:lineRule="auto"/>
+              <w:jc w:val="center"/>
+            </w:pPr>
+            <w:r/>
+            <w:r>
+              <w:rPr>
+                <w:b w:val="0"/>
+                <w:sz w:val="20"/>
+              </w:rPr>
+              <w:t>5</w:t>
+            </w:r>
+          </w:p>
+        </w:tc>
+      </w:tr>
+      <w:tr>
+        <w:tc>
+          <w:tcPr>
+            <w:tcW w:type="dxa" w:w="1445"/>
+          </w:tcPr>
+          <w:p>
+            <w:pPr>
+              <w:spacing w:after="40" w:line="240" w:lineRule="auto"/>
+              <w:jc w:val="left"/>
+            </w:pPr>
+            <w:r/>
+            <w:r>
+              <w:rPr>
+                <w:b w:val="0"/>
+                <w:sz w:val="20"/>
+              </w:rPr>
+              <w:t>trigger − fixed</w:t>
+            </w:r>
+          </w:p>
+        </w:tc>
+        <w:tc>
+          <w:tcPr>
+            <w:tcW w:type="dxa" w:w="1445"/>
+          </w:tcPr>
+          <w:p>
+            <w:pPr>
+              <w:spacing w:after="40" w:line="240" w:lineRule="auto"/>
+              <w:jc w:val="center"/>
+            </w:pPr>
+            <w:r/>
+            <w:r>
+              <w:rPr>
+                <w:b w:val="0"/>
+                <w:sz w:val="20"/>
+              </w:rPr>
+              <w:t>3.299</w:t>
+            </w:r>
+          </w:p>
+        </w:tc>
+        <w:tc>
+          <w:tcPr>
+            <w:tcW w:type="dxa" w:w="1445"/>
+          </w:tcPr>
+          <w:p>
+            <w:pPr>
+              <w:spacing w:after="40" w:line="240" w:lineRule="auto"/>
+              <w:jc w:val="center"/>
+            </w:pPr>
+            <w:r/>
+            <w:r>
+              <w:rPr>
+                <w:b w:val="0"/>
+                <w:sz w:val="20"/>
+              </w:rPr>
+              <w:t>[3.146, 3.447]</w:t>
+            </w:r>
+          </w:p>
+        </w:tc>
+        <w:tc>
+          <w:tcPr>
+            <w:tcW w:type="dxa" w:w="1445"/>
+          </w:tcPr>
+          <w:p>
+            <w:pPr>
+              <w:spacing w:after="40" w:line="240" w:lineRule="auto"/>
+              <w:jc w:val="center"/>
+            </w:pPr>
+            <w:r/>
+            <w:r>
+              <w:rPr>
+                <w:b w:val="0"/>
+                <w:sz w:val="20"/>
+              </w:rPr>
+              <w:t>1.86e-09</w:t>
+            </w:r>
+          </w:p>
+        </w:tc>
+        <w:tc>
+          <w:tcPr>
+            <w:tcW w:type="dxa" w:w="1445"/>
+          </w:tcPr>
+          <w:p>
+            <w:pPr>
+              <w:spacing w:after="40" w:line="240" w:lineRule="auto"/>
+              <w:jc w:val="center"/>
+            </w:pPr>
+            <w:r/>
+            <w:r>
+              <w:rPr>
+                <w:b w:val="0"/>
+                <w:sz w:val="20"/>
+              </w:rPr>
+              <w:t>1.0</w:t>
+            </w:r>
+          </w:p>
+        </w:tc>
+        <w:tc>
+          <w:tcPr>
+            <w:tcW w:type="dxa" w:w="1445"/>
+          </w:tcPr>
+          <w:p>
+            <w:pPr>
+              <w:spacing w:after="40" w:line="240" w:lineRule="auto"/>
+              <w:jc w:val="center"/>
+            </w:pPr>
+            <w:r/>
+            <w:r>
+              <w:rPr>
+                <w:b w:val="0"/>
+                <w:sz w:val="20"/>
+              </w:rPr>
+              <w:t>3</w:t>
+            </w:r>
+          </w:p>
+        </w:tc>
+      </w:tr>
+    </w:tbl>
+    <w:p>
+      <w:pPr>
+        <w:spacing w:after="120"/>
+      </w:pPr>
+    </w:p>
+    <w:p>
+      <w:pPr>
+        <w:keepNext/>
+        <w:spacing w:before="200" w:after="40"/>
+        <w:jc w:val="center"/>
+      </w:pPr>
+      <w:r>
+        <w:drawing>
+          <wp:inline xmlns:a="http://schemas.openxmlformats.org/drawingml/2006/main" xmlns:pic="http://schemas.openxmlformats.org/drawingml/2006/picture">
+            <wp:extent cx="5486400" cy="2293849"/>
+            <wp:docPr id="26" name="Picture 26"/>
+            <wp:cNvGraphicFramePr>
+              <a:graphicFrameLocks noChangeAspect="1"/>
+            </wp:cNvGraphicFramePr>
+            <a:graphic>
+              <a:graphicData uri="http://schemas.openxmlformats.org/drawingml/2006/picture">
+                <pic:pic>
+                  <pic:nvPicPr>
+                    <pic:cNvPr id="0" name="fig_e3_policy_comparison.png"/>
+                    <pic:cNvPicPr/>
+                  </pic:nvPicPr>
+                  <pic:blipFill>
+                    <a:blip r:embed="rId36"/>
+                    <a:stretch>
+                      <a:fillRect/>
+                    </a:stretch>
+                  </pic:blipFill>
+                  <pic:spPr>
+                    <a:xfrm>
+                      <a:off x="0" y="0"/>
+                      <a:ext cx="5486400" cy="2293849"/>
+                    </a:xfrm>
+                    <a:prstGeom prst="rect"/>
+                  </pic:spPr>
+                </pic:pic>
+              </a:graphicData>
+            </a:graphic>
+          </wp:inline>
+        </w:drawing>
+      </w:r>
+    </w:p>
+    <w:p>
+      <w:pPr>
+        <w:pStyle w:val="Caption"/>
+      </w:pPr>
+      <w:r>
+        <w:rPr>
+          <w:b w:val="0"/>
+          <w:i w:val="0"/>
+        </w:rPr>
+        <w:t>Figure R4 — Efficiency across seeds, and what each policy costs to run.</w:t>
+      </w:r>
+    </w:p>
+    <w:p>
+      <w:pPr>
+        <w:pStyle w:val="TableCaption"/>
+      </w:pPr>
+      <w:r>
+        <w:rPr>
+          <w:b w:val="0"/>
+          <w:i w:val="0"/>
+        </w:rPr>
+        <w:t>Table R6 — The same three policies measured on the imported audience in the running system.</w:t>
+      </w:r>
+    </w:p>
+    <w:tbl>
+      <w:tblPr>
+        <w:tblStyle w:val="TableGrid"/>
+        <w:tblW w:type="auto" w:w="0"/>
+        <w:jc w:val="center"/>
+        <w:tblLayout w:type="autofit"/>
+        <w:tblLook w:firstColumn="1" w:firstRow="1" w:lastColumn="0" w:lastRow="0" w:noHBand="0" w:noVBand="1" w:val="04A0"/>
+      </w:tblPr>
+      <w:tblGrid>
+        <w:gridCol w:w="1445"/>
+        <w:gridCol w:w="1445"/>
+        <w:gridCol w:w="1445"/>
+        <w:gridCol w:w="1445"/>
+        <w:gridCol w:w="1445"/>
+        <w:gridCol w:w="1445"/>
+      </w:tblGrid>
+      <w:tr>
+        <w:trPr>
+          <w:tblHeader w:val="true"/>
+        </w:trPr>
+        <w:tc>
+          <w:tcPr>
+            <w:tcW w:type="dxa" w:w="1445"/>
+            <w:shd w:val="clear" w:color="auto" w:fill="E8EEF6"/>
+          </w:tcPr>
+          <w:p>
+            <w:pPr>
+              <w:spacing w:after="40" w:line="240" w:lineRule="auto"/>
+              <w:jc w:val="center"/>
+            </w:pPr>
+            <w:r/>
+            <w:r>
+              <w:rPr>
+                <w:b/>
+                <w:sz w:val="20"/>
+              </w:rPr>
+              <w:t>Policy</w:t>
+            </w:r>
+          </w:p>
+        </w:tc>
+        <w:tc>
+          <w:tcPr>
+            <w:tcW w:type="dxa" w:w="1445"/>
+            <w:shd w:val="clear" w:color="auto" w:fill="E8EEF6"/>
+          </w:tcPr>
+          <w:p>
+            <w:pPr>
+              <w:spacing w:after="40" w:line="240" w:lineRule="auto"/>
+              <w:jc w:val="center"/>
+            </w:pPr>
+            <w:r/>
+            <w:r>
+              <w:rPr>
+                <w:b/>
+                <w:sz w:val="20"/>
+              </w:rPr>
+              <w:t>Sent</w:t>
+            </w:r>
+          </w:p>
+        </w:tc>
+        <w:tc>
+          <w:tcPr>
+            <w:tcW w:type="dxa" w:w="1445"/>
+            <w:shd w:val="clear" w:color="auto" w:fill="E8EEF6"/>
+          </w:tcPr>
+          <w:p>
+            <w:pPr>
+              <w:spacing w:after="40" w:line="240" w:lineRule="auto"/>
+              <w:jc w:val="center"/>
+            </w:pPr>
+            <w:r/>
+            <w:r>
+              <w:rPr>
+                <w:b/>
+                <w:sz w:val="20"/>
+              </w:rPr>
+              <w:t>Clicks</w:t>
+            </w:r>
+          </w:p>
+        </w:tc>
+        <w:tc>
+          <w:tcPr>
+            <w:tcW w:type="dxa" w:w="1445"/>
+            <w:shd w:val="clear" w:color="auto" w:fill="E8EEF6"/>
+          </w:tcPr>
+          <w:p>
+            <w:pPr>
+              <w:spacing w:after="40" w:line="240" w:lineRule="auto"/>
+              <w:jc w:val="center"/>
+            </w:pPr>
+            <w:r/>
+            <w:r>
+              <w:rPr>
+                <w:b/>
+                <w:sz w:val="20"/>
+              </w:rPr>
+              <w:t>Conversions</w:t>
+            </w:r>
+          </w:p>
+        </w:tc>
+        <w:tc>
+          <w:tcPr>
+            <w:tcW w:type="dxa" w:w="1445"/>
+            <w:shd w:val="clear" w:color="auto" w:fill="E8EEF6"/>
+          </w:tcPr>
+          <w:p>
+            <w:pPr>
+              <w:spacing w:after="40" w:line="240" w:lineRule="auto"/>
+              <w:jc w:val="center"/>
+            </w:pPr>
+            <w:r/>
+            <w:r>
+              <w:rPr>
+                <w:b/>
+                <w:sz w:val="20"/>
+              </w:rPr>
+              <w:t>Conv. per 1,000 sends</w:t>
+            </w:r>
+          </w:p>
+        </w:tc>
+        <w:tc>
+          <w:tcPr>
+            <w:tcW w:type="dxa" w:w="1445"/>
+            <w:shd w:val="clear" w:color="auto" w:fill="E8EEF6"/>
+          </w:tcPr>
+          <w:p>
+            <w:pPr>
+              <w:spacing w:after="40" w:line="240" w:lineRule="auto"/>
+              <w:jc w:val="center"/>
+            </w:pPr>
+            <w:r/>
+            <w:r>
+              <w:rPr>
+                <w:b/>
+                <w:sz w:val="20"/>
+              </w:rPr>
+              <w:t>Rules</w:t>
+            </w:r>
+          </w:p>
+        </w:tc>
+      </w:tr>
+      <w:tr>
+        <w:tc>
+          <w:tcPr>
+            <w:tcW w:type="dxa" w:w="1445"/>
+          </w:tcPr>
+          <w:p>
+            <w:pPr>
+              <w:spacing w:after="40" w:line="240" w:lineRule="auto"/>
+              <w:jc w:val="left"/>
+            </w:pPr>
+            <w:r/>
+            <w:r>
+              <w:rPr>
+                <w:b w:val="0"/>
+                <w:sz w:val="20"/>
+              </w:rPr>
+              <w:t>fixed</w:t>
+            </w:r>
+          </w:p>
+        </w:tc>
+        <w:tc>
+          <w:tcPr>
+            <w:tcW w:type="dxa" w:w="1445"/>
+          </w:tcPr>
+          <w:p>
+            <w:pPr>
+              <w:spacing w:after="40" w:line="240" w:lineRule="auto"/>
+              <w:jc w:val="center"/>
+            </w:pPr>
+            <w:r/>
+            <w:r>
+              <w:rPr>
+                <w:b w:val="0"/>
+                <w:sz w:val="20"/>
+              </w:rPr>
+              <w:t>500</w:t>
+            </w:r>
+          </w:p>
+        </w:tc>
+        <w:tc>
+          <w:tcPr>
+            <w:tcW w:type="dxa" w:w="1445"/>
+          </w:tcPr>
+          <w:p>
+            <w:pPr>
+              <w:spacing w:after="40" w:line="240" w:lineRule="auto"/>
+              <w:jc w:val="center"/>
+            </w:pPr>
+            <w:r/>
+            <w:r>
+              <w:rPr>
+                <w:b w:val="0"/>
+                <w:sz w:val="20"/>
+              </w:rPr>
+              <w:t>130</w:t>
+            </w:r>
+          </w:p>
+        </w:tc>
+        <w:tc>
+          <w:tcPr>
+            <w:tcW w:type="dxa" w:w="1445"/>
+          </w:tcPr>
+          <w:p>
+            <w:pPr>
+              <w:spacing w:after="40" w:line="240" w:lineRule="auto"/>
+              <w:jc w:val="center"/>
+            </w:pPr>
+            <w:r/>
+            <w:r>
+              <w:rPr>
+                <w:b w:val="0"/>
+                <w:sz w:val="20"/>
+              </w:rPr>
+              <w:t>40</w:t>
+            </w:r>
+          </w:p>
+        </w:tc>
+        <w:tc>
+          <w:tcPr>
+            <w:tcW w:type="dxa" w:w="1445"/>
+          </w:tcPr>
+          <w:p>
+            <w:pPr>
+              <w:spacing w:after="40" w:line="240" w:lineRule="auto"/>
+              <w:jc w:val="center"/>
+            </w:pPr>
+            <w:r/>
+            <w:r>
+              <w:rPr>
+                <w:b w:val="0"/>
+                <w:sz w:val="20"/>
+              </w:rPr>
+              <w:t>80.0</w:t>
+            </w:r>
+          </w:p>
+        </w:tc>
+        <w:tc>
+          <w:tcPr>
+            <w:tcW w:type="dxa" w:w="1445"/>
+          </w:tcPr>
+          <w:p>
+            <w:pPr>
+              <w:spacing w:after="40" w:line="240" w:lineRule="auto"/>
+              <w:jc w:val="center"/>
+            </w:pPr>
+            <w:r/>
+            <w:r>
+              <w:rPr>
+                <w:b w:val="0"/>
+                <w:sz w:val="20"/>
+              </w:rPr>
+              <w:t>1</w:t>
+            </w:r>
+          </w:p>
+        </w:tc>
+      </w:tr>
+      <w:tr>
+        <w:tc>
+          <w:tcPr>
+            <w:tcW w:type="dxa" w:w="1445"/>
+          </w:tcPr>
+          <w:p>
+            <w:pPr>
+              <w:spacing w:after="40" w:line="240" w:lineRule="auto"/>
+              <w:jc w:val="left"/>
+            </w:pPr>
+            <w:r/>
+            <w:r>
+              <w:rPr>
+                <w:b w:val="0"/>
+                <w:sz w:val="20"/>
+              </w:rPr>
+              <w:t>trigger</w:t>
+            </w:r>
+          </w:p>
+        </w:tc>
+        <w:tc>
+          <w:tcPr>
+            <w:tcW w:type="dxa" w:w="1445"/>
+          </w:tcPr>
+          <w:p>
+            <w:pPr>
+              <w:spacing w:after="40" w:line="240" w:lineRule="auto"/>
+              <w:jc w:val="center"/>
+            </w:pPr>
+            <w:r/>
+            <w:r>
+              <w:rPr>
+                <w:b w:val="0"/>
+                <w:sz w:val="20"/>
+              </w:rPr>
+              <w:t>400</w:t>
+            </w:r>
+          </w:p>
+        </w:tc>
+        <w:tc>
+          <w:tcPr>
+            <w:tcW w:type="dxa" w:w="1445"/>
+          </w:tcPr>
+          <w:p>
+            <w:pPr>
+              <w:spacing w:after="40" w:line="240" w:lineRule="auto"/>
+              <w:jc w:val="center"/>
+            </w:pPr>
+            <w:r/>
+            <w:r>
+              <w:rPr>
+                <w:b w:val="0"/>
+                <w:sz w:val="20"/>
+              </w:rPr>
+              <w:t>101</w:t>
+            </w:r>
+          </w:p>
+        </w:tc>
+        <w:tc>
+          <w:tcPr>
+            <w:tcW w:type="dxa" w:w="1445"/>
+          </w:tcPr>
+          <w:p>
+            <w:pPr>
+              <w:spacing w:after="40" w:line="240" w:lineRule="auto"/>
+              <w:jc w:val="center"/>
+            </w:pPr>
+            <w:r/>
+            <w:r>
+              <w:rPr>
+                <w:b w:val="0"/>
+                <w:sz w:val="20"/>
+              </w:rPr>
+              <w:t>25</w:t>
+            </w:r>
+          </w:p>
+        </w:tc>
+        <w:tc>
+          <w:tcPr>
+            <w:tcW w:type="dxa" w:w="1445"/>
+          </w:tcPr>
+          <w:p>
+            <w:pPr>
+              <w:spacing w:after="40" w:line="240" w:lineRule="auto"/>
+              <w:jc w:val="center"/>
+            </w:pPr>
+            <w:r/>
+            <w:r>
+              <w:rPr>
+                <w:b w:val="0"/>
+                <w:sz w:val="20"/>
+              </w:rPr>
+              <w:t>62.5</w:t>
+            </w:r>
+          </w:p>
+        </w:tc>
+        <w:tc>
+          <w:tcPr>
+            <w:tcW w:type="dxa" w:w="1445"/>
+          </w:tcPr>
+          <w:p>
+            <w:pPr>
+              <w:spacing w:after="40" w:line="240" w:lineRule="auto"/>
+              <w:jc w:val="center"/>
+            </w:pPr>
+            <w:r/>
+            <w:r>
+              <w:rPr>
+                <w:b w:val="0"/>
+                <w:sz w:val="20"/>
+              </w:rPr>
+              <w:t>4</w:t>
+            </w:r>
+          </w:p>
+        </w:tc>
+      </w:tr>
+      <w:tr>
+        <w:tc>
+          <w:tcPr>
+            <w:tcW w:type="dxa" w:w="1445"/>
+          </w:tcPr>
+          <w:p>
+            <w:pPr>
+              <w:spacing w:after="40" w:line="240" w:lineRule="auto"/>
+              <w:jc w:val="left"/>
+            </w:pPr>
+            <w:r/>
+            <w:r>
+              <w:rPr>
+                <w:b w:val="0"/>
+                <w:sz w:val="20"/>
+              </w:rPr>
+              <w:t>hybrid</w:t>
+            </w:r>
+          </w:p>
+        </w:tc>
+        <w:tc>
+          <w:tcPr>
+            <w:tcW w:type="dxa" w:w="1445"/>
+          </w:tcPr>
+          <w:p>
+            <w:pPr>
+              <w:spacing w:after="40" w:line="240" w:lineRule="auto"/>
+              <w:jc w:val="center"/>
+            </w:pPr>
+            <w:r/>
+            <w:r>
+              <w:rPr>
+                <w:b w:val="0"/>
+                <w:sz w:val="20"/>
+              </w:rPr>
+              <w:t>400</w:t>
+            </w:r>
+          </w:p>
+        </w:tc>
+        <w:tc>
+          <w:tcPr>
+            <w:tcW w:type="dxa" w:w="1445"/>
+          </w:tcPr>
+          <w:p>
+            <w:pPr>
+              <w:spacing w:after="40" w:line="240" w:lineRule="auto"/>
+              <w:jc w:val="center"/>
+            </w:pPr>
+            <w:r/>
+            <w:r>
+              <w:rPr>
+                <w:b w:val="0"/>
+                <w:sz w:val="20"/>
+              </w:rPr>
+              <w:t>111</w:t>
+            </w:r>
+          </w:p>
+        </w:tc>
+        <w:tc>
+          <w:tcPr>
+            <w:tcW w:type="dxa" w:w="1445"/>
+          </w:tcPr>
+          <w:p>
+            <w:pPr>
+              <w:spacing w:after="40" w:line="240" w:lineRule="auto"/>
+              <w:jc w:val="center"/>
+            </w:pPr>
+            <w:r/>
+            <w:r>
+              <w:rPr>
+                <w:b w:val="0"/>
+                <w:sz w:val="20"/>
+              </w:rPr>
+              <w:t>35</w:t>
+            </w:r>
+          </w:p>
+        </w:tc>
+        <w:tc>
+          <w:tcPr>
+            <w:tcW w:type="dxa" w:w="1445"/>
+          </w:tcPr>
+          <w:p>
+            <w:pPr>
+              <w:spacing w:after="40" w:line="240" w:lineRule="auto"/>
+              <w:jc w:val="center"/>
+            </w:pPr>
+            <w:r/>
+            <w:r>
+              <w:rPr>
+                <w:b w:val="0"/>
+                <w:sz w:val="20"/>
+              </w:rPr>
+              <w:t>87.5</w:t>
+            </w:r>
+          </w:p>
+        </w:tc>
+        <w:tc>
+          <w:tcPr>
+            <w:tcW w:type="dxa" w:w="1445"/>
+          </w:tcPr>
+          <w:p>
+            <w:pPr>
+              <w:spacing w:after="40" w:line="240" w:lineRule="auto"/>
+              <w:jc w:val="center"/>
+            </w:pPr>
+            <w:r/>
+            <w:r>
+              <w:rPr>
+                <w:b w:val="0"/>
+                <w:sz w:val="20"/>
+              </w:rPr>
+              <w:t>8</w:t>
+            </w:r>
+          </w:p>
+        </w:tc>
+      </w:tr>
+    </w:tbl>
+    <w:p>
+      <w:pPr>
+        <w:spacing w:after="120"/>
+      </w:pPr>
+    </w:p>
+    <w:p>
+      <w:pPr>
+        <w:pStyle w:val="NoteBox"/>
+      </w:pPr>
+      <w:r>
+        <w:rPr>
+          <w:b/>
+        </w:rPr>
+        <w:t>The simulation and the live build disagree about which policy wins.</w:t>
+      </w:r>
+      <w:r>
+        <w:t xml:space="preserve"> Both metrics are volume-controlled, so the difference lies in how response is modelled — the simulator's segment-level propensities against per-customer rates drawn from each customer's own recorded email history. Neither is an observation of real people reacting. The ranking is evidently not robust to that choice, and that instability is the result. Quoting whichever run supports the preferred conclusion would be the one genuinely dishonest option available here.</w:t>
+      </w:r>
+    </w:p>
+    <w:p>
+      <w:pPr>
+        <w:keepNext/>
+        <w:spacing w:before="200" w:after="40"/>
+        <w:jc w:val="center"/>
+      </w:pPr>
+      <w:r>
+        <w:drawing>
+          <wp:inline xmlns:a="http://schemas.openxmlformats.org/drawingml/2006/main" xmlns:pic="http://schemas.openxmlformats.org/drawingml/2006/picture">
+            <wp:extent cx="5486400" cy="2924070"/>
+            <wp:docPr id="27" name="Picture 27"/>
+            <wp:cNvGraphicFramePr>
+              <a:graphicFrameLocks noChangeAspect="1"/>
+            </wp:cNvGraphicFramePr>
+            <a:graphic>
+              <a:graphicData uri="http://schemas.openxmlformats.org/drawingml/2006/picture">
+                <pic:pic>
+                  <pic:nvPicPr>
+                    <pic:cNvPr id="0" name="fig_e3_sparsity.png"/>
+                    <pic:cNvPicPr/>
+                  </pic:nvPicPr>
+                  <pic:blipFill>
+                    <a:blip r:embed="rId37"/>
+                    <a:stretch>
+                      <a:fillRect/>
+                    </a:stretch>
+                  </pic:blipFill>
+                  <pic:spPr>
+                    <a:xfrm>
+                      <a:off x="0" y="0"/>
+                      <a:ext cx="5486400" cy="2924070"/>
+                    </a:xfrm>
+                    <a:prstGeom prst="rect"/>
+                  </pic:spPr>
+                </pic:pic>
+              </a:graphicData>
+            </a:graphic>
+          </wp:inline>
+        </w:drawing>
+      </w:r>
+    </w:p>
+    <w:p>
+      <w:pPr>
+        <w:pStyle w:val="Caption"/>
+      </w:pPr>
+      <w:r>
+        <w:rPr>
+          <w:b w:val="0"/>
+          <w:i w:val="0"/>
+        </w:rPr>
+        <w:t>Figure R5 — Efficiency as the behavioural signal is suppressed. A policy that reacts to behaviour should degrade as behaviour stops being observable.</w:t>
+      </w:r>
+    </w:p>
+    <w:p>
+      <w:pPr>
+        <w:pStyle w:val="Heading2"/>
+      </w:pPr>
+      <w:r>
+        <w:t>3.4 Attribution — four models, four answers</w:t>
+      </w:r>
+    </w:p>
+    <w:p>
+      <w:pPr>
+        <w:pStyle w:val="TableCaption"/>
+      </w:pPr>
+      <w:r>
+        <w:rPr>
+          <w:b w:val="0"/>
+          <w:i w:val="0"/>
+        </w:rPr>
+        <w:t>Table R7 — Attribution models scored against known channel influence on simulated journeys.</w:t>
+      </w:r>
+    </w:p>
+    <w:tbl>
+      <w:tblPr>
+        <w:tblStyle w:val="TableGrid"/>
+        <w:tblW w:type="auto" w:w="0"/>
+        <w:jc w:val="center"/>
+        <w:tblLayout w:type="autofit"/>
+        <w:tblLook w:firstColumn="1" w:firstRow="1" w:lastColumn="0" w:lastRow="0" w:noHBand="0" w:noVBand="1" w:val="04A0"/>
+      </w:tblPr>
+      <w:tblGrid>
+        <w:gridCol w:w="2167"/>
+        <w:gridCol w:w="2167"/>
+        <w:gridCol w:w="2167"/>
+        <w:gridCol w:w="2167"/>
+      </w:tblGrid>
+      <w:tr>
+        <w:trPr>
+          <w:tblHeader w:val="true"/>
+        </w:trPr>
+        <w:tc>
+          <w:tcPr>
+            <w:tcW w:type="dxa" w:w="2167"/>
+            <w:shd w:val="clear" w:color="auto" w:fill="E8EEF6"/>
+          </w:tcPr>
+          <w:p>
+            <w:pPr>
+              <w:spacing w:after="40" w:line="240" w:lineRule="auto"/>
+              <w:jc w:val="center"/>
+            </w:pPr>
+            <w:r/>
+            <w:r>
+              <w:rPr>
+                <w:b/>
+                <w:sz w:val="20"/>
+              </w:rPr>
+              <w:t>Model</w:t>
+            </w:r>
+          </w:p>
+        </w:tc>
+        <w:tc>
+          <w:tcPr>
+            <w:tcW w:type="dxa" w:w="2167"/>
+            <w:shd w:val="clear" w:color="auto" w:fill="E8EEF6"/>
+          </w:tcPr>
+          <w:p>
+            <w:pPr>
+              <w:spacing w:after="40" w:line="240" w:lineRule="auto"/>
+              <w:jc w:val="center"/>
+            </w:pPr>
+            <w:r/>
+            <w:r>
+              <w:rPr>
+                <w:b/>
+                <w:sz w:val="20"/>
+              </w:rPr>
+              <w:t>MAE</w:t>
+            </w:r>
+          </w:p>
+        </w:tc>
+        <w:tc>
+          <w:tcPr>
+            <w:tcW w:type="dxa" w:w="2167"/>
+            <w:shd w:val="clear" w:color="auto" w:fill="E8EEF6"/>
+          </w:tcPr>
+          <w:p>
+            <w:pPr>
+              <w:spacing w:after="40" w:line="240" w:lineRule="auto"/>
+              <w:jc w:val="center"/>
+            </w:pPr>
+            <w:r/>
+            <w:r>
+              <w:rPr>
+                <w:b/>
+                <w:sz w:val="20"/>
+              </w:rPr>
+              <w:t>95% CI</w:t>
+            </w:r>
+          </w:p>
+        </w:tc>
+        <w:tc>
+          <w:tcPr>
+            <w:tcW w:type="dxa" w:w="2167"/>
+            <w:shd w:val="clear" w:color="auto" w:fill="E8EEF6"/>
+          </w:tcPr>
+          <w:p>
+            <w:pPr>
+              <w:spacing w:after="40" w:line="240" w:lineRule="auto"/>
+              <w:jc w:val="center"/>
+            </w:pPr>
+            <w:r/>
+            <w:r>
+              <w:rPr>
+                <w:b/>
+                <w:sz w:val="20"/>
+              </w:rPr>
+              <w:t>Channels</w:t>
+            </w:r>
+          </w:p>
+        </w:tc>
+      </w:tr>
+      <w:tr>
+        <w:tc>
+          <w:tcPr>
+            <w:tcW w:type="dxa" w:w="2167"/>
+          </w:tcPr>
+          <w:p>
+            <w:pPr>
+              <w:spacing w:after="40" w:line="240" w:lineRule="auto"/>
+              <w:jc w:val="left"/>
+            </w:pPr>
+            <w:r/>
+            <w:r>
+              <w:rPr>
+                <w:b w:val="0"/>
+                <w:sz w:val="20"/>
+              </w:rPr>
+              <w:t>first_touch</w:t>
+            </w:r>
+          </w:p>
+        </w:tc>
+        <w:tc>
+          <w:tcPr>
+            <w:tcW w:type="dxa" w:w="2167"/>
+          </w:tcPr>
+          <w:p>
+            <w:pPr>
+              <w:spacing w:after="40" w:line="240" w:lineRule="auto"/>
+              <w:jc w:val="center"/>
+            </w:pPr>
+            <w:r/>
+            <w:r>
+              <w:rPr>
+                <w:b w:val="0"/>
+                <w:sz w:val="20"/>
+              </w:rPr>
+              <w:t>0.0178</w:t>
+            </w:r>
+          </w:p>
+        </w:tc>
+        <w:tc>
+          <w:tcPr>
+            <w:tcW w:type="dxa" w:w="2167"/>
+          </w:tcPr>
+          <w:p>
+            <w:pPr>
+              <w:spacing w:after="40" w:line="240" w:lineRule="auto"/>
+              <w:jc w:val="center"/>
+            </w:pPr>
+            <w:r/>
+            <w:r>
+              <w:rPr>
+                <w:b w:val="0"/>
+                <w:sz w:val="20"/>
+              </w:rPr>
+              <w:t>[0.0112, 0.0268]</w:t>
+            </w:r>
+          </w:p>
+        </w:tc>
+        <w:tc>
+          <w:tcPr>
+            <w:tcW w:type="dxa" w:w="2167"/>
+          </w:tcPr>
+          <w:p>
+            <w:pPr>
+              <w:spacing w:after="40" w:line="240" w:lineRule="auto"/>
+              <w:jc w:val="center"/>
+            </w:pPr>
+            <w:r/>
+            <w:r>
+              <w:rPr>
+                <w:b w:val="0"/>
+                <w:sz w:val="20"/>
+              </w:rPr>
+              <w:t>5</w:t>
+            </w:r>
+          </w:p>
+        </w:tc>
+      </w:tr>
+      <w:tr>
+        <w:tc>
+          <w:tcPr>
+            <w:tcW w:type="dxa" w:w="2167"/>
+          </w:tcPr>
+          <w:p>
+            <w:pPr>
+              <w:spacing w:after="40" w:line="240" w:lineRule="auto"/>
+              <w:jc w:val="left"/>
+            </w:pPr>
+            <w:r/>
+            <w:r>
+              <w:rPr>
+                <w:b w:val="0"/>
+                <w:sz w:val="20"/>
+              </w:rPr>
+              <w:t>linear</w:t>
+            </w:r>
+          </w:p>
+        </w:tc>
+        <w:tc>
+          <w:tcPr>
+            <w:tcW w:type="dxa" w:w="2167"/>
+          </w:tcPr>
+          <w:p>
+            <w:pPr>
+              <w:spacing w:after="40" w:line="240" w:lineRule="auto"/>
+              <w:jc w:val="center"/>
+            </w:pPr>
+            <w:r/>
+            <w:r>
+              <w:rPr>
+                <w:b w:val="0"/>
+                <w:sz w:val="20"/>
+              </w:rPr>
+              <w:t>0.0178</w:t>
+            </w:r>
+          </w:p>
+        </w:tc>
+        <w:tc>
+          <w:tcPr>
+            <w:tcW w:type="dxa" w:w="2167"/>
+          </w:tcPr>
+          <w:p>
+            <w:pPr>
+              <w:spacing w:after="40" w:line="240" w:lineRule="auto"/>
+              <w:jc w:val="center"/>
+            </w:pPr>
+            <w:r/>
+            <w:r>
+              <w:rPr>
+                <w:b w:val="0"/>
+                <w:sz w:val="20"/>
+              </w:rPr>
+              <w:t>[0.0086, 0.0292]</w:t>
+            </w:r>
+          </w:p>
+        </w:tc>
+        <w:tc>
+          <w:tcPr>
+            <w:tcW w:type="dxa" w:w="2167"/>
+          </w:tcPr>
+          <w:p>
+            <w:pPr>
+              <w:spacing w:after="40" w:line="240" w:lineRule="auto"/>
+              <w:jc w:val="center"/>
+            </w:pPr>
+            <w:r/>
+            <w:r>
+              <w:rPr>
+                <w:b w:val="0"/>
+                <w:sz w:val="20"/>
+              </w:rPr>
+              <w:t>5</w:t>
+            </w:r>
+          </w:p>
+        </w:tc>
+      </w:tr>
+      <w:tr>
+        <w:tc>
+          <w:tcPr>
+            <w:tcW w:type="dxa" w:w="2167"/>
+          </w:tcPr>
+          <w:p>
+            <w:pPr>
+              <w:spacing w:after="40" w:line="240" w:lineRule="auto"/>
+              <w:jc w:val="left"/>
+            </w:pPr>
+            <w:r/>
+            <w:r>
+              <w:rPr>
+                <w:b w:val="0"/>
+                <w:sz w:val="20"/>
+              </w:rPr>
+              <w:t>last_touch</w:t>
+            </w:r>
+          </w:p>
+        </w:tc>
+        <w:tc>
+          <w:tcPr>
+            <w:tcW w:type="dxa" w:w="2167"/>
+          </w:tcPr>
+          <w:p>
+            <w:pPr>
+              <w:spacing w:after="40" w:line="240" w:lineRule="auto"/>
+              <w:jc w:val="center"/>
+            </w:pPr>
+            <w:r/>
+            <w:r>
+              <w:rPr>
+                <w:b w:val="0"/>
+                <w:sz w:val="20"/>
+              </w:rPr>
+              <w:t>0.026</w:t>
+            </w:r>
+          </w:p>
+        </w:tc>
+        <w:tc>
+          <w:tcPr>
+            <w:tcW w:type="dxa" w:w="2167"/>
+          </w:tcPr>
+          <w:p>
+            <w:pPr>
+              <w:spacing w:after="40" w:line="240" w:lineRule="auto"/>
+              <w:jc w:val="center"/>
+            </w:pPr>
+            <w:r/>
+            <w:r>
+              <w:rPr>
+                <w:b w:val="0"/>
+                <w:sz w:val="20"/>
+              </w:rPr>
+              <w:t>[0.0094, 0.0448]</w:t>
+            </w:r>
+          </w:p>
+        </w:tc>
+        <w:tc>
+          <w:tcPr>
+            <w:tcW w:type="dxa" w:w="2167"/>
+          </w:tcPr>
+          <w:p>
+            <w:pPr>
+              <w:spacing w:after="40" w:line="240" w:lineRule="auto"/>
+              <w:jc w:val="center"/>
+            </w:pPr>
+            <w:r/>
+            <w:r>
+              <w:rPr>
+                <w:b w:val="0"/>
+                <w:sz w:val="20"/>
+              </w:rPr>
+              <w:t>5</w:t>
+            </w:r>
+          </w:p>
+        </w:tc>
+      </w:tr>
+      <w:tr>
+        <w:tc>
+          <w:tcPr>
+            <w:tcW w:type="dxa" w:w="2167"/>
+          </w:tcPr>
+          <w:p>
+            <w:pPr>
+              <w:spacing w:after="40" w:line="240" w:lineRule="auto"/>
+              <w:jc w:val="left"/>
+            </w:pPr>
+            <w:r/>
+            <w:r>
+              <w:rPr>
+                <w:b w:val="0"/>
+                <w:sz w:val="20"/>
+              </w:rPr>
+              <w:t>markov</w:t>
+            </w:r>
+          </w:p>
+        </w:tc>
+        <w:tc>
+          <w:tcPr>
+            <w:tcW w:type="dxa" w:w="2167"/>
+          </w:tcPr>
+          <w:p>
+            <w:pPr>
+              <w:spacing w:after="40" w:line="240" w:lineRule="auto"/>
+              <w:jc w:val="center"/>
+            </w:pPr>
+            <w:r/>
+            <w:r>
+              <w:rPr>
+                <w:b w:val="0"/>
+                <w:sz w:val="20"/>
+              </w:rPr>
+              <w:t>0.0525</w:t>
+            </w:r>
+          </w:p>
+        </w:tc>
+        <w:tc>
+          <w:tcPr>
+            <w:tcW w:type="dxa" w:w="2167"/>
+          </w:tcPr>
+          <w:p>
+            <w:pPr>
+              <w:spacing w:after="40" w:line="240" w:lineRule="auto"/>
+              <w:jc w:val="center"/>
+            </w:pPr>
+            <w:r/>
+            <w:r>
+              <w:rPr>
+                <w:b w:val="0"/>
+                <w:sz w:val="20"/>
+              </w:rPr>
+              <w:t>[0.0345, 0.0791]</w:t>
+            </w:r>
+          </w:p>
+        </w:tc>
+        <w:tc>
+          <w:tcPr>
+            <w:tcW w:type="dxa" w:w="2167"/>
+          </w:tcPr>
+          <w:p>
+            <w:pPr>
+              <w:spacing w:after="40" w:line="240" w:lineRule="auto"/>
+              <w:jc w:val="center"/>
+            </w:pPr>
+            <w:r/>
+            <w:r>
+              <w:rPr>
+                <w:b w:val="0"/>
+                <w:sz w:val="20"/>
+              </w:rPr>
+              <w:t>5</w:t>
+            </w:r>
+          </w:p>
+        </w:tc>
+      </w:tr>
+    </w:tbl>
+    <w:p>
+      <w:pPr>
+        <w:spacing w:after="120"/>
+      </w:pPr>
+    </w:p>
+    <w:p>
+      <w:r>
+        <w:t>On the live journeys of 7,811 converting customers the models disagree over 68% of all attributed credit at the widest pair, and 35% on average. Last-touch hands the great majority of credit to email; first-touch spreads it almost evenly across the acquisition channels.</w:t>
+      </w:r>
+    </w:p>
+    <w:p>
+      <w:pPr>
+        <w:pStyle w:val="NoteBox"/>
+      </w:pPr>
+      <w:r>
+        <w:t>A company reading only its last-touch dashboard would conclude that email is responsible for nearly everything, and would cut the acquisition spend that built the audience email later converted. The disagreement between models is not a defect in one of them — it is the finding.</w:t>
+      </w:r>
+    </w:p>
+    <w:p>
+      <w:r>
+        <w:t>20% of converting journeys have a single touchpoint. On those, every model agrees by arithmetic, and that agreement must never be read as corroboration.</w:t>
+      </w:r>
+    </w:p>
+    <w:p>
+      <w:pPr>
+        <w:keepNext/>
+        <w:spacing w:before="200" w:after="40"/>
+        <w:jc w:val="center"/>
+      </w:pPr>
+      <w:r>
+        <w:drawing>
+          <wp:inline xmlns:a="http://schemas.openxmlformats.org/drawingml/2006/main" xmlns:pic="http://schemas.openxmlformats.org/drawingml/2006/picture">
+            <wp:extent cx="5486400" cy="1938670"/>
+            <wp:docPr id="28" name="Picture 28"/>
+            <wp:cNvGraphicFramePr>
+              <a:graphicFrameLocks noChangeAspect="1"/>
+            </wp:cNvGraphicFramePr>
+            <a:graphic>
+              <a:graphicData uri="http://schemas.openxmlformats.org/drawingml/2006/picture">
+                <pic:pic>
+                  <pic:nvPicPr>
+                    <pic:cNvPr id="0" name="fig_e4_attribution.png"/>
+                    <pic:cNvPicPr/>
+                  </pic:nvPicPr>
+                  <pic:blipFill>
+                    <a:blip r:embed="rId38"/>
+                    <a:stretch>
+                      <a:fillRect/>
+                    </a:stretch>
+                  </pic:blipFill>
+                  <pic:spPr>
+                    <a:xfrm>
+                      <a:off x="0" y="0"/>
+                      <a:ext cx="5486400" cy="1938670"/>
+                    </a:xfrm>
+                    <a:prstGeom prst="rect"/>
+                  </pic:spPr>
+                </pic:pic>
+              </a:graphicData>
+            </a:graphic>
+          </wp:inline>
+        </w:drawing>
+      </w:r>
+    </w:p>
+    <w:p>
+      <w:pPr>
+        <w:pStyle w:val="Caption"/>
+      </w:pPr>
+      <w:r>
+        <w:rPr>
+          <w:b w:val="0"/>
+          <w:i w:val="0"/>
+        </w:rPr>
+        <w:t>Figure R6 — The same journeys under four attribution models, and their error where ground truth exists.</w:t>
+      </w:r>
+    </w:p>
+    <w:p>
+      <w:pPr>
+        <w:pStyle w:val="Heading2"/>
+      </w:pPr>
+      <w:r>
+        <w:t>3.5 Prediction, and what the move to another audience costs</w:t>
+      </w:r>
+    </w:p>
+    <w:p>
+      <w:pPr>
+        <w:pStyle w:val="TableCaption"/>
+      </w:pPr>
+      <w:r>
+        <w:rPr>
+          <w:b w:val="0"/>
+          <w:i w:val="0"/>
+        </w:rPr>
+        <w:t>Table R8 — Conversion and drop-off classifiers against a baseline, fitted on Module 3's simulator.</w:t>
+      </w:r>
+    </w:p>
+    <w:tbl>
+      <w:tblPr>
+        <w:tblStyle w:val="TableGrid"/>
+        <w:tblW w:type="auto" w:w="0"/>
+        <w:jc w:val="center"/>
+        <w:tblLayout w:type="autofit"/>
+        <w:tblLook w:firstColumn="1" w:firstRow="1" w:lastColumn="0" w:lastRow="0" w:noHBand="0" w:noVBand="1" w:val="04A0"/>
+      </w:tblPr>
+      <w:tblGrid>
+        <w:gridCol w:w="1445"/>
+        <w:gridCol w:w="1445"/>
+        <w:gridCol w:w="1445"/>
+        <w:gridCol w:w="1445"/>
+        <w:gridCol w:w="1445"/>
+        <w:gridCol w:w="1445"/>
+      </w:tblGrid>
+      <w:tr>
+        <w:trPr>
+          <w:tblHeader w:val="true"/>
+        </w:trPr>
+        <w:tc>
+          <w:tcPr>
+            <w:tcW w:type="dxa" w:w="1445"/>
+            <w:shd w:val="clear" w:color="auto" w:fill="E8EEF6"/>
+          </w:tcPr>
+          <w:p>
+            <w:pPr>
+              <w:spacing w:after="40" w:line="240" w:lineRule="auto"/>
+              <w:jc w:val="center"/>
+            </w:pPr>
+            <w:r/>
+            <w:r>
+              <w:rPr>
+                <w:b/>
+                <w:sz w:val="20"/>
+              </w:rPr>
+              <w:t>Target</w:t>
+            </w:r>
+          </w:p>
+        </w:tc>
+        <w:tc>
+          <w:tcPr>
+            <w:tcW w:type="dxa" w:w="1445"/>
+            <w:shd w:val="clear" w:color="auto" w:fill="E8EEF6"/>
+          </w:tcPr>
+          <w:p>
+            <w:pPr>
+              <w:spacing w:after="40" w:line="240" w:lineRule="auto"/>
+              <w:jc w:val="center"/>
+            </w:pPr>
+            <w:r/>
+            <w:r>
+              <w:rPr>
+                <w:b/>
+                <w:sz w:val="20"/>
+              </w:rPr>
+              <w:t>Model</w:t>
+            </w:r>
+          </w:p>
+        </w:tc>
+        <w:tc>
+          <w:tcPr>
+            <w:tcW w:type="dxa" w:w="1445"/>
+            <w:shd w:val="clear" w:color="auto" w:fill="E8EEF6"/>
+          </w:tcPr>
+          <w:p>
+            <w:pPr>
+              <w:spacing w:after="40" w:line="240" w:lineRule="auto"/>
+              <w:jc w:val="center"/>
+            </w:pPr>
+            <w:r/>
+            <w:r>
+              <w:rPr>
+                <w:b/>
+                <w:sz w:val="20"/>
+              </w:rPr>
+              <w:t>ROC-AUC</w:t>
+            </w:r>
+          </w:p>
+        </w:tc>
+        <w:tc>
+          <w:tcPr>
+            <w:tcW w:type="dxa" w:w="1445"/>
+            <w:shd w:val="clear" w:color="auto" w:fill="E8EEF6"/>
+          </w:tcPr>
+          <w:p>
+            <w:pPr>
+              <w:spacing w:after="40" w:line="240" w:lineRule="auto"/>
+              <w:jc w:val="center"/>
+            </w:pPr>
+            <w:r/>
+            <w:r>
+              <w:rPr>
+                <w:b/>
+                <w:sz w:val="20"/>
+              </w:rPr>
+              <w:t>95% CI</w:t>
+            </w:r>
+          </w:p>
+        </w:tc>
+        <w:tc>
+          <w:tcPr>
+            <w:tcW w:type="dxa" w:w="1445"/>
+            <w:shd w:val="clear" w:color="auto" w:fill="E8EEF6"/>
+          </w:tcPr>
+          <w:p>
+            <w:pPr>
+              <w:spacing w:after="40" w:line="240" w:lineRule="auto"/>
+              <w:jc w:val="center"/>
+            </w:pPr>
+            <w:r/>
+            <w:r>
+              <w:rPr>
+                <w:b/>
+                <w:sz w:val="20"/>
+              </w:rPr>
+              <w:t>PR-AUC</w:t>
+            </w:r>
+          </w:p>
+        </w:tc>
+        <w:tc>
+          <w:tcPr>
+            <w:tcW w:type="dxa" w:w="1445"/>
+            <w:shd w:val="clear" w:color="auto" w:fill="E8EEF6"/>
+          </w:tcPr>
+          <w:p>
+            <w:pPr>
+              <w:spacing w:after="40" w:line="240" w:lineRule="auto"/>
+              <w:jc w:val="center"/>
+            </w:pPr>
+            <w:r/>
+            <w:r>
+              <w:rPr>
+                <w:b/>
+                <w:sz w:val="20"/>
+              </w:rPr>
+              <w:t>Brier</w:t>
+            </w:r>
+          </w:p>
+        </w:tc>
+      </w:tr>
+      <w:tr>
+        <w:tc>
+          <w:tcPr>
+            <w:tcW w:type="dxa" w:w="1445"/>
+          </w:tcPr>
+          <w:p>
+            <w:pPr>
+              <w:spacing w:after="40" w:line="240" w:lineRule="auto"/>
+              <w:jc w:val="left"/>
+            </w:pPr>
+            <w:r/>
+            <w:r>
+              <w:rPr>
+                <w:b w:val="0"/>
+                <w:sz w:val="20"/>
+              </w:rPr>
+              <w:t>conversion</w:t>
+            </w:r>
+          </w:p>
+        </w:tc>
+        <w:tc>
+          <w:tcPr>
+            <w:tcW w:type="dxa" w:w="1445"/>
+          </w:tcPr>
+          <w:p>
+            <w:pPr>
+              <w:spacing w:after="40" w:line="240" w:lineRule="auto"/>
+              <w:jc w:val="center"/>
+            </w:pPr>
+            <w:r/>
+            <w:r>
+              <w:rPr>
+                <w:b w:val="0"/>
+                <w:sz w:val="20"/>
+              </w:rPr>
+              <w:t>baseline (stratified)</w:t>
+            </w:r>
+          </w:p>
+        </w:tc>
+        <w:tc>
+          <w:tcPr>
+            <w:tcW w:type="dxa" w:w="1445"/>
+          </w:tcPr>
+          <w:p>
+            <w:pPr>
+              <w:spacing w:after="40" w:line="240" w:lineRule="auto"/>
+              <w:jc w:val="center"/>
+            </w:pPr>
+            <w:r/>
+            <w:r>
+              <w:rPr>
+                <w:b w:val="0"/>
+                <w:sz w:val="20"/>
+              </w:rPr>
+              <w:t>0.4983</w:t>
+            </w:r>
+          </w:p>
+        </w:tc>
+        <w:tc>
+          <w:tcPr>
+            <w:tcW w:type="dxa" w:w="1445"/>
+          </w:tcPr>
+          <w:p>
+            <w:pPr>
+              <w:spacing w:after="40" w:line="240" w:lineRule="auto"/>
+              <w:jc w:val="center"/>
+            </w:pPr>
+            <w:r/>
+            <w:r>
+              <w:rPr>
+                <w:b w:val="0"/>
+                <w:sz w:val="20"/>
+              </w:rPr>
+              <w:t>[0.4772, 0.5221]</w:t>
+            </w:r>
+          </w:p>
+        </w:tc>
+        <w:tc>
+          <w:tcPr>
+            <w:tcW w:type="dxa" w:w="1445"/>
+          </w:tcPr>
+          <w:p>
+            <w:pPr>
+              <w:spacing w:after="40" w:line="240" w:lineRule="auto"/>
+              <w:jc w:val="center"/>
+            </w:pPr>
+            <w:r/>
+            <w:r>
+              <w:rPr>
+                <w:b w:val="0"/>
+                <w:sz w:val="20"/>
+              </w:rPr>
+              <w:t>0.1147</w:t>
+            </w:r>
+          </w:p>
+        </w:tc>
+        <w:tc>
+          <w:tcPr>
+            <w:tcW w:type="dxa" w:w="1445"/>
+          </w:tcPr>
+          <w:p>
+            <w:pPr>
+              <w:spacing w:after="40" w:line="240" w:lineRule="auto"/>
+              <w:jc w:val="center"/>
+            </w:pPr>
+            <w:r/>
+            <w:r>
+              <w:rPr>
+                <w:b w:val="0"/>
+                <w:sz w:val="20"/>
+              </w:rPr>
+              <w:t>0.205</w:t>
+            </w:r>
+          </w:p>
+        </w:tc>
+      </w:tr>
+      <w:tr>
+        <w:tc>
+          <w:tcPr>
+            <w:tcW w:type="dxa" w:w="1445"/>
+          </w:tcPr>
+          <w:p>
+            <w:pPr>
+              <w:spacing w:after="40" w:line="240" w:lineRule="auto"/>
+              <w:jc w:val="left"/>
+            </w:pPr>
+            <w:r/>
+            <w:r>
+              <w:rPr>
+                <w:b w:val="0"/>
+                <w:sz w:val="20"/>
+              </w:rPr>
+              <w:t>conversion</w:t>
+            </w:r>
+          </w:p>
+        </w:tc>
+        <w:tc>
+          <w:tcPr>
+            <w:tcW w:type="dxa" w:w="1445"/>
+          </w:tcPr>
+          <w:p>
+            <w:pPr>
+              <w:spacing w:after="40" w:line="240" w:lineRule="auto"/>
+              <w:jc w:val="center"/>
+            </w:pPr>
+            <w:r/>
+            <w:r>
+              <w:rPr>
+                <w:b w:val="0"/>
+                <w:sz w:val="20"/>
+              </w:rPr>
+              <w:t>logistic regression</w:t>
+            </w:r>
+          </w:p>
+        </w:tc>
+        <w:tc>
+          <w:tcPr>
+            <w:tcW w:type="dxa" w:w="1445"/>
+          </w:tcPr>
+          <w:p>
+            <w:pPr>
+              <w:spacing w:after="40" w:line="240" w:lineRule="auto"/>
+              <w:jc w:val="center"/>
+            </w:pPr>
+            <w:r/>
+            <w:r>
+              <w:rPr>
+                <w:b w:val="0"/>
+                <w:sz w:val="20"/>
+              </w:rPr>
+              <w:t>0.9651</w:t>
+            </w:r>
+          </w:p>
+        </w:tc>
+        <w:tc>
+          <w:tcPr>
+            <w:tcW w:type="dxa" w:w="1445"/>
+          </w:tcPr>
+          <w:p>
+            <w:pPr>
+              <w:spacing w:after="40" w:line="240" w:lineRule="auto"/>
+              <w:jc w:val="center"/>
+            </w:pPr>
+            <w:r/>
+            <w:r>
+              <w:rPr>
+                <w:b w:val="0"/>
+                <w:sz w:val="20"/>
+              </w:rPr>
+              <w:t>[0.9541, 0.9743]</w:t>
+            </w:r>
+          </w:p>
+        </w:tc>
+        <w:tc>
+          <w:tcPr>
+            <w:tcW w:type="dxa" w:w="1445"/>
+          </w:tcPr>
+          <w:p>
+            <w:pPr>
+              <w:spacing w:after="40" w:line="240" w:lineRule="auto"/>
+              <w:jc w:val="center"/>
+            </w:pPr>
+            <w:r/>
+            <w:r>
+              <w:rPr>
+                <w:b w:val="0"/>
+                <w:sz w:val="20"/>
+              </w:rPr>
+              <w:t>0.8371</w:t>
+            </w:r>
+          </w:p>
+        </w:tc>
+        <w:tc>
+          <w:tcPr>
+            <w:tcW w:type="dxa" w:w="1445"/>
+          </w:tcPr>
+          <w:p>
+            <w:pPr>
+              <w:spacing w:after="40" w:line="240" w:lineRule="auto"/>
+              <w:jc w:val="center"/>
+            </w:pPr>
+            <w:r/>
+            <w:r>
+              <w:rPr>
+                <w:b w:val="0"/>
+                <w:sz w:val="20"/>
+              </w:rPr>
+              <w:t>0.0409</w:t>
+            </w:r>
+          </w:p>
+        </w:tc>
+      </w:tr>
+      <w:tr>
+        <w:tc>
+          <w:tcPr>
+            <w:tcW w:type="dxa" w:w="1445"/>
+          </w:tcPr>
+          <w:p>
+            <w:pPr>
+              <w:spacing w:after="40" w:line="240" w:lineRule="auto"/>
+              <w:jc w:val="left"/>
+            </w:pPr>
+            <w:r/>
+            <w:r>
+              <w:rPr>
+                <w:b w:val="0"/>
+                <w:sz w:val="20"/>
+              </w:rPr>
+              <w:t>conversion</w:t>
+            </w:r>
+          </w:p>
+        </w:tc>
+        <w:tc>
+          <w:tcPr>
+            <w:tcW w:type="dxa" w:w="1445"/>
+          </w:tcPr>
+          <w:p>
+            <w:pPr>
+              <w:spacing w:after="40" w:line="240" w:lineRule="auto"/>
+              <w:jc w:val="center"/>
+            </w:pPr>
+            <w:r/>
+            <w:r>
+              <w:rPr>
+                <w:b w:val="0"/>
+                <w:sz w:val="20"/>
+              </w:rPr>
+              <w:t>random forest</w:t>
+            </w:r>
+          </w:p>
+        </w:tc>
+        <w:tc>
+          <w:tcPr>
+            <w:tcW w:type="dxa" w:w="1445"/>
+          </w:tcPr>
+          <w:p>
+            <w:pPr>
+              <w:spacing w:after="40" w:line="240" w:lineRule="auto"/>
+              <w:jc w:val="center"/>
+            </w:pPr>
+            <w:r/>
+            <w:r>
+              <w:rPr>
+                <w:b w:val="0"/>
+                <w:sz w:val="20"/>
+              </w:rPr>
+              <w:t>0.9722</w:t>
+            </w:r>
+          </w:p>
+        </w:tc>
+        <w:tc>
+          <w:tcPr>
+            <w:tcW w:type="dxa" w:w="1445"/>
+          </w:tcPr>
+          <w:p>
+            <w:pPr>
+              <w:spacing w:after="40" w:line="240" w:lineRule="auto"/>
+              <w:jc w:val="center"/>
+            </w:pPr>
+            <w:r/>
+            <w:r>
+              <w:rPr>
+                <w:b w:val="0"/>
+                <w:sz w:val="20"/>
+              </w:rPr>
+              <w:t>[0.9642, 0.9793]</w:t>
+            </w:r>
+          </w:p>
+        </w:tc>
+        <w:tc>
+          <w:tcPr>
+            <w:tcW w:type="dxa" w:w="1445"/>
+          </w:tcPr>
+          <w:p>
+            <w:pPr>
+              <w:spacing w:after="40" w:line="240" w:lineRule="auto"/>
+              <w:jc w:val="center"/>
+            </w:pPr>
+            <w:r/>
+            <w:r>
+              <w:rPr>
+                <w:b w:val="0"/>
+                <w:sz w:val="20"/>
+              </w:rPr>
+              <w:t>0.8667</w:t>
+            </w:r>
+          </w:p>
+        </w:tc>
+        <w:tc>
+          <w:tcPr>
+            <w:tcW w:type="dxa" w:w="1445"/>
+          </w:tcPr>
+          <w:p>
+            <w:pPr>
+              <w:spacing w:after="40" w:line="240" w:lineRule="auto"/>
+              <w:jc w:val="center"/>
+            </w:pPr>
+            <w:r/>
+            <w:r>
+              <w:rPr>
+                <w:b w:val="0"/>
+                <w:sz w:val="20"/>
+              </w:rPr>
+              <w:t>0.0375</w:t>
+            </w:r>
+          </w:p>
+        </w:tc>
+      </w:tr>
+      <w:tr>
+        <w:tc>
+          <w:tcPr>
+            <w:tcW w:type="dxa" w:w="1445"/>
+          </w:tcPr>
+          <w:p>
+            <w:pPr>
+              <w:spacing w:after="40" w:line="240" w:lineRule="auto"/>
+              <w:jc w:val="left"/>
+            </w:pPr>
+            <w:r/>
+            <w:r>
+              <w:rPr>
+                <w:b w:val="0"/>
+                <w:sz w:val="20"/>
+              </w:rPr>
+              <w:t>conversion</w:t>
+            </w:r>
+          </w:p>
+        </w:tc>
+        <w:tc>
+          <w:tcPr>
+            <w:tcW w:type="dxa" w:w="1445"/>
+          </w:tcPr>
+          <w:p>
+            <w:pPr>
+              <w:spacing w:after="40" w:line="240" w:lineRule="auto"/>
+              <w:jc w:val="center"/>
+            </w:pPr>
+            <w:r/>
+            <w:r>
+              <w:rPr>
+                <w:b w:val="0"/>
+                <w:sz w:val="20"/>
+              </w:rPr>
+              <w:t>xgboost</w:t>
+            </w:r>
+          </w:p>
+        </w:tc>
+        <w:tc>
+          <w:tcPr>
+            <w:tcW w:type="dxa" w:w="1445"/>
+          </w:tcPr>
+          <w:p>
+            <w:pPr>
+              <w:spacing w:after="40" w:line="240" w:lineRule="auto"/>
+              <w:jc w:val="center"/>
+            </w:pPr>
+            <w:r/>
+            <w:r>
+              <w:rPr>
+                <w:b w:val="0"/>
+                <w:sz w:val="20"/>
+              </w:rPr>
+              <w:t>0.9725</w:t>
+            </w:r>
+          </w:p>
+        </w:tc>
+        <w:tc>
+          <w:tcPr>
+            <w:tcW w:type="dxa" w:w="1445"/>
+          </w:tcPr>
+          <w:p>
+            <w:pPr>
+              <w:spacing w:after="40" w:line="240" w:lineRule="auto"/>
+              <w:jc w:val="center"/>
+            </w:pPr>
+            <w:r/>
+            <w:r>
+              <w:rPr>
+                <w:b w:val="0"/>
+                <w:sz w:val="20"/>
+              </w:rPr>
+              <w:t>[0.9654, 0.9793]</w:t>
+            </w:r>
+          </w:p>
+        </w:tc>
+        <w:tc>
+          <w:tcPr>
+            <w:tcW w:type="dxa" w:w="1445"/>
+          </w:tcPr>
+          <w:p>
+            <w:pPr>
+              <w:spacing w:after="40" w:line="240" w:lineRule="auto"/>
+              <w:jc w:val="center"/>
+            </w:pPr>
+            <w:r/>
+            <w:r>
+              <w:rPr>
+                <w:b w:val="0"/>
+                <w:sz w:val="20"/>
+              </w:rPr>
+              <w:t>0.8624</w:t>
+            </w:r>
+          </w:p>
+        </w:tc>
+        <w:tc>
+          <w:tcPr>
+            <w:tcW w:type="dxa" w:w="1445"/>
+          </w:tcPr>
+          <w:p>
+            <w:pPr>
+              <w:spacing w:after="40" w:line="240" w:lineRule="auto"/>
+              <w:jc w:val="center"/>
+            </w:pPr>
+            <w:r/>
+            <w:r>
+              <w:rPr>
+                <w:b w:val="0"/>
+                <w:sz w:val="20"/>
+              </w:rPr>
+              <w:t>0.038</w:t>
+            </w:r>
+          </w:p>
+        </w:tc>
+      </w:tr>
+      <w:tr>
+        <w:tc>
+          <w:tcPr>
+            <w:tcW w:type="dxa" w:w="1445"/>
+          </w:tcPr>
+          <w:p>
+            <w:pPr>
+              <w:spacing w:after="40" w:line="240" w:lineRule="auto"/>
+              <w:jc w:val="left"/>
+            </w:pPr>
+            <w:r/>
+            <w:r>
+              <w:rPr>
+                <w:b w:val="0"/>
+                <w:sz w:val="20"/>
+              </w:rPr>
+              <w:t>drop_off</w:t>
+            </w:r>
+          </w:p>
+        </w:tc>
+        <w:tc>
+          <w:tcPr>
+            <w:tcW w:type="dxa" w:w="1445"/>
+          </w:tcPr>
+          <w:p>
+            <w:pPr>
+              <w:spacing w:after="40" w:line="240" w:lineRule="auto"/>
+              <w:jc w:val="center"/>
+            </w:pPr>
+            <w:r/>
+            <w:r>
+              <w:rPr>
+                <w:b w:val="0"/>
+                <w:sz w:val="20"/>
+              </w:rPr>
+              <w:t>baseline (stratified)</w:t>
+            </w:r>
+          </w:p>
+        </w:tc>
+        <w:tc>
+          <w:tcPr>
+            <w:tcW w:type="dxa" w:w="1445"/>
+          </w:tcPr>
+          <w:p>
+            <w:pPr>
+              <w:spacing w:after="40" w:line="240" w:lineRule="auto"/>
+              <w:jc w:val="center"/>
+            </w:pPr>
+            <w:r/>
+            <w:r>
+              <w:rPr>
+                <w:b w:val="0"/>
+                <w:sz w:val="20"/>
+              </w:rPr>
+              <w:t>0.4898</w:t>
+            </w:r>
+          </w:p>
+        </w:tc>
+        <w:tc>
+          <w:tcPr>
+            <w:tcW w:type="dxa" w:w="1445"/>
+          </w:tcPr>
+          <w:p>
+            <w:pPr>
+              <w:spacing w:after="40" w:line="240" w:lineRule="auto"/>
+              <w:jc w:val="center"/>
+            </w:pPr>
+            <w:r/>
+            <w:r>
+              <w:rPr>
+                <w:b w:val="0"/>
+                <w:sz w:val="20"/>
+              </w:rPr>
+              <w:t>[0.4687, 0.5107]</w:t>
+            </w:r>
+          </w:p>
+        </w:tc>
+        <w:tc>
+          <w:tcPr>
+            <w:tcW w:type="dxa" w:w="1445"/>
+          </w:tcPr>
+          <w:p>
+            <w:pPr>
+              <w:spacing w:after="40" w:line="240" w:lineRule="auto"/>
+              <w:jc w:val="center"/>
+            </w:pPr>
+            <w:r/>
+            <w:r>
+              <w:rPr>
+                <w:b w:val="0"/>
+                <w:sz w:val="20"/>
+              </w:rPr>
+              <w:t>0.6328</w:t>
+            </w:r>
+          </w:p>
+        </w:tc>
+        <w:tc>
+          <w:tcPr>
+            <w:tcW w:type="dxa" w:w="1445"/>
+          </w:tcPr>
+          <w:p>
+            <w:pPr>
+              <w:spacing w:after="40" w:line="240" w:lineRule="auto"/>
+              <w:jc w:val="center"/>
+            </w:pPr>
+            <w:r/>
+            <w:r>
+              <w:rPr>
+                <w:b w:val="0"/>
+                <w:sz w:val="20"/>
+              </w:rPr>
+              <w:t>0.4715</w:t>
+            </w:r>
+          </w:p>
+        </w:tc>
+      </w:tr>
+      <w:tr>
+        <w:tc>
+          <w:tcPr>
+            <w:tcW w:type="dxa" w:w="1445"/>
+          </w:tcPr>
+          <w:p>
+            <w:pPr>
+              <w:spacing w:after="40" w:line="240" w:lineRule="auto"/>
+              <w:jc w:val="left"/>
+            </w:pPr>
+            <w:r/>
+            <w:r>
+              <w:rPr>
+                <w:b w:val="0"/>
+                <w:sz w:val="20"/>
+              </w:rPr>
+              <w:t>drop_off</w:t>
+            </w:r>
+          </w:p>
+        </w:tc>
+        <w:tc>
+          <w:tcPr>
+            <w:tcW w:type="dxa" w:w="1445"/>
+          </w:tcPr>
+          <w:p>
+            <w:pPr>
+              <w:spacing w:after="40" w:line="240" w:lineRule="auto"/>
+              <w:jc w:val="center"/>
+            </w:pPr>
+            <w:r/>
+            <w:r>
+              <w:rPr>
+                <w:b w:val="0"/>
+                <w:sz w:val="20"/>
+              </w:rPr>
+              <w:t>logistic regression</w:t>
+            </w:r>
+          </w:p>
+        </w:tc>
+        <w:tc>
+          <w:tcPr>
+            <w:tcW w:type="dxa" w:w="1445"/>
+          </w:tcPr>
+          <w:p>
+            <w:pPr>
+              <w:spacing w:after="40" w:line="240" w:lineRule="auto"/>
+              <w:jc w:val="center"/>
+            </w:pPr>
+            <w:r/>
+            <w:r>
+              <w:rPr>
+                <w:b w:val="0"/>
+                <w:sz w:val="20"/>
+              </w:rPr>
+              <w:t>0.9306</w:t>
+            </w:r>
+          </w:p>
+        </w:tc>
+        <w:tc>
+          <w:tcPr>
+            <w:tcW w:type="dxa" w:w="1445"/>
+          </w:tcPr>
+          <w:p>
+            <w:pPr>
+              <w:spacing w:after="40" w:line="240" w:lineRule="auto"/>
+              <w:jc w:val="center"/>
+            </w:pPr>
+            <w:r/>
+            <w:r>
+              <w:rPr>
+                <w:b w:val="0"/>
+                <w:sz w:val="20"/>
+              </w:rPr>
+              <w:t>[0.9168, 0.9442]</w:t>
+            </w:r>
+          </w:p>
+        </w:tc>
+        <w:tc>
+          <w:tcPr>
+            <w:tcW w:type="dxa" w:w="1445"/>
+          </w:tcPr>
+          <w:p>
+            <w:pPr>
+              <w:spacing w:after="40" w:line="240" w:lineRule="auto"/>
+              <w:jc w:val="center"/>
+            </w:pPr>
+            <w:r/>
+            <w:r>
+              <w:rPr>
+                <w:b w:val="0"/>
+                <w:sz w:val="20"/>
+              </w:rPr>
+              <w:t>0.9377</w:t>
+            </w:r>
+          </w:p>
+        </w:tc>
+        <w:tc>
+          <w:tcPr>
+            <w:tcW w:type="dxa" w:w="1445"/>
+          </w:tcPr>
+          <w:p>
+            <w:pPr>
+              <w:spacing w:after="40" w:line="240" w:lineRule="auto"/>
+              <w:jc w:val="center"/>
+            </w:pPr>
+            <w:r/>
+            <w:r>
+              <w:rPr>
+                <w:b w:val="0"/>
+                <w:sz w:val="20"/>
+              </w:rPr>
+              <w:t>0.0829</w:t>
+            </w:r>
+          </w:p>
+        </w:tc>
+      </w:tr>
+      <w:tr>
+        <w:tc>
+          <w:tcPr>
+            <w:tcW w:type="dxa" w:w="1445"/>
+          </w:tcPr>
+          <w:p>
+            <w:pPr>
+              <w:spacing w:after="40" w:line="240" w:lineRule="auto"/>
+              <w:jc w:val="left"/>
+            </w:pPr>
+            <w:r/>
+            <w:r>
+              <w:rPr>
+                <w:b w:val="0"/>
+                <w:sz w:val="20"/>
+              </w:rPr>
+              <w:t>drop_off</w:t>
+            </w:r>
+          </w:p>
+        </w:tc>
+        <w:tc>
+          <w:tcPr>
+            <w:tcW w:type="dxa" w:w="1445"/>
+          </w:tcPr>
+          <w:p>
+            <w:pPr>
+              <w:spacing w:after="40" w:line="240" w:lineRule="auto"/>
+              <w:jc w:val="center"/>
+            </w:pPr>
+            <w:r/>
+            <w:r>
+              <w:rPr>
+                <w:b w:val="0"/>
+                <w:sz w:val="20"/>
+              </w:rPr>
+              <w:t>random forest</w:t>
+            </w:r>
+          </w:p>
+        </w:tc>
+        <w:tc>
+          <w:tcPr>
+            <w:tcW w:type="dxa" w:w="1445"/>
+          </w:tcPr>
+          <w:p>
+            <w:pPr>
+              <w:spacing w:after="40" w:line="240" w:lineRule="auto"/>
+              <w:jc w:val="center"/>
+            </w:pPr>
+            <w:r/>
+            <w:r>
+              <w:rPr>
+                <w:b w:val="0"/>
+                <w:sz w:val="20"/>
+              </w:rPr>
+              <w:t>0.9876</w:t>
+            </w:r>
+          </w:p>
+        </w:tc>
+        <w:tc>
+          <w:tcPr>
+            <w:tcW w:type="dxa" w:w="1445"/>
+          </w:tcPr>
+          <w:p>
+            <w:pPr>
+              <w:spacing w:after="40" w:line="240" w:lineRule="auto"/>
+              <w:jc w:val="center"/>
+            </w:pPr>
+            <w:r/>
+            <w:r>
+              <w:rPr>
+                <w:b w:val="0"/>
+                <w:sz w:val="20"/>
+              </w:rPr>
+              <w:t>[0.9829, 0.9915]</w:t>
+            </w:r>
+          </w:p>
+        </w:tc>
+        <w:tc>
+          <w:tcPr>
+            <w:tcW w:type="dxa" w:w="1445"/>
+          </w:tcPr>
+          <w:p>
+            <w:pPr>
+              <w:spacing w:after="40" w:line="240" w:lineRule="auto"/>
+              <w:jc w:val="center"/>
+            </w:pPr>
+            <w:r/>
+            <w:r>
+              <w:rPr>
+                <w:b w:val="0"/>
+                <w:sz w:val="20"/>
+              </w:rPr>
+              <w:t>0.9917</w:t>
+            </w:r>
+          </w:p>
+        </w:tc>
+        <w:tc>
+          <w:tcPr>
+            <w:tcW w:type="dxa" w:w="1445"/>
+          </w:tcPr>
+          <w:p>
+            <w:pPr>
+              <w:spacing w:after="40" w:line="240" w:lineRule="auto"/>
+              <w:jc w:val="center"/>
+            </w:pPr>
+            <w:r/>
+            <w:r>
+              <w:rPr>
+                <w:b w:val="0"/>
+                <w:sz w:val="20"/>
+              </w:rPr>
+              <w:t>0.0362</w:t>
+            </w:r>
+          </w:p>
+        </w:tc>
+      </w:tr>
+      <w:tr>
+        <w:tc>
+          <w:tcPr>
+            <w:tcW w:type="dxa" w:w="1445"/>
+          </w:tcPr>
+          <w:p>
+            <w:pPr>
+              <w:spacing w:after="40" w:line="240" w:lineRule="auto"/>
+              <w:jc w:val="left"/>
+            </w:pPr>
+            <w:r/>
+            <w:r>
+              <w:rPr>
+                <w:b w:val="0"/>
+                <w:sz w:val="20"/>
+              </w:rPr>
+              <w:t>drop_off</w:t>
+            </w:r>
+          </w:p>
+        </w:tc>
+        <w:tc>
+          <w:tcPr>
+            <w:tcW w:type="dxa" w:w="1445"/>
+          </w:tcPr>
+          <w:p>
+            <w:pPr>
+              <w:spacing w:after="40" w:line="240" w:lineRule="auto"/>
+              <w:jc w:val="center"/>
+            </w:pPr>
+            <w:r/>
+            <w:r>
+              <w:rPr>
+                <w:b w:val="0"/>
+                <w:sz w:val="20"/>
+              </w:rPr>
+              <w:t>xgboost</w:t>
+            </w:r>
+          </w:p>
+        </w:tc>
+        <w:tc>
+          <w:tcPr>
+            <w:tcW w:type="dxa" w:w="1445"/>
+          </w:tcPr>
+          <w:p>
+            <w:pPr>
+              <w:spacing w:after="40" w:line="240" w:lineRule="auto"/>
+              <w:jc w:val="center"/>
+            </w:pPr>
+            <w:r/>
+            <w:r>
+              <w:rPr>
+                <w:b w:val="0"/>
+                <w:sz w:val="20"/>
+              </w:rPr>
+              <w:t>0.99</w:t>
+            </w:r>
+          </w:p>
+        </w:tc>
+        <w:tc>
+          <w:tcPr>
+            <w:tcW w:type="dxa" w:w="1445"/>
+          </w:tcPr>
+          <w:p>
+            <w:pPr>
+              <w:spacing w:after="40" w:line="240" w:lineRule="auto"/>
+              <w:jc w:val="center"/>
+            </w:pPr>
+            <w:r/>
+            <w:r>
+              <w:rPr>
+                <w:b w:val="0"/>
+                <w:sz w:val="20"/>
+              </w:rPr>
+              <w:t>[0.9867, 0.9929]</w:t>
+            </w:r>
+          </w:p>
+        </w:tc>
+        <w:tc>
+          <w:tcPr>
+            <w:tcW w:type="dxa" w:w="1445"/>
+          </w:tcPr>
+          <w:p>
+            <w:pPr>
+              <w:spacing w:after="40" w:line="240" w:lineRule="auto"/>
+              <w:jc w:val="center"/>
+            </w:pPr>
+            <w:r/>
+            <w:r>
+              <w:rPr>
+                <w:b w:val="0"/>
+                <w:sz w:val="20"/>
+              </w:rPr>
+              <w:t>0.9941</w:t>
+            </w:r>
+          </w:p>
+        </w:tc>
+        <w:tc>
+          <w:tcPr>
+            <w:tcW w:type="dxa" w:w="1445"/>
+          </w:tcPr>
+          <w:p>
+            <w:pPr>
+              <w:spacing w:after="40" w:line="240" w:lineRule="auto"/>
+              <w:jc w:val="center"/>
+            </w:pPr>
+            <w:r/>
+            <w:r>
+              <w:rPr>
+                <w:b w:val="0"/>
+                <w:sz w:val="20"/>
+              </w:rPr>
+              <w:t>0.0355</w:t>
+            </w:r>
+          </w:p>
+        </w:tc>
+      </w:tr>
+    </w:tbl>
+    <w:p>
+      <w:pPr>
+        <w:spacing w:after="120"/>
+      </w:pPr>
+    </w:p>
+    <w:p>
+      <w:pPr>
+        <w:keepNext/>
+        <w:spacing w:before="200" w:after="40"/>
+        <w:jc w:val="center"/>
+      </w:pPr>
+      <w:r>
+        <w:drawing>
+          <wp:inline xmlns:a="http://schemas.openxmlformats.org/drawingml/2006/main" xmlns:pic="http://schemas.openxmlformats.org/drawingml/2006/picture">
+            <wp:extent cx="5486400" cy="2098391"/>
+            <wp:docPr id="29" name="Picture 29"/>
+            <wp:cNvGraphicFramePr>
+              <a:graphicFrameLocks noChangeAspect="1"/>
+            </wp:cNvGraphicFramePr>
+            <a:graphic>
+              <a:graphicData uri="http://schemas.openxmlformats.org/drawingml/2006/picture">
+                <pic:pic>
+                  <pic:nvPicPr>
+                    <pic:cNvPr id="0" name="fig_e5_prediction.png"/>
+                    <pic:cNvPicPr/>
+                  </pic:nvPicPr>
+                  <pic:blipFill>
+                    <a:blip r:embed="rId39"/>
+                    <a:stretch>
+                      <a:fillRect/>
+                    </a:stretch>
+                  </pic:blipFill>
+                  <pic:spPr>
+                    <a:xfrm>
+                      <a:off x="0" y="0"/>
+                      <a:ext cx="5486400" cy="2098391"/>
+                    </a:xfrm>
+                    <a:prstGeom prst="rect"/>
+                  </pic:spPr>
+                </pic:pic>
+              </a:graphicData>
+            </a:graphic>
+          </wp:inline>
+        </w:drawing>
+      </w:r>
+    </w:p>
+    <w:p>
+      <w:pPr>
+        <w:pStyle w:val="Caption"/>
+      </w:pPr>
+      <w:r>
+        <w:rPr>
+          <w:b w:val="0"/>
+          <w:i w:val="0"/>
+        </w:rPr>
+        <w:t>Figure R7 — Discrimination against a stratified baseline, with bootstrap intervals.</w:t>
+      </w:r>
+    </w:p>
+    <w:p>
+      <w:pPr>
+        <w:pStyle w:val="TableCaption"/>
+      </w:pPr>
+      <w:r>
+        <w:rPr>
+          <w:b w:val="0"/>
+          <w:i w:val="0"/>
+        </w:rPr>
+        <w:t>Table R9 — The same models applied to the imported audience — a different distribution from the one they were fitted on.</w:t>
+      </w:r>
+    </w:p>
+    <w:tbl>
+      <w:tblPr>
+        <w:tblStyle w:val="TableGrid"/>
+        <w:tblW w:type="auto" w:w="0"/>
+        <w:jc w:val="center"/>
+        <w:tblLayout w:type="autofit"/>
+        <w:tblLook w:firstColumn="1" w:firstRow="1" w:lastColumn="0" w:lastRow="0" w:noHBand="0" w:noVBand="1" w:val="04A0"/>
+      </w:tblPr>
+      <w:tblGrid>
+        <w:gridCol w:w="1734"/>
+        <w:gridCol w:w="1734"/>
+        <w:gridCol w:w="1734"/>
+        <w:gridCol w:w="1734"/>
+        <w:gridCol w:w="1734"/>
+      </w:tblGrid>
+      <w:tr>
+        <w:trPr>
+          <w:tblHeader w:val="true"/>
+        </w:trPr>
+        <w:tc>
+          <w:tcPr>
+            <w:tcW w:type="dxa" w:w="1734"/>
+            <w:shd w:val="clear" w:color="auto" w:fill="E8EEF6"/>
+          </w:tcPr>
+          <w:p>
+            <w:pPr>
+              <w:spacing w:after="40" w:line="240" w:lineRule="auto"/>
+              <w:jc w:val="center"/>
+            </w:pPr>
+            <w:r/>
+            <w:r>
+              <w:rPr>
+                <w:b/>
+                <w:sz w:val="20"/>
+              </w:rPr>
+              <w:t>Prediction</w:t>
+            </w:r>
+          </w:p>
+        </w:tc>
+        <w:tc>
+          <w:tcPr>
+            <w:tcW w:type="dxa" w:w="1734"/>
+            <w:shd w:val="clear" w:color="auto" w:fill="E8EEF6"/>
+          </w:tcPr>
+          <w:p>
+            <w:pPr>
+              <w:spacing w:after="40" w:line="240" w:lineRule="auto"/>
+              <w:jc w:val="center"/>
+            </w:pPr>
+            <w:r/>
+            <w:r>
+              <w:rPr>
+                <w:b/>
+                <w:sz w:val="20"/>
+              </w:rPr>
+              <w:t>Min</w:t>
+            </w:r>
+          </w:p>
+        </w:tc>
+        <w:tc>
+          <w:tcPr>
+            <w:tcW w:type="dxa" w:w="1734"/>
+            <w:shd w:val="clear" w:color="auto" w:fill="E8EEF6"/>
+          </w:tcPr>
+          <w:p>
+            <w:pPr>
+              <w:spacing w:after="40" w:line="240" w:lineRule="auto"/>
+              <w:jc w:val="center"/>
+            </w:pPr>
+            <w:r/>
+            <w:r>
+              <w:rPr>
+                <w:b/>
+                <w:sz w:val="20"/>
+              </w:rPr>
+              <w:t>Median</w:t>
+            </w:r>
+          </w:p>
+        </w:tc>
+        <w:tc>
+          <w:tcPr>
+            <w:tcW w:type="dxa" w:w="1734"/>
+            <w:shd w:val="clear" w:color="auto" w:fill="E8EEF6"/>
+          </w:tcPr>
+          <w:p>
+            <w:pPr>
+              <w:spacing w:after="40" w:line="240" w:lineRule="auto"/>
+              <w:jc w:val="center"/>
+            </w:pPr>
+            <w:r/>
+            <w:r>
+              <w:rPr>
+                <w:b/>
+                <w:sz w:val="20"/>
+              </w:rPr>
+              <w:t>Max</w:t>
+            </w:r>
+          </w:p>
+        </w:tc>
+        <w:tc>
+          <w:tcPr>
+            <w:tcW w:type="dxa" w:w="1734"/>
+            <w:shd w:val="clear" w:color="auto" w:fill="E8EEF6"/>
+          </w:tcPr>
+          <w:p>
+            <w:pPr>
+              <w:spacing w:after="40" w:line="240" w:lineRule="auto"/>
+              <w:jc w:val="center"/>
+            </w:pPr>
+            <w:r/>
+            <w:r>
+              <w:rPr>
+                <w:b/>
+                <w:sz w:val="20"/>
+              </w:rPr>
+              <w:t>Above threshold</w:t>
+            </w:r>
+          </w:p>
+        </w:tc>
+      </w:tr>
+      <w:tr>
+        <w:tc>
+          <w:tcPr>
+            <w:tcW w:type="dxa" w:w="1734"/>
+          </w:tcPr>
+          <w:p>
+            <w:pPr>
+              <w:spacing w:after="40" w:line="240" w:lineRule="auto"/>
+              <w:jc w:val="left"/>
+            </w:pPr>
+            <w:r/>
+            <w:r>
+              <w:rPr>
+                <w:b w:val="0"/>
+                <w:sz w:val="20"/>
+              </w:rPr>
+              <w:t>conversion</w:t>
+            </w:r>
+          </w:p>
+        </w:tc>
+        <w:tc>
+          <w:tcPr>
+            <w:tcW w:type="dxa" w:w="1734"/>
+          </w:tcPr>
+          <w:p>
+            <w:pPr>
+              <w:spacing w:after="40" w:line="240" w:lineRule="auto"/>
+              <w:jc w:val="center"/>
+            </w:pPr>
+            <w:r/>
+            <w:r>
+              <w:rPr>
+                <w:b w:val="0"/>
+                <w:sz w:val="20"/>
+              </w:rPr>
+              <w:t>0.0103</w:t>
+            </w:r>
+          </w:p>
+        </w:tc>
+        <w:tc>
+          <w:tcPr>
+            <w:tcW w:type="dxa" w:w="1734"/>
+          </w:tcPr>
+          <w:p>
+            <w:pPr>
+              <w:spacing w:after="40" w:line="240" w:lineRule="auto"/>
+              <w:jc w:val="center"/>
+            </w:pPr>
+            <w:r/>
+            <w:r>
+              <w:rPr>
+                <w:b w:val="0"/>
+                <w:sz w:val="20"/>
+              </w:rPr>
+              <w:t>0.9116</w:t>
+            </w:r>
+          </w:p>
+        </w:tc>
+        <w:tc>
+          <w:tcPr>
+            <w:tcW w:type="dxa" w:w="1734"/>
+          </w:tcPr>
+          <w:p>
+            <w:pPr>
+              <w:spacing w:after="40" w:line="240" w:lineRule="auto"/>
+              <w:jc w:val="center"/>
+            </w:pPr>
+            <w:r/>
+            <w:r>
+              <w:rPr>
+                <w:b w:val="0"/>
+                <w:sz w:val="20"/>
+              </w:rPr>
+              <w:t>0.9956</w:t>
+            </w:r>
+          </w:p>
+        </w:tc>
+        <w:tc>
+          <w:tcPr>
+            <w:tcW w:type="dxa" w:w="1734"/>
+          </w:tcPr>
+          <w:p>
+            <w:pPr>
+              <w:spacing w:after="40" w:line="240" w:lineRule="auto"/>
+              <w:jc w:val="center"/>
+            </w:pPr>
+            <w:r/>
+            <w:r>
+              <w:rPr>
+                <w:b w:val="0"/>
+                <w:sz w:val="20"/>
+              </w:rPr>
+              <w:t>5601 of 8000 (≥ 0.5)</w:t>
+            </w:r>
+          </w:p>
+        </w:tc>
+      </w:tr>
+      <w:tr>
+        <w:tc>
+          <w:tcPr>
+            <w:tcW w:type="dxa" w:w="1734"/>
+          </w:tcPr>
+          <w:p>
+            <w:pPr>
+              <w:spacing w:after="40" w:line="240" w:lineRule="auto"/>
+              <w:jc w:val="left"/>
+            </w:pPr>
+            <w:r/>
+            <w:r>
+              <w:rPr>
+                <w:b w:val="0"/>
+                <w:sz w:val="20"/>
+              </w:rPr>
+              <w:t>drop-off risk</w:t>
+            </w:r>
+          </w:p>
+        </w:tc>
+        <w:tc>
+          <w:tcPr>
+            <w:tcW w:type="dxa" w:w="1734"/>
+          </w:tcPr>
+          <w:p>
+            <w:pPr>
+              <w:spacing w:after="40" w:line="240" w:lineRule="auto"/>
+              <w:jc w:val="center"/>
+            </w:pPr>
+            <w:r/>
+            <w:r>
+              <w:rPr>
+                <w:b w:val="0"/>
+                <w:sz w:val="20"/>
+              </w:rPr>
+              <w:t>0.0006</w:t>
+            </w:r>
+          </w:p>
+        </w:tc>
+        <w:tc>
+          <w:tcPr>
+            <w:tcW w:type="dxa" w:w="1734"/>
+          </w:tcPr>
+          <w:p>
+            <w:pPr>
+              <w:spacing w:after="40" w:line="240" w:lineRule="auto"/>
+              <w:jc w:val="center"/>
+            </w:pPr>
+            <w:r/>
+            <w:r>
+              <w:rPr>
+                <w:b w:val="0"/>
+                <w:sz w:val="20"/>
+              </w:rPr>
+              <w:t>0.0441</w:t>
+            </w:r>
+          </w:p>
+        </w:tc>
+        <w:tc>
+          <w:tcPr>
+            <w:tcW w:type="dxa" w:w="1734"/>
+          </w:tcPr>
+          <w:p>
+            <w:pPr>
+              <w:spacing w:after="40" w:line="240" w:lineRule="auto"/>
+              <w:jc w:val="center"/>
+            </w:pPr>
+            <w:r/>
+            <w:r>
+              <w:rPr>
+                <w:b w:val="0"/>
+                <w:sz w:val="20"/>
+              </w:rPr>
+              <w:t>0.9911</w:t>
+            </w:r>
+          </w:p>
+        </w:tc>
+        <w:tc>
+          <w:tcPr>
+            <w:tcW w:type="dxa" w:w="1734"/>
+          </w:tcPr>
+          <w:p>
+            <w:pPr>
+              <w:spacing w:after="40" w:line="240" w:lineRule="auto"/>
+              <w:jc w:val="center"/>
+            </w:pPr>
+            <w:r/>
+            <w:r>
+              <w:rPr>
+                <w:b w:val="0"/>
+                <w:sz w:val="20"/>
+              </w:rPr>
+              <w:t>912 of 8000 (≥ 0.6)</w:t>
+            </w:r>
+          </w:p>
+        </w:tc>
+      </w:tr>
+    </w:tbl>
+    <w:p>
+      <w:pPr>
+        <w:spacing w:after="120"/>
+      </w:pPr>
+    </w:p>
+    <w:p>
+      <w:r>
+        <w:t>The models discriminate well on the distribution they were fitted on. Applying them to another audience is a transfer across distributions: the ranking remains usable, the absolute probabilities are not calibrated for it, and any threshold set on the training distribution should be treated as arbitrary here. The system raises a calibration warning rather than reporting a confident number when the prediction distribution is degenerate.</w:t>
+      </w:r>
+    </w:p>
+    <w:p>
+      <w:pPr>
+        <w:pStyle w:val="Heading2"/>
+      </w:pPr>
+      <w:r>
+        <w:t>3.6 Goal and tone — the simpler model wins, and it matters which metric says so</w:t>
+      </w:r>
+    </w:p>
+    <w:p>
+      <w:pPr>
+        <w:pStyle w:val="TableCaption"/>
+      </w:pPr>
+      <w:r>
+        <w:rPr>
+          <w:b w:val="0"/>
+          <w:i w:val="0"/>
+        </w:rPr>
+        <w:t>Table R10 — Classifier comparison. Accuracy and macro-F1 tell different stories.</w:t>
+      </w:r>
+    </w:p>
+    <w:tbl>
+      <w:tblPr>
+        <w:tblStyle w:val="TableGrid"/>
+        <w:tblW w:type="auto" w:w="0"/>
+        <w:jc w:val="center"/>
+        <w:tblLayout w:type="autofit"/>
+        <w:tblLook w:firstColumn="1" w:firstRow="1" w:lastColumn="0" w:lastRow="0" w:noHBand="0" w:noVBand="1" w:val="04A0"/>
+      </w:tblPr>
+      <w:tblGrid>
+        <w:gridCol w:w="1445"/>
+        <w:gridCol w:w="1445"/>
+        <w:gridCol w:w="1445"/>
+        <w:gridCol w:w="1445"/>
+        <w:gridCol w:w="1445"/>
+        <w:gridCol w:w="1445"/>
+      </w:tblGrid>
+      <w:tr>
+        <w:trPr>
+          <w:tblHeader w:val="true"/>
+        </w:trPr>
+        <w:tc>
+          <w:tcPr>
+            <w:tcW w:type="dxa" w:w="1445"/>
+            <w:shd w:val="clear" w:color="auto" w:fill="E8EEF6"/>
+          </w:tcPr>
+          <w:p>
+            <w:pPr>
+              <w:spacing w:after="40" w:line="240" w:lineRule="auto"/>
+              <w:jc w:val="center"/>
+            </w:pPr>
+            <w:r/>
+            <w:r>
+              <w:rPr>
+                <w:b/>
+                <w:sz w:val="20"/>
+              </w:rPr>
+              <w:t>Target</w:t>
+            </w:r>
+          </w:p>
+        </w:tc>
+        <w:tc>
+          <w:tcPr>
+            <w:tcW w:type="dxa" w:w="1445"/>
+            <w:shd w:val="clear" w:color="auto" w:fill="E8EEF6"/>
+          </w:tcPr>
+          <w:p>
+            <w:pPr>
+              <w:spacing w:after="40" w:line="240" w:lineRule="auto"/>
+              <w:jc w:val="center"/>
+            </w:pPr>
+            <w:r/>
+            <w:r>
+              <w:rPr>
+                <w:b/>
+                <w:sz w:val="20"/>
+              </w:rPr>
+              <w:t>Model</w:t>
+            </w:r>
+          </w:p>
+        </w:tc>
+        <w:tc>
+          <w:tcPr>
+            <w:tcW w:type="dxa" w:w="1445"/>
+            <w:shd w:val="clear" w:color="auto" w:fill="E8EEF6"/>
+          </w:tcPr>
+          <w:p>
+            <w:pPr>
+              <w:spacing w:after="40" w:line="240" w:lineRule="auto"/>
+              <w:jc w:val="center"/>
+            </w:pPr>
+            <w:r/>
+            <w:r>
+              <w:rPr>
+                <w:b/>
+                <w:sz w:val="20"/>
+              </w:rPr>
+              <w:t>Accuracy</w:t>
+            </w:r>
+          </w:p>
+        </w:tc>
+        <w:tc>
+          <w:tcPr>
+            <w:tcW w:type="dxa" w:w="1445"/>
+            <w:shd w:val="clear" w:color="auto" w:fill="E8EEF6"/>
+          </w:tcPr>
+          <w:p>
+            <w:pPr>
+              <w:spacing w:after="40" w:line="240" w:lineRule="auto"/>
+              <w:jc w:val="center"/>
+            </w:pPr>
+            <w:r/>
+            <w:r>
+              <w:rPr>
+                <w:b/>
+                <w:sz w:val="20"/>
+              </w:rPr>
+              <w:t>Macro-F1</w:t>
+            </w:r>
+          </w:p>
+        </w:tc>
+        <w:tc>
+          <w:tcPr>
+            <w:tcW w:type="dxa" w:w="1445"/>
+            <w:shd w:val="clear" w:color="auto" w:fill="E8EEF6"/>
+          </w:tcPr>
+          <w:p>
+            <w:pPr>
+              <w:spacing w:after="40" w:line="240" w:lineRule="auto"/>
+              <w:jc w:val="center"/>
+            </w:pPr>
+            <w:r/>
+            <w:r>
+              <w:rPr>
+                <w:b/>
+                <w:sz w:val="20"/>
+              </w:rPr>
+              <w:t>Weighted F1</w:t>
+            </w:r>
+          </w:p>
+        </w:tc>
+        <w:tc>
+          <w:tcPr>
+            <w:tcW w:type="dxa" w:w="1445"/>
+            <w:shd w:val="clear" w:color="auto" w:fill="E8EEF6"/>
+          </w:tcPr>
+          <w:p>
+            <w:pPr>
+              <w:spacing w:after="40" w:line="240" w:lineRule="auto"/>
+              <w:jc w:val="center"/>
+            </w:pPr>
+            <w:r/>
+            <w:r>
+              <w:rPr>
+                <w:b/>
+                <w:sz w:val="20"/>
+              </w:rPr>
+              <w:t>Test rows</w:t>
+            </w:r>
+          </w:p>
+        </w:tc>
+      </w:tr>
+      <w:tr>
+        <w:tc>
+          <w:tcPr>
+            <w:tcW w:type="dxa" w:w="1445"/>
+          </w:tcPr>
+          <w:p>
+            <w:pPr>
+              <w:spacing w:after="40" w:line="240" w:lineRule="auto"/>
+              <w:jc w:val="left"/>
+            </w:pPr>
+            <w:r/>
+            <w:r>
+              <w:rPr>
+                <w:b w:val="0"/>
+                <w:sz w:val="20"/>
+              </w:rPr>
+              <w:t>campaign_goal</w:t>
+            </w:r>
+          </w:p>
+        </w:tc>
+        <w:tc>
+          <w:tcPr>
+            <w:tcW w:type="dxa" w:w="1445"/>
+          </w:tcPr>
+          <w:p>
+            <w:pPr>
+              <w:spacing w:after="40" w:line="240" w:lineRule="auto"/>
+              <w:jc w:val="center"/>
+            </w:pPr>
+            <w:r/>
+            <w:r>
+              <w:rPr>
+                <w:b w:val="0"/>
+                <w:sz w:val="20"/>
+              </w:rPr>
+              <w:t>majority baseline</w:t>
+            </w:r>
+          </w:p>
+        </w:tc>
+        <w:tc>
+          <w:tcPr>
+            <w:tcW w:type="dxa" w:w="1445"/>
+          </w:tcPr>
+          <w:p>
+            <w:pPr>
+              <w:spacing w:after="40" w:line="240" w:lineRule="auto"/>
+              <w:jc w:val="center"/>
+            </w:pPr>
+            <w:r/>
+            <w:r>
+              <w:rPr>
+                <w:b w:val="0"/>
+                <w:sz w:val="20"/>
+              </w:rPr>
+              <w:t>0.5877</w:t>
+            </w:r>
+          </w:p>
+        </w:tc>
+        <w:tc>
+          <w:tcPr>
+            <w:tcW w:type="dxa" w:w="1445"/>
+          </w:tcPr>
+          <w:p>
+            <w:pPr>
+              <w:spacing w:after="40" w:line="240" w:lineRule="auto"/>
+              <w:jc w:val="center"/>
+            </w:pPr>
+            <w:r/>
+            <w:r>
+              <w:rPr>
+                <w:b w:val="0"/>
+                <w:sz w:val="20"/>
+              </w:rPr>
+              <w:t>0.1481</w:t>
+            </w:r>
+          </w:p>
+        </w:tc>
+        <w:tc>
+          <w:tcPr>
+            <w:tcW w:type="dxa" w:w="1445"/>
+          </w:tcPr>
+          <w:p>
+            <w:pPr>
+              <w:spacing w:after="40" w:line="240" w:lineRule="auto"/>
+              <w:jc w:val="center"/>
+            </w:pPr>
+            <w:r/>
+            <w:r>
+              <w:rPr>
+                <w:b w:val="0"/>
+                <w:sz w:val="20"/>
+              </w:rPr>
+              <w:t>0.4351</w:t>
+            </w:r>
+          </w:p>
+        </w:tc>
+        <w:tc>
+          <w:tcPr>
+            <w:tcW w:type="dxa" w:w="1445"/>
+          </w:tcPr>
+          <w:p>
+            <w:pPr>
+              <w:spacing w:after="40" w:line="240" w:lineRule="auto"/>
+              <w:jc w:val="center"/>
+            </w:pPr>
+            <w:r/>
+            <w:r>
+              <w:rPr>
+                <w:b w:val="0"/>
+                <w:sz w:val="20"/>
+              </w:rPr>
+              <w:t>114</w:t>
+            </w:r>
+          </w:p>
+        </w:tc>
+      </w:tr>
+      <w:tr>
+        <w:tc>
+          <w:tcPr>
+            <w:tcW w:type="dxa" w:w="1445"/>
+          </w:tcPr>
+          <w:p>
+            <w:pPr>
+              <w:spacing w:after="40" w:line="240" w:lineRule="auto"/>
+              <w:jc w:val="left"/>
+            </w:pPr>
+            <w:r/>
+            <w:r>
+              <w:rPr>
+                <w:b w:val="0"/>
+                <w:sz w:val="20"/>
+              </w:rPr>
+              <w:t>campaign_goal</w:t>
+            </w:r>
+          </w:p>
+        </w:tc>
+        <w:tc>
+          <w:tcPr>
+            <w:tcW w:type="dxa" w:w="1445"/>
+          </w:tcPr>
+          <w:p>
+            <w:pPr>
+              <w:spacing w:after="40" w:line="240" w:lineRule="auto"/>
+              <w:jc w:val="center"/>
+            </w:pPr>
+            <w:r/>
+            <w:r>
+              <w:rPr>
+                <w:b w:val="0"/>
+                <w:sz w:val="20"/>
+              </w:rPr>
+              <w:t>tfidf + logistic</w:t>
+            </w:r>
+          </w:p>
+        </w:tc>
+        <w:tc>
+          <w:tcPr>
+            <w:tcW w:type="dxa" w:w="1445"/>
+          </w:tcPr>
+          <w:p>
+            <w:pPr>
+              <w:spacing w:after="40" w:line="240" w:lineRule="auto"/>
+              <w:jc w:val="center"/>
+            </w:pPr>
+            <w:r/>
+            <w:r>
+              <w:rPr>
+                <w:b w:val="0"/>
+                <w:sz w:val="20"/>
+              </w:rPr>
+              <w:t>0.7719</w:t>
+            </w:r>
+          </w:p>
+        </w:tc>
+        <w:tc>
+          <w:tcPr>
+            <w:tcW w:type="dxa" w:w="1445"/>
+          </w:tcPr>
+          <w:p>
+            <w:pPr>
+              <w:spacing w:after="40" w:line="240" w:lineRule="auto"/>
+              <w:jc w:val="center"/>
+            </w:pPr>
+            <w:r/>
+            <w:r>
+              <w:rPr>
+                <w:b w:val="0"/>
+                <w:sz w:val="20"/>
+              </w:rPr>
+              <w:t>0.4998</w:t>
+            </w:r>
+          </w:p>
+        </w:tc>
+        <w:tc>
+          <w:tcPr>
+            <w:tcW w:type="dxa" w:w="1445"/>
+          </w:tcPr>
+          <w:p>
+            <w:pPr>
+              <w:spacing w:after="40" w:line="240" w:lineRule="auto"/>
+              <w:jc w:val="center"/>
+            </w:pPr>
+            <w:r/>
+            <w:r>
+              <w:rPr>
+                <w:b w:val="0"/>
+                <w:sz w:val="20"/>
+              </w:rPr>
+              <w:t>0.7628</w:t>
+            </w:r>
+          </w:p>
+        </w:tc>
+        <w:tc>
+          <w:tcPr>
+            <w:tcW w:type="dxa" w:w="1445"/>
+          </w:tcPr>
+          <w:p>
+            <w:pPr>
+              <w:spacing w:after="40" w:line="240" w:lineRule="auto"/>
+              <w:jc w:val="center"/>
+            </w:pPr>
+            <w:r/>
+            <w:r>
+              <w:rPr>
+                <w:b w:val="0"/>
+                <w:sz w:val="20"/>
+              </w:rPr>
+              <w:t>114</w:t>
+            </w:r>
+          </w:p>
+        </w:tc>
+      </w:tr>
+      <w:tr>
+        <w:tc>
+          <w:tcPr>
+            <w:tcW w:type="dxa" w:w="1445"/>
+          </w:tcPr>
+          <w:p>
+            <w:pPr>
+              <w:spacing w:after="40" w:line="240" w:lineRule="auto"/>
+              <w:jc w:val="left"/>
+            </w:pPr>
+            <w:r/>
+            <w:r>
+              <w:rPr>
+                <w:b w:val="0"/>
+                <w:sz w:val="20"/>
+              </w:rPr>
+              <w:t>campaign_goal</w:t>
+            </w:r>
+          </w:p>
+        </w:tc>
+        <w:tc>
+          <w:tcPr>
+            <w:tcW w:type="dxa" w:w="1445"/>
+          </w:tcPr>
+          <w:p>
+            <w:pPr>
+              <w:spacing w:after="40" w:line="240" w:lineRule="auto"/>
+              <w:jc w:val="center"/>
+            </w:pPr>
+            <w:r/>
+            <w:r>
+              <w:rPr>
+                <w:b w:val="0"/>
+                <w:sz w:val="20"/>
+              </w:rPr>
+              <w:t>sbert + xgboost</w:t>
+            </w:r>
+          </w:p>
+        </w:tc>
+        <w:tc>
+          <w:tcPr>
+            <w:tcW w:type="dxa" w:w="1445"/>
+          </w:tcPr>
+          <w:p>
+            <w:pPr>
+              <w:spacing w:after="40" w:line="240" w:lineRule="auto"/>
+              <w:jc w:val="center"/>
+            </w:pPr>
+            <w:r/>
+            <w:r>
+              <w:rPr>
+                <w:b w:val="0"/>
+                <w:sz w:val="20"/>
+              </w:rPr>
+              <w:t>0.7719</w:t>
+            </w:r>
+          </w:p>
+        </w:tc>
+        <w:tc>
+          <w:tcPr>
+            <w:tcW w:type="dxa" w:w="1445"/>
+          </w:tcPr>
+          <w:p>
+            <w:pPr>
+              <w:spacing w:after="40" w:line="240" w:lineRule="auto"/>
+              <w:jc w:val="center"/>
+            </w:pPr>
+            <w:r/>
+            <w:r>
+              <w:rPr>
+                <w:b w:val="0"/>
+                <w:sz w:val="20"/>
+              </w:rPr>
+              <w:t>0.4042</w:t>
+            </w:r>
+          </w:p>
+        </w:tc>
+        <w:tc>
+          <w:tcPr>
+            <w:tcW w:type="dxa" w:w="1445"/>
+          </w:tcPr>
+          <w:p>
+            <w:pPr>
+              <w:spacing w:after="40" w:line="240" w:lineRule="auto"/>
+              <w:jc w:val="center"/>
+            </w:pPr>
+            <w:r/>
+            <w:r>
+              <w:rPr>
+                <w:b w:val="0"/>
+                <w:sz w:val="20"/>
+              </w:rPr>
+              <w:t>0.7391</w:t>
+            </w:r>
+          </w:p>
+        </w:tc>
+        <w:tc>
+          <w:tcPr>
+            <w:tcW w:type="dxa" w:w="1445"/>
+          </w:tcPr>
+          <w:p>
+            <w:pPr>
+              <w:spacing w:after="40" w:line="240" w:lineRule="auto"/>
+              <w:jc w:val="center"/>
+            </w:pPr>
+            <w:r/>
+            <w:r>
+              <w:rPr>
+                <w:b w:val="0"/>
+                <w:sz w:val="20"/>
+              </w:rPr>
+              <w:t>114</w:t>
+            </w:r>
+          </w:p>
+        </w:tc>
+      </w:tr>
+      <w:tr>
+        <w:tc>
+          <w:tcPr>
+            <w:tcW w:type="dxa" w:w="1445"/>
+          </w:tcPr>
+          <w:p>
+            <w:pPr>
+              <w:spacing w:after="40" w:line="240" w:lineRule="auto"/>
+              <w:jc w:val="left"/>
+            </w:pPr>
+            <w:r/>
+            <w:r>
+              <w:rPr>
+                <w:b w:val="0"/>
+                <w:sz w:val="20"/>
+              </w:rPr>
+              <w:t>tone</w:t>
+            </w:r>
+          </w:p>
+        </w:tc>
+        <w:tc>
+          <w:tcPr>
+            <w:tcW w:type="dxa" w:w="1445"/>
+          </w:tcPr>
+          <w:p>
+            <w:pPr>
+              <w:spacing w:after="40" w:line="240" w:lineRule="auto"/>
+              <w:jc w:val="center"/>
+            </w:pPr>
+            <w:r/>
+            <w:r>
+              <w:rPr>
+                <w:b w:val="0"/>
+                <w:sz w:val="20"/>
+              </w:rPr>
+              <w:t>majority baseline</w:t>
+            </w:r>
+          </w:p>
+        </w:tc>
+        <w:tc>
+          <w:tcPr>
+            <w:tcW w:type="dxa" w:w="1445"/>
+          </w:tcPr>
+          <w:p>
+            <w:pPr>
+              <w:spacing w:after="40" w:line="240" w:lineRule="auto"/>
+              <w:jc w:val="center"/>
+            </w:pPr>
+            <w:r/>
+            <w:r>
+              <w:rPr>
+                <w:b w:val="0"/>
+                <w:sz w:val="20"/>
+              </w:rPr>
+              <w:t>0.3864</w:t>
+            </w:r>
+          </w:p>
+        </w:tc>
+        <w:tc>
+          <w:tcPr>
+            <w:tcW w:type="dxa" w:w="1445"/>
+          </w:tcPr>
+          <w:p>
+            <w:pPr>
+              <w:spacing w:after="40" w:line="240" w:lineRule="auto"/>
+              <w:jc w:val="center"/>
+            </w:pPr>
+            <w:r/>
+            <w:r>
+              <w:rPr>
+                <w:b w:val="0"/>
+                <w:sz w:val="20"/>
+              </w:rPr>
+              <w:t>0.1115</w:t>
+            </w:r>
+          </w:p>
+        </w:tc>
+        <w:tc>
+          <w:tcPr>
+            <w:tcW w:type="dxa" w:w="1445"/>
+          </w:tcPr>
+          <w:p>
+            <w:pPr>
+              <w:spacing w:after="40" w:line="240" w:lineRule="auto"/>
+              <w:jc w:val="center"/>
+            </w:pPr>
+            <w:r/>
+            <w:r>
+              <w:rPr>
+                <w:b w:val="0"/>
+                <w:sz w:val="20"/>
+              </w:rPr>
+              <w:t>0.2154</w:t>
+            </w:r>
+          </w:p>
+        </w:tc>
+        <w:tc>
+          <w:tcPr>
+            <w:tcW w:type="dxa" w:w="1445"/>
+          </w:tcPr>
+          <w:p>
+            <w:pPr>
+              <w:spacing w:after="40" w:line="240" w:lineRule="auto"/>
+              <w:jc w:val="center"/>
+            </w:pPr>
+            <w:r/>
+            <w:r>
+              <w:rPr>
+                <w:b w:val="0"/>
+                <w:sz w:val="20"/>
+              </w:rPr>
+              <w:t>44</w:t>
+            </w:r>
+          </w:p>
+        </w:tc>
+      </w:tr>
+      <w:tr>
+        <w:tc>
+          <w:tcPr>
+            <w:tcW w:type="dxa" w:w="1445"/>
+          </w:tcPr>
+          <w:p>
+            <w:pPr>
+              <w:spacing w:after="40" w:line="240" w:lineRule="auto"/>
+              <w:jc w:val="left"/>
+            </w:pPr>
+            <w:r/>
+            <w:r>
+              <w:rPr>
+                <w:b w:val="0"/>
+                <w:sz w:val="20"/>
+              </w:rPr>
+              <w:t>tone</w:t>
+            </w:r>
+          </w:p>
+        </w:tc>
+        <w:tc>
+          <w:tcPr>
+            <w:tcW w:type="dxa" w:w="1445"/>
+          </w:tcPr>
+          <w:p>
+            <w:pPr>
+              <w:spacing w:after="40" w:line="240" w:lineRule="auto"/>
+              <w:jc w:val="center"/>
+            </w:pPr>
+            <w:r/>
+            <w:r>
+              <w:rPr>
+                <w:b w:val="0"/>
+                <w:sz w:val="20"/>
+              </w:rPr>
+              <w:t>tfidf + logistic</w:t>
+            </w:r>
+          </w:p>
+        </w:tc>
+        <w:tc>
+          <w:tcPr>
+            <w:tcW w:type="dxa" w:w="1445"/>
+          </w:tcPr>
+          <w:p>
+            <w:pPr>
+              <w:spacing w:after="40" w:line="240" w:lineRule="auto"/>
+              <w:jc w:val="center"/>
+            </w:pPr>
+            <w:r/>
+            <w:r>
+              <w:rPr>
+                <w:b w:val="0"/>
+                <w:sz w:val="20"/>
+              </w:rPr>
+              <w:t>0.8182</w:t>
+            </w:r>
+          </w:p>
+        </w:tc>
+        <w:tc>
+          <w:tcPr>
+            <w:tcW w:type="dxa" w:w="1445"/>
+          </w:tcPr>
+          <w:p>
+            <w:pPr>
+              <w:spacing w:after="40" w:line="240" w:lineRule="auto"/>
+              <w:jc w:val="center"/>
+            </w:pPr>
+            <w:r/>
+            <w:r>
+              <w:rPr>
+                <w:b w:val="0"/>
+                <w:sz w:val="20"/>
+              </w:rPr>
+              <w:t>0.7315</w:t>
+            </w:r>
+          </w:p>
+        </w:tc>
+        <w:tc>
+          <w:tcPr>
+            <w:tcW w:type="dxa" w:w="1445"/>
+          </w:tcPr>
+          <w:p>
+            <w:pPr>
+              <w:spacing w:after="40" w:line="240" w:lineRule="auto"/>
+              <w:jc w:val="center"/>
+            </w:pPr>
+            <w:r/>
+            <w:r>
+              <w:rPr>
+                <w:b w:val="0"/>
+                <w:sz w:val="20"/>
+              </w:rPr>
+              <w:t>0.8153</w:t>
+            </w:r>
+          </w:p>
+        </w:tc>
+        <w:tc>
+          <w:tcPr>
+            <w:tcW w:type="dxa" w:w="1445"/>
+          </w:tcPr>
+          <w:p>
+            <w:pPr>
+              <w:spacing w:after="40" w:line="240" w:lineRule="auto"/>
+              <w:jc w:val="center"/>
+            </w:pPr>
+            <w:r/>
+            <w:r>
+              <w:rPr>
+                <w:b w:val="0"/>
+                <w:sz w:val="20"/>
+              </w:rPr>
+              <w:t>44</w:t>
+            </w:r>
+          </w:p>
+        </w:tc>
+      </w:tr>
+      <w:tr>
+        <w:tc>
+          <w:tcPr>
+            <w:tcW w:type="dxa" w:w="1445"/>
+          </w:tcPr>
+          <w:p>
+            <w:pPr>
+              <w:spacing w:after="40" w:line="240" w:lineRule="auto"/>
+              <w:jc w:val="left"/>
+            </w:pPr>
+            <w:r/>
+            <w:r>
+              <w:rPr>
+                <w:b w:val="0"/>
+                <w:sz w:val="20"/>
+              </w:rPr>
+              <w:t>tone</w:t>
+            </w:r>
+          </w:p>
+        </w:tc>
+        <w:tc>
+          <w:tcPr>
+            <w:tcW w:type="dxa" w:w="1445"/>
+          </w:tcPr>
+          <w:p>
+            <w:pPr>
+              <w:spacing w:after="40" w:line="240" w:lineRule="auto"/>
+              <w:jc w:val="center"/>
+            </w:pPr>
+            <w:r/>
+            <w:r>
+              <w:rPr>
+                <w:b w:val="0"/>
+                <w:sz w:val="20"/>
+              </w:rPr>
+              <w:t>sbert + xgboost</w:t>
+            </w:r>
+          </w:p>
+        </w:tc>
+        <w:tc>
+          <w:tcPr>
+            <w:tcW w:type="dxa" w:w="1445"/>
+          </w:tcPr>
+          <w:p>
+            <w:pPr>
+              <w:spacing w:after="40" w:line="240" w:lineRule="auto"/>
+              <w:jc w:val="center"/>
+            </w:pPr>
+            <w:r/>
+            <w:r>
+              <w:rPr>
+                <w:b w:val="0"/>
+                <w:sz w:val="20"/>
+              </w:rPr>
+              <w:t>0.7727</w:t>
+            </w:r>
+          </w:p>
+        </w:tc>
+        <w:tc>
+          <w:tcPr>
+            <w:tcW w:type="dxa" w:w="1445"/>
+          </w:tcPr>
+          <w:p>
+            <w:pPr>
+              <w:spacing w:after="40" w:line="240" w:lineRule="auto"/>
+              <w:jc w:val="center"/>
+            </w:pPr>
+            <w:r/>
+            <w:r>
+              <w:rPr>
+                <w:b w:val="0"/>
+                <w:sz w:val="20"/>
+              </w:rPr>
+              <w:t>0.5912</w:t>
+            </w:r>
+          </w:p>
+        </w:tc>
+        <w:tc>
+          <w:tcPr>
+            <w:tcW w:type="dxa" w:w="1445"/>
+          </w:tcPr>
+          <w:p>
+            <w:pPr>
+              <w:spacing w:after="40" w:line="240" w:lineRule="auto"/>
+              <w:jc w:val="center"/>
+            </w:pPr>
+            <w:r/>
+            <w:r>
+              <w:rPr>
+                <w:b w:val="0"/>
+                <w:sz w:val="20"/>
+              </w:rPr>
+              <w:t>0.7482</w:t>
+            </w:r>
+          </w:p>
+        </w:tc>
+        <w:tc>
+          <w:tcPr>
+            <w:tcW w:type="dxa" w:w="1445"/>
+          </w:tcPr>
+          <w:p>
+            <w:pPr>
+              <w:spacing w:after="40" w:line="240" w:lineRule="auto"/>
+              <w:jc w:val="center"/>
+            </w:pPr>
+            <w:r/>
+            <w:r>
+              <w:rPr>
+                <w:b w:val="0"/>
+                <w:sz w:val="20"/>
+              </w:rPr>
+              <w:t>44</w:t>
+            </w:r>
+          </w:p>
+        </w:tc>
+      </w:tr>
+    </w:tbl>
+    <w:p>
+      <w:pPr>
+        <w:spacing w:after="120"/>
+      </w:pPr>
+    </w:p>
+    <w:p>
+      <w:pPr>
+        <w:keepNext/>
+        <w:spacing w:before="200" w:after="40"/>
+        <w:jc w:val="center"/>
+      </w:pPr>
+      <w:r>
+        <w:drawing>
+          <wp:inline xmlns:a="http://schemas.openxmlformats.org/drawingml/2006/main" xmlns:pic="http://schemas.openxmlformats.org/drawingml/2006/picture">
+            <wp:extent cx="5486400" cy="1965085"/>
+            <wp:docPr id="30" name="Picture 30"/>
+            <wp:cNvGraphicFramePr>
+              <a:graphicFrameLocks noChangeAspect="1"/>
+            </wp:cNvGraphicFramePr>
+            <a:graphic>
+              <a:graphicData uri="http://schemas.openxmlformats.org/drawingml/2006/picture">
+                <pic:pic>
+                  <pic:nvPicPr>
+                    <pic:cNvPr id="0" name="fig_e6_goal_tone.png"/>
+                    <pic:cNvPicPr/>
+                  </pic:nvPicPr>
+                  <pic:blipFill>
+                    <a:blip r:embed="rId40"/>
+                    <a:stretch>
+                      <a:fillRect/>
+                    </a:stretch>
+                  </pic:blipFill>
+                  <pic:spPr>
+                    <a:xfrm>
+                      <a:off x="0" y="0"/>
+                      <a:ext cx="5486400" cy="1965085"/>
+                    </a:xfrm>
+                    <a:prstGeom prst="rect"/>
+                  </pic:spPr>
+                </pic:pic>
+              </a:graphicData>
+            </a:graphic>
+          </wp:inline>
+        </w:drawing>
+      </w:r>
+    </w:p>
+    <w:p>
+      <w:pPr>
+        <w:pStyle w:val="Caption"/>
+      </w:pPr>
+      <w:r>
+        <w:rPr>
+          <w:b w:val="0"/>
+          <w:i w:val="0"/>
+        </w:rPr>
+        <w:t>Figure R8 — Accuracy against macro-F1, with the majority-class baseline marked.</w:t>
+      </w:r>
+    </w:p>
+    <w:p>
+      <w:pPr>
+        <w:pStyle w:val="TableCaption"/>
+      </w:pPr>
+      <w:r>
+        <w:rPr>
+          <w:b w:val="0"/>
+          <w:i w:val="0"/>
+        </w:rPr>
+        <w:t>Table R11 — Exact McNemar between the two approaches on the same test rows.</w:t>
+      </w:r>
+    </w:p>
+    <w:tbl>
+      <w:tblPr>
+        <w:tblStyle w:val="TableGrid"/>
+        <w:tblW w:type="auto" w:w="0"/>
+        <w:jc w:val="center"/>
+        <w:tblLayout w:type="autofit"/>
+        <w:tblLook w:firstColumn="1" w:firstRow="1" w:lastColumn="0" w:lastRow="0" w:noHBand="0" w:noVBand="1" w:val="04A0"/>
+      </w:tblPr>
+      <w:tblGrid>
+        <w:gridCol w:w="2167"/>
+        <w:gridCol w:w="2167"/>
+        <w:gridCol w:w="2167"/>
+        <w:gridCol w:w="2167"/>
+      </w:tblGrid>
+      <w:tr>
+        <w:trPr>
+          <w:tblHeader w:val="true"/>
+        </w:trPr>
+        <w:tc>
+          <w:tcPr>
+            <w:tcW w:type="dxa" w:w="2167"/>
+            <w:shd w:val="clear" w:color="auto" w:fill="E8EEF6"/>
+          </w:tcPr>
+          <w:p>
+            <w:pPr>
+              <w:spacing w:after="40" w:line="240" w:lineRule="auto"/>
+              <w:jc w:val="center"/>
+            </w:pPr>
+            <w:r/>
+            <w:r>
+              <w:rPr>
+                <w:b/>
+                <w:sz w:val="20"/>
+              </w:rPr>
+              <w:t>Target</w:t>
+            </w:r>
+          </w:p>
+        </w:tc>
+        <w:tc>
+          <w:tcPr>
+            <w:tcW w:type="dxa" w:w="2167"/>
+            <w:shd w:val="clear" w:color="auto" w:fill="E8EEF6"/>
+          </w:tcPr>
+          <w:p>
+            <w:pPr>
+              <w:spacing w:after="40" w:line="240" w:lineRule="auto"/>
+              <w:jc w:val="center"/>
+            </w:pPr>
+            <w:r/>
+            <w:r>
+              <w:rPr>
+                <w:b/>
+                <w:sz w:val="20"/>
+              </w:rPr>
+              <w:t>TF-IDF right, SBERT wrong</w:t>
+            </w:r>
+          </w:p>
+        </w:tc>
+        <w:tc>
+          <w:tcPr>
+            <w:tcW w:type="dxa" w:w="2167"/>
+            <w:shd w:val="clear" w:color="auto" w:fill="E8EEF6"/>
+          </w:tcPr>
+          <w:p>
+            <w:pPr>
+              <w:spacing w:after="40" w:line="240" w:lineRule="auto"/>
+              <w:jc w:val="center"/>
+            </w:pPr>
+            <w:r/>
+            <w:r>
+              <w:rPr>
+                <w:b/>
+                <w:sz w:val="20"/>
+              </w:rPr>
+              <w:t>SBERT right, TF-IDF wrong</w:t>
+            </w:r>
+          </w:p>
+        </w:tc>
+        <w:tc>
+          <w:tcPr>
+            <w:tcW w:type="dxa" w:w="2167"/>
+            <w:shd w:val="clear" w:color="auto" w:fill="E8EEF6"/>
+          </w:tcPr>
+          <w:p>
+            <w:pPr>
+              <w:spacing w:after="40" w:line="240" w:lineRule="auto"/>
+              <w:jc w:val="center"/>
+            </w:pPr>
+            <w:r/>
+            <w:r>
+              <w:rPr>
+                <w:b/>
+                <w:sz w:val="20"/>
+              </w:rPr>
+              <w:t>p</w:t>
+            </w:r>
+          </w:p>
+        </w:tc>
+      </w:tr>
+      <w:tr>
+        <w:tc>
+          <w:tcPr>
+            <w:tcW w:type="dxa" w:w="2167"/>
+          </w:tcPr>
+          <w:p>
+            <w:pPr>
+              <w:spacing w:after="40" w:line="240" w:lineRule="auto"/>
+              <w:jc w:val="left"/>
+            </w:pPr>
+            <w:r/>
+            <w:r>
+              <w:rPr>
+                <w:b w:val="0"/>
+                <w:sz w:val="20"/>
+              </w:rPr>
+              <w:t>campaign_goal</w:t>
+            </w:r>
+          </w:p>
+        </w:tc>
+        <w:tc>
+          <w:tcPr>
+            <w:tcW w:type="dxa" w:w="2167"/>
+          </w:tcPr>
+          <w:p>
+            <w:pPr>
+              <w:spacing w:after="40" w:line="240" w:lineRule="auto"/>
+              <w:jc w:val="center"/>
+            </w:pPr>
+            <w:r/>
+            <w:r>
+              <w:rPr>
+                <w:b w:val="0"/>
+                <w:sz w:val="20"/>
+              </w:rPr>
+              <w:t>8</w:t>
+            </w:r>
+          </w:p>
+        </w:tc>
+        <w:tc>
+          <w:tcPr>
+            <w:tcW w:type="dxa" w:w="2167"/>
+          </w:tcPr>
+          <w:p>
+            <w:pPr>
+              <w:spacing w:after="40" w:line="240" w:lineRule="auto"/>
+              <w:jc w:val="center"/>
+            </w:pPr>
+            <w:r/>
+            <w:r>
+              <w:rPr>
+                <w:b w:val="0"/>
+                <w:sz w:val="20"/>
+              </w:rPr>
+              <w:t>8</w:t>
+            </w:r>
+          </w:p>
+        </w:tc>
+        <w:tc>
+          <w:tcPr>
+            <w:tcW w:type="dxa" w:w="2167"/>
+          </w:tcPr>
+          <w:p>
+            <w:pPr>
+              <w:spacing w:after="40" w:line="240" w:lineRule="auto"/>
+              <w:jc w:val="center"/>
+            </w:pPr>
+            <w:r/>
+            <w:r>
+              <w:rPr>
+                <w:b w:val="0"/>
+                <w:sz w:val="20"/>
+              </w:rPr>
+              <w:t>1.000</w:t>
+            </w:r>
+          </w:p>
+        </w:tc>
+      </w:tr>
+      <w:tr>
+        <w:tc>
+          <w:tcPr>
+            <w:tcW w:type="dxa" w:w="2167"/>
+          </w:tcPr>
+          <w:p>
+            <w:pPr>
+              <w:spacing w:after="40" w:line="240" w:lineRule="auto"/>
+              <w:jc w:val="left"/>
+            </w:pPr>
+            <w:r/>
+            <w:r>
+              <w:rPr>
+                <w:b w:val="0"/>
+                <w:sz w:val="20"/>
+              </w:rPr>
+              <w:t>tone</w:t>
+            </w:r>
+          </w:p>
+        </w:tc>
+        <w:tc>
+          <w:tcPr>
+            <w:tcW w:type="dxa" w:w="2167"/>
+          </w:tcPr>
+          <w:p>
+            <w:pPr>
+              <w:spacing w:after="40" w:line="240" w:lineRule="auto"/>
+              <w:jc w:val="center"/>
+            </w:pPr>
+            <w:r/>
+            <w:r>
+              <w:rPr>
+                <w:b w:val="0"/>
+                <w:sz w:val="20"/>
+              </w:rPr>
+              <w:t>5</w:t>
+            </w:r>
+          </w:p>
+        </w:tc>
+        <w:tc>
+          <w:tcPr>
+            <w:tcW w:type="dxa" w:w="2167"/>
+          </w:tcPr>
+          <w:p>
+            <w:pPr>
+              <w:spacing w:after="40" w:line="240" w:lineRule="auto"/>
+              <w:jc w:val="center"/>
+            </w:pPr>
+            <w:r/>
+            <w:r>
+              <w:rPr>
+                <w:b w:val="0"/>
+                <w:sz w:val="20"/>
+              </w:rPr>
+              <w:t>3</w:t>
+            </w:r>
+          </w:p>
+        </w:tc>
+        <w:tc>
+          <w:tcPr>
+            <w:tcW w:type="dxa" w:w="2167"/>
+          </w:tcPr>
+          <w:p>
+            <w:pPr>
+              <w:spacing w:after="40" w:line="240" w:lineRule="auto"/>
+              <w:jc w:val="center"/>
+            </w:pPr>
+            <w:r/>
+            <w:r>
+              <w:rPr>
+                <w:b w:val="0"/>
+                <w:sz w:val="20"/>
+              </w:rPr>
+              <w:t>0.727</w:t>
+            </w:r>
+          </w:p>
+        </w:tc>
+      </w:tr>
+    </w:tbl>
+    <w:p>
+      <w:pPr>
+        <w:spacing w:after="120"/>
+      </w:pPr>
+    </w:p>
+    <w:p>
+      <w:pPr>
+        <w:pStyle w:val="NoteBox"/>
+      </w:pPr>
+      <w:r>
+        <w:t>Neither comparison is significant. The two approaches are statistically indistinguishable on this corpus, so selecting TF-IDF is a decision about cost, speed and interpretability rather than about accuracy — which is a stronger and more defensible claim than asserting the simpler model is more accurate.</w:t>
+      </w:r>
+    </w:p>
+    <w:p>
+      <w:pPr>
+        <w:pStyle w:val="Heading2"/>
+      </w:pPr>
+      <w:r>
+        <w:t>3.7 Engagement — a leak, and a dataset with no signal</w:t>
+      </w:r>
+    </w:p>
+    <w:p>
+      <w:pPr>
+        <w:pStyle w:val="TableCaption"/>
+      </w:pPr>
+      <w:r>
+        <w:rPr>
+          <w:b w:val="0"/>
+          <w:i w:val="0"/>
+        </w:rPr>
+        <w:t>Table R12 — The engagement regressor with and without the outcome columns among its features.</w:t>
+      </w:r>
+    </w:p>
+    <w:tbl>
+      <w:tblPr>
+        <w:tblStyle w:val="TableGrid"/>
+        <w:tblW w:type="auto" w:w="0"/>
+        <w:jc w:val="center"/>
+        <w:tblLayout w:type="autofit"/>
+        <w:tblLook w:firstColumn="1" w:firstRow="1" w:lastColumn="0" w:lastRow="0" w:noHBand="0" w:noVBand="1" w:val="04A0"/>
+      </w:tblPr>
+      <w:tblGrid>
+        <w:gridCol w:w="1734"/>
+        <w:gridCol w:w="1734"/>
+        <w:gridCol w:w="1734"/>
+        <w:gridCol w:w="1734"/>
+        <w:gridCol w:w="1734"/>
+      </w:tblGrid>
+      <w:tr>
+        <w:trPr>
+          <w:tblHeader w:val="true"/>
+        </w:trPr>
+        <w:tc>
+          <w:tcPr>
+            <w:tcW w:type="dxa" w:w="1734"/>
+            <w:shd w:val="clear" w:color="auto" w:fill="E8EEF6"/>
+          </w:tcPr>
+          <w:p>
+            <w:pPr>
+              <w:spacing w:after="40" w:line="240" w:lineRule="auto"/>
+              <w:jc w:val="center"/>
+            </w:pPr>
+            <w:r/>
+            <w:r>
+              <w:rPr>
+                <w:b/>
+                <w:sz w:val="20"/>
+              </w:rPr>
+              <w:t>Feature set</w:t>
+            </w:r>
+          </w:p>
+        </w:tc>
+        <w:tc>
+          <w:tcPr>
+            <w:tcW w:type="dxa" w:w="1734"/>
+            <w:shd w:val="clear" w:color="auto" w:fill="E8EEF6"/>
+          </w:tcPr>
+          <w:p>
+            <w:pPr>
+              <w:spacing w:after="40" w:line="240" w:lineRule="auto"/>
+              <w:jc w:val="center"/>
+            </w:pPr>
+            <w:r/>
+            <w:r>
+              <w:rPr>
+                <w:b/>
+                <w:sz w:val="20"/>
+              </w:rPr>
+              <w:t>Features</w:t>
+            </w:r>
+          </w:p>
+        </w:tc>
+        <w:tc>
+          <w:tcPr>
+            <w:tcW w:type="dxa" w:w="1734"/>
+            <w:shd w:val="clear" w:color="auto" w:fill="E8EEF6"/>
+          </w:tcPr>
+          <w:p>
+            <w:pPr>
+              <w:spacing w:after="40" w:line="240" w:lineRule="auto"/>
+              <w:jc w:val="center"/>
+            </w:pPr>
+            <w:r/>
+            <w:r>
+              <w:rPr>
+                <w:b/>
+                <w:sz w:val="20"/>
+              </w:rPr>
+              <w:t>R²</w:t>
+            </w:r>
+          </w:p>
+        </w:tc>
+        <w:tc>
+          <w:tcPr>
+            <w:tcW w:type="dxa" w:w="1734"/>
+            <w:shd w:val="clear" w:color="auto" w:fill="E8EEF6"/>
+          </w:tcPr>
+          <w:p>
+            <w:pPr>
+              <w:spacing w:after="40" w:line="240" w:lineRule="auto"/>
+              <w:jc w:val="center"/>
+            </w:pPr>
+            <w:r/>
+            <w:r>
+              <w:rPr>
+                <w:b/>
+                <w:sz w:val="20"/>
+              </w:rPr>
+              <w:t>Spearman</w:t>
+            </w:r>
+          </w:p>
+        </w:tc>
+        <w:tc>
+          <w:tcPr>
+            <w:tcW w:type="dxa" w:w="1734"/>
+            <w:shd w:val="clear" w:color="auto" w:fill="E8EEF6"/>
+          </w:tcPr>
+          <w:p>
+            <w:pPr>
+              <w:spacing w:after="40" w:line="240" w:lineRule="auto"/>
+              <w:jc w:val="center"/>
+            </w:pPr>
+            <w:r/>
+            <w:r>
+              <w:rPr>
+                <w:b/>
+                <w:sz w:val="20"/>
+              </w:rPr>
+              <w:t>MAE</w:t>
+            </w:r>
+          </w:p>
+        </w:tc>
+      </w:tr>
+      <w:tr>
+        <w:tc>
+          <w:tcPr>
+            <w:tcW w:type="dxa" w:w="1734"/>
+          </w:tcPr>
+          <w:p>
+            <w:pPr>
+              <w:spacing w:after="40" w:line="240" w:lineRule="auto"/>
+              <w:jc w:val="left"/>
+            </w:pPr>
+            <w:r/>
+            <w:r>
+              <w:rPr>
+                <w:b w:val="0"/>
+                <w:sz w:val="20"/>
+              </w:rPr>
+              <w:t>with outcome columns (original)</w:t>
+            </w:r>
+          </w:p>
+        </w:tc>
+        <w:tc>
+          <w:tcPr>
+            <w:tcW w:type="dxa" w:w="1734"/>
+          </w:tcPr>
+          <w:p>
+            <w:pPr>
+              <w:spacing w:after="40" w:line="240" w:lineRule="auto"/>
+              <w:jc w:val="center"/>
+            </w:pPr>
+            <w:r/>
+            <w:r>
+              <w:rPr>
+                <w:b w:val="0"/>
+                <w:sz w:val="20"/>
+              </w:rPr>
+              <w:t>17</w:t>
+            </w:r>
+          </w:p>
+        </w:tc>
+        <w:tc>
+          <w:tcPr>
+            <w:tcW w:type="dxa" w:w="1734"/>
+          </w:tcPr>
+          <w:p>
+            <w:pPr>
+              <w:spacing w:after="40" w:line="240" w:lineRule="auto"/>
+              <w:jc w:val="center"/>
+            </w:pPr>
+            <w:r/>
+            <w:r>
+              <w:rPr>
+                <w:b w:val="0"/>
+                <w:sz w:val="20"/>
+              </w:rPr>
+              <w:t>0.9898</w:t>
+            </w:r>
+          </w:p>
+        </w:tc>
+        <w:tc>
+          <w:tcPr>
+            <w:tcW w:type="dxa" w:w="1734"/>
+          </w:tcPr>
+          <w:p>
+            <w:pPr>
+              <w:spacing w:after="40" w:line="240" w:lineRule="auto"/>
+              <w:jc w:val="center"/>
+            </w:pPr>
+            <w:r/>
+            <w:r>
+              <w:rPr>
+                <w:b w:val="0"/>
+                <w:sz w:val="20"/>
+              </w:rPr>
+              <w:t>0.9977</w:t>
+            </w:r>
+          </w:p>
+        </w:tc>
+        <w:tc>
+          <w:tcPr>
+            <w:tcW w:type="dxa" w:w="1734"/>
+          </w:tcPr>
+          <w:p>
+            <w:pPr>
+              <w:spacing w:after="40" w:line="240" w:lineRule="auto"/>
+              <w:jc w:val="center"/>
+            </w:pPr>
+            <w:r/>
+            <w:r>
+              <w:rPr>
+                <w:b w:val="0"/>
+                <w:sz w:val="20"/>
+              </w:rPr>
+              <w:t>0.01873</w:t>
+            </w:r>
+          </w:p>
+        </w:tc>
+      </w:tr>
+      <w:tr>
+        <w:tc>
+          <w:tcPr>
+            <w:tcW w:type="dxa" w:w="1734"/>
+          </w:tcPr>
+          <w:p>
+            <w:pPr>
+              <w:spacing w:after="40" w:line="240" w:lineRule="auto"/>
+              <w:jc w:val="left"/>
+            </w:pPr>
+            <w:r/>
+            <w:r>
+              <w:rPr>
+                <w:b w:val="0"/>
+                <w:sz w:val="20"/>
+              </w:rPr>
+              <w:t>text features only (corrected)</w:t>
+            </w:r>
+          </w:p>
+        </w:tc>
+        <w:tc>
+          <w:tcPr>
+            <w:tcW w:type="dxa" w:w="1734"/>
+          </w:tcPr>
+          <w:p>
+            <w:pPr>
+              <w:spacing w:after="40" w:line="240" w:lineRule="auto"/>
+              <w:jc w:val="center"/>
+            </w:pPr>
+            <w:r/>
+            <w:r>
+              <w:rPr>
+                <w:b w:val="0"/>
+                <w:sz w:val="20"/>
+              </w:rPr>
+              <w:t>13</w:t>
+            </w:r>
+          </w:p>
+        </w:tc>
+        <w:tc>
+          <w:tcPr>
+            <w:tcW w:type="dxa" w:w="1734"/>
+          </w:tcPr>
+          <w:p>
+            <w:pPr>
+              <w:spacing w:after="40" w:line="240" w:lineRule="auto"/>
+              <w:jc w:val="center"/>
+            </w:pPr>
+            <w:r/>
+            <w:r>
+              <w:rPr>
+                <w:b w:val="0"/>
+                <w:sz w:val="20"/>
+              </w:rPr>
+              <w:t>-0.1676</w:t>
+            </w:r>
+          </w:p>
+        </w:tc>
+        <w:tc>
+          <w:tcPr>
+            <w:tcW w:type="dxa" w:w="1734"/>
+          </w:tcPr>
+          <w:p>
+            <w:pPr>
+              <w:spacing w:after="40" w:line="240" w:lineRule="auto"/>
+              <w:jc w:val="center"/>
+            </w:pPr>
+            <w:r/>
+            <w:r>
+              <w:rPr>
+                <w:b w:val="0"/>
+                <w:sz w:val="20"/>
+              </w:rPr>
+              <w:t>0.012</w:t>
+            </w:r>
+          </w:p>
+        </w:tc>
+        <w:tc>
+          <w:tcPr>
+            <w:tcW w:type="dxa" w:w="1734"/>
+          </w:tcPr>
+          <w:p>
+            <w:pPr>
+              <w:spacing w:after="40" w:line="240" w:lineRule="auto"/>
+              <w:jc w:val="center"/>
+            </w:pPr>
+            <w:r/>
+            <w:r>
+              <w:rPr>
+                <w:b w:val="0"/>
+                <w:sz w:val="20"/>
+              </w:rPr>
+              <w:t>0.39307</w:t>
+            </w:r>
+          </w:p>
+        </w:tc>
+      </w:tr>
+      <w:tr>
+        <w:tc>
+          <w:tcPr>
+            <w:tcW w:type="dxa" w:w="1734"/>
+          </w:tcPr>
+          <w:p>
+            <w:pPr>
+              <w:spacing w:after="40" w:line="240" w:lineRule="auto"/>
+              <w:jc w:val="left"/>
+            </w:pPr>
+            <w:r/>
+            <w:r>
+              <w:rPr>
+                <w:b w:val="0"/>
+                <w:sz w:val="20"/>
+              </w:rPr>
+              <w:t>baseline (predict the mean)</w:t>
+            </w:r>
+          </w:p>
+        </w:tc>
+        <w:tc>
+          <w:tcPr>
+            <w:tcW w:type="dxa" w:w="1734"/>
+          </w:tcPr>
+          <w:p>
+            <w:pPr>
+              <w:spacing w:after="40" w:line="240" w:lineRule="auto"/>
+              <w:jc w:val="center"/>
+            </w:pPr>
+            <w:r/>
+            <w:r>
+              <w:rPr>
+                <w:b w:val="0"/>
+                <w:sz w:val="20"/>
+              </w:rPr>
+              <w:t>0</w:t>
+            </w:r>
+          </w:p>
+        </w:tc>
+        <w:tc>
+          <w:tcPr>
+            <w:tcW w:type="dxa" w:w="1734"/>
+          </w:tcPr>
+          <w:p>
+            <w:pPr>
+              <w:spacing w:after="40" w:line="240" w:lineRule="auto"/>
+              <w:jc w:val="center"/>
+            </w:pPr>
+            <w:r/>
+            <w:r>
+              <w:rPr>
+                <w:b w:val="0"/>
+                <w:sz w:val="20"/>
+              </w:rPr>
+              <w:t>-0.0</w:t>
+            </w:r>
+          </w:p>
+        </w:tc>
+        <w:tc>
+          <w:tcPr>
+            <w:tcW w:type="dxa" w:w="1734"/>
+          </w:tcPr>
+          <w:p>
+            <w:pPr>
+              <w:spacing w:after="40" w:line="240" w:lineRule="auto"/>
+              <w:jc w:val="center"/>
+            </w:pPr>
+            <w:r/>
+            <w:r>
+              <w:rPr>
+                <w:b w:val="0"/>
+                <w:sz w:val="20"/>
+              </w:rPr>
+              <w:t>0.0</w:t>
+            </w:r>
+          </w:p>
+        </w:tc>
+        <w:tc>
+          <w:tcPr>
+            <w:tcW w:type="dxa" w:w="1734"/>
+          </w:tcPr>
+          <w:p>
+            <w:pPr>
+              <w:spacing w:after="40" w:line="240" w:lineRule="auto"/>
+              <w:jc w:val="center"/>
+            </w:pPr>
+            <w:r/>
+            <w:r>
+              <w:rPr>
+                <w:b w:val="0"/>
+                <w:sz w:val="20"/>
+              </w:rPr>
+              <w:t>0.32783</w:t>
+            </w:r>
+          </w:p>
+        </w:tc>
+      </w:tr>
+    </w:tbl>
+    <w:p>
+      <w:pPr>
+        <w:spacing w:after="120"/>
+      </w:pPr>
+    </w:p>
+    <w:p>
+      <w:r>
+        <w:t>With the outcome columns present the model reports R² = 0.9898. Removing them gives R² = -0.1676 [-0.4081, -0.0715] and a rank correlation of 0.0120 [-0.0276, 0.0539] — an interval spanning zero, so no ranking skill is demonstrated on held-out data.</w:t>
+      </w:r>
+    </w:p>
+    <w:p>
+      <w:r>
+        <w:t>The failure was invisible in training and fatal in use. A caption that has not been posted has no like count, so at prediction time those columns were filled with zeros — far outside anything the model had seen — and the score driving 45% of every content ranking became noise. Its weight was reduced to 0.20 once the honest number was known.</w:t>
+      </w:r>
+    </w:p>
+    <w:p>
+      <w:r>
+        <w:t>Testing each of the 8 text features against the target individually, 0 survive Holm–Bonferroni correction. This is a property of the dataset rather than a modelling failure: no model can extract a signal that is not there, and the correct response is to reduce the weight the score carries rather than to keep tuning.</w:t>
+      </w:r>
+    </w:p>
+    <w:p>
+      <w:pPr>
+        <w:keepNext/>
+        <w:spacing w:before="200" w:after="40"/>
+        <w:jc w:val="center"/>
+      </w:pPr>
+      <w:r>
+        <w:drawing>
+          <wp:inline xmlns:a="http://schemas.openxmlformats.org/drawingml/2006/main" xmlns:pic="http://schemas.openxmlformats.org/drawingml/2006/picture">
+            <wp:extent cx="5486400" cy="2293849"/>
+            <wp:docPr id="31" name="Picture 31"/>
+            <wp:cNvGraphicFramePr>
+              <a:graphicFrameLocks noChangeAspect="1"/>
+            </wp:cNvGraphicFramePr>
+            <a:graphic>
+              <a:graphicData uri="http://schemas.openxmlformats.org/drawingml/2006/picture">
+                <pic:pic>
+                  <pic:nvPicPr>
+                    <pic:cNvPr id="0" name="fig_e7_engagement.png"/>
+                    <pic:cNvPicPr/>
+                  </pic:nvPicPr>
+                  <pic:blipFill>
+                    <a:blip r:embed="rId41"/>
+                    <a:stretch>
+                      <a:fillRect/>
+                    </a:stretch>
+                  </pic:blipFill>
+                  <pic:spPr>
+                    <a:xfrm>
+                      <a:off x="0" y="0"/>
+                      <a:ext cx="5486400" cy="2293849"/>
+                    </a:xfrm>
+                    <a:prstGeom prst="rect"/>
+                  </pic:spPr>
+                </pic:pic>
+              </a:graphicData>
+            </a:graphic>
+          </wp:inline>
+        </w:drawing>
+      </w:r>
+    </w:p>
+    <w:p>
+      <w:pPr>
+        <w:pStyle w:val="Caption"/>
+      </w:pPr>
+      <w:r>
+        <w:rPr>
+          <w:b w:val="0"/>
+          <w:i w:val="0"/>
+        </w:rPr>
+        <w:t>Figure R9 — The leak, and the absence of text signal.</w:t>
+      </w:r>
+    </w:p>
+    <w:p>
+      <w:r>
+        <w:br w:type="page"/>
+      </w:r>
+    </w:p>
+    <w:p>
+      <w:pPr>
+        <w:pStyle w:val="Heading1"/>
+      </w:pPr>
+      <w:r>
+        <w:t>DISCUSSION</w:t>
+      </w:r>
+    </w:p>
+    <w:p>
+      <w:pPr>
+        <w:pStyle w:val="Heading2"/>
+      </w:pPr>
+      <w:r>
+        <w:t>4.1 What the evidence supports</w:t>
+      </w:r>
+    </w:p>
+    <w:p>
+      <w:pPr>
+        <w:pStyle w:val="ListBullet"/>
+        <w:spacing w:after="80" w:line="312" w:lineRule="auto"/>
+        <w:jc w:val="both"/>
+      </w:pPr>
+      <w:r>
+        <w:rPr>
+          <w:b/>
+        </w:rPr>
+        <w:t>The closed loop runs.</w:t>
+      </w:r>
+      <w:r>
+        <w:t xml:space="preserve"> One audience passes through segmentation, content generation, campaign planning and analytics, and the analytics output feeds back into which platforms get written for next. That is the architecture the report proposes, executing.</w:t>
+      </w:r>
+    </w:p>
+    <w:p>
+      <w:pPr>
+        <w:pStyle w:val="ListBullet"/>
+        <w:spacing w:after="80" w:line="312" w:lineRule="auto"/>
+        <w:jc w:val="both"/>
+      </w:pPr>
+      <w:r>
+        <w:rPr>
+          <w:b/>
+        </w:rPr>
+        <w:t>Cold start is handled explicitly, and it had to be defended.</w:t>
+      </w:r>
+      <w:r>
+        <w:t xml:space="preserve"> The engine declines to cluster below thirty customers and says why; individual customers with thin histories are decided by rules and flagged. The vote-order defect showed how easily that contribution can be destroyed by a pipeline that looks correct.</w:t>
+      </w:r>
+    </w:p>
+    <w:p>
+      <w:pPr>
+        <w:pStyle w:val="ListBullet"/>
+        <w:spacing w:after="80" w:line="312" w:lineRule="auto"/>
+        <w:jc w:val="both"/>
+      </w:pPr>
+      <w:r>
+        <w:rPr>
+          <w:b/>
+        </w:rPr>
+        <w:t>Attribution model choice changes the conclusion.</w:t>
+      </w:r>
+      <w:r>
+        <w:t xml:space="preserve"> On the same journeys the four models disagree over a third of attributed credit on average. Any single-model dashboard is a decision, not a measurement.</w:t>
+      </w:r>
+    </w:p>
+    <w:p>
+      <w:pPr>
+        <w:pStyle w:val="ListBullet"/>
+        <w:spacing w:after="80" w:line="312" w:lineRule="auto"/>
+        <w:jc w:val="both"/>
+      </w:pPr>
+      <w:r>
+        <w:rPr>
+          <w:b/>
+        </w:rPr>
+        <w:t>Simpler models won twice.</w:t>
+      </w:r>
+      <w:r>
+        <w:t xml:space="preserve"> TF-IDF matched Sentence-BERT on goal and tone, and interpretable rules matched the full hybrid on conversion separation. Neither result was expected.</w:t>
+      </w:r>
+    </w:p>
+    <w:p>
+      <w:pPr>
+        <w:pStyle w:val="Heading2"/>
+      </w:pPr>
+      <w:r>
+        <w:t>4.2 What the evidence does not support</w:t>
+      </w:r>
+    </w:p>
+    <w:p>
+      <w:pPr>
+        <w:pStyle w:val="ListBullet"/>
+        <w:spacing w:after="80" w:line="312" w:lineRule="auto"/>
+        <w:jc w:val="both"/>
+      </w:pPr>
+      <w:r>
+        <w:rPr>
+          <w:b/>
+        </w:rPr>
+        <w:t>That the hybrid segmentation separates conversion better than rules alone.</w:t>
+      </w:r>
+      <w:r>
+        <w:t xml:space="preserve"> It does not, on this dataset. Its value lies in calibrated confidence and explicit cold start.</w:t>
+      </w:r>
+    </w:p>
+    <w:p>
+      <w:pPr>
+        <w:pStyle w:val="ListBullet"/>
+        <w:spacing w:after="80" w:line="312" w:lineRule="auto"/>
+        <w:jc w:val="both"/>
+      </w:pPr>
+      <w:r>
+        <w:rPr>
+          <w:b/>
+        </w:rPr>
+        <w:t>That any one automation policy is best.</w:t>
+      </w:r>
+      <w:r>
+        <w:t xml:space="preserve"> The simulator and the live build disagree, and the ranking depends on how response is modelled rather than on the policies themselves.</w:t>
+      </w:r>
+    </w:p>
+    <w:p>
+      <w:pPr>
+        <w:pStyle w:val="ListBullet"/>
+        <w:spacing w:after="80" w:line="312" w:lineRule="auto"/>
+        <w:jc w:val="both"/>
+      </w:pPr>
+      <w:r>
+        <w:rPr>
+          <w:b/>
+        </w:rPr>
+        <w:t>That engagement can be predicted from caption text.</w:t>
+      </w:r>
+      <w:r>
+        <w:t xml:space="preserve"> Not on this corpus, where no text feature survives correction.</w:t>
+      </w:r>
+    </w:p>
+    <w:p>
+      <w:pPr>
+        <w:pStyle w:val="ListBullet"/>
+        <w:spacing w:after="80" w:line="312" w:lineRule="auto"/>
+        <w:jc w:val="both"/>
+      </w:pPr>
+      <w:r>
+        <w:rPr>
+          <w:b/>
+        </w:rPr>
+        <w:t>That the prediction thresholds transfer.</w:t>
+      </w:r>
+      <w:r>
+        <w:t xml:space="preserve"> They were set on the distribution the models were fitted on and do not carry to another audience.</w:t>
+      </w:r>
+    </w:p>
+    <w:p>
+      <w:r>
+        <w:br w:type="page"/>
+      </w:r>
+    </w:p>
+    <w:p>
+      <w:pPr>
+        <w:pStyle w:val="Heading1"/>
+      </w:pPr>
+      <w:r>
+        <w:t>THREATS TO VALIDITY</w:t>
+      </w:r>
+    </w:p>
+    <w:p>
+      <w:pPr>
+        <w:pStyle w:val="Heading2"/>
+      </w:pPr>
+      <w:r>
+        <w:t>5.1 Construct validity</w:t>
+      </w:r>
+    </w:p>
+    <w:p>
+      <w:r>
+        <w:t xml:space="preserve">The reconstruction of event timing is the principal threat. Attribution operates on journeys whose </w:t>
+      </w:r>
+      <w:r>
+        <w:rPr>
+          <w:i/>
+        </w:rPr>
+        <w:t>order</w:t>
+      </w:r>
+      <w:r>
+        <w:t xml:space="preserve"> this project created, so the attribution results characterise the reconstruction as well as the data. The counts underlying those journeys are real; their sequence is not observed. A dataset with genuine timestamped events would settle what this study can only bound.</w:t>
+      </w:r>
+    </w:p>
+    <w:p>
+      <w:r>
+        <w:t>Conversion separation depends on segment definitions that a human wrote. The rules were not tuned against the conversion column — which is what keeps the metric from being circular — but they were written by someone who knows the domain, and that is a weaker guarantee than a preregistered rule set.</w:t>
+      </w:r>
+    </w:p>
+    <w:p>
+      <w:pPr>
+        <w:pStyle w:val="Heading2"/>
+      </w:pPr>
+      <w:r>
+        <w:t>5.2 Internal validity</w:t>
+      </w:r>
+    </w:p>
+    <w:p>
+      <w:r>
+        <w:t>Two defects found in this work were both invisible to the metrics being watched at the time, and both made results look better. That is evidence that other such defects may remain. Every correction now carries a regression test, and the leakage guard in the engagement model raises an exception rather than a warning if an outcome column re-enters the feature set.</w:t>
+      </w:r>
+    </w:p>
+    <w:p>
+      <w:r>
+        <w:t>Campaign response in both the simulator and the live build is modelled, not observed. No claim about open or click rates in this report is a measurement of human behaviour.</w:t>
+      </w:r>
+    </w:p>
+    <w:p>
+      <w:pPr>
+        <w:pStyle w:val="Heading2"/>
+      </w:pPr>
+      <w:r>
+        <w:t>5.3 External validity</w:t>
+      </w:r>
+    </w:p>
+    <w:p>
+      <w:r>
+        <w:t xml:space="preserve">One dataset, one product category, one language. The 87.6% conversion rate in the source data is far above any plausible e-commerce baseline, which suggests the dataset is either filtered or synthetic in origin; conclusions about absolute rates should not leave it. Comparisons </w:t>
+      </w:r>
+      <w:r>
+        <w:rPr>
+          <w:i/>
+        </w:rPr>
+        <w:t>between</w:t>
+      </w:r>
+      <w:r>
+        <w:t xml:space="preserve"> methods on the same data are the results that travel.</w:t>
+      </w:r>
+    </w:p>
+    <w:p>
+      <w:r>
+        <w:t>The goal corpus has 453 labelled rows and the tone corpus 174, with one tone class represented by a single example. Macro-F1 on a corpus that small carries wide uncertainty, and the per-class numbers for rare classes should be read as indicative.</w:t>
+      </w:r>
+    </w:p>
+    <w:p>
+      <w:r>
+        <w:br w:type="page"/>
+      </w:r>
+    </w:p>
+    <w:p>
+      <w:pPr>
+        <w:pStyle w:val="Heading1"/>
+      </w:pPr>
+      <w:r>
+        <w:t>LIMITATIONS</w:t>
+      </w:r>
+    </w:p>
+    <w:p>
+      <w:pPr>
+        <w:pStyle w:val="ListBullet"/>
+        <w:spacing w:after="80" w:line="312" w:lineRule="auto"/>
+        <w:jc w:val="both"/>
+      </w:pPr>
+      <w:r>
+        <w:rPr>
+          <w:b/>
+        </w:rPr>
+        <w:t>Event timing and ordering are reconstructed</w:t>
+      </w:r>
+      <w:r>
+        <w:t>, so attribution path statistics are partly a property of the importer.</w:t>
+      </w:r>
+    </w:p>
+    <w:p>
+      <w:pPr>
+        <w:pStyle w:val="ListBullet"/>
+        <w:spacing w:after="80" w:line="312" w:lineRule="auto"/>
+        <w:jc w:val="both"/>
+      </w:pPr>
+      <w:r>
+        <w:rPr>
+          <w:b/>
+        </w:rPr>
+        <w:t>Campaign response is modelled</w:t>
+      </w:r>
+      <w:r>
+        <w:t>, in both the simulator and the live build. Nobody in this study opened a real email.</w:t>
+      </w:r>
+    </w:p>
+    <w:p>
+      <w:pPr>
+        <w:pStyle w:val="ListBullet"/>
+        <w:spacing w:after="80" w:line="312" w:lineRule="auto"/>
+        <w:jc w:val="both"/>
+      </w:pPr>
+      <w:r>
+        <w:rPr>
+          <w:b/>
+        </w:rPr>
+        <w:t>Conversion and drop-off models were fitted on a simulator</w:t>
+      </w:r>
+      <w:r>
+        <w:t xml:space="preserve"> and transfer poorly in calibration, though the ranking survives.</w:t>
+      </w:r>
+    </w:p>
+    <w:p>
+      <w:pPr>
+        <w:pStyle w:val="ListBullet"/>
+        <w:spacing w:after="80" w:line="312" w:lineRule="auto"/>
+        <w:jc w:val="both"/>
+      </w:pPr>
+      <w:r>
+        <w:rPr>
+          <w:b/>
+        </w:rPr>
+        <w:t>The engagement dataset carries no usable text signal</w:t>
+      </w:r>
+      <w:r>
+        <w:t>, so that component of the content score is close to arbitrary and is weighted accordingly.</w:t>
+      </w:r>
+    </w:p>
+    <w:p>
+      <w:pPr>
+        <w:pStyle w:val="ListBullet"/>
+        <w:spacing w:after="80" w:line="312" w:lineRule="auto"/>
+        <w:jc w:val="both"/>
+      </w:pPr>
+      <w:r>
+        <w:rPr>
+          <w:b/>
+        </w:rPr>
+        <w:t>`humorous` tone has a single training example</w:t>
+      </w:r>
+      <w:r>
+        <w:t xml:space="preserve"> and cannot be learned or evaluated.</w:t>
+      </w:r>
+    </w:p>
+    <w:p>
+      <w:pPr>
+        <w:pStyle w:val="ListBullet"/>
+        <w:spacing w:after="80" w:line="312" w:lineRule="auto"/>
+        <w:jc w:val="both"/>
+      </w:pPr>
+      <w:r>
+        <w:rPr>
+          <w:b/>
+        </w:rPr>
+        <w:t>Open-rate tracking under-reports</w:t>
+      </w:r>
+      <w:r>
+        <w:t xml:space="preserve"> by design: most mail clients block the pixel, so click-through is the reliable engagement signal.</w:t>
+      </w:r>
+    </w:p>
+    <w:p>
+      <w:pPr>
+        <w:pStyle w:val="ListBullet"/>
+        <w:spacing w:after="80" w:line="312" w:lineRule="auto"/>
+        <w:jc w:val="both"/>
+      </w:pPr>
+      <w:r>
+        <w:rPr>
+          <w:b/>
+        </w:rPr>
+        <w:t>Three real platform datasets ship unused</w:t>
+      </w:r>
+      <w:r>
+        <w:t xml:space="preserve"> — they are comment-level scrapes that pair no post text with post engagement.</w:t>
+      </w:r>
     </w:p>
     <w:sectPr>
       <w:footerReference w:type="default" r:id="rId10"/>

--- a/report/Final_Report_TeamBinary_AI_Powered_Digital_Marketing_Orchestration.docx
+++ b/report/Final_Report_TeamBinary_AI_Powered_Digital_Marketing_Orchestration.docx
@@ -26931,7 +26931,7 @@
                 <w:b w:val="0"/>
                 <w:sz w:val="20"/>
               </w:rPr>
-              <w:t>130</w:t>
+              <w:t>144</w:t>
             </w:r>
           </w:p>
         </w:tc>
@@ -26950,7 +26950,7 @@
                 <w:b w:val="0"/>
                 <w:sz w:val="20"/>
               </w:rPr>
-              <w:t>40</w:t>
+              <w:t>36</w:t>
             </w:r>
           </w:p>
         </w:tc>
@@ -26969,7 +26969,7 @@
                 <w:b w:val="0"/>
                 <w:sz w:val="20"/>
               </w:rPr>
-              <w:t>80.0</w:t>
+              <w:t>72.0</w:t>
             </w:r>
           </w:p>
         </w:tc>
@@ -27047,7 +27047,7 @@
                 <w:b w:val="0"/>
                 <w:sz w:val="20"/>
               </w:rPr>
-              <w:t>101</w:t>
+              <w:t>111</w:t>
             </w:r>
           </w:p>
         </w:tc>
@@ -27066,7 +27066,7 @@
                 <w:b w:val="0"/>
                 <w:sz w:val="20"/>
               </w:rPr>
-              <w:t>25</w:t>
+              <w:t>44</w:t>
             </w:r>
           </w:p>
         </w:tc>
@@ -27085,7 +27085,7 @@
                 <w:b w:val="0"/>
                 <w:sz w:val="20"/>
               </w:rPr>
-              <w:t>62.5</w:t>
+              <w:t>110.0</w:t>
             </w:r>
           </w:p>
         </w:tc>
@@ -27163,7 +27163,7 @@
                 <w:b w:val="0"/>
                 <w:sz w:val="20"/>
               </w:rPr>
-              <w:t>111</w:t>
+              <w:t>108</w:t>
             </w:r>
           </w:p>
         </w:tc>
@@ -27182,7 +27182,7 @@
                 <w:b w:val="0"/>
                 <w:sz w:val="20"/>
               </w:rPr>
-              <w:t>35</w:t>
+              <w:t>39</w:t>
             </w:r>
           </w:p>
         </w:tc>
@@ -27201,7 +27201,7 @@
                 <w:b w:val="0"/>
                 <w:sz w:val="20"/>
               </w:rPr>
-              <w:t>87.5</w:t>
+              <w:t>97.5</w:t>
             </w:r>
           </w:p>
         </w:tc>
@@ -29140,7 +29140,7 @@
                 <w:b w:val="0"/>
                 <w:sz w:val="20"/>
               </w:rPr>
-              <w:t>0.9116</w:t>
+              <w:t>0.9126</w:t>
             </w:r>
           </w:p>
         </w:tc>
@@ -29178,7 +29178,7 @@
                 <w:b w:val="0"/>
                 <w:sz w:val="20"/>
               </w:rPr>
-              <w:t>5601 of 8000 (≥ 0.5)</w:t>
+              <w:t>5606 of 8000 (≥ 0.5)</w:t>
             </w:r>
           </w:p>
         </w:tc>
@@ -29275,7 +29275,7 @@
                 <w:b w:val="0"/>
                 <w:sz w:val="20"/>
               </w:rPr>
-              <w:t>912 of 8000 (≥ 0.6)</w:t>
+              <w:t>911 of 8000 (≥ 0.6)</w:t>
             </w:r>
           </w:p>
         </w:tc>
@@ -30682,7 +30682,7 @@
                 <w:b w:val="0"/>
                 <w:sz w:val="20"/>
               </w:rPr>
-              <w:t>0.9898</w:t>
+              <w:t>0.9901</w:t>
             </w:r>
           </w:p>
         </w:tc>
@@ -30720,7 +30720,7 @@
                 <w:b w:val="0"/>
                 <w:sz w:val="20"/>
               </w:rPr>
-              <w:t>0.01873</w:t>
+              <w:t>0.01847</w:t>
             </w:r>
           </w:p>
         </w:tc>
@@ -30927,7 +30927,7 @@
     </w:p>
     <w:p>
       <w:r>
-        <w:t>With the outcome columns present the model reports R² = 0.9898. Removing them gives R² = -0.1676 [-0.4081, -0.0715] and a rank correlation of 0.0120 [-0.0276, 0.0539] — an interval spanning zero, so no ranking skill is demonstrated on held-out data.</w:t>
+        <w:t>With the outcome columns present the model reports R² = 0.9901. Removing them gives R² = -0.1676 [-0.4081, -0.0715] and a rank correlation of 0.0120 [-0.0276, 0.0539] — an interval spanning zero, so no ranking skill is demonstrated on held-out data.</w:t>
       </w:r>
     </w:p>
     <w:p>

--- a/report/Final_Report_TeamBinary_AI_Powered_Digital_Marketing_Orchestration.docx
+++ b/report/Final_Report_TeamBinary_AI_Powered_Digital_Marketing_Orchestration.docx
@@ -24106,7 +24106,7 @@
     </w:p>
     <w:p>
       <w:r>
-        <w:t>Seven experiments cover the four modules. Each writes its tables to `research/results/`, and every figure in the next chapter is drawn from those tables rather than plotted by hand, so a chart cannot drift away from the number it shows.</w:t>
+        <w:t>Eight experiments cover the four modules. Each writes its tables to `research/results/`, and every figure in the next chapter is drawn from those tables rather than plotted by hand, so a chart cannot drift away from the number it shows.</w:t>
       </w:r>
     </w:p>
     <w:p>
@@ -24762,6 +24762,84 @@
                 <w:sz w:val="20"/>
               </w:rPr>
               <w:t>R², Spearman, Holm–Bonferroni</w:t>
+            </w:r>
+          </w:p>
+        </w:tc>
+      </w:tr>
+      <w:tr>
+        <w:tc>
+          <w:tcPr>
+            <w:tcW w:type="dxa" w:w="2167"/>
+          </w:tcPr>
+          <w:p>
+            <w:pPr>
+              <w:spacing w:after="40" w:line="240" w:lineRule="auto"/>
+              <w:jc w:val="left"/>
+            </w:pPr>
+            <w:r/>
+            <w:r>
+              <w:rPr>
+                <w:b w:val="0"/>
+                <w:sz w:val="20"/>
+              </w:rPr>
+              <w:t>E8</w:t>
+            </w:r>
+          </w:p>
+        </w:tc>
+        <w:tc>
+          <w:tcPr>
+            <w:tcW w:type="dxa" w:w="2167"/>
+          </w:tcPr>
+          <w:p>
+            <w:pPr>
+              <w:spacing w:after="40" w:line="240" w:lineRule="auto"/>
+              <w:jc w:val="center"/>
+            </w:pPr>
+            <w:r/>
+            <w:r>
+              <w:rPr>
+                <w:b w:val="0"/>
+                <w:sz w:val="20"/>
+              </w:rPr>
+              <w:t>Targeting by uplift versus by predicted response</w:t>
+            </w:r>
+          </w:p>
+        </w:tc>
+        <w:tc>
+          <w:tcPr>
+            <w:tcW w:type="dxa" w:w="2167"/>
+          </w:tcPr>
+          <w:p>
+            <w:pPr>
+              <w:spacing w:after="40" w:line="240" w:lineRule="auto"/>
+              <w:jc w:val="center"/>
+            </w:pPr>
+            <w:r/>
+            <w:r>
+              <w:rPr>
+                <w:b w:val="0"/>
+                <w:sz w:val="20"/>
+              </w:rPr>
+              <w:t>Hillstrom, 64,000 randomised</w:t>
+            </w:r>
+          </w:p>
+        </w:tc>
+        <w:tc>
+          <w:tcPr>
+            <w:tcW w:type="dxa" w:w="2167"/>
+          </w:tcPr>
+          <w:p>
+            <w:pPr>
+              <w:spacing w:after="40" w:line="240" w:lineRule="auto"/>
+              <w:jc w:val="center"/>
+            </w:pPr>
+            <w:r/>
+            <w:r>
+              <w:rPr>
+                <w:b w:val="0"/>
+                <w:sz w:val="20"/>
+              </w:rPr>
+              <w:t>Qini, incremental response</w:t>
             </w:r>
           </w:p>
         </w:tc>
@@ -30994,6 +31072,913 @@
       </w:r>
     </w:p>
     <w:p>
+      <w:pPr>
+        <w:pStyle w:val="Heading2"/>
+      </w:pPr>
+      <w:r>
+        <w:t>3.8 Who to target is not who will convert</w:t>
+      </w:r>
+    </w:p>
+    <w:p>
+      <w:r>
+        <w:t xml:space="preserve">The recommender ranks customers by predicted conversion and gives the strongest action to the top of that ranking. That is the intuitive thing to do and it answers the wrong question. What matters is not who will convert but for whom the action </w:t>
+      </w:r>
+      <w:r>
+        <w:rPr>
+          <w:i/>
+        </w:rPr>
+        <w:t>changes</w:t>
+      </w:r>
+      <w:r>
+        <w:t xml:space="preserve"> whether they convert — a customer certain to buy anyway gains nothing from a discount, and the discount is wasted on them.</w:t>
+      </w:r>
+    </w:p>
+    <w:p>
+      <w:r>
+        <w:t xml:space="preserve">Answering that needs counterfactuals, and this project's own audience cannot supply any: every imported customer received one treatment, nobody recorded which, and no comparable customer received an alternative. No model can recover a causal effect from data where the cause never varied. The experiment therefore moves to the </w:t>
+      </w:r>
+      <w:r>
+        <w:rPr>
+          <w:b/>
+        </w:rPr>
+        <w:t>Hillstrom MineThatData</w:t>
+      </w:r>
+      <w:r>
+        <w:t xml:space="preserve"> dataset — 64,000 customers randomly assigned to one of three arms (mens email, womens email, no email) with observed visits. Random assignment is what makes the counterfactual estimable.</w:t>
+      </w:r>
+    </w:p>
+    <w:p>
+      <w:pPr>
+        <w:pStyle w:val="TableCaption"/>
+      </w:pPr>
+      <w:r>
+        <w:rPr>
+          <w:b w:val="0"/>
+          <w:i w:val="0"/>
+        </w:rPr>
+        <w:t>Table R13 — Targeting policies scored on held-out customers. Qini is incremental responders above random targeting; the final column is what a 30% email budget buys.</w:t>
+      </w:r>
+    </w:p>
+    <w:tbl>
+      <w:tblPr>
+        <w:tblStyle w:val="TableGrid"/>
+        <w:tblW w:type="auto" w:w="0"/>
+        <w:jc w:val="center"/>
+        <w:tblLayout w:type="autofit"/>
+        <w:tblLook w:firstColumn="1" w:firstRow="1" w:lastColumn="0" w:lastRow="0" w:noHBand="0" w:noVBand="1" w:val="04A0"/>
+      </w:tblPr>
+      <w:tblGrid>
+        <w:gridCol w:w="2167"/>
+        <w:gridCol w:w="2167"/>
+        <w:gridCol w:w="2167"/>
+        <w:gridCol w:w="2167"/>
+      </w:tblGrid>
+      <w:tr>
+        <w:trPr>
+          <w:tblHeader w:val="true"/>
+        </w:trPr>
+        <w:tc>
+          <w:tcPr>
+            <w:tcW w:type="dxa" w:w="2167"/>
+            <w:shd w:val="clear" w:color="auto" w:fill="E8EEF6"/>
+          </w:tcPr>
+          <w:p>
+            <w:pPr>
+              <w:spacing w:after="40" w:line="240" w:lineRule="auto"/>
+              <w:jc w:val="center"/>
+            </w:pPr>
+            <w:r/>
+            <w:r>
+              <w:rPr>
+                <w:b/>
+                <w:sz w:val="20"/>
+              </w:rPr>
+              <w:t>Policy</w:t>
+            </w:r>
+          </w:p>
+        </w:tc>
+        <w:tc>
+          <w:tcPr>
+            <w:tcW w:type="dxa" w:w="2167"/>
+            <w:shd w:val="clear" w:color="auto" w:fill="E8EEF6"/>
+          </w:tcPr>
+          <w:p>
+            <w:pPr>
+              <w:spacing w:after="40" w:line="240" w:lineRule="auto"/>
+              <w:jc w:val="center"/>
+            </w:pPr>
+            <w:r/>
+            <w:r>
+              <w:rPr>
+                <w:b/>
+                <w:sz w:val="20"/>
+              </w:rPr>
+              <w:t>Qini</w:t>
+            </w:r>
+          </w:p>
+        </w:tc>
+        <w:tc>
+          <w:tcPr>
+            <w:tcW w:type="dxa" w:w="2167"/>
+            <w:shd w:val="clear" w:color="auto" w:fill="E8EEF6"/>
+          </w:tcPr>
+          <w:p>
+            <w:pPr>
+              <w:spacing w:after="40" w:line="240" w:lineRule="auto"/>
+              <w:jc w:val="center"/>
+            </w:pPr>
+            <w:r/>
+            <w:r>
+              <w:rPr>
+                <w:b/>
+                <w:sz w:val="20"/>
+              </w:rPr>
+              <w:t>95% CI</w:t>
+            </w:r>
+          </w:p>
+        </w:tc>
+        <w:tc>
+          <w:tcPr>
+            <w:tcW w:type="dxa" w:w="2167"/>
+            <w:shd w:val="clear" w:color="auto" w:fill="E8EEF6"/>
+          </w:tcPr>
+          <w:p>
+            <w:pPr>
+              <w:spacing w:after="40" w:line="240" w:lineRule="auto"/>
+              <w:jc w:val="center"/>
+            </w:pPr>
+            <w:r/>
+            <w:r>
+              <w:rPr>
+                <w:b/>
+                <w:sz w:val="20"/>
+              </w:rPr>
+              <w:t>Extra visits per 1,000 targeted</w:t>
+            </w:r>
+          </w:p>
+        </w:tc>
+      </w:tr>
+      <w:tr>
+        <w:tc>
+          <w:tcPr>
+            <w:tcW w:type="dxa" w:w="2167"/>
+          </w:tcPr>
+          <w:p>
+            <w:pPr>
+              <w:spacing w:after="40" w:line="240" w:lineRule="auto"/>
+              <w:jc w:val="left"/>
+            </w:pPr>
+            <w:r/>
+            <w:r>
+              <w:rPr>
+                <w:b w:val="0"/>
+                <w:sz w:val="20"/>
+              </w:rPr>
+              <w:t>uplift (S-learner)</w:t>
+            </w:r>
+          </w:p>
+        </w:tc>
+        <w:tc>
+          <w:tcPr>
+            <w:tcW w:type="dxa" w:w="2167"/>
+          </w:tcPr>
+          <w:p>
+            <w:pPr>
+              <w:spacing w:after="40" w:line="240" w:lineRule="auto"/>
+              <w:jc w:val="center"/>
+            </w:pPr>
+            <w:r/>
+            <w:r>
+              <w:rPr>
+                <w:b w:val="0"/>
+                <w:sz w:val="20"/>
+              </w:rPr>
+              <w:t>93.62</w:t>
+            </w:r>
+          </w:p>
+        </w:tc>
+        <w:tc>
+          <w:tcPr>
+            <w:tcW w:type="dxa" w:w="2167"/>
+          </w:tcPr>
+          <w:p>
+            <w:pPr>
+              <w:spacing w:after="40" w:line="240" w:lineRule="auto"/>
+              <w:jc w:val="center"/>
+            </w:pPr>
+            <w:r/>
+            <w:r>
+              <w:rPr>
+                <w:b w:val="0"/>
+                <w:sz w:val="20"/>
+              </w:rPr>
+              <w:t>[56.11, 129.76]</w:t>
+            </w:r>
+          </w:p>
+        </w:tc>
+        <w:tc>
+          <w:tcPr>
+            <w:tcW w:type="dxa" w:w="2167"/>
+          </w:tcPr>
+          <w:p>
+            <w:pPr>
+              <w:spacing w:after="40" w:line="240" w:lineRule="auto"/>
+              <w:jc w:val="center"/>
+            </w:pPr>
+            <w:r/>
+            <w:r>
+              <w:rPr>
+                <w:b w:val="0"/>
+                <w:sz w:val="20"/>
+              </w:rPr>
+              <w:t>103.45</w:t>
+            </w:r>
+          </w:p>
+        </w:tc>
+      </w:tr>
+      <w:tr>
+        <w:tc>
+          <w:tcPr>
+            <w:tcW w:type="dxa" w:w="2167"/>
+          </w:tcPr>
+          <w:p>
+            <w:pPr>
+              <w:spacing w:after="40" w:line="240" w:lineRule="auto"/>
+              <w:jc w:val="left"/>
+            </w:pPr>
+            <w:r/>
+            <w:r>
+              <w:rPr>
+                <w:b w:val="0"/>
+                <w:sz w:val="20"/>
+              </w:rPr>
+              <w:t>predicted response (current policy)</w:t>
+            </w:r>
+          </w:p>
+        </w:tc>
+        <w:tc>
+          <w:tcPr>
+            <w:tcW w:type="dxa" w:w="2167"/>
+          </w:tcPr>
+          <w:p>
+            <w:pPr>
+              <w:spacing w:after="40" w:line="240" w:lineRule="auto"/>
+              <w:jc w:val="center"/>
+            </w:pPr>
+            <w:r/>
+            <w:r>
+              <w:rPr>
+                <w:b w:val="0"/>
+                <w:sz w:val="20"/>
+              </w:rPr>
+              <w:t>75.91</w:t>
+            </w:r>
+          </w:p>
+        </w:tc>
+        <w:tc>
+          <w:tcPr>
+            <w:tcW w:type="dxa" w:w="2167"/>
+          </w:tcPr>
+          <w:p>
+            <w:pPr>
+              <w:spacing w:after="40" w:line="240" w:lineRule="auto"/>
+              <w:jc w:val="center"/>
+            </w:pPr>
+            <w:r/>
+            <w:r>
+              <w:rPr>
+                <w:b w:val="0"/>
+                <w:sz w:val="20"/>
+              </w:rPr>
+              <w:t>[38.8, 109.98]</w:t>
+            </w:r>
+          </w:p>
+        </w:tc>
+        <w:tc>
+          <w:tcPr>
+            <w:tcW w:type="dxa" w:w="2167"/>
+          </w:tcPr>
+          <w:p>
+            <w:pPr>
+              <w:spacing w:after="40" w:line="240" w:lineRule="auto"/>
+              <w:jc w:val="center"/>
+            </w:pPr>
+            <w:r/>
+            <w:r>
+              <w:rPr>
+                <w:b w:val="0"/>
+                <w:sz w:val="20"/>
+              </w:rPr>
+              <w:t>91.26</w:t>
+            </w:r>
+          </w:p>
+        </w:tc>
+      </w:tr>
+      <w:tr>
+        <w:tc>
+          <w:tcPr>
+            <w:tcW w:type="dxa" w:w="2167"/>
+          </w:tcPr>
+          <w:p>
+            <w:pPr>
+              <w:spacing w:after="40" w:line="240" w:lineRule="auto"/>
+              <w:jc w:val="left"/>
+            </w:pPr>
+            <w:r/>
+            <w:r>
+              <w:rPr>
+                <w:b w:val="0"/>
+                <w:sz w:val="20"/>
+              </w:rPr>
+              <w:t>uplift (T-learner)</w:t>
+            </w:r>
+          </w:p>
+        </w:tc>
+        <w:tc>
+          <w:tcPr>
+            <w:tcW w:type="dxa" w:w="2167"/>
+          </w:tcPr>
+          <w:p>
+            <w:pPr>
+              <w:spacing w:after="40" w:line="240" w:lineRule="auto"/>
+              <w:jc w:val="center"/>
+            </w:pPr>
+            <w:r/>
+            <w:r>
+              <w:rPr>
+                <w:b w:val="0"/>
+                <w:sz w:val="20"/>
+              </w:rPr>
+              <w:t>70.36</w:t>
+            </w:r>
+          </w:p>
+        </w:tc>
+        <w:tc>
+          <w:tcPr>
+            <w:tcW w:type="dxa" w:w="2167"/>
+          </w:tcPr>
+          <w:p>
+            <w:pPr>
+              <w:spacing w:after="40" w:line="240" w:lineRule="auto"/>
+              <w:jc w:val="center"/>
+            </w:pPr>
+            <w:r/>
+            <w:r>
+              <w:rPr>
+                <w:b w:val="0"/>
+                <w:sz w:val="20"/>
+              </w:rPr>
+              <w:t>[30.19, 112.29]</w:t>
+            </w:r>
+          </w:p>
+        </w:tc>
+        <w:tc>
+          <w:tcPr>
+            <w:tcW w:type="dxa" w:w="2167"/>
+          </w:tcPr>
+          <w:p>
+            <w:pPr>
+              <w:spacing w:after="40" w:line="240" w:lineRule="auto"/>
+              <w:jc w:val="center"/>
+            </w:pPr>
+            <w:r/>
+            <w:r>
+              <w:rPr>
+                <w:b w:val="0"/>
+                <w:sz w:val="20"/>
+              </w:rPr>
+              <w:t>92.0</w:t>
+            </w:r>
+          </w:p>
+        </w:tc>
+      </w:tr>
+      <w:tr>
+        <w:tc>
+          <w:tcPr>
+            <w:tcW w:type="dxa" w:w="2167"/>
+          </w:tcPr>
+          <w:p>
+            <w:pPr>
+              <w:spacing w:after="40" w:line="240" w:lineRule="auto"/>
+              <w:jc w:val="left"/>
+            </w:pPr>
+            <w:r/>
+            <w:r>
+              <w:rPr>
+                <w:b w:val="0"/>
+                <w:sz w:val="20"/>
+              </w:rPr>
+              <w:t>random targeting</w:t>
+            </w:r>
+          </w:p>
+        </w:tc>
+        <w:tc>
+          <w:tcPr>
+            <w:tcW w:type="dxa" w:w="2167"/>
+          </w:tcPr>
+          <w:p>
+            <w:pPr>
+              <w:spacing w:after="40" w:line="240" w:lineRule="auto"/>
+              <w:jc w:val="center"/>
+            </w:pPr>
+            <w:r/>
+            <w:r>
+              <w:rPr>
+                <w:b w:val="0"/>
+                <w:sz w:val="20"/>
+              </w:rPr>
+              <w:t>-9.75</w:t>
+            </w:r>
+          </w:p>
+        </w:tc>
+        <w:tc>
+          <w:tcPr>
+            <w:tcW w:type="dxa" w:w="2167"/>
+          </w:tcPr>
+          <w:p>
+            <w:pPr>
+              <w:spacing w:after="40" w:line="240" w:lineRule="auto"/>
+              <w:jc w:val="center"/>
+            </w:pPr>
+            <w:r/>
+            <w:r>
+              <w:rPr>
+                <w:b w:val="0"/>
+                <w:sz w:val="20"/>
+              </w:rPr>
+              <w:t>[-48.65, 26.95]</w:t>
+            </w:r>
+          </w:p>
+        </w:tc>
+        <w:tc>
+          <w:tcPr>
+            <w:tcW w:type="dxa" w:w="2167"/>
+          </w:tcPr>
+          <w:p>
+            <w:pPr>
+              <w:spacing w:after="40" w:line="240" w:lineRule="auto"/>
+              <w:jc w:val="center"/>
+            </w:pPr>
+            <w:r/>
+            <w:r>
+              <w:rPr>
+                <w:b w:val="0"/>
+                <w:sz w:val="20"/>
+              </w:rPr>
+              <w:t>57.76</w:t>
+            </w:r>
+          </w:p>
+        </w:tc>
+      </w:tr>
+    </w:tbl>
+    <w:p>
+      <w:pPr>
+        <w:spacing w:after="120"/>
+      </w:pPr>
+    </w:p>
+    <w:p>
+      <w:pPr>
+        <w:keepNext/>
+        <w:spacing w:before="200" w:after="40"/>
+        <w:jc w:val="center"/>
+      </w:pPr>
+      <w:r>
+        <w:drawing>
+          <wp:inline xmlns:a="http://schemas.openxmlformats.org/drawingml/2006/main" xmlns:pic="http://schemas.openxmlformats.org/drawingml/2006/picture">
+            <wp:extent cx="5486400" cy="2360919"/>
+            <wp:docPr id="32" name="Picture 32"/>
+            <wp:cNvGraphicFramePr>
+              <a:graphicFrameLocks noChangeAspect="1"/>
+            </wp:cNvGraphicFramePr>
+            <a:graphic>
+              <a:graphicData uri="http://schemas.openxmlformats.org/drawingml/2006/picture">
+                <pic:pic>
+                  <pic:nvPicPr>
+                    <pic:cNvPr id="0" name="fig_e8_uplift.png"/>
+                    <pic:cNvPicPr/>
+                  </pic:nvPicPr>
+                  <pic:blipFill>
+                    <a:blip r:embed="rId42"/>
+                    <a:stretch>
+                      <a:fillRect/>
+                    </a:stretch>
+                  </pic:blipFill>
+                  <pic:spPr>
+                    <a:xfrm>
+                      <a:off x="0" y="0"/>
+                      <a:ext cx="5486400" cy="2360919"/>
+                    </a:xfrm>
+                    <a:prstGeom prst="rect"/>
+                  </pic:spPr>
+                </pic:pic>
+              </a:graphicData>
+            </a:graphic>
+          </wp:inline>
+        </w:drawing>
+      </w:r>
+    </w:p>
+    <w:p>
+      <w:pPr>
+        <w:pStyle w:val="Caption"/>
+      </w:pPr>
+      <w:r>
+        <w:rPr>
+          <w:b w:val="0"/>
+          <w:i w:val="0"/>
+        </w:rPr>
+        <w:t>Figure R10 — Qini curves and what each policy buys at a fixed budget.</w:t>
+      </w:r>
+    </w:p>
+    <w:p>
+      <w:r>
+        <w:t>Ranking by uplift and ranking by predicted response select substantially different people: the two scores correlate at Spearman 0.40, and at a 30% budget the two policies share only 56% of their chosen customers — so about 44% of the list would be emailed by one and not the other.</w:t>
+      </w:r>
+    </w:p>
+    <w:p>
+      <w:pPr>
+        <w:pStyle w:val="NoteBox"/>
+      </w:pPr>
+      <w:r>
+        <w:rPr>
+          <w:b/>
+        </w:rPr>
+        <w:t>What this does and does not establish.</w:t>
+      </w:r>
+      <w:r>
+        <w:t xml:space="preserve"> The best uplift learner buys more incremental visits than the current policy, but their Qini intervals overlap, so the ordering of the two is not established on this split. The two uplift learners also disagree with each other, one of them falling below the current policy — so “use uplift modelling” is not a conclusion on its own. What the data does support is the weaker and more useful claim: these are different policies that target different people, and the difference is large enough to matter.</w:t>
+      </w:r>
+    </w:p>
+    <w:p>
+      <w:pPr>
+        <w:pStyle w:val="TableCaption"/>
+      </w:pPr>
+      <w:r>
+        <w:rPr>
+          <w:b w:val="0"/>
+          <w:i w:val="0"/>
+        </w:rPr>
+        <w:t>Table R14 — The three-arm version: which action each customer should receive, rather than whether to act.</w:t>
+      </w:r>
+    </w:p>
+    <w:tbl>
+      <w:tblPr>
+        <w:tblStyle w:val="TableGrid"/>
+        <w:tblW w:type="auto" w:w="0"/>
+        <w:jc w:val="center"/>
+        <w:tblLayout w:type="autofit"/>
+        <w:tblLook w:firstColumn="1" w:firstRow="1" w:lastColumn="0" w:lastRow="0" w:noHBand="0" w:noVBand="1" w:val="04A0"/>
+      </w:tblPr>
+      <w:tblGrid>
+        <w:gridCol w:w="2167"/>
+        <w:gridCol w:w="2167"/>
+        <w:gridCol w:w="2167"/>
+        <w:gridCol w:w="2167"/>
+      </w:tblGrid>
+      <w:tr>
+        <w:trPr>
+          <w:tblHeader w:val="true"/>
+        </w:trPr>
+        <w:tc>
+          <w:tcPr>
+            <w:tcW w:type="dxa" w:w="2167"/>
+            <w:shd w:val="clear" w:color="auto" w:fill="E8EEF6"/>
+          </w:tcPr>
+          <w:p>
+            <w:pPr>
+              <w:spacing w:after="40" w:line="240" w:lineRule="auto"/>
+              <w:jc w:val="center"/>
+            </w:pPr>
+            <w:r/>
+            <w:r>
+              <w:rPr>
+                <w:b/>
+                <w:sz w:val="20"/>
+              </w:rPr>
+              <w:t>Assigned action</w:t>
+            </w:r>
+          </w:p>
+        </w:tc>
+        <w:tc>
+          <w:tcPr>
+            <w:tcW w:type="dxa" w:w="2167"/>
+            <w:shd w:val="clear" w:color="auto" w:fill="E8EEF6"/>
+          </w:tcPr>
+          <w:p>
+            <w:pPr>
+              <w:spacing w:after="40" w:line="240" w:lineRule="auto"/>
+              <w:jc w:val="center"/>
+            </w:pPr>
+            <w:r/>
+            <w:r>
+              <w:rPr>
+                <w:b/>
+                <w:sz w:val="20"/>
+              </w:rPr>
+              <w:t>Customers</w:t>
+            </w:r>
+          </w:p>
+        </w:tc>
+        <w:tc>
+          <w:tcPr>
+            <w:tcW w:type="dxa" w:w="2167"/>
+            <w:shd w:val="clear" w:color="auto" w:fill="E8EEF6"/>
+          </w:tcPr>
+          <w:p>
+            <w:pPr>
+              <w:spacing w:after="40" w:line="240" w:lineRule="auto"/>
+              <w:jc w:val="center"/>
+            </w:pPr>
+            <w:r/>
+            <w:r>
+              <w:rPr>
+                <w:b/>
+                <w:sz w:val="20"/>
+              </w:rPr>
+              <w:t>Share</w:t>
+            </w:r>
+          </w:p>
+        </w:tc>
+        <w:tc>
+          <w:tcPr>
+            <w:tcW w:type="dxa" w:w="2167"/>
+            <w:shd w:val="clear" w:color="auto" w:fill="E8EEF6"/>
+          </w:tcPr>
+          <w:p>
+            <w:pPr>
+              <w:spacing w:after="40" w:line="240" w:lineRule="auto"/>
+              <w:jc w:val="center"/>
+            </w:pPr>
+            <w:r/>
+            <w:r>
+              <w:rPr>
+                <w:b/>
+                <w:sz w:val="20"/>
+              </w:rPr>
+              <w:t>Observed uplift per 1,000</w:t>
+            </w:r>
+          </w:p>
+        </w:tc>
+      </w:tr>
+      <w:tr>
+        <w:tc>
+          <w:tcPr>
+            <w:tcW w:type="dxa" w:w="2167"/>
+          </w:tcPr>
+          <w:p>
+            <w:pPr>
+              <w:spacing w:after="40" w:line="240" w:lineRule="auto"/>
+              <w:jc w:val="left"/>
+            </w:pPr>
+            <w:r/>
+            <w:r>
+              <w:rPr>
+                <w:b w:val="0"/>
+                <w:sz w:val="20"/>
+              </w:rPr>
+              <w:t>Mens E-Mail</w:t>
+            </w:r>
+          </w:p>
+        </w:tc>
+        <w:tc>
+          <w:tcPr>
+            <w:tcW w:type="dxa" w:w="2167"/>
+          </w:tcPr>
+          <w:p>
+            <w:pPr>
+              <w:spacing w:after="40" w:line="240" w:lineRule="auto"/>
+              <w:jc w:val="center"/>
+            </w:pPr>
+            <w:r/>
+            <w:r>
+              <w:rPr>
+                <w:b w:val="0"/>
+                <w:sz w:val="20"/>
+              </w:rPr>
+              <w:t>13601</w:t>
+            </w:r>
+          </w:p>
+        </w:tc>
+        <w:tc>
+          <w:tcPr>
+            <w:tcW w:type="dxa" w:w="2167"/>
+          </w:tcPr>
+          <w:p>
+            <w:pPr>
+              <w:spacing w:after="40" w:line="240" w:lineRule="auto"/>
+              <w:jc w:val="center"/>
+            </w:pPr>
+            <w:r/>
+            <w:r>
+              <w:rPr>
+                <w:b w:val="0"/>
+                <w:sz w:val="20"/>
+              </w:rPr>
+              <w:t>70.8%</w:t>
+            </w:r>
+          </w:p>
+        </w:tc>
+        <w:tc>
+          <w:tcPr>
+            <w:tcW w:type="dxa" w:w="2167"/>
+          </w:tcPr>
+          <w:p>
+            <w:pPr>
+              <w:spacing w:after="40" w:line="240" w:lineRule="auto"/>
+              <w:jc w:val="center"/>
+            </w:pPr>
+            <w:r/>
+            <w:r>
+              <w:rPr>
+                <w:b w:val="0"/>
+                <w:sz w:val="20"/>
+              </w:rPr>
+              <w:t>71.27</w:t>
+            </w:r>
+          </w:p>
+        </w:tc>
+      </w:tr>
+      <w:tr>
+        <w:tc>
+          <w:tcPr>
+            <w:tcW w:type="dxa" w:w="2167"/>
+          </w:tcPr>
+          <w:p>
+            <w:pPr>
+              <w:spacing w:after="40" w:line="240" w:lineRule="auto"/>
+              <w:jc w:val="left"/>
+            </w:pPr>
+            <w:r/>
+            <w:r>
+              <w:rPr>
+                <w:b w:val="0"/>
+                <w:sz w:val="20"/>
+              </w:rPr>
+              <w:t>Womens E-Mail</w:t>
+            </w:r>
+          </w:p>
+        </w:tc>
+        <w:tc>
+          <w:tcPr>
+            <w:tcW w:type="dxa" w:w="2167"/>
+          </w:tcPr>
+          <w:p>
+            <w:pPr>
+              <w:spacing w:after="40" w:line="240" w:lineRule="auto"/>
+              <w:jc w:val="center"/>
+            </w:pPr>
+            <w:r/>
+            <w:r>
+              <w:rPr>
+                <w:b w:val="0"/>
+                <w:sz w:val="20"/>
+              </w:rPr>
+              <w:t>5054</w:t>
+            </w:r>
+          </w:p>
+        </w:tc>
+        <w:tc>
+          <w:tcPr>
+            <w:tcW w:type="dxa" w:w="2167"/>
+          </w:tcPr>
+          <w:p>
+            <w:pPr>
+              <w:spacing w:after="40" w:line="240" w:lineRule="auto"/>
+              <w:jc w:val="center"/>
+            </w:pPr>
+            <w:r/>
+            <w:r>
+              <w:rPr>
+                <w:b w:val="0"/>
+                <w:sz w:val="20"/>
+              </w:rPr>
+              <w:t>26.3%</w:t>
+            </w:r>
+          </w:p>
+        </w:tc>
+        <w:tc>
+          <w:tcPr>
+            <w:tcW w:type="dxa" w:w="2167"/>
+          </w:tcPr>
+          <w:p>
+            <w:pPr>
+              <w:spacing w:after="40" w:line="240" w:lineRule="auto"/>
+              <w:jc w:val="center"/>
+            </w:pPr>
+            <w:r/>
+            <w:r>
+              <w:rPr>
+                <w:b w:val="0"/>
+                <w:sz w:val="20"/>
+              </w:rPr>
+              <w:t>87.47</w:t>
+            </w:r>
+          </w:p>
+        </w:tc>
+      </w:tr>
+      <w:tr>
+        <w:tc>
+          <w:tcPr>
+            <w:tcW w:type="dxa" w:w="2167"/>
+          </w:tcPr>
+          <w:p>
+            <w:pPr>
+              <w:spacing w:after="40" w:line="240" w:lineRule="auto"/>
+              <w:jc w:val="left"/>
+            </w:pPr>
+            <w:r/>
+            <w:r>
+              <w:rPr>
+                <w:b w:val="0"/>
+                <w:sz w:val="20"/>
+              </w:rPr>
+              <w:t>No E-Mail</w:t>
+            </w:r>
+          </w:p>
+        </w:tc>
+        <w:tc>
+          <w:tcPr>
+            <w:tcW w:type="dxa" w:w="2167"/>
+          </w:tcPr>
+          <w:p>
+            <w:pPr>
+              <w:spacing w:after="40" w:line="240" w:lineRule="auto"/>
+              <w:jc w:val="center"/>
+            </w:pPr>
+            <w:r/>
+            <w:r>
+              <w:rPr>
+                <w:b w:val="0"/>
+                <w:sz w:val="20"/>
+              </w:rPr>
+              <w:t>545</w:t>
+            </w:r>
+          </w:p>
+        </w:tc>
+        <w:tc>
+          <w:tcPr>
+            <w:tcW w:type="dxa" w:w="2167"/>
+          </w:tcPr>
+          <w:p>
+            <w:pPr>
+              <w:spacing w:after="40" w:line="240" w:lineRule="auto"/>
+              <w:jc w:val="center"/>
+            </w:pPr>
+            <w:r/>
+            <w:r>
+              <w:rPr>
+                <w:b w:val="0"/>
+                <w:sz w:val="20"/>
+              </w:rPr>
+              <w:t>2.8%</w:t>
+            </w:r>
+          </w:p>
+        </w:tc>
+        <w:tc>
+          <w:tcPr>
+            <w:tcW w:type="dxa" w:w="2167"/>
+          </w:tcPr>
+          <w:p>
+            <w:pPr>
+              <w:spacing w:after="40" w:line="240" w:lineRule="auto"/>
+              <w:jc w:val="center"/>
+            </w:pPr>
+            <w:r/>
+            <w:r>
+              <w:rPr>
+                <w:b w:val="0"/>
+                <w:sz w:val="20"/>
+              </w:rPr>
+              <w:t>0.0</w:t>
+            </w:r>
+          </w:p>
+        </w:tc>
+      </w:tr>
+    </w:tbl>
+    <w:p>
+      <w:pPr>
+        <w:spacing w:after="120"/>
+      </w:pPr>
+    </w:p>
+    <w:p>
+      <w:r>
+        <w:t xml:space="preserve">This is the next-best-action problem proper: not send or do not send, but which of several actions. Note that the policy assigns a share of customers to </w:t>
+      </w:r>
+      <w:r>
+        <w:rPr>
+          <w:i/>
+        </w:rPr>
+        <w:t>no email at all</w:t>
+      </w:r>
+      <w:r>
+        <w:t xml:space="preserve"> — an output the current rule cannot produce, because every customer is given some action regardless of whether acting helps.</w:t>
+      </w:r>
+    </w:p>
+    <w:p>
+      <w:r>
+        <w:t>Hillstrom's actions are mens and womens email, not this project's premium, personalised, reactivation and reminder. The experiment demonstrates the method on real randomised data and shows that the current policy is answering a different question from the one it should. It does not produce a policy deployable to the imported audience, and nothing in this report should be read as claiming it does.</w:t>
+      </w:r>
+    </w:p>
+    <w:p>
       <w:r>
         <w:br w:type="page"/>
       </w:r>
@@ -31080,6 +32065,31 @@
     </w:p>
     <w:p>
       <w:pPr>
+        <w:pStyle w:val="ListBullet"/>
+        <w:spacing w:after="80" w:line="312" w:lineRule="auto"/>
+        <w:jc w:val="both"/>
+      </w:pPr>
+      <w:r>
+        <w:rPr>
+          <w:b/>
+        </w:rPr>
+        <w:t>The recommender was answering the wrong question.</w:t>
+      </w:r>
+      <w:r>
+        <w:t xml:space="preserve"> Ranking customers by predicted conversion and ranking them by the </w:t>
+      </w:r>
+      <w:r>
+        <w:rPr>
+          <w:i/>
+        </w:rPr>
+        <w:t>incremental effect</w:t>
+      </w:r>
+      <w:r>
+        <w:t xml:space="preserve"> of the action select materially different people — they share only about half their choices at a realistic budget. This is the clearest direction for future work the project produced.</w:t>
+      </w:r>
+    </w:p>
+    <w:p>
+      <w:pPr>
         <w:pStyle w:val="Heading2"/>
       </w:pPr>
       <w:r>
@@ -31147,7 +32157,23 @@
         <w:t>That the prediction thresholds transfer.</w:t>
       </w:r>
       <w:r>
-        <w:t xml:space="preserve"> They were set on the distribution the models were fitted on and do not carry to another audience.</w:t>
+        <w:t xml:space="preserve"> They were set on the distribution the models were fitted on and do not carry to another audience. The production recommender was changed to rank rather than threshold as a direct consequence.</w:t>
+      </w:r>
+    </w:p>
+    <w:p>
+      <w:pPr>
+        <w:pStyle w:val="ListBullet"/>
+        <w:spacing w:after="80" w:line="312" w:lineRule="auto"/>
+        <w:jc w:val="both"/>
+      </w:pPr>
+      <w:r>
+        <w:rPr>
+          <w:b/>
+        </w:rPr>
+        <w:t>That uplift modelling is straightforwardly better.</w:t>
+      </w:r>
+      <w:r>
+        <w:t xml:space="preserve"> The best uplift learner beat the current policy, but the intervals overlap and the second uplift learner did worse. The framing is right; the evidence for any particular learner is not yet strong.</w:t>
       </w:r>
     </w:p>
     <w:p>
@@ -31358,6 +32384,31 @@
       </w:r>
       <w:r>
         <w:t xml:space="preserve"> — they are comment-level scrapes that pair no post text with post engagement.</w:t>
+      </w:r>
+    </w:p>
+    <w:p>
+      <w:pPr>
+        <w:pStyle w:val="ListBullet"/>
+        <w:spacing w:after="80" w:line="312" w:lineRule="auto"/>
+        <w:jc w:val="both"/>
+      </w:pPr>
+      <w:r>
+        <w:rPr>
+          <w:b/>
+        </w:rPr>
+        <w:t>No action was ever randomised on this project's own audience</w:t>
+      </w:r>
+      <w:r>
+        <w:t xml:space="preserve">, so the next-best-action recommendation cannot be validated on it at all. E8 borrows a dataset where treatment </w:t>
+      </w:r>
+      <w:r>
+        <w:rPr>
+          <w:i/>
+        </w:rPr>
+        <w:t>was</w:t>
+      </w:r>
+      <w:r>
+        <w:t xml:space="preserve"> randomised, and the actions there are not this project's actions.</w:t>
       </w:r>
     </w:p>
     <w:sectPr>

--- a/report/Final_Report_TeamBinary_AI_Powered_Digital_Marketing_Orchestration.docx
+++ b/report/Final_Report_TeamBinary_AI_Powered_Digital_Marketing_Orchestration.docx
@@ -24106,7 +24106,7 @@
     </w:p>
     <w:p>
       <w:r>
-        <w:t>Eight experiments cover the four modules. Each writes its tables to `research/results/`, and every figure in the next chapter is drawn from those tables rather than plotted by hand, so a chart cannot drift away from the number it shows.</w:t>
+        <w:t>Nine experiments cover the four modules. Each writes its tables to `research/results/`, and every figure in the next chapter is drawn from those tables rather than plotted by hand, so a chart cannot drift away from the number it shows.</w:t>
       </w:r>
     </w:p>
     <w:p>
@@ -24840,6 +24840,84 @@
                 <w:sz w:val="20"/>
               </w:rPr>
               <w:t>Qini, incremental response</w:t>
+            </w:r>
+          </w:p>
+        </w:tc>
+      </w:tr>
+      <w:tr>
+        <w:tc>
+          <w:tcPr>
+            <w:tcW w:type="dxa" w:w="2167"/>
+          </w:tcPr>
+          <w:p>
+            <w:pPr>
+              <w:spacing w:after="40" w:line="240" w:lineRule="auto"/>
+              <w:jc w:val="left"/>
+            </w:pPr>
+            <w:r/>
+            <w:r>
+              <w:rPr>
+                <w:b w:val="0"/>
+                <w:sz w:val="20"/>
+              </w:rPr>
+              <w:t>E9</w:t>
+            </w:r>
+          </w:p>
+        </w:tc>
+        <w:tc>
+          <w:tcPr>
+            <w:tcW w:type="dxa" w:w="2167"/>
+          </w:tcPr>
+          <w:p>
+            <w:pPr>
+              <w:spacing w:after="40" w:line="240" w:lineRule="auto"/>
+              <w:jc w:val="center"/>
+            </w:pPr>
+            <w:r/>
+            <w:r>
+              <w:rPr>
+                <w:b w:val="0"/>
+                <w:sz w:val="20"/>
+              </w:rPr>
+              <w:t>Does the decision log make the policy learnable?</w:t>
+            </w:r>
+          </w:p>
+        </w:tc>
+        <w:tc>
+          <w:tcPr>
+            <w:tcW w:type="dxa" w:w="2167"/>
+          </w:tcPr>
+          <w:p>
+            <w:pPr>
+              <w:spacing w:after="40" w:line="240" w:lineRule="auto"/>
+              <w:jc w:val="center"/>
+            </w:pPr>
+            <w:r/>
+            <w:r>
+              <w:rPr>
+                <w:b w:val="0"/>
+                <w:sz w:val="20"/>
+              </w:rPr>
+              <w:t>Simulated world, known rewards</w:t>
+            </w:r>
+          </w:p>
+        </w:tc>
+        <w:tc>
+          <w:tcPr>
+            <w:tcW w:type="dxa" w:w="2167"/>
+          </w:tcPr>
+          <w:p>
+            <w:pPr>
+              <w:spacing w:after="40" w:line="240" w:lineRule="auto"/>
+              <w:jc w:val="center"/>
+            </w:pPr>
+            <w:r/>
+            <w:r>
+              <w:rPr>
+                <w:b w:val="0"/>
+                <w:sz w:val="20"/>
+              </w:rPr>
+              <w:t>Estimator bias, RMSE</w:t>
             </w:r>
           </w:p>
         </w:tc>
@@ -31976,6 +32054,1863 @@
     <w:p>
       <w:r>
         <w:t>Hillstrom's actions are mens and womens email, not this project's premium, personalised, reactivation and reminder. The experiment demonstrates the method on real randomised data and shows that the current policy is answering a different question from the one it should. It does not produce a policy deployable to the imported audience, and nothing in this report should be read as claiming it does.</w:t>
+      </w:r>
+    </w:p>
+    <w:p>
+      <w:pPr>
+        <w:pStyle w:val="Heading2"/>
+      </w:pPr>
+      <w:r>
+        <w:t>3.9 Making the recommendation learnable</w:t>
+      </w:r>
+    </w:p>
+    <w:p>
+      <w:r>
+        <w:t xml:space="preserve">E8 showed the recommender was answering the wrong question, and that no borrowed dataset can answer the right one for this project's actions. The response was to change what the system records. `analytics_output` is overwritten on every run and therefore holds only the current opinion; a new append-only `action_log` records the decision that was actually taken, </w:t>
+      </w:r>
+      <w:r>
+        <w:rPr>
+          <w:b/>
+        </w:rPr>
+        <w:t>the probability it was taken under</w:t>
+      </w:r>
+      <w:r>
+        <w:t>, the features it was taken on, and what followed.</w:t>
+      </w:r>
+    </w:p>
+    <w:p>
+      <w:r>
+        <w:t xml:space="preserve">The propensity is the column that matters. Without it, logged data can only report what the running policy achieved. With it, an inverse-propensity estimator can answer what a </w:t>
+      </w:r>
+      <w:r>
+        <w:rPr>
+          <w:i/>
+        </w:rPr>
+        <w:t>different</w:t>
+      </w:r>
+      <w:r>
+        <w:t xml:space="preserve"> policy would have achieved on the same customers — a counterfactual recovered from observational logs. And because a deterministic policy assigns probability zero to every action it does not take, a small share of decisions are made at random on purpose.</w:t>
+      </w:r>
+    </w:p>
+    <w:p>
+      <w:r>
+        <w:t>That machinery is only worth having if it works, so this experiment checks it in the one setting where “works” is precisely defined: a simulated world with a known reward function, where the true value of any policy is computable and the estimate can be scored against it.</w:t>
+      </w:r>
+    </w:p>
+    <w:p>
+      <w:pPr>
+        <w:pStyle w:val="TableCaption"/>
+      </w:pPr>
+      <w:r>
+        <w:rPr>
+          <w:b w:val="0"/>
+          <w:i w:val="0"/>
+        </w:rPr>
+        <w:t>Table R15 — Estimator error against the true policy value, as the log grows. 40 replications per row.</w:t>
+      </w:r>
+    </w:p>
+    <w:tbl>
+      <w:tblPr>
+        <w:tblStyle w:val="TableGrid"/>
+        <w:tblW w:type="auto" w:w="0"/>
+        <w:jc w:val="center"/>
+        <w:tblLayout w:type="autofit"/>
+        <w:tblLook w:firstColumn="1" w:firstRow="1" w:lastColumn="0" w:lastRow="0" w:noHBand="0" w:noVBand="1" w:val="04A0"/>
+      </w:tblPr>
+      <w:tblGrid>
+        <w:gridCol w:w="1445"/>
+        <w:gridCol w:w="1445"/>
+        <w:gridCol w:w="1445"/>
+        <w:gridCol w:w="1445"/>
+        <w:gridCol w:w="1445"/>
+        <w:gridCol w:w="1445"/>
+      </w:tblGrid>
+      <w:tr>
+        <w:trPr>
+          <w:tblHeader w:val="true"/>
+        </w:trPr>
+        <w:tc>
+          <w:tcPr>
+            <w:tcW w:type="dxa" w:w="1445"/>
+            <w:shd w:val="clear" w:color="auto" w:fill="E8EEF6"/>
+          </w:tcPr>
+          <w:p>
+            <w:pPr>
+              <w:spacing w:after="40" w:line="240" w:lineRule="auto"/>
+              <w:jc w:val="center"/>
+            </w:pPr>
+            <w:r/>
+            <w:r>
+              <w:rPr>
+                <w:b/>
+                <w:sz w:val="20"/>
+              </w:rPr>
+              <w:t>Estimator</w:t>
+            </w:r>
+          </w:p>
+        </w:tc>
+        <w:tc>
+          <w:tcPr>
+            <w:tcW w:type="dxa" w:w="1445"/>
+            <w:shd w:val="clear" w:color="auto" w:fill="E8EEF6"/>
+          </w:tcPr>
+          <w:p>
+            <w:pPr>
+              <w:spacing w:after="40" w:line="240" w:lineRule="auto"/>
+              <w:jc w:val="center"/>
+            </w:pPr>
+            <w:r/>
+            <w:r>
+              <w:rPr>
+                <w:b/>
+                <w:sz w:val="20"/>
+              </w:rPr>
+              <w:t>Logged decisions</w:t>
+            </w:r>
+          </w:p>
+        </w:tc>
+        <w:tc>
+          <w:tcPr>
+            <w:tcW w:type="dxa" w:w="1445"/>
+            <w:shd w:val="clear" w:color="auto" w:fill="E8EEF6"/>
+          </w:tcPr>
+          <w:p>
+            <w:pPr>
+              <w:spacing w:after="40" w:line="240" w:lineRule="auto"/>
+              <w:jc w:val="center"/>
+            </w:pPr>
+            <w:r/>
+            <w:r>
+              <w:rPr>
+                <w:b/>
+                <w:sz w:val="20"/>
+              </w:rPr>
+              <w:t>Bias</w:t>
+            </w:r>
+          </w:p>
+        </w:tc>
+        <w:tc>
+          <w:tcPr>
+            <w:tcW w:type="dxa" w:w="1445"/>
+            <w:shd w:val="clear" w:color="auto" w:fill="E8EEF6"/>
+          </w:tcPr>
+          <w:p>
+            <w:pPr>
+              <w:spacing w:after="40" w:line="240" w:lineRule="auto"/>
+              <w:jc w:val="center"/>
+            </w:pPr>
+            <w:r/>
+            <w:r>
+              <w:rPr>
+                <w:b/>
+                <w:sz w:val="20"/>
+              </w:rPr>
+              <w:t>95% CI</w:t>
+            </w:r>
+          </w:p>
+        </w:tc>
+        <w:tc>
+          <w:tcPr>
+            <w:tcW w:type="dxa" w:w="1445"/>
+            <w:shd w:val="clear" w:color="auto" w:fill="E8EEF6"/>
+          </w:tcPr>
+          <w:p>
+            <w:pPr>
+              <w:spacing w:after="40" w:line="240" w:lineRule="auto"/>
+              <w:jc w:val="center"/>
+            </w:pPr>
+            <w:r/>
+            <w:r>
+              <w:rPr>
+                <w:b/>
+                <w:sz w:val="20"/>
+              </w:rPr>
+              <w:t>RMSE</w:t>
+            </w:r>
+          </w:p>
+        </w:tc>
+        <w:tc>
+          <w:tcPr>
+            <w:tcW w:type="dxa" w:w="1445"/>
+            <w:shd w:val="clear" w:color="auto" w:fill="E8EEF6"/>
+          </w:tcPr>
+          <w:p>
+            <w:pPr>
+              <w:spacing w:after="40" w:line="240" w:lineRule="auto"/>
+              <w:jc w:val="center"/>
+            </w:pPr>
+            <w:r/>
+            <w:r>
+              <w:rPr>
+                <w:b/>
+                <w:sz w:val="20"/>
+              </w:rPr>
+              <w:t>Unbiased</w:t>
+            </w:r>
+          </w:p>
+        </w:tc>
+      </w:tr>
+      <w:tr>
+        <w:tc>
+          <w:tcPr>
+            <w:tcW w:type="dxa" w:w="1445"/>
+          </w:tcPr>
+          <w:p>
+            <w:pPr>
+              <w:spacing w:after="40" w:line="240" w:lineRule="auto"/>
+              <w:jc w:val="left"/>
+            </w:pPr>
+            <w:r/>
+            <w:r>
+              <w:rPr>
+                <w:b w:val="0"/>
+                <w:sz w:val="20"/>
+              </w:rPr>
+              <w:t>ips</w:t>
+            </w:r>
+          </w:p>
+        </w:tc>
+        <w:tc>
+          <w:tcPr>
+            <w:tcW w:type="dxa" w:w="1445"/>
+          </w:tcPr>
+          <w:p>
+            <w:pPr>
+              <w:spacing w:after="40" w:line="240" w:lineRule="auto"/>
+              <w:jc w:val="center"/>
+            </w:pPr>
+            <w:r/>
+            <w:r>
+              <w:rPr>
+                <w:b w:val="0"/>
+                <w:sz w:val="20"/>
+              </w:rPr>
+              <w:t>500</w:t>
+            </w:r>
+          </w:p>
+        </w:tc>
+        <w:tc>
+          <w:tcPr>
+            <w:tcW w:type="dxa" w:w="1445"/>
+          </w:tcPr>
+          <w:p>
+            <w:pPr>
+              <w:spacing w:after="40" w:line="240" w:lineRule="auto"/>
+              <w:jc w:val="center"/>
+            </w:pPr>
+            <w:r/>
+            <w:r>
+              <w:rPr>
+                <w:b w:val="0"/>
+                <w:sz w:val="20"/>
+              </w:rPr>
+              <w:t>-0.0297</w:t>
+            </w:r>
+          </w:p>
+        </w:tc>
+        <w:tc>
+          <w:tcPr>
+            <w:tcW w:type="dxa" w:w="1445"/>
+          </w:tcPr>
+          <w:p>
+            <w:pPr>
+              <w:spacing w:after="40" w:line="240" w:lineRule="auto"/>
+              <w:jc w:val="center"/>
+            </w:pPr>
+            <w:r/>
+            <w:r>
+              <w:rPr>
+                <w:b w:val="0"/>
+                <w:sz w:val="20"/>
+              </w:rPr>
+              <w:t>[-0.0528, -0.0031]</w:t>
+            </w:r>
+          </w:p>
+        </w:tc>
+        <w:tc>
+          <w:tcPr>
+            <w:tcW w:type="dxa" w:w="1445"/>
+          </w:tcPr>
+          <w:p>
+            <w:pPr>
+              <w:spacing w:after="40" w:line="240" w:lineRule="auto"/>
+              <w:jc w:val="center"/>
+            </w:pPr>
+            <w:r/>
+            <w:r>
+              <w:rPr>
+                <w:b w:val="0"/>
+                <w:sz w:val="20"/>
+              </w:rPr>
+              <w:t>0.0853</w:t>
+            </w:r>
+          </w:p>
+        </w:tc>
+        <w:tc>
+          <w:tcPr>
+            <w:tcW w:type="dxa" w:w="1445"/>
+          </w:tcPr>
+          <w:p>
+            <w:pPr>
+              <w:spacing w:after="40" w:line="240" w:lineRule="auto"/>
+              <w:jc w:val="center"/>
+            </w:pPr>
+            <w:r/>
+            <w:r>
+              <w:rPr>
+                <w:b w:val="0"/>
+                <w:sz w:val="20"/>
+              </w:rPr>
+              <w:t>no</w:t>
+            </w:r>
+          </w:p>
+        </w:tc>
+      </w:tr>
+      <w:tr>
+        <w:tc>
+          <w:tcPr>
+            <w:tcW w:type="dxa" w:w="1445"/>
+          </w:tcPr>
+          <w:p>
+            <w:pPr>
+              <w:spacing w:after="40" w:line="240" w:lineRule="auto"/>
+              <w:jc w:val="left"/>
+            </w:pPr>
+            <w:r/>
+            <w:r>
+              <w:rPr>
+                <w:b w:val="0"/>
+                <w:sz w:val="20"/>
+              </w:rPr>
+              <w:t>snips</w:t>
+            </w:r>
+          </w:p>
+        </w:tc>
+        <w:tc>
+          <w:tcPr>
+            <w:tcW w:type="dxa" w:w="1445"/>
+          </w:tcPr>
+          <w:p>
+            <w:pPr>
+              <w:spacing w:after="40" w:line="240" w:lineRule="auto"/>
+              <w:jc w:val="center"/>
+            </w:pPr>
+            <w:r/>
+            <w:r>
+              <w:rPr>
+                <w:b w:val="0"/>
+                <w:sz w:val="20"/>
+              </w:rPr>
+              <w:t>500</w:t>
+            </w:r>
+          </w:p>
+        </w:tc>
+        <w:tc>
+          <w:tcPr>
+            <w:tcW w:type="dxa" w:w="1445"/>
+          </w:tcPr>
+          <w:p>
+            <w:pPr>
+              <w:spacing w:after="40" w:line="240" w:lineRule="auto"/>
+              <w:jc w:val="center"/>
+            </w:pPr>
+            <w:r/>
+            <w:r>
+              <w:rPr>
+                <w:b w:val="0"/>
+                <w:sz w:val="20"/>
+              </w:rPr>
+              <w:t>-0.016</w:t>
+            </w:r>
+          </w:p>
+        </w:tc>
+        <w:tc>
+          <w:tcPr>
+            <w:tcW w:type="dxa" w:w="1445"/>
+          </w:tcPr>
+          <w:p>
+            <w:pPr>
+              <w:spacing w:after="40" w:line="240" w:lineRule="auto"/>
+              <w:jc w:val="center"/>
+            </w:pPr>
+            <w:r/>
+            <w:r>
+              <w:rPr>
+                <w:b w:val="0"/>
+                <w:sz w:val="20"/>
+              </w:rPr>
+              <w:t>[-0.0399, 0.0089]</w:t>
+            </w:r>
+          </w:p>
+        </w:tc>
+        <w:tc>
+          <w:tcPr>
+            <w:tcW w:type="dxa" w:w="1445"/>
+          </w:tcPr>
+          <w:p>
+            <w:pPr>
+              <w:spacing w:after="40" w:line="240" w:lineRule="auto"/>
+              <w:jc w:val="center"/>
+            </w:pPr>
+            <w:r/>
+            <w:r>
+              <w:rPr>
+                <w:b w:val="0"/>
+                <w:sz w:val="20"/>
+              </w:rPr>
+              <w:t>0.0783</w:t>
+            </w:r>
+          </w:p>
+        </w:tc>
+        <w:tc>
+          <w:tcPr>
+            <w:tcW w:type="dxa" w:w="1445"/>
+          </w:tcPr>
+          <w:p>
+            <w:pPr>
+              <w:spacing w:after="40" w:line="240" w:lineRule="auto"/>
+              <w:jc w:val="center"/>
+            </w:pPr>
+            <w:r/>
+            <w:r>
+              <w:rPr>
+                <w:b w:val="0"/>
+                <w:sz w:val="20"/>
+              </w:rPr>
+              <w:t>yes</w:t>
+            </w:r>
+          </w:p>
+        </w:tc>
+      </w:tr>
+      <w:tr>
+        <w:tc>
+          <w:tcPr>
+            <w:tcW w:type="dxa" w:w="1445"/>
+          </w:tcPr>
+          <w:p>
+            <w:pPr>
+              <w:spacing w:after="40" w:line="240" w:lineRule="auto"/>
+              <w:jc w:val="left"/>
+            </w:pPr>
+            <w:r/>
+            <w:r>
+              <w:rPr>
+                <w:b w:val="0"/>
+                <w:sz w:val="20"/>
+              </w:rPr>
+              <w:t>doubly robust</w:t>
+            </w:r>
+          </w:p>
+        </w:tc>
+        <w:tc>
+          <w:tcPr>
+            <w:tcW w:type="dxa" w:w="1445"/>
+          </w:tcPr>
+          <w:p>
+            <w:pPr>
+              <w:spacing w:after="40" w:line="240" w:lineRule="auto"/>
+              <w:jc w:val="center"/>
+            </w:pPr>
+            <w:r/>
+            <w:r>
+              <w:rPr>
+                <w:b w:val="0"/>
+                <w:sz w:val="20"/>
+              </w:rPr>
+              <w:t>500</w:t>
+            </w:r>
+          </w:p>
+        </w:tc>
+        <w:tc>
+          <w:tcPr>
+            <w:tcW w:type="dxa" w:w="1445"/>
+          </w:tcPr>
+          <w:p>
+            <w:pPr>
+              <w:spacing w:after="40" w:line="240" w:lineRule="auto"/>
+              <w:jc w:val="center"/>
+            </w:pPr>
+            <w:r/>
+            <w:r>
+              <w:rPr>
+                <w:b w:val="0"/>
+                <w:sz w:val="20"/>
+              </w:rPr>
+              <w:t>-0.0159</w:t>
+            </w:r>
+          </w:p>
+        </w:tc>
+        <w:tc>
+          <w:tcPr>
+            <w:tcW w:type="dxa" w:w="1445"/>
+          </w:tcPr>
+          <w:p>
+            <w:pPr>
+              <w:spacing w:after="40" w:line="240" w:lineRule="auto"/>
+              <w:jc w:val="center"/>
+            </w:pPr>
+            <w:r/>
+            <w:r>
+              <w:rPr>
+                <w:b w:val="0"/>
+                <w:sz w:val="20"/>
+              </w:rPr>
+              <w:t>[-0.0401, 0.0094]</w:t>
+            </w:r>
+          </w:p>
+        </w:tc>
+        <w:tc>
+          <w:tcPr>
+            <w:tcW w:type="dxa" w:w="1445"/>
+          </w:tcPr>
+          <w:p>
+            <w:pPr>
+              <w:spacing w:after="40" w:line="240" w:lineRule="auto"/>
+              <w:jc w:val="center"/>
+            </w:pPr>
+            <w:r/>
+            <w:r>
+              <w:rPr>
+                <w:b w:val="0"/>
+                <w:sz w:val="20"/>
+              </w:rPr>
+              <w:t>0.0788</w:t>
+            </w:r>
+          </w:p>
+        </w:tc>
+        <w:tc>
+          <w:tcPr>
+            <w:tcW w:type="dxa" w:w="1445"/>
+          </w:tcPr>
+          <w:p>
+            <w:pPr>
+              <w:spacing w:after="40" w:line="240" w:lineRule="auto"/>
+              <w:jc w:val="center"/>
+            </w:pPr>
+            <w:r/>
+            <w:r>
+              <w:rPr>
+                <w:b w:val="0"/>
+                <w:sz w:val="20"/>
+              </w:rPr>
+              <w:t>yes</w:t>
+            </w:r>
+          </w:p>
+        </w:tc>
+      </w:tr>
+      <w:tr>
+        <w:tc>
+          <w:tcPr>
+            <w:tcW w:type="dxa" w:w="1445"/>
+          </w:tcPr>
+          <w:p>
+            <w:pPr>
+              <w:spacing w:after="40" w:line="240" w:lineRule="auto"/>
+              <w:jc w:val="left"/>
+            </w:pPr>
+            <w:r/>
+            <w:r>
+              <w:rPr>
+                <w:b w:val="0"/>
+                <w:sz w:val="20"/>
+              </w:rPr>
+              <w:t>ips</w:t>
+            </w:r>
+          </w:p>
+        </w:tc>
+        <w:tc>
+          <w:tcPr>
+            <w:tcW w:type="dxa" w:w="1445"/>
+          </w:tcPr>
+          <w:p>
+            <w:pPr>
+              <w:spacing w:after="40" w:line="240" w:lineRule="auto"/>
+              <w:jc w:val="center"/>
+            </w:pPr>
+            <w:r/>
+            <w:r>
+              <w:rPr>
+                <w:b w:val="0"/>
+                <w:sz w:val="20"/>
+              </w:rPr>
+              <w:t>2000</w:t>
+            </w:r>
+          </w:p>
+        </w:tc>
+        <w:tc>
+          <w:tcPr>
+            <w:tcW w:type="dxa" w:w="1445"/>
+          </w:tcPr>
+          <w:p>
+            <w:pPr>
+              <w:spacing w:after="40" w:line="240" w:lineRule="auto"/>
+              <w:jc w:val="center"/>
+            </w:pPr>
+            <w:r/>
+            <w:r>
+              <w:rPr>
+                <w:b w:val="0"/>
+                <w:sz w:val="20"/>
+              </w:rPr>
+              <w:t>-0.007</w:t>
+            </w:r>
+          </w:p>
+        </w:tc>
+        <w:tc>
+          <w:tcPr>
+            <w:tcW w:type="dxa" w:w="1445"/>
+          </w:tcPr>
+          <w:p>
+            <w:pPr>
+              <w:spacing w:after="40" w:line="240" w:lineRule="auto"/>
+              <w:jc w:val="center"/>
+            </w:pPr>
+            <w:r/>
+            <w:r>
+              <w:rPr>
+                <w:b w:val="0"/>
+                <w:sz w:val="20"/>
+              </w:rPr>
+              <w:t>[-0.0207, 0.0072]</w:t>
+            </w:r>
+          </w:p>
+        </w:tc>
+        <w:tc>
+          <w:tcPr>
+            <w:tcW w:type="dxa" w:w="1445"/>
+          </w:tcPr>
+          <w:p>
+            <w:pPr>
+              <w:spacing w:after="40" w:line="240" w:lineRule="auto"/>
+              <w:jc w:val="center"/>
+            </w:pPr>
+            <w:r/>
+            <w:r>
+              <w:rPr>
+                <w:b w:val="0"/>
+                <w:sz w:val="20"/>
+              </w:rPr>
+              <w:t>0.0457</w:t>
+            </w:r>
+          </w:p>
+        </w:tc>
+        <w:tc>
+          <w:tcPr>
+            <w:tcW w:type="dxa" w:w="1445"/>
+          </w:tcPr>
+          <w:p>
+            <w:pPr>
+              <w:spacing w:after="40" w:line="240" w:lineRule="auto"/>
+              <w:jc w:val="center"/>
+            </w:pPr>
+            <w:r/>
+            <w:r>
+              <w:rPr>
+                <w:b w:val="0"/>
+                <w:sz w:val="20"/>
+              </w:rPr>
+              <w:t>yes</w:t>
+            </w:r>
+          </w:p>
+        </w:tc>
+      </w:tr>
+      <w:tr>
+        <w:tc>
+          <w:tcPr>
+            <w:tcW w:type="dxa" w:w="1445"/>
+          </w:tcPr>
+          <w:p>
+            <w:pPr>
+              <w:spacing w:after="40" w:line="240" w:lineRule="auto"/>
+              <w:jc w:val="left"/>
+            </w:pPr>
+            <w:r/>
+            <w:r>
+              <w:rPr>
+                <w:b w:val="0"/>
+                <w:sz w:val="20"/>
+              </w:rPr>
+              <w:t>snips</w:t>
+            </w:r>
+          </w:p>
+        </w:tc>
+        <w:tc>
+          <w:tcPr>
+            <w:tcW w:type="dxa" w:w="1445"/>
+          </w:tcPr>
+          <w:p>
+            <w:pPr>
+              <w:spacing w:after="40" w:line="240" w:lineRule="auto"/>
+              <w:jc w:val="center"/>
+            </w:pPr>
+            <w:r/>
+            <w:r>
+              <w:rPr>
+                <w:b w:val="0"/>
+                <w:sz w:val="20"/>
+              </w:rPr>
+              <w:t>2000</w:t>
+            </w:r>
+          </w:p>
+        </w:tc>
+        <w:tc>
+          <w:tcPr>
+            <w:tcW w:type="dxa" w:w="1445"/>
+          </w:tcPr>
+          <w:p>
+            <w:pPr>
+              <w:spacing w:after="40" w:line="240" w:lineRule="auto"/>
+              <w:jc w:val="center"/>
+            </w:pPr>
+            <w:r/>
+            <w:r>
+              <w:rPr>
+                <w:b w:val="0"/>
+                <w:sz w:val="20"/>
+              </w:rPr>
+              <w:t>-0.0029</w:t>
+            </w:r>
+          </w:p>
+        </w:tc>
+        <w:tc>
+          <w:tcPr>
+            <w:tcW w:type="dxa" w:w="1445"/>
+          </w:tcPr>
+          <w:p>
+            <w:pPr>
+              <w:spacing w:after="40" w:line="240" w:lineRule="auto"/>
+              <w:jc w:val="center"/>
+            </w:pPr>
+            <w:r/>
+            <w:r>
+              <w:rPr>
+                <w:b w:val="0"/>
+                <w:sz w:val="20"/>
+              </w:rPr>
+              <w:t>[-0.0149, 0.0092]</w:t>
+            </w:r>
+          </w:p>
+        </w:tc>
+        <w:tc>
+          <w:tcPr>
+            <w:tcW w:type="dxa" w:w="1445"/>
+          </w:tcPr>
+          <w:p>
+            <w:pPr>
+              <w:spacing w:after="40" w:line="240" w:lineRule="auto"/>
+              <w:jc w:val="center"/>
+            </w:pPr>
+            <w:r/>
+            <w:r>
+              <w:rPr>
+                <w:b w:val="0"/>
+                <w:sz w:val="20"/>
+              </w:rPr>
+              <w:t>0.0389</w:t>
+            </w:r>
+          </w:p>
+        </w:tc>
+        <w:tc>
+          <w:tcPr>
+            <w:tcW w:type="dxa" w:w="1445"/>
+          </w:tcPr>
+          <w:p>
+            <w:pPr>
+              <w:spacing w:after="40" w:line="240" w:lineRule="auto"/>
+              <w:jc w:val="center"/>
+            </w:pPr>
+            <w:r/>
+            <w:r>
+              <w:rPr>
+                <w:b w:val="0"/>
+                <w:sz w:val="20"/>
+              </w:rPr>
+              <w:t>yes</w:t>
+            </w:r>
+          </w:p>
+        </w:tc>
+      </w:tr>
+      <w:tr>
+        <w:tc>
+          <w:tcPr>
+            <w:tcW w:type="dxa" w:w="1445"/>
+          </w:tcPr>
+          <w:p>
+            <w:pPr>
+              <w:spacing w:after="40" w:line="240" w:lineRule="auto"/>
+              <w:jc w:val="left"/>
+            </w:pPr>
+            <w:r/>
+            <w:r>
+              <w:rPr>
+                <w:b w:val="0"/>
+                <w:sz w:val="20"/>
+              </w:rPr>
+              <w:t>doubly robust</w:t>
+            </w:r>
+          </w:p>
+        </w:tc>
+        <w:tc>
+          <w:tcPr>
+            <w:tcW w:type="dxa" w:w="1445"/>
+          </w:tcPr>
+          <w:p>
+            <w:pPr>
+              <w:spacing w:after="40" w:line="240" w:lineRule="auto"/>
+              <w:jc w:val="center"/>
+            </w:pPr>
+            <w:r/>
+            <w:r>
+              <w:rPr>
+                <w:b w:val="0"/>
+                <w:sz w:val="20"/>
+              </w:rPr>
+              <w:t>2000</w:t>
+            </w:r>
+          </w:p>
+        </w:tc>
+        <w:tc>
+          <w:tcPr>
+            <w:tcW w:type="dxa" w:w="1445"/>
+          </w:tcPr>
+          <w:p>
+            <w:pPr>
+              <w:spacing w:after="40" w:line="240" w:lineRule="auto"/>
+              <w:jc w:val="center"/>
+            </w:pPr>
+            <w:r/>
+            <w:r>
+              <w:rPr>
+                <w:b w:val="0"/>
+                <w:sz w:val="20"/>
+              </w:rPr>
+              <w:t>-0.0037</w:t>
+            </w:r>
+          </w:p>
+        </w:tc>
+        <w:tc>
+          <w:tcPr>
+            <w:tcW w:type="dxa" w:w="1445"/>
+          </w:tcPr>
+          <w:p>
+            <w:pPr>
+              <w:spacing w:after="40" w:line="240" w:lineRule="auto"/>
+              <w:jc w:val="center"/>
+            </w:pPr>
+            <w:r/>
+            <w:r>
+              <w:rPr>
+                <w:b w:val="0"/>
+                <w:sz w:val="20"/>
+              </w:rPr>
+              <w:t>[-0.0157, 0.0088]</w:t>
+            </w:r>
+          </w:p>
+        </w:tc>
+        <w:tc>
+          <w:tcPr>
+            <w:tcW w:type="dxa" w:w="1445"/>
+          </w:tcPr>
+          <w:p>
+            <w:pPr>
+              <w:spacing w:after="40" w:line="240" w:lineRule="auto"/>
+              <w:jc w:val="center"/>
+            </w:pPr>
+            <w:r/>
+            <w:r>
+              <w:rPr>
+                <w:b w:val="0"/>
+                <w:sz w:val="20"/>
+              </w:rPr>
+              <w:t>0.0399</w:t>
+            </w:r>
+          </w:p>
+        </w:tc>
+        <w:tc>
+          <w:tcPr>
+            <w:tcW w:type="dxa" w:w="1445"/>
+          </w:tcPr>
+          <w:p>
+            <w:pPr>
+              <w:spacing w:after="40" w:line="240" w:lineRule="auto"/>
+              <w:jc w:val="center"/>
+            </w:pPr>
+            <w:r/>
+            <w:r>
+              <w:rPr>
+                <w:b w:val="0"/>
+                <w:sz w:val="20"/>
+              </w:rPr>
+              <w:t>yes</w:t>
+            </w:r>
+          </w:p>
+        </w:tc>
+      </w:tr>
+      <w:tr>
+        <w:tc>
+          <w:tcPr>
+            <w:tcW w:type="dxa" w:w="1445"/>
+          </w:tcPr>
+          <w:p>
+            <w:pPr>
+              <w:spacing w:after="40" w:line="240" w:lineRule="auto"/>
+              <w:jc w:val="left"/>
+            </w:pPr>
+            <w:r/>
+            <w:r>
+              <w:rPr>
+                <w:b w:val="0"/>
+                <w:sz w:val="20"/>
+              </w:rPr>
+              <w:t>ips</w:t>
+            </w:r>
+          </w:p>
+        </w:tc>
+        <w:tc>
+          <w:tcPr>
+            <w:tcW w:type="dxa" w:w="1445"/>
+          </w:tcPr>
+          <w:p>
+            <w:pPr>
+              <w:spacing w:after="40" w:line="240" w:lineRule="auto"/>
+              <w:jc w:val="center"/>
+            </w:pPr>
+            <w:r/>
+            <w:r>
+              <w:rPr>
+                <w:b w:val="0"/>
+                <w:sz w:val="20"/>
+              </w:rPr>
+              <w:t>10000</w:t>
+            </w:r>
+          </w:p>
+        </w:tc>
+        <w:tc>
+          <w:tcPr>
+            <w:tcW w:type="dxa" w:w="1445"/>
+          </w:tcPr>
+          <w:p>
+            <w:pPr>
+              <w:spacing w:after="40" w:line="240" w:lineRule="auto"/>
+              <w:jc w:val="center"/>
+            </w:pPr>
+            <w:r/>
+            <w:r>
+              <w:rPr>
+                <w:b w:val="0"/>
+                <w:sz w:val="20"/>
+              </w:rPr>
+              <w:t>-0.0006</w:t>
+            </w:r>
+          </w:p>
+        </w:tc>
+        <w:tc>
+          <w:tcPr>
+            <w:tcW w:type="dxa" w:w="1445"/>
+          </w:tcPr>
+          <w:p>
+            <w:pPr>
+              <w:spacing w:after="40" w:line="240" w:lineRule="auto"/>
+              <w:jc w:val="center"/>
+            </w:pPr>
+            <w:r/>
+            <w:r>
+              <w:rPr>
+                <w:b w:val="0"/>
+                <w:sz w:val="20"/>
+              </w:rPr>
+              <w:t>[-0.0071, 0.0057]</w:t>
+            </w:r>
+          </w:p>
+        </w:tc>
+        <w:tc>
+          <w:tcPr>
+            <w:tcW w:type="dxa" w:w="1445"/>
+          </w:tcPr>
+          <w:p>
+            <w:pPr>
+              <w:spacing w:after="40" w:line="240" w:lineRule="auto"/>
+              <w:jc w:val="center"/>
+            </w:pPr>
+            <w:r/>
+            <w:r>
+              <w:rPr>
+                <w:b w:val="0"/>
+                <w:sz w:val="20"/>
+              </w:rPr>
+              <w:t>0.0213</w:t>
+            </w:r>
+          </w:p>
+        </w:tc>
+        <w:tc>
+          <w:tcPr>
+            <w:tcW w:type="dxa" w:w="1445"/>
+          </w:tcPr>
+          <w:p>
+            <w:pPr>
+              <w:spacing w:after="40" w:line="240" w:lineRule="auto"/>
+              <w:jc w:val="center"/>
+            </w:pPr>
+            <w:r/>
+            <w:r>
+              <w:rPr>
+                <w:b w:val="0"/>
+                <w:sz w:val="20"/>
+              </w:rPr>
+              <w:t>yes</w:t>
+            </w:r>
+          </w:p>
+        </w:tc>
+      </w:tr>
+      <w:tr>
+        <w:tc>
+          <w:tcPr>
+            <w:tcW w:type="dxa" w:w="1445"/>
+          </w:tcPr>
+          <w:p>
+            <w:pPr>
+              <w:spacing w:after="40" w:line="240" w:lineRule="auto"/>
+              <w:jc w:val="left"/>
+            </w:pPr>
+            <w:r/>
+            <w:r>
+              <w:rPr>
+                <w:b w:val="0"/>
+                <w:sz w:val="20"/>
+              </w:rPr>
+              <w:t>snips</w:t>
+            </w:r>
+          </w:p>
+        </w:tc>
+        <w:tc>
+          <w:tcPr>
+            <w:tcW w:type="dxa" w:w="1445"/>
+          </w:tcPr>
+          <w:p>
+            <w:pPr>
+              <w:spacing w:after="40" w:line="240" w:lineRule="auto"/>
+              <w:jc w:val="center"/>
+            </w:pPr>
+            <w:r/>
+            <w:r>
+              <w:rPr>
+                <w:b w:val="0"/>
+                <w:sz w:val="20"/>
+              </w:rPr>
+              <w:t>10000</w:t>
+            </w:r>
+          </w:p>
+        </w:tc>
+        <w:tc>
+          <w:tcPr>
+            <w:tcW w:type="dxa" w:w="1445"/>
+          </w:tcPr>
+          <w:p>
+            <w:pPr>
+              <w:spacing w:after="40" w:line="240" w:lineRule="auto"/>
+              <w:jc w:val="center"/>
+            </w:pPr>
+            <w:r/>
+            <w:r>
+              <w:rPr>
+                <w:b w:val="0"/>
+                <w:sz w:val="20"/>
+              </w:rPr>
+              <w:t>-0.0029</w:t>
+            </w:r>
+          </w:p>
+        </w:tc>
+        <w:tc>
+          <w:tcPr>
+            <w:tcW w:type="dxa" w:w="1445"/>
+          </w:tcPr>
+          <w:p>
+            <w:pPr>
+              <w:spacing w:after="40" w:line="240" w:lineRule="auto"/>
+              <w:jc w:val="center"/>
+            </w:pPr>
+            <w:r/>
+            <w:r>
+              <w:rPr>
+                <w:b w:val="0"/>
+                <w:sz w:val="20"/>
+              </w:rPr>
+              <w:t>[-0.008, 0.0019]</w:t>
+            </w:r>
+          </w:p>
+        </w:tc>
+        <w:tc>
+          <w:tcPr>
+            <w:tcW w:type="dxa" w:w="1445"/>
+          </w:tcPr>
+          <w:p>
+            <w:pPr>
+              <w:spacing w:after="40" w:line="240" w:lineRule="auto"/>
+              <w:jc w:val="center"/>
+            </w:pPr>
+            <w:r/>
+            <w:r>
+              <w:rPr>
+                <w:b w:val="0"/>
+                <w:sz w:val="20"/>
+              </w:rPr>
+              <w:t>0.0166</w:t>
+            </w:r>
+          </w:p>
+        </w:tc>
+        <w:tc>
+          <w:tcPr>
+            <w:tcW w:type="dxa" w:w="1445"/>
+          </w:tcPr>
+          <w:p>
+            <w:pPr>
+              <w:spacing w:after="40" w:line="240" w:lineRule="auto"/>
+              <w:jc w:val="center"/>
+            </w:pPr>
+            <w:r/>
+            <w:r>
+              <w:rPr>
+                <w:b w:val="0"/>
+                <w:sz w:val="20"/>
+              </w:rPr>
+              <w:t>yes</w:t>
+            </w:r>
+          </w:p>
+        </w:tc>
+      </w:tr>
+      <w:tr>
+        <w:tc>
+          <w:tcPr>
+            <w:tcW w:type="dxa" w:w="1445"/>
+          </w:tcPr>
+          <w:p>
+            <w:pPr>
+              <w:spacing w:after="40" w:line="240" w:lineRule="auto"/>
+              <w:jc w:val="left"/>
+            </w:pPr>
+            <w:r/>
+            <w:r>
+              <w:rPr>
+                <w:b w:val="0"/>
+                <w:sz w:val="20"/>
+              </w:rPr>
+              <w:t>doubly robust</w:t>
+            </w:r>
+          </w:p>
+        </w:tc>
+        <w:tc>
+          <w:tcPr>
+            <w:tcW w:type="dxa" w:w="1445"/>
+          </w:tcPr>
+          <w:p>
+            <w:pPr>
+              <w:spacing w:after="40" w:line="240" w:lineRule="auto"/>
+              <w:jc w:val="center"/>
+            </w:pPr>
+            <w:r/>
+            <w:r>
+              <w:rPr>
+                <w:b w:val="0"/>
+                <w:sz w:val="20"/>
+              </w:rPr>
+              <w:t>10000</w:t>
+            </w:r>
+          </w:p>
+        </w:tc>
+        <w:tc>
+          <w:tcPr>
+            <w:tcW w:type="dxa" w:w="1445"/>
+          </w:tcPr>
+          <w:p>
+            <w:pPr>
+              <w:spacing w:after="40" w:line="240" w:lineRule="auto"/>
+              <w:jc w:val="center"/>
+            </w:pPr>
+            <w:r/>
+            <w:r>
+              <w:rPr>
+                <w:b w:val="0"/>
+                <w:sz w:val="20"/>
+              </w:rPr>
+              <w:t>-0.0031</w:t>
+            </w:r>
+          </w:p>
+        </w:tc>
+        <w:tc>
+          <w:tcPr>
+            <w:tcW w:type="dxa" w:w="1445"/>
+          </w:tcPr>
+          <w:p>
+            <w:pPr>
+              <w:spacing w:after="40" w:line="240" w:lineRule="auto"/>
+              <w:jc w:val="center"/>
+            </w:pPr>
+            <w:r/>
+            <w:r>
+              <w:rPr>
+                <w:b w:val="0"/>
+                <w:sz w:val="20"/>
+              </w:rPr>
+              <w:t>[-0.0084, 0.0018]</w:t>
+            </w:r>
+          </w:p>
+        </w:tc>
+        <w:tc>
+          <w:tcPr>
+            <w:tcW w:type="dxa" w:w="1445"/>
+          </w:tcPr>
+          <w:p>
+            <w:pPr>
+              <w:spacing w:after="40" w:line="240" w:lineRule="auto"/>
+              <w:jc w:val="center"/>
+            </w:pPr>
+            <w:r/>
+            <w:r>
+              <w:rPr>
+                <w:b w:val="0"/>
+                <w:sz w:val="20"/>
+              </w:rPr>
+              <w:t>0.017</w:t>
+            </w:r>
+          </w:p>
+        </w:tc>
+        <w:tc>
+          <w:tcPr>
+            <w:tcW w:type="dxa" w:w="1445"/>
+          </w:tcPr>
+          <w:p>
+            <w:pPr>
+              <w:spacing w:after="40" w:line="240" w:lineRule="auto"/>
+              <w:jc w:val="center"/>
+            </w:pPr>
+            <w:r/>
+            <w:r>
+              <w:rPr>
+                <w:b w:val="0"/>
+                <w:sz w:val="20"/>
+              </w:rPr>
+              <w:t>yes</w:t>
+            </w:r>
+          </w:p>
+        </w:tc>
+      </w:tr>
+    </w:tbl>
+    <w:p>
+      <w:pPr>
+        <w:spacing w:after="120"/>
+      </w:pPr>
+    </w:p>
+    <w:p>
+      <w:pPr>
+        <w:pStyle w:val="TableCaption"/>
+      </w:pPr>
+      <w:r>
+        <w:rPr>
+          <w:b w:val="0"/>
+          <w:i w:val="0"/>
+        </w:rPr>
+        <w:t>Table R16 — What exploration buys, and what it costs.</w:t>
+      </w:r>
+    </w:p>
+    <w:tbl>
+      <w:tblPr>
+        <w:tblStyle w:val="TableGrid"/>
+        <w:tblW w:type="auto" w:w="0"/>
+        <w:jc w:val="center"/>
+        <w:tblLayout w:type="autofit"/>
+        <w:tblLook w:firstColumn="1" w:firstRow="1" w:lastColumn="0" w:lastRow="0" w:noHBand="0" w:noVBand="1" w:val="04A0"/>
+      </w:tblPr>
+      <w:tblGrid>
+        <w:gridCol w:w="2167"/>
+        <w:gridCol w:w="2167"/>
+        <w:gridCol w:w="2167"/>
+        <w:gridCol w:w="2167"/>
+      </w:tblGrid>
+      <w:tr>
+        <w:trPr>
+          <w:tblHeader w:val="true"/>
+        </w:trPr>
+        <w:tc>
+          <w:tcPr>
+            <w:tcW w:type="dxa" w:w="2167"/>
+            <w:shd w:val="clear" w:color="auto" w:fill="E8EEF6"/>
+          </w:tcPr>
+          <w:p>
+            <w:pPr>
+              <w:spacing w:after="40" w:line="240" w:lineRule="auto"/>
+              <w:jc w:val="center"/>
+            </w:pPr>
+            <w:r/>
+            <w:r>
+              <w:rPr>
+                <w:b/>
+                <w:sz w:val="20"/>
+              </w:rPr>
+              <w:t>Exploration rate</w:t>
+            </w:r>
+          </w:p>
+        </w:tc>
+        <w:tc>
+          <w:tcPr>
+            <w:tcW w:type="dxa" w:w="2167"/>
+            <w:shd w:val="clear" w:color="auto" w:fill="E8EEF6"/>
+          </w:tcPr>
+          <w:p>
+            <w:pPr>
+              <w:spacing w:after="40" w:line="240" w:lineRule="auto"/>
+              <w:jc w:val="center"/>
+            </w:pPr>
+            <w:r/>
+            <w:r>
+              <w:rPr>
+                <w:b/>
+                <w:sz w:val="20"/>
+              </w:rPr>
+              <w:t>Bias</w:t>
+            </w:r>
+          </w:p>
+        </w:tc>
+        <w:tc>
+          <w:tcPr>
+            <w:tcW w:type="dxa" w:w="2167"/>
+            <w:shd w:val="clear" w:color="auto" w:fill="E8EEF6"/>
+          </w:tcPr>
+          <w:p>
+            <w:pPr>
+              <w:spacing w:after="40" w:line="240" w:lineRule="auto"/>
+              <w:jc w:val="center"/>
+            </w:pPr>
+            <w:r/>
+            <w:r>
+              <w:rPr>
+                <w:b/>
+                <w:sz w:val="20"/>
+              </w:rPr>
+              <w:t>RMSE</w:t>
+            </w:r>
+          </w:p>
+        </w:tc>
+        <w:tc>
+          <w:tcPr>
+            <w:tcW w:type="dxa" w:w="2167"/>
+            <w:shd w:val="clear" w:color="auto" w:fill="E8EEF6"/>
+          </w:tcPr>
+          <w:p>
+            <w:pPr>
+              <w:spacing w:after="40" w:line="240" w:lineRule="auto"/>
+              <w:jc w:val="center"/>
+            </w:pPr>
+            <w:r/>
+            <w:r>
+              <w:rPr>
+                <w:b/>
+                <w:sz w:val="20"/>
+              </w:rPr>
+              <w:t>Reward given up</w:t>
+            </w:r>
+          </w:p>
+        </w:tc>
+      </w:tr>
+      <w:tr>
+        <w:tc>
+          <w:tcPr>
+            <w:tcW w:type="dxa" w:w="2167"/>
+          </w:tcPr>
+          <w:p>
+            <w:pPr>
+              <w:spacing w:after="40" w:line="240" w:lineRule="auto"/>
+              <w:jc w:val="left"/>
+            </w:pPr>
+            <w:r/>
+            <w:r>
+              <w:rPr>
+                <w:b w:val="0"/>
+                <w:sz w:val="20"/>
+              </w:rPr>
+              <w:t>0%</w:t>
+            </w:r>
+          </w:p>
+        </w:tc>
+        <w:tc>
+          <w:tcPr>
+            <w:tcW w:type="dxa" w:w="2167"/>
+          </w:tcPr>
+          <w:p>
+            <w:pPr>
+              <w:spacing w:after="40" w:line="240" w:lineRule="auto"/>
+              <w:jc w:val="center"/>
+            </w:pPr>
+            <w:r/>
+            <w:r>
+              <w:rPr>
+                <w:b w:val="0"/>
+                <w:sz w:val="20"/>
+              </w:rPr>
+              <w:t>0.0391</w:t>
+            </w:r>
+          </w:p>
+        </w:tc>
+        <w:tc>
+          <w:tcPr>
+            <w:tcW w:type="dxa" w:w="2167"/>
+          </w:tcPr>
+          <w:p>
+            <w:pPr>
+              <w:spacing w:after="40" w:line="240" w:lineRule="auto"/>
+              <w:jc w:val="center"/>
+            </w:pPr>
+            <w:r/>
+            <w:r>
+              <w:rPr>
+                <w:b w:val="0"/>
+                <w:sz w:val="20"/>
+              </w:rPr>
+              <w:t>0.0423</w:t>
+            </w:r>
+          </w:p>
+        </w:tc>
+        <w:tc>
+          <w:tcPr>
+            <w:tcW w:type="dxa" w:w="2167"/>
+          </w:tcPr>
+          <w:p>
+            <w:pPr>
+              <w:spacing w:after="40" w:line="240" w:lineRule="auto"/>
+              <w:jc w:val="center"/>
+            </w:pPr>
+            <w:r/>
+            <w:r>
+              <w:rPr>
+                <w:b w:val="0"/>
+                <w:sz w:val="20"/>
+              </w:rPr>
+              <w:t>0.0%</w:t>
+            </w:r>
+          </w:p>
+        </w:tc>
+      </w:tr>
+      <w:tr>
+        <w:tc>
+          <w:tcPr>
+            <w:tcW w:type="dxa" w:w="2167"/>
+          </w:tcPr>
+          <w:p>
+            <w:pPr>
+              <w:spacing w:after="40" w:line="240" w:lineRule="auto"/>
+              <w:jc w:val="left"/>
+            </w:pPr>
+            <w:r/>
+            <w:r>
+              <w:rPr>
+                <w:b w:val="0"/>
+                <w:sz w:val="20"/>
+              </w:rPr>
+              <w:t>1%</w:t>
+            </w:r>
+          </w:p>
+        </w:tc>
+        <w:tc>
+          <w:tcPr>
+            <w:tcW w:type="dxa" w:w="2167"/>
+          </w:tcPr>
+          <w:p>
+            <w:pPr>
+              <w:spacing w:after="40" w:line="240" w:lineRule="auto"/>
+              <w:jc w:val="center"/>
+            </w:pPr>
+            <w:r/>
+            <w:r>
+              <w:rPr>
+                <w:b w:val="0"/>
+                <w:sz w:val="20"/>
+              </w:rPr>
+              <w:t>0.0105</w:t>
+            </w:r>
+          </w:p>
+        </w:tc>
+        <w:tc>
+          <w:tcPr>
+            <w:tcW w:type="dxa" w:w="2167"/>
+          </w:tcPr>
+          <w:p>
+            <w:pPr>
+              <w:spacing w:after="40" w:line="240" w:lineRule="auto"/>
+              <w:jc w:val="center"/>
+            </w:pPr>
+            <w:r/>
+            <w:r>
+              <w:rPr>
+                <w:b w:val="0"/>
+                <w:sz w:val="20"/>
+              </w:rPr>
+              <w:t>0.1124</w:t>
+            </w:r>
+          </w:p>
+        </w:tc>
+        <w:tc>
+          <w:tcPr>
+            <w:tcW w:type="dxa" w:w="2167"/>
+          </w:tcPr>
+          <w:p>
+            <w:pPr>
+              <w:spacing w:after="40" w:line="240" w:lineRule="auto"/>
+              <w:jc w:val="center"/>
+            </w:pPr>
+            <w:r/>
+            <w:r>
+              <w:rPr>
+                <w:b w:val="0"/>
+                <w:sz w:val="20"/>
+              </w:rPr>
+              <w:t>0.8%</w:t>
+            </w:r>
+          </w:p>
+        </w:tc>
+      </w:tr>
+      <w:tr>
+        <w:tc>
+          <w:tcPr>
+            <w:tcW w:type="dxa" w:w="2167"/>
+          </w:tcPr>
+          <w:p>
+            <w:pPr>
+              <w:spacing w:after="40" w:line="240" w:lineRule="auto"/>
+              <w:jc w:val="left"/>
+            </w:pPr>
+            <w:r/>
+            <w:r>
+              <w:rPr>
+                <w:b w:val="0"/>
+                <w:sz w:val="20"/>
+              </w:rPr>
+              <w:t>5%</w:t>
+            </w:r>
+          </w:p>
+        </w:tc>
+        <w:tc>
+          <w:tcPr>
+            <w:tcW w:type="dxa" w:w="2167"/>
+          </w:tcPr>
+          <w:p>
+            <w:pPr>
+              <w:spacing w:after="40" w:line="240" w:lineRule="auto"/>
+              <w:jc w:val="center"/>
+            </w:pPr>
+            <w:r/>
+            <w:r>
+              <w:rPr>
+                <w:b w:val="0"/>
+                <w:sz w:val="20"/>
+              </w:rPr>
+              <w:t>0.0142</w:t>
+            </w:r>
+          </w:p>
+        </w:tc>
+        <w:tc>
+          <w:tcPr>
+            <w:tcW w:type="dxa" w:w="2167"/>
+          </w:tcPr>
+          <w:p>
+            <w:pPr>
+              <w:spacing w:after="40" w:line="240" w:lineRule="auto"/>
+              <w:jc w:val="center"/>
+            </w:pPr>
+            <w:r/>
+            <w:r>
+              <w:rPr>
+                <w:b w:val="0"/>
+                <w:sz w:val="20"/>
+              </w:rPr>
+              <w:t>0.0655</w:t>
+            </w:r>
+          </w:p>
+        </w:tc>
+        <w:tc>
+          <w:tcPr>
+            <w:tcW w:type="dxa" w:w="2167"/>
+          </w:tcPr>
+          <w:p>
+            <w:pPr>
+              <w:spacing w:after="40" w:line="240" w:lineRule="auto"/>
+              <w:jc w:val="center"/>
+            </w:pPr>
+            <w:r/>
+            <w:r>
+              <w:rPr>
+                <w:b w:val="0"/>
+                <w:sz w:val="20"/>
+              </w:rPr>
+              <w:t>3.8%</w:t>
+            </w:r>
+          </w:p>
+        </w:tc>
+      </w:tr>
+      <w:tr>
+        <w:tc>
+          <w:tcPr>
+            <w:tcW w:type="dxa" w:w="2167"/>
+          </w:tcPr>
+          <w:p>
+            <w:pPr>
+              <w:spacing w:after="40" w:line="240" w:lineRule="auto"/>
+              <w:jc w:val="left"/>
+            </w:pPr>
+            <w:r/>
+            <w:r>
+              <w:rPr>
+                <w:b w:val="0"/>
+                <w:sz w:val="20"/>
+              </w:rPr>
+              <w:t>10%</w:t>
+            </w:r>
+          </w:p>
+        </w:tc>
+        <w:tc>
+          <w:tcPr>
+            <w:tcW w:type="dxa" w:w="2167"/>
+          </w:tcPr>
+          <w:p>
+            <w:pPr>
+              <w:spacing w:after="40" w:line="240" w:lineRule="auto"/>
+              <w:jc w:val="center"/>
+            </w:pPr>
+            <w:r/>
+            <w:r>
+              <w:rPr>
+                <w:b w:val="0"/>
+                <w:sz w:val="20"/>
+              </w:rPr>
+              <w:t>-0.0015</w:t>
+            </w:r>
+          </w:p>
+        </w:tc>
+        <w:tc>
+          <w:tcPr>
+            <w:tcW w:type="dxa" w:w="2167"/>
+          </w:tcPr>
+          <w:p>
+            <w:pPr>
+              <w:spacing w:after="40" w:line="240" w:lineRule="auto"/>
+              <w:jc w:val="center"/>
+            </w:pPr>
+            <w:r/>
+            <w:r>
+              <w:rPr>
+                <w:b w:val="0"/>
+                <w:sz w:val="20"/>
+              </w:rPr>
+              <w:t>0.0332</w:t>
+            </w:r>
+          </w:p>
+        </w:tc>
+        <w:tc>
+          <w:tcPr>
+            <w:tcW w:type="dxa" w:w="2167"/>
+          </w:tcPr>
+          <w:p>
+            <w:pPr>
+              <w:spacing w:after="40" w:line="240" w:lineRule="auto"/>
+              <w:jc w:val="center"/>
+            </w:pPr>
+            <w:r/>
+            <w:r>
+              <w:rPr>
+                <w:b w:val="0"/>
+                <w:sz w:val="20"/>
+              </w:rPr>
+              <w:t>7.5%</w:t>
+            </w:r>
+          </w:p>
+        </w:tc>
+      </w:tr>
+      <w:tr>
+        <w:tc>
+          <w:tcPr>
+            <w:tcW w:type="dxa" w:w="2167"/>
+          </w:tcPr>
+          <w:p>
+            <w:pPr>
+              <w:spacing w:after="40" w:line="240" w:lineRule="auto"/>
+              <w:jc w:val="left"/>
+            </w:pPr>
+            <w:r/>
+            <w:r>
+              <w:rPr>
+                <w:b w:val="0"/>
+                <w:sz w:val="20"/>
+              </w:rPr>
+              <w:t>25%</w:t>
+            </w:r>
+          </w:p>
+        </w:tc>
+        <w:tc>
+          <w:tcPr>
+            <w:tcW w:type="dxa" w:w="2167"/>
+          </w:tcPr>
+          <w:p>
+            <w:pPr>
+              <w:spacing w:after="40" w:line="240" w:lineRule="auto"/>
+              <w:jc w:val="center"/>
+            </w:pPr>
+            <w:r/>
+            <w:r>
+              <w:rPr>
+                <w:b w:val="0"/>
+                <w:sz w:val="20"/>
+              </w:rPr>
+              <w:t>-0.011</w:t>
+            </w:r>
+          </w:p>
+        </w:tc>
+        <w:tc>
+          <w:tcPr>
+            <w:tcW w:type="dxa" w:w="2167"/>
+          </w:tcPr>
+          <w:p>
+            <w:pPr>
+              <w:spacing w:after="40" w:line="240" w:lineRule="auto"/>
+              <w:jc w:val="center"/>
+            </w:pPr>
+            <w:r/>
+            <w:r>
+              <w:rPr>
+                <w:b w:val="0"/>
+                <w:sz w:val="20"/>
+              </w:rPr>
+              <w:t>0.0242</w:t>
+            </w:r>
+          </w:p>
+        </w:tc>
+        <w:tc>
+          <w:tcPr>
+            <w:tcW w:type="dxa" w:w="2167"/>
+          </w:tcPr>
+          <w:p>
+            <w:pPr>
+              <w:spacing w:after="40" w:line="240" w:lineRule="auto"/>
+              <w:jc w:val="center"/>
+            </w:pPr>
+            <w:r/>
+            <w:r>
+              <w:rPr>
+                <w:b w:val="0"/>
+                <w:sz w:val="20"/>
+              </w:rPr>
+              <w:t>18.8%</w:t>
+            </w:r>
+          </w:p>
+        </w:tc>
+      </w:tr>
+    </w:tbl>
+    <w:p>
+      <w:pPr>
+        <w:spacing w:after="120"/>
+      </w:pPr>
+    </w:p>
+    <w:p>
+      <w:pPr>
+        <w:keepNext/>
+        <w:spacing w:before="200" w:after="40"/>
+        <w:jc w:val="center"/>
+      </w:pPr>
+      <w:r>
+        <w:drawing>
+          <wp:inline xmlns:a="http://schemas.openxmlformats.org/drawingml/2006/main" xmlns:pic="http://schemas.openxmlformats.org/drawingml/2006/picture">
+            <wp:extent cx="5486400" cy="2303289"/>
+            <wp:docPr id="33" name="Picture 33"/>
+            <wp:cNvGraphicFramePr>
+              <a:graphicFrameLocks noChangeAspect="1"/>
+            </wp:cNvGraphicFramePr>
+            <a:graphic>
+              <a:graphicData uri="http://schemas.openxmlformats.org/drawingml/2006/picture">
+                <pic:pic>
+                  <pic:nvPicPr>
+                    <pic:cNvPr id="0" name="fig_e9_offpolicy.png"/>
+                    <pic:cNvPicPr/>
+                  </pic:nvPicPr>
+                  <pic:blipFill>
+                    <a:blip r:embed="rId43"/>
+                    <a:stretch>
+                      <a:fillRect/>
+                    </a:stretch>
+                  </pic:blipFill>
+                  <pic:spPr>
+                    <a:xfrm>
+                      <a:off x="0" y="0"/>
+                      <a:ext cx="5486400" cy="2303289"/>
+                    </a:xfrm>
+                    <a:prstGeom prst="rect"/>
+                  </pic:spPr>
+                </pic:pic>
+              </a:graphicData>
+            </a:graphic>
+          </wp:inline>
+        </w:drawing>
+      </w:r>
+    </w:p>
+    <w:p>
+      <w:pPr>
+        <w:pStyle w:val="Caption"/>
+      </w:pPr>
+      <w:r>
+        <w:rPr>
+          <w:b w:val="0"/>
+          <w:i w:val="0"/>
+        </w:rPr>
+        <w:t>Figure R11 — Estimator error against log size, and bias against exploration rate.</w:t>
+      </w:r>
+    </w:p>
+    <w:p>
+      <w:r>
+        <w:t>At 10,000 logged decisions the self-normalised estimator recovers the candidate policy's true value with a bias of -0.0029 and an interval containing zero. The mechanism also detects that the candidate policy is worth 0.0361 more reward per customer than the one generating the logs — from logged data alone, without having deployed it to anybody.</w:t>
+      </w:r>
+    </w:p>
+    <w:p>
+      <w:pPr>
+        <w:pStyle w:val="NoteBox"/>
+      </w:pPr>
+      <w:r>
+        <w:rPr>
+          <w:b/>
+        </w:rPr>
+        <w:t>The finding worth carrying into the viva.</w:t>
+      </w:r>
+      <w:r>
+        <w:t xml:space="preserve"> Without exploration the estimate is biased by +0.0391, and biased </w:t>
+      </w:r>
+      <w:r>
+        <w:rPr>
+          <w:i/>
+        </w:rPr>
+        <w:t>upwards</w:t>
+      </w:r>
+      <w:r>
+        <w:t xml:space="preserve"> — it reports the candidate policy as better than it is. Worse, the deterministic log looks more trustworthy: its effective sample size is 1094 against 107 with exploration, because every weight is 0 or 1 rather than spread out. The standard diagnostic for an unreliable importance-weighted estimate points the wrong way. The estimate is stable and wrong, computed only over the customers where the candidate happens to agree with the logged policy. </w:t>
+      </w:r>
+      <w:r>
+        <w:rPr>
+          <w:b/>
+        </w:rPr>
+        <w:t>Stability is not correctness.</w:t>
+      </w:r>
+    </w:p>
+    <w:p>
+      <w:r>
+        <w:t>Token exploration is worse than none: at a 1% rate the estimator has the worst error of any setting tested — too few random decisions to remove the bias, and weights large enough to wreck the variance. Exploration is a commitment, not a gesture.</w:t>
+      </w:r>
+    </w:p>
+    <w:p>
+      <w:r>
+        <w:t xml:space="preserve">This experiment is a simulation, deliberately and without apology. The claim under test is a property of an </w:t>
+      </w:r>
+      <w:r>
+        <w:rPr>
+          <w:i/>
+        </w:rPr>
+        <w:t>estimator</w:t>
+      </w:r>
+      <w:r>
+        <w:t xml:space="preserve"> — unbiasedness — which is settled by mathematics and can therefore be checked exactly against a known answer. It claims nothing about real customers. What it establishes is that the mechanism now in the system will produce a usable answer once enough decisions have been logged, which is the difference between a system that can improve and one that can only assert.</w:t>
       </w:r>
     </w:p>
     <w:p>

--- a/report/Final_Report_TeamBinary_AI_Powered_Digital_Marketing_Orchestration.docx
+++ b/report/Final_Report_TeamBinary_AI_Powered_Digital_Marketing_Orchestration.docx
@@ -24106,7 +24106,7 @@
     </w:p>
     <w:p>
       <w:r>
-        <w:t>Nine experiments cover the four modules. Each writes its tables to `research/results/`, and every figure in the next chapter is drawn from those tables rather than plotted by hand, so a chart cannot drift away from the number it shows.</w:t>
+        <w:t>Eleven experiments cover the four modules. Each writes its tables to `research/results/`, and every figure in the next chapter is drawn from those tables rather than plotted by hand, so a chart cannot drift away from the number it shows.</w:t>
       </w:r>
     </w:p>
     <w:p>
@@ -24918,6 +24918,162 @@
                 <w:sz w:val="20"/>
               </w:rPr>
               <w:t>Estimator bias, RMSE</w:t>
+            </w:r>
+          </w:p>
+        </w:tc>
+      </w:tr>
+      <w:tr>
+        <w:tc>
+          <w:tcPr>
+            <w:tcW w:type="dxa" w:w="2167"/>
+          </w:tcPr>
+          <w:p>
+            <w:pPr>
+              <w:spacing w:after="40" w:line="240" w:lineRule="auto"/>
+              <w:jc w:val="left"/>
+            </w:pPr>
+            <w:r/>
+            <w:r>
+              <w:rPr>
+                <w:b w:val="0"/>
+                <w:sz w:val="20"/>
+              </w:rPr>
+              <w:t>E10</w:t>
+            </w:r>
+          </w:p>
+        </w:tc>
+        <w:tc>
+          <w:tcPr>
+            <w:tcW w:type="dxa" w:w="2167"/>
+          </w:tcPr>
+          <w:p>
+            <w:pPr>
+              <w:spacing w:after="40" w:line="240" w:lineRule="auto"/>
+              <w:jc w:val="center"/>
+            </w:pPr>
+            <w:r/>
+            <w:r>
+              <w:rPr>
+                <w:b w:val="0"/>
+                <w:sz w:val="20"/>
+              </w:rPr>
+              <w:t>Can the system read what a website can do?</w:t>
+            </w:r>
+          </w:p>
+        </w:tc>
+        <w:tc>
+          <w:tcPr>
+            <w:tcW w:type="dxa" w:w="2167"/>
+          </w:tcPr>
+          <w:p>
+            <w:pPr>
+              <w:spacing w:after="40" w:line="240" w:lineRule="auto"/>
+              <w:jc w:val="center"/>
+            </w:pPr>
+            <w:r/>
+            <w:r>
+              <w:rPr>
+                <w:b w:val="0"/>
+                <w:sz w:val="20"/>
+              </w:rPr>
+              <w:t>15 real websites, hand-labelled</w:t>
+            </w:r>
+          </w:p>
+        </w:tc>
+        <w:tc>
+          <w:tcPr>
+            <w:tcW w:type="dxa" w:w="2167"/>
+          </w:tcPr>
+          <w:p>
+            <w:pPr>
+              <w:spacing w:after="40" w:line="240" w:lineRule="auto"/>
+              <w:jc w:val="center"/>
+            </w:pPr>
+            <w:r/>
+            <w:r>
+              <w:rPr>
+                <w:b w:val="0"/>
+                <w:sz w:val="20"/>
+              </w:rPr>
+              <w:t>Agreement, precision, recall</w:t>
+            </w:r>
+          </w:p>
+        </w:tc>
+      </w:tr>
+      <w:tr>
+        <w:tc>
+          <w:tcPr>
+            <w:tcW w:type="dxa" w:w="2167"/>
+          </w:tcPr>
+          <w:p>
+            <w:pPr>
+              <w:spacing w:after="40" w:line="240" w:lineRule="auto"/>
+              <w:jc w:val="left"/>
+            </w:pPr>
+            <w:r/>
+            <w:r>
+              <w:rPr>
+                <w:b w:val="0"/>
+                <w:sz w:val="20"/>
+              </w:rPr>
+              <w:t>E11</w:t>
+            </w:r>
+          </w:p>
+        </w:tc>
+        <w:tc>
+          <w:tcPr>
+            <w:tcW w:type="dxa" w:w="2167"/>
+          </w:tcPr>
+          <w:p>
+            <w:pPr>
+              <w:spacing w:after="40" w:line="240" w:lineRule="auto"/>
+              <w:jc w:val="center"/>
+            </w:pPr>
+            <w:r/>
+            <w:r>
+              <w:rPr>
+                <w:b w:val="0"/>
+                <w:sz w:val="20"/>
+              </w:rPr>
+              <w:t>What a per-website action set costs in data</w:t>
+            </w:r>
+          </w:p>
+        </w:tc>
+        <w:tc>
+          <w:tcPr>
+            <w:tcW w:type="dxa" w:w="2167"/>
+          </w:tcPr>
+          <w:p>
+            <w:pPr>
+              <w:spacing w:after="40" w:line="240" w:lineRule="auto"/>
+              <w:jc w:val="center"/>
+            </w:pPr>
+            <w:r/>
+            <w:r>
+              <w:rPr>
+                <w:b w:val="0"/>
+                <w:sz w:val="20"/>
+              </w:rPr>
+              <w:t>Simulated world, known rewards</w:t>
+            </w:r>
+          </w:p>
+        </w:tc>
+        <w:tc>
+          <w:tcPr>
+            <w:tcW w:type="dxa" w:w="2167"/>
+          </w:tcPr>
+          <w:p>
+            <w:pPr>
+              <w:spacing w:after="40" w:line="240" w:lineRule="auto"/>
+              <w:jc w:val="center"/>
+            </w:pPr>
+            <w:r/>
+            <w:r>
+              <w:rPr>
+                <w:b w:val="0"/>
+                <w:sz w:val="20"/>
+              </w:rPr>
+              <w:t>RMSE, decisions required</w:t>
             </w:r>
           </w:p>
         </w:tc>
@@ -27319,7 +27475,7 @@
                 <w:b w:val="0"/>
                 <w:sz w:val="20"/>
               </w:rPr>
-              <w:t>108</w:t>
+              <w:t>109</w:t>
             </w:r>
           </w:p>
         </w:tc>
@@ -27338,7 +27494,7 @@
                 <w:b w:val="0"/>
                 <w:sz w:val="20"/>
               </w:rPr>
-              <w:t>39</w:t>
+              <w:t>42</w:t>
             </w:r>
           </w:p>
         </w:tc>
@@ -27357,7 +27513,7 @@
                 <w:b w:val="0"/>
                 <w:sz w:val="20"/>
               </w:rPr>
-              <w:t>97.5</w:t>
+              <w:t>105.0</w:t>
             </w:r>
           </w:p>
         </w:tc>
@@ -33914,6 +34070,1171 @@
       </w:r>
     </w:p>
     <w:p>
+      <w:pPr>
+        <w:pStyle w:val="Heading2"/>
+      </w:pPr>
+      <w:r>
+        <w:t>3.10 The action set is a property of the website</w:t>
+      </w:r>
+    </w:p>
+    <w:p>
+      <w:r>
+        <w:t>Every result so far assumed a fixed vocabulary of four actions. That assumption does not survive contact with a second client. A news site has no checkout, so recommending a discount there is not a poor recommendation but a category error; a charity has no upgrade path; a subscription product has no basket to abandon. The action set is therefore not a constant but the intersection of two things — what the website can perform, and what the customer qualifies for.</w:t>
+      </w:r>
+    </w:p>
+    <w:p>
+      <w:r>
+        <w:t xml:space="preserve">It is tempting to learn this. There is no dataset of websites labelled with marketing actions, so the labels would have to be synthesised from a rule and the model would learn that rule back — the same circularity as the two defects in 3.2 and 3.7. What a site can do is </w:t>
+      </w:r>
+      <w:r>
+        <w:rPr>
+          <w:i/>
+        </w:rPr>
+        <w:t>evidence on its pages</w:t>
+      </w:r>
+      <w:r>
+        <w:t>, so it is detected; which of the available actions is best is genuinely unknown, so that is left to the decision log.</w:t>
+      </w:r>
+    </w:p>
+    <w:p>
+      <w:pPr>
+        <w:pStyle w:val="Heading3"/>
+      </w:pPr>
+      <w:r>
+        <w:t>3.10.1 Detecting what a website can do</w:t>
+      </w:r>
+    </w:p>
+    <w:p>
+      <w:pPr>
+        <w:pStyle w:val="TableCaption"/>
+      </w:pPr>
+      <w:r>
+        <w:rPr>
+          <w:b w:val="0"/>
+          <w:i w:val="0"/>
+        </w:rPr>
+        <w:t>Table R17 — Capability detection against hand labels on real websites.</w:t>
+      </w:r>
+    </w:p>
+    <w:tbl>
+      <w:tblPr>
+        <w:tblStyle w:val="TableGrid"/>
+        <w:tblW w:type="auto" w:w="0"/>
+        <w:jc w:val="center"/>
+        <w:tblLayout w:type="autofit"/>
+        <w:tblLook w:firstColumn="1" w:firstRow="1" w:lastColumn="0" w:lastRow="0" w:noHBand="0" w:noVBand="1" w:val="04A0"/>
+      </w:tblPr>
+      <w:tblGrid>
+        <w:gridCol w:w="1445"/>
+        <w:gridCol w:w="1445"/>
+        <w:gridCol w:w="1445"/>
+        <w:gridCol w:w="1445"/>
+        <w:gridCol w:w="1445"/>
+        <w:gridCol w:w="1445"/>
+      </w:tblGrid>
+      <w:tr>
+        <w:trPr>
+          <w:tblHeader w:val="true"/>
+        </w:trPr>
+        <w:tc>
+          <w:tcPr>
+            <w:tcW w:type="dxa" w:w="1445"/>
+            <w:shd w:val="clear" w:color="auto" w:fill="E8EEF6"/>
+          </w:tcPr>
+          <w:p>
+            <w:pPr>
+              <w:spacing w:after="40" w:line="240" w:lineRule="auto"/>
+              <w:jc w:val="center"/>
+            </w:pPr>
+            <w:r/>
+            <w:r>
+              <w:rPr>
+                <w:b/>
+                <w:sz w:val="20"/>
+              </w:rPr>
+              <w:t>Capability</w:t>
+            </w:r>
+          </w:p>
+        </w:tc>
+        <w:tc>
+          <w:tcPr>
+            <w:tcW w:type="dxa" w:w="1445"/>
+            <w:shd w:val="clear" w:color="auto" w:fill="E8EEF6"/>
+          </w:tcPr>
+          <w:p>
+            <w:pPr>
+              <w:spacing w:after="40" w:line="240" w:lineRule="auto"/>
+              <w:jc w:val="center"/>
+            </w:pPr>
+            <w:r/>
+            <w:r>
+              <w:rPr>
+                <w:b/>
+                <w:sz w:val="20"/>
+              </w:rPr>
+              <w:t>Judgements</w:t>
+            </w:r>
+          </w:p>
+        </w:tc>
+        <w:tc>
+          <w:tcPr>
+            <w:tcW w:type="dxa" w:w="1445"/>
+            <w:shd w:val="clear" w:color="auto" w:fill="E8EEF6"/>
+          </w:tcPr>
+          <w:p>
+            <w:pPr>
+              <w:spacing w:after="40" w:line="240" w:lineRule="auto"/>
+              <w:jc w:val="center"/>
+            </w:pPr>
+            <w:r/>
+            <w:r>
+              <w:rPr>
+                <w:b/>
+                <w:sz w:val="20"/>
+              </w:rPr>
+              <w:t>Agreement</w:t>
+            </w:r>
+          </w:p>
+        </w:tc>
+        <w:tc>
+          <w:tcPr>
+            <w:tcW w:type="dxa" w:w="1445"/>
+            <w:shd w:val="clear" w:color="auto" w:fill="E8EEF6"/>
+          </w:tcPr>
+          <w:p>
+            <w:pPr>
+              <w:spacing w:after="40" w:line="240" w:lineRule="auto"/>
+              <w:jc w:val="center"/>
+            </w:pPr>
+            <w:r/>
+            <w:r>
+              <w:rPr>
+                <w:b/>
+                <w:sz w:val="20"/>
+              </w:rPr>
+              <w:t>95% CI</w:t>
+            </w:r>
+          </w:p>
+        </w:tc>
+        <w:tc>
+          <w:tcPr>
+            <w:tcW w:type="dxa" w:w="1445"/>
+            <w:shd w:val="clear" w:color="auto" w:fill="E8EEF6"/>
+          </w:tcPr>
+          <w:p>
+            <w:pPr>
+              <w:spacing w:after="40" w:line="240" w:lineRule="auto"/>
+              <w:jc w:val="center"/>
+            </w:pPr>
+            <w:r/>
+            <w:r>
+              <w:rPr>
+                <w:b/>
+                <w:sz w:val="20"/>
+              </w:rPr>
+              <w:t>False positives</w:t>
+            </w:r>
+          </w:p>
+        </w:tc>
+        <w:tc>
+          <w:tcPr>
+            <w:tcW w:type="dxa" w:w="1445"/>
+            <w:shd w:val="clear" w:color="auto" w:fill="E8EEF6"/>
+          </w:tcPr>
+          <w:p>
+            <w:pPr>
+              <w:spacing w:after="40" w:line="240" w:lineRule="auto"/>
+              <w:jc w:val="center"/>
+            </w:pPr>
+            <w:r/>
+            <w:r>
+              <w:rPr>
+                <w:b/>
+                <w:sz w:val="20"/>
+              </w:rPr>
+              <w:t>False negatives</w:t>
+            </w:r>
+          </w:p>
+        </w:tc>
+      </w:tr>
+      <w:tr>
+        <w:tc>
+          <w:tcPr>
+            <w:tcW w:type="dxa" w:w="1445"/>
+          </w:tcPr>
+          <w:p>
+            <w:pPr>
+              <w:spacing w:after="40" w:line="240" w:lineRule="auto"/>
+              <w:jc w:val="left"/>
+            </w:pPr>
+            <w:r/>
+            <w:r>
+              <w:rPr>
+                <w:b w:val="0"/>
+                <w:sz w:val="20"/>
+              </w:rPr>
+              <w:t>commerce</w:t>
+            </w:r>
+          </w:p>
+        </w:tc>
+        <w:tc>
+          <w:tcPr>
+            <w:tcW w:type="dxa" w:w="1445"/>
+          </w:tcPr>
+          <w:p>
+            <w:pPr>
+              <w:spacing w:after="40" w:line="240" w:lineRule="auto"/>
+              <w:jc w:val="center"/>
+            </w:pPr>
+            <w:r/>
+            <w:r>
+              <w:rPr>
+                <w:b w:val="0"/>
+                <w:sz w:val="20"/>
+              </w:rPr>
+              <w:t>8</w:t>
+            </w:r>
+          </w:p>
+        </w:tc>
+        <w:tc>
+          <w:tcPr>
+            <w:tcW w:type="dxa" w:w="1445"/>
+          </w:tcPr>
+          <w:p>
+            <w:pPr>
+              <w:spacing w:after="40" w:line="240" w:lineRule="auto"/>
+              <w:jc w:val="center"/>
+            </w:pPr>
+            <w:r/>
+            <w:r>
+              <w:rPr>
+                <w:b w:val="0"/>
+                <w:sz w:val="20"/>
+              </w:rPr>
+              <w:t>1.0</w:t>
+            </w:r>
+          </w:p>
+        </w:tc>
+        <w:tc>
+          <w:tcPr>
+            <w:tcW w:type="dxa" w:w="1445"/>
+          </w:tcPr>
+          <w:p>
+            <w:pPr>
+              <w:spacing w:after="40" w:line="240" w:lineRule="auto"/>
+              <w:jc w:val="center"/>
+            </w:pPr>
+            <w:r/>
+            <w:r>
+              <w:rPr>
+                <w:b w:val="0"/>
+                <w:sz w:val="20"/>
+              </w:rPr>
+              <w:t>[0.676, 1.0]</w:t>
+            </w:r>
+          </w:p>
+        </w:tc>
+        <w:tc>
+          <w:tcPr>
+            <w:tcW w:type="dxa" w:w="1445"/>
+          </w:tcPr>
+          <w:p>
+            <w:pPr>
+              <w:spacing w:after="40" w:line="240" w:lineRule="auto"/>
+              <w:jc w:val="center"/>
+            </w:pPr>
+            <w:r/>
+            <w:r>
+              <w:rPr>
+                <w:b w:val="0"/>
+                <w:sz w:val="20"/>
+              </w:rPr>
+              <w:t>0</w:t>
+            </w:r>
+          </w:p>
+        </w:tc>
+        <w:tc>
+          <w:tcPr>
+            <w:tcW w:type="dxa" w:w="1445"/>
+          </w:tcPr>
+          <w:p>
+            <w:pPr>
+              <w:spacing w:after="40" w:line="240" w:lineRule="auto"/>
+              <w:jc w:val="center"/>
+            </w:pPr>
+            <w:r/>
+            <w:r>
+              <w:rPr>
+                <w:b w:val="0"/>
+                <w:sz w:val="20"/>
+              </w:rPr>
+              <w:t>0</w:t>
+            </w:r>
+          </w:p>
+        </w:tc>
+      </w:tr>
+      <w:tr>
+        <w:tc>
+          <w:tcPr>
+            <w:tcW w:type="dxa" w:w="1445"/>
+          </w:tcPr>
+          <w:p>
+            <w:pPr>
+              <w:spacing w:after="40" w:line="240" w:lineRule="auto"/>
+              <w:jc w:val="left"/>
+            </w:pPr>
+            <w:r/>
+            <w:r>
+              <w:rPr>
+                <w:b w:val="0"/>
+                <w:sz w:val="20"/>
+              </w:rPr>
+              <w:t>subscription</w:t>
+            </w:r>
+          </w:p>
+        </w:tc>
+        <w:tc>
+          <w:tcPr>
+            <w:tcW w:type="dxa" w:w="1445"/>
+          </w:tcPr>
+          <w:p>
+            <w:pPr>
+              <w:spacing w:after="40" w:line="240" w:lineRule="auto"/>
+              <w:jc w:val="center"/>
+            </w:pPr>
+            <w:r/>
+            <w:r>
+              <w:rPr>
+                <w:b w:val="0"/>
+                <w:sz w:val="20"/>
+              </w:rPr>
+              <w:t>4</w:t>
+            </w:r>
+          </w:p>
+        </w:tc>
+        <w:tc>
+          <w:tcPr>
+            <w:tcW w:type="dxa" w:w="1445"/>
+          </w:tcPr>
+          <w:p>
+            <w:pPr>
+              <w:spacing w:after="40" w:line="240" w:lineRule="auto"/>
+              <w:jc w:val="center"/>
+            </w:pPr>
+            <w:r/>
+            <w:r>
+              <w:rPr>
+                <w:b w:val="0"/>
+                <w:sz w:val="20"/>
+              </w:rPr>
+              <w:t>1.0</w:t>
+            </w:r>
+          </w:p>
+        </w:tc>
+        <w:tc>
+          <w:tcPr>
+            <w:tcW w:type="dxa" w:w="1445"/>
+          </w:tcPr>
+          <w:p>
+            <w:pPr>
+              <w:spacing w:after="40" w:line="240" w:lineRule="auto"/>
+              <w:jc w:val="center"/>
+            </w:pPr>
+            <w:r/>
+            <w:r>
+              <w:rPr>
+                <w:b w:val="0"/>
+                <w:sz w:val="20"/>
+              </w:rPr>
+              <w:t>[0.51, 1.0]</w:t>
+            </w:r>
+          </w:p>
+        </w:tc>
+        <w:tc>
+          <w:tcPr>
+            <w:tcW w:type="dxa" w:w="1445"/>
+          </w:tcPr>
+          <w:p>
+            <w:pPr>
+              <w:spacing w:after="40" w:line="240" w:lineRule="auto"/>
+              <w:jc w:val="center"/>
+            </w:pPr>
+            <w:r/>
+            <w:r>
+              <w:rPr>
+                <w:b w:val="0"/>
+                <w:sz w:val="20"/>
+              </w:rPr>
+              <w:t>0</w:t>
+            </w:r>
+          </w:p>
+        </w:tc>
+        <w:tc>
+          <w:tcPr>
+            <w:tcW w:type="dxa" w:w="1445"/>
+          </w:tcPr>
+          <w:p>
+            <w:pPr>
+              <w:spacing w:after="40" w:line="240" w:lineRule="auto"/>
+              <w:jc w:val="center"/>
+            </w:pPr>
+            <w:r/>
+            <w:r>
+              <w:rPr>
+                <w:b w:val="0"/>
+                <w:sz w:val="20"/>
+              </w:rPr>
+              <w:t>0</w:t>
+            </w:r>
+          </w:p>
+        </w:tc>
+      </w:tr>
+      <w:tr>
+        <w:tc>
+          <w:tcPr>
+            <w:tcW w:type="dxa" w:w="1445"/>
+          </w:tcPr>
+          <w:p>
+            <w:pPr>
+              <w:spacing w:after="40" w:line="240" w:lineRule="auto"/>
+              <w:jc w:val="left"/>
+            </w:pPr>
+            <w:r/>
+            <w:r>
+              <w:rPr>
+                <w:b w:val="0"/>
+                <w:sz w:val="20"/>
+              </w:rPr>
+              <w:t>lead capture</w:t>
+            </w:r>
+          </w:p>
+        </w:tc>
+        <w:tc>
+          <w:tcPr>
+            <w:tcW w:type="dxa" w:w="1445"/>
+          </w:tcPr>
+          <w:p>
+            <w:pPr>
+              <w:spacing w:after="40" w:line="240" w:lineRule="auto"/>
+              <w:jc w:val="center"/>
+            </w:pPr>
+            <w:r/>
+            <w:r>
+              <w:rPr>
+                <w:b w:val="0"/>
+                <w:sz w:val="20"/>
+              </w:rPr>
+              <w:t>1</w:t>
+            </w:r>
+          </w:p>
+        </w:tc>
+        <w:tc>
+          <w:tcPr>
+            <w:tcW w:type="dxa" w:w="1445"/>
+          </w:tcPr>
+          <w:p>
+            <w:pPr>
+              <w:spacing w:after="40" w:line="240" w:lineRule="auto"/>
+              <w:jc w:val="center"/>
+            </w:pPr>
+            <w:r/>
+            <w:r>
+              <w:rPr>
+                <w:b w:val="0"/>
+                <w:sz w:val="20"/>
+              </w:rPr>
+              <w:t>1.0</w:t>
+            </w:r>
+          </w:p>
+        </w:tc>
+        <w:tc>
+          <w:tcPr>
+            <w:tcW w:type="dxa" w:w="1445"/>
+          </w:tcPr>
+          <w:p>
+            <w:pPr>
+              <w:spacing w:after="40" w:line="240" w:lineRule="auto"/>
+              <w:jc w:val="center"/>
+            </w:pPr>
+            <w:r/>
+            <w:r>
+              <w:rPr>
+                <w:b w:val="0"/>
+                <w:sz w:val="20"/>
+              </w:rPr>
+              <w:t>[0.207, 1.0]</w:t>
+            </w:r>
+          </w:p>
+        </w:tc>
+        <w:tc>
+          <w:tcPr>
+            <w:tcW w:type="dxa" w:w="1445"/>
+          </w:tcPr>
+          <w:p>
+            <w:pPr>
+              <w:spacing w:after="40" w:line="240" w:lineRule="auto"/>
+              <w:jc w:val="center"/>
+            </w:pPr>
+            <w:r/>
+            <w:r>
+              <w:rPr>
+                <w:b w:val="0"/>
+                <w:sz w:val="20"/>
+              </w:rPr>
+              <w:t>0</w:t>
+            </w:r>
+          </w:p>
+        </w:tc>
+        <w:tc>
+          <w:tcPr>
+            <w:tcW w:type="dxa" w:w="1445"/>
+          </w:tcPr>
+          <w:p>
+            <w:pPr>
+              <w:spacing w:after="40" w:line="240" w:lineRule="auto"/>
+              <w:jc w:val="center"/>
+            </w:pPr>
+            <w:r/>
+            <w:r>
+              <w:rPr>
+                <w:b w:val="0"/>
+                <w:sz w:val="20"/>
+              </w:rPr>
+              <w:t>0</w:t>
+            </w:r>
+          </w:p>
+        </w:tc>
+      </w:tr>
+      <w:tr>
+        <w:tc>
+          <w:tcPr>
+            <w:tcW w:type="dxa" w:w="1445"/>
+          </w:tcPr>
+          <w:p>
+            <w:pPr>
+              <w:spacing w:after="40" w:line="240" w:lineRule="auto"/>
+              <w:jc w:val="left"/>
+            </w:pPr>
+            <w:r/>
+            <w:r>
+              <w:rPr>
+                <w:b w:val="0"/>
+                <w:sz w:val="20"/>
+              </w:rPr>
+              <w:t>donation</w:t>
+            </w:r>
+          </w:p>
+        </w:tc>
+        <w:tc>
+          <w:tcPr>
+            <w:tcW w:type="dxa" w:w="1445"/>
+          </w:tcPr>
+          <w:p>
+            <w:pPr>
+              <w:spacing w:after="40" w:line="240" w:lineRule="auto"/>
+              <w:jc w:val="center"/>
+            </w:pPr>
+            <w:r/>
+            <w:r>
+              <w:rPr>
+                <w:b w:val="0"/>
+                <w:sz w:val="20"/>
+              </w:rPr>
+              <w:t>8</w:t>
+            </w:r>
+          </w:p>
+        </w:tc>
+        <w:tc>
+          <w:tcPr>
+            <w:tcW w:type="dxa" w:w="1445"/>
+          </w:tcPr>
+          <w:p>
+            <w:pPr>
+              <w:spacing w:after="40" w:line="240" w:lineRule="auto"/>
+              <w:jc w:val="center"/>
+            </w:pPr>
+            <w:r/>
+            <w:r>
+              <w:rPr>
+                <w:b w:val="0"/>
+                <w:sz w:val="20"/>
+              </w:rPr>
+              <w:t>1.0</w:t>
+            </w:r>
+          </w:p>
+        </w:tc>
+        <w:tc>
+          <w:tcPr>
+            <w:tcW w:type="dxa" w:w="1445"/>
+          </w:tcPr>
+          <w:p>
+            <w:pPr>
+              <w:spacing w:after="40" w:line="240" w:lineRule="auto"/>
+              <w:jc w:val="center"/>
+            </w:pPr>
+            <w:r/>
+            <w:r>
+              <w:rPr>
+                <w:b w:val="0"/>
+                <w:sz w:val="20"/>
+              </w:rPr>
+              <w:t>[0.676, 1.0]</w:t>
+            </w:r>
+          </w:p>
+        </w:tc>
+        <w:tc>
+          <w:tcPr>
+            <w:tcW w:type="dxa" w:w="1445"/>
+          </w:tcPr>
+          <w:p>
+            <w:pPr>
+              <w:spacing w:after="40" w:line="240" w:lineRule="auto"/>
+              <w:jc w:val="center"/>
+            </w:pPr>
+            <w:r/>
+            <w:r>
+              <w:rPr>
+                <w:b w:val="0"/>
+                <w:sz w:val="20"/>
+              </w:rPr>
+              <w:t>0</w:t>
+            </w:r>
+          </w:p>
+        </w:tc>
+        <w:tc>
+          <w:tcPr>
+            <w:tcW w:type="dxa" w:w="1445"/>
+          </w:tcPr>
+          <w:p>
+            <w:pPr>
+              <w:spacing w:after="40" w:line="240" w:lineRule="auto"/>
+              <w:jc w:val="center"/>
+            </w:pPr>
+            <w:r/>
+            <w:r>
+              <w:rPr>
+                <w:b w:val="0"/>
+                <w:sz w:val="20"/>
+              </w:rPr>
+              <w:t>0</w:t>
+            </w:r>
+          </w:p>
+        </w:tc>
+      </w:tr>
+    </w:tbl>
+    <w:p>
+      <w:pPr>
+        <w:spacing w:after="120"/>
+      </w:pPr>
+    </w:p>
+    <w:p>
+      <w:pPr>
+        <w:keepNext/>
+        <w:spacing w:before="200" w:after="40"/>
+        <w:jc w:val="center"/>
+      </w:pPr>
+      <w:r>
+        <w:drawing>
+          <wp:inline xmlns:a="http://schemas.openxmlformats.org/drawingml/2006/main" xmlns:pic="http://schemas.openxmlformats.org/drawingml/2006/picture">
+            <wp:extent cx="5486400" cy="2820112"/>
+            <wp:docPr id="34" name="Picture 34"/>
+            <wp:cNvGraphicFramePr>
+              <a:graphicFrameLocks noChangeAspect="1"/>
+            </wp:cNvGraphicFramePr>
+            <a:graphic>
+              <a:graphicData uri="http://schemas.openxmlformats.org/drawingml/2006/picture">
+                <pic:pic>
+                  <pic:nvPicPr>
+                    <pic:cNvPr id="0" name="fig_e10_capability_detection.png"/>
+                    <pic:cNvPicPr/>
+                  </pic:nvPicPr>
+                  <pic:blipFill>
+                    <a:blip r:embed="rId44"/>
+                    <a:stretch>
+                      <a:fillRect/>
+                    </a:stretch>
+                  </pic:blipFill>
+                  <pic:spPr>
+                    <a:xfrm>
+                      <a:off x="0" y="0"/>
+                      <a:ext cx="5486400" cy="2820112"/>
+                    </a:xfrm>
+                    <a:prstGeom prst="rect"/>
+                  </pic:spPr>
+                </pic:pic>
+              </a:graphicData>
+            </a:graphic>
+          </wp:inline>
+        </w:drawing>
+      </w:r>
+    </w:p>
+    <w:p>
+      <w:pPr>
+        <w:pStyle w:val="Caption"/>
+      </w:pPr>
+      <w:r>
+        <w:rPr>
+          <w:b w:val="0"/>
+          <w:i w:val="0"/>
+        </w:rPr>
+        <w:t>Figure R12 — Agreement per capability, with Wilson intervals. The width of the bars is the honest content.</w:t>
+      </w:r>
+    </w:p>
+    <w:p>
+      <w:pPr>
+        <w:pStyle w:val="NoteBox"/>
+      </w:pPr>
+      <w:r>
+        <w:rPr>
+          <w:b/>
+        </w:rPr>
+        <w:t>This is a development set and the figure is fitted.</w:t>
+      </w:r>
+      <w:r>
+        <w:t xml:space="preserve"> The first run disagreed on four judgements. Two were detector faults, both caused by matching URLs as free text: `/product` fired on a magazine's `/categories/product-strategy`, and a retailer's `support.` subdomain was read as a donation page. Matching now works on whole path segments and host labels. The other two were faults in the </w:t>
+      </w:r>
+      <w:r>
+        <w:rPr>
+          <w:i/>
+        </w:rPr>
+        <w:t>labels</w:t>
+      </w:r>
+      <w:r>
+        <w:t xml:space="preserve"> — a charity with a shop and a publisher with a store had both been marked as having no commerce, and the detector was right. Code and labels both changed after seeing results, so a fresh sample would be needed to claim generalisation, and none is claimed here.</w:t>
+      </w:r>
+    </w:p>
+    <w:p>
+      <w:r>
+        <w:t xml:space="preserve">The finding that matters is not the percentage but what the disagreements taught: capability is not a site </w:t>
+      </w:r>
+      <w:r>
+        <w:rPr>
+          <w:i/>
+        </w:rPr>
+        <w:t>type</w:t>
+      </w:r>
+      <w:r>
+        <w:t>. A charity that sells merchandise has donation and commerce both; a publisher running a store has commerce as well as content. Modelling capabilities as independent flags rather than as a category is what allowed the detector to be right where the human label was wrong.</w:t>
+      </w:r>
+    </w:p>
+    <w:p>
+      <w:pPr>
+        <w:pStyle w:val="Heading3"/>
+      </w:pPr>
+      <w:r>
+        <w:t>3.10.2 What a larger action set costs</w:t>
+      </w:r>
+    </w:p>
+    <w:p>
+      <w:r>
+        <w:t>Letting each site use its own actions is not free. Exploration is a fixed budget, so the more actions on offer the less evidence each accumulates, and the longer before a logged policy comparison means anything.</w:t>
+      </w:r>
+    </w:p>
+    <w:p>
+      <w:pPr>
+        <w:pStyle w:val="TableCaption"/>
+      </w:pPr>
+      <w:r>
+        <w:rPr>
+          <w:b w:val="0"/>
+          <w:i w:val="0"/>
+        </w:rPr>
+        <w:t>Table R18 — Logged decisions needed to reach an RMSE of 0.02 against the true policy value.</w:t>
+      </w:r>
+    </w:p>
+    <w:tbl>
+      <w:tblPr>
+        <w:tblStyle w:val="TableGrid"/>
+        <w:tblW w:type="auto" w:w="0"/>
+        <w:jc w:val="center"/>
+        <w:tblLayout w:type="autofit"/>
+        <w:tblLook w:firstColumn="1" w:firstRow="1" w:lastColumn="0" w:lastRow="0" w:noHBand="0" w:noVBand="1" w:val="04A0"/>
+      </w:tblPr>
+      <w:tblGrid>
+        <w:gridCol w:w="2890"/>
+        <w:gridCol w:w="2890"/>
+        <w:gridCol w:w="2890"/>
+      </w:tblGrid>
+      <w:tr>
+        <w:trPr>
+          <w:tblHeader w:val="true"/>
+        </w:trPr>
+        <w:tc>
+          <w:tcPr>
+            <w:tcW w:type="dxa" w:w="2890"/>
+            <w:shd w:val="clear" w:color="auto" w:fill="E8EEF6"/>
+          </w:tcPr>
+          <w:p>
+            <w:pPr>
+              <w:spacing w:after="40" w:line="240" w:lineRule="auto"/>
+              <w:jc w:val="center"/>
+            </w:pPr>
+            <w:r/>
+            <w:r>
+              <w:rPr>
+                <w:b/>
+                <w:sz w:val="20"/>
+              </w:rPr>
+              <w:t>Actions on offer</w:t>
+            </w:r>
+          </w:p>
+        </w:tc>
+        <w:tc>
+          <w:tcPr>
+            <w:tcW w:type="dxa" w:w="2890"/>
+            <w:shd w:val="clear" w:color="auto" w:fill="E8EEF6"/>
+          </w:tcPr>
+          <w:p>
+            <w:pPr>
+              <w:spacing w:after="40" w:line="240" w:lineRule="auto"/>
+              <w:jc w:val="center"/>
+            </w:pPr>
+            <w:r/>
+            <w:r>
+              <w:rPr>
+                <w:b/>
+                <w:sz w:val="20"/>
+              </w:rPr>
+              <w:t>Decisions needed</w:t>
+            </w:r>
+          </w:p>
+        </w:tc>
+        <w:tc>
+          <w:tcPr>
+            <w:tcW w:type="dxa" w:w="2890"/>
+            <w:shd w:val="clear" w:color="auto" w:fill="E8EEF6"/>
+          </w:tcPr>
+          <w:p>
+            <w:pPr>
+              <w:spacing w:after="40" w:line="240" w:lineRule="auto"/>
+              <w:jc w:val="center"/>
+            </w:pPr>
+            <w:r/>
+            <w:r>
+              <w:rPr>
+                <w:b/>
+                <w:sz w:val="20"/>
+              </w:rPr>
+              <w:t>Per action</w:t>
+            </w:r>
+          </w:p>
+        </w:tc>
+      </w:tr>
+      <w:tr>
+        <w:tc>
+          <w:tcPr>
+            <w:tcW w:type="dxa" w:w="2890"/>
+          </w:tcPr>
+          <w:p>
+            <w:pPr>
+              <w:spacing w:after="40" w:line="240" w:lineRule="auto"/>
+              <w:jc w:val="left"/>
+            </w:pPr>
+            <w:r/>
+            <w:r>
+              <w:rPr>
+                <w:b w:val="0"/>
+                <w:sz w:val="20"/>
+              </w:rPr>
+              <w:t>2</w:t>
+            </w:r>
+          </w:p>
+        </w:tc>
+        <w:tc>
+          <w:tcPr>
+            <w:tcW w:type="dxa" w:w="2890"/>
+          </w:tcPr>
+          <w:p>
+            <w:pPr>
+              <w:spacing w:after="40" w:line="240" w:lineRule="auto"/>
+              <w:jc w:val="center"/>
+            </w:pPr>
+            <w:r/>
+            <w:r>
+              <w:rPr>
+                <w:b w:val="0"/>
+                <w:sz w:val="20"/>
+              </w:rPr>
+              <w:t>5,000</w:t>
+            </w:r>
+          </w:p>
+        </w:tc>
+        <w:tc>
+          <w:tcPr>
+            <w:tcW w:type="dxa" w:w="2890"/>
+          </w:tcPr>
+          <w:p>
+            <w:pPr>
+              <w:spacing w:after="40" w:line="240" w:lineRule="auto"/>
+              <w:jc w:val="center"/>
+            </w:pPr>
+            <w:r/>
+            <w:r>
+              <w:rPr>
+                <w:b w:val="0"/>
+                <w:sz w:val="20"/>
+              </w:rPr>
+              <w:t>2500</w:t>
+            </w:r>
+          </w:p>
+        </w:tc>
+      </w:tr>
+      <w:tr>
+        <w:tc>
+          <w:tcPr>
+            <w:tcW w:type="dxa" w:w="2890"/>
+          </w:tcPr>
+          <w:p>
+            <w:pPr>
+              <w:spacing w:after="40" w:line="240" w:lineRule="auto"/>
+              <w:jc w:val="left"/>
+            </w:pPr>
+            <w:r/>
+            <w:r>
+              <w:rPr>
+                <w:b w:val="0"/>
+                <w:sz w:val="20"/>
+              </w:rPr>
+              <w:t>4</w:t>
+            </w:r>
+          </w:p>
+        </w:tc>
+        <w:tc>
+          <w:tcPr>
+            <w:tcW w:type="dxa" w:w="2890"/>
+          </w:tcPr>
+          <w:p>
+            <w:pPr>
+              <w:spacing w:after="40" w:line="240" w:lineRule="auto"/>
+              <w:jc w:val="center"/>
+            </w:pPr>
+            <w:r/>
+            <w:r>
+              <w:rPr>
+                <w:b w:val="0"/>
+                <w:sz w:val="20"/>
+              </w:rPr>
+              <w:t>5,000</w:t>
+            </w:r>
+          </w:p>
+        </w:tc>
+        <w:tc>
+          <w:tcPr>
+            <w:tcW w:type="dxa" w:w="2890"/>
+          </w:tcPr>
+          <w:p>
+            <w:pPr>
+              <w:spacing w:after="40" w:line="240" w:lineRule="auto"/>
+              <w:jc w:val="center"/>
+            </w:pPr>
+            <w:r/>
+            <w:r>
+              <w:rPr>
+                <w:b w:val="0"/>
+                <w:sz w:val="20"/>
+              </w:rPr>
+              <w:t>1250</w:t>
+            </w:r>
+          </w:p>
+        </w:tc>
+      </w:tr>
+      <w:tr>
+        <w:tc>
+          <w:tcPr>
+            <w:tcW w:type="dxa" w:w="2890"/>
+          </w:tcPr>
+          <w:p>
+            <w:pPr>
+              <w:spacing w:after="40" w:line="240" w:lineRule="auto"/>
+              <w:jc w:val="left"/>
+            </w:pPr>
+            <w:r/>
+            <w:r>
+              <w:rPr>
+                <w:b w:val="0"/>
+                <w:sz w:val="20"/>
+              </w:rPr>
+              <w:t>8</w:t>
+            </w:r>
+          </w:p>
+        </w:tc>
+        <w:tc>
+          <w:tcPr>
+            <w:tcW w:type="dxa" w:w="2890"/>
+          </w:tcPr>
+          <w:p>
+            <w:pPr>
+              <w:spacing w:after="40" w:line="240" w:lineRule="auto"/>
+              <w:jc w:val="center"/>
+            </w:pPr>
+            <w:r/>
+            <w:r>
+              <w:rPr>
+                <w:b w:val="0"/>
+                <w:sz w:val="20"/>
+              </w:rPr>
+              <w:t>20,000</w:t>
+            </w:r>
+          </w:p>
+        </w:tc>
+        <w:tc>
+          <w:tcPr>
+            <w:tcW w:type="dxa" w:w="2890"/>
+          </w:tcPr>
+          <w:p>
+            <w:pPr>
+              <w:spacing w:after="40" w:line="240" w:lineRule="auto"/>
+              <w:jc w:val="center"/>
+            </w:pPr>
+            <w:r/>
+            <w:r>
+              <w:rPr>
+                <w:b w:val="0"/>
+                <w:sz w:val="20"/>
+              </w:rPr>
+              <w:t>2500</w:t>
+            </w:r>
+          </w:p>
+        </w:tc>
+      </w:tr>
+      <w:tr>
+        <w:tc>
+          <w:tcPr>
+            <w:tcW w:type="dxa" w:w="2890"/>
+          </w:tcPr>
+          <w:p>
+            <w:pPr>
+              <w:spacing w:after="40" w:line="240" w:lineRule="auto"/>
+              <w:jc w:val="left"/>
+            </w:pPr>
+            <w:r/>
+            <w:r>
+              <w:rPr>
+                <w:b w:val="0"/>
+                <w:sz w:val="20"/>
+              </w:rPr>
+              <w:t>16</w:t>
+            </w:r>
+          </w:p>
+        </w:tc>
+        <w:tc>
+          <w:tcPr>
+            <w:tcW w:type="dxa" w:w="2890"/>
+          </w:tcPr>
+          <w:p>
+            <w:pPr>
+              <w:spacing w:after="40" w:line="240" w:lineRule="auto"/>
+              <w:jc w:val="center"/>
+            </w:pPr>
+            <w:r/>
+            <w:r>
+              <w:rPr>
+                <w:b w:val="0"/>
+                <w:sz w:val="20"/>
+              </w:rPr>
+              <w:t>80,000</w:t>
+            </w:r>
+          </w:p>
+        </w:tc>
+        <w:tc>
+          <w:tcPr>
+            <w:tcW w:type="dxa" w:w="2890"/>
+          </w:tcPr>
+          <w:p>
+            <w:pPr>
+              <w:spacing w:after="40" w:line="240" w:lineRule="auto"/>
+              <w:jc w:val="center"/>
+            </w:pPr>
+            <w:r/>
+            <w:r>
+              <w:rPr>
+                <w:b w:val="0"/>
+                <w:sz w:val="20"/>
+              </w:rPr>
+              <w:t>5000</w:t>
+            </w:r>
+          </w:p>
+        </w:tc>
+      </w:tr>
+    </w:tbl>
+    <w:p>
+      <w:pPr>
+        <w:spacing w:after="120"/>
+      </w:pPr>
+    </w:p>
+    <w:p>
+      <w:pPr>
+        <w:keepNext/>
+        <w:spacing w:before="200" w:after="40"/>
+        <w:jc w:val="center"/>
+      </w:pPr>
+      <w:r>
+        <w:drawing>
+          <wp:inline xmlns:a="http://schemas.openxmlformats.org/drawingml/2006/main" xmlns:pic="http://schemas.openxmlformats.org/drawingml/2006/picture">
+            <wp:extent cx="5486400" cy="2256670"/>
+            <wp:docPr id="35" name="Picture 35"/>
+            <wp:cNvGraphicFramePr>
+              <a:graphicFrameLocks noChangeAspect="1"/>
+            </wp:cNvGraphicFramePr>
+            <a:graphic>
+              <a:graphicData uri="http://schemas.openxmlformats.org/drawingml/2006/picture">
+                <pic:pic>
+                  <pic:nvPicPr>
+                    <pic:cNvPr id="0" name="fig_e11_action_set_size.png"/>
+                    <pic:cNvPicPr/>
+                  </pic:nvPicPr>
+                  <pic:blipFill>
+                    <a:blip r:embed="rId45"/>
+                    <a:stretch>
+                      <a:fillRect/>
+                    </a:stretch>
+                  </pic:blipFill>
+                  <pic:spPr>
+                    <a:xfrm>
+                      <a:off x="0" y="0"/>
+                      <a:ext cx="5486400" cy="2256670"/>
+                    </a:xfrm>
+                    <a:prstGeom prst="rect"/>
+                  </pic:spPr>
+                </pic:pic>
+              </a:graphicData>
+            </a:graphic>
+          </wp:inline>
+        </w:drawing>
+      </w:r>
+    </w:p>
+    <w:p>
+      <w:pPr>
+        <w:pStyle w:val="Caption"/>
+      </w:pPr>
+      <w:r>
+        <w:rPr>
+          <w:b w:val="0"/>
+          <w:i w:val="0"/>
+        </w:rPr>
+        <w:t>Figure R13 — Estimator error against action-set size, and the data each size requires.</w:t>
+      </w:r>
+    </w:p>
+    <w:p>
+      <w:r>
+        <w:t>Reaching a usable estimate takes 5,000 decisions with 2 actions and 80,000 with 16. Raising the exploration rate helps but does not substitute for volume, and every explored decision is one deliberately not taken greedily.</w:t>
+      </w:r>
+    </w:p>
+    <w:p>
+      <w:pPr>
+        <w:pStyle w:val="NoteBox"/>
+      </w:pPr>
+      <w:r>
+        <w:rPr>
+          <w:b/>
+        </w:rPr>
+        <w:t>The design guidance this yields.</w:t>
+      </w:r>
+      <w:r>
+        <w:t xml:space="preserve"> The catalogue should stay as small as honestly covers what a site can do. Adding an action nobody will choose is not free — it takes evidence away from every other action. A site offering twelve actions should not expect conclusions on the same timescale as one offering four, and the system should say so rather than present an early estimate as settled.</w:t>
+      </w:r>
+    </w:p>
+    <w:p>
       <w:r>
         <w:br w:type="page"/>
       </w:r>
@@ -34344,6 +35665,38 @@
       </w:r>
       <w:r>
         <w:t xml:space="preserve"> randomised, and the actions there are not this project's actions.</w:t>
+      </w:r>
+    </w:p>
+    <w:p>
+      <w:pPr>
+        <w:pStyle w:val="ListBullet"/>
+        <w:spacing w:after="80" w:line="312" w:lineRule="auto"/>
+        <w:jc w:val="both"/>
+      </w:pPr>
+      <w:r>
+        <w:rPr>
+          <w:b/>
+        </w:rPr>
+        <w:t>Capability detection was evaluated on the sample used to develop it.</w:t>
+      </w:r>
+      <w:r>
+        <w:t xml:space="preserve"> Fifteen websites, with both the detector and two labels corrected after seeing the results, so the reported agreement is optimistic and a fresh sample is needed before it can be quoted as accuracy.</w:t>
+      </w:r>
+    </w:p>
+    <w:p>
+      <w:pPr>
+        <w:pStyle w:val="ListBullet"/>
+        <w:spacing w:after="80" w:line="312" w:lineRule="auto"/>
+        <w:jc w:val="both"/>
+      </w:pPr>
+      <w:r>
+        <w:rPr>
+          <w:b/>
+        </w:rPr>
+        <w:t>The action vocabulary is authored, not discovered.</w:t>
+      </w:r>
+      <w:r>
+        <w:t xml:space="preserve"> Detection decides which families of action a site can support; it does not invent new ones. A client whose marketing needs an action outside the catalogue must have it added by hand.</w:t>
       </w:r>
     </w:p>
     <w:sectPr>
